--- a/Poyasnitelnaya_zapiska_Avtoprokat готовая.docx
+++ b/Poyasnitelnaya_zapiska_Avtoprokat готовая.docx
@@ -3357,7 +3357,7 @@
           <w:szCs w:val="24"/>
         </w:rPr>
       </w:pPr>
-      <w:bookmarkStart w:id="0" w:name="_Toc232078244"/>
+      <w:bookmarkStart w:id="0" w:name="_Toc232617573"/>
       <w:r>
         <w:rPr>
           <w:sz w:val="24"/>
@@ -3370,6 +3370,12 @@
     </w:p>
     <w:sdt>
       <w:sdtPr>
+        <w:rPr>
+          <w:rFonts w:ascii="Times New Roman" w:eastAsia="Times New Roman" w:hAnsi="Times New Roman" w:cs="Times New Roman"/>
+          <w:color w:val="auto"/>
+          <w:sz w:val="24"/>
+          <w:szCs w:val="28"/>
+        </w:rPr>
         <w:id w:val="-1853788759"/>
         <w:docPartObj>
           <w:docPartGallery w:val="Table of Contents"/>
@@ -3378,12 +3384,8 @@
       </w:sdtPr>
       <w:sdtEndPr>
         <w:rPr>
-          <w:rFonts w:ascii="Times New Roman" w:eastAsia="Times New Roman" w:hAnsi="Times New Roman" w:cs="Times New Roman"/>
           <w:b/>
           <w:bCs/>
-          <w:color w:val="auto"/>
-          <w:sz w:val="24"/>
-          <w:szCs w:val="28"/>
         </w:rPr>
       </w:sdtEndPr>
       <w:sdtContent>
@@ -3414,7 +3416,7 @@
           <w:r>
             <w:fldChar w:fldCharType="separate"/>
           </w:r>
-          <w:hyperlink w:anchor="_Toc232078244" w:history="1">
+          <w:hyperlink w:anchor="_Toc232617573" w:history="1">
             <w:r>
               <w:rPr>
                 <w:rStyle w:val="a5"/>
@@ -3441,7 +3443,7 @@
                 <w:noProof/>
                 <w:webHidden/>
               </w:rPr>
-              <w:instrText xml:space="preserve"> PAGEREF _Toc232078244 \h </w:instrText>
+              <w:instrText xml:space="preserve"> PAGEREF _Toc232617573 \h </w:instrText>
             </w:r>
             <w:r>
               <w:rPr>
@@ -3485,7 +3487,7 @@
               <w:szCs w:val="22"/>
             </w:rPr>
           </w:pPr>
-          <w:hyperlink w:anchor="_Toc232078245" w:history="1">
+          <w:hyperlink w:anchor="_Toc232617574" w:history="1">
             <w:r>
               <w:rPr>
                 <w:rStyle w:val="a5"/>
@@ -3512,7 +3514,7 @@
                 <w:noProof/>
                 <w:webHidden/>
               </w:rPr>
-              <w:instrText xml:space="preserve"> PAGEREF _Toc232078245 \h </w:instrText>
+              <w:instrText xml:space="preserve"> PAGEREF _Toc232617574 \h </w:instrText>
             </w:r>
             <w:r>
               <w:rPr>
@@ -3556,7 +3558,7 @@
               <w:szCs w:val="22"/>
             </w:rPr>
           </w:pPr>
-          <w:hyperlink w:anchor="_Toc232078246" w:history="1">
+          <w:hyperlink w:anchor="_Toc232617575" w:history="1">
             <w:r>
               <w:rPr>
                 <w:rStyle w:val="a5"/>
@@ -3583,7 +3585,7 @@
                 <w:noProof/>
                 <w:webHidden/>
               </w:rPr>
-              <w:instrText xml:space="preserve"> PAGEREF _Toc232078246 \h </w:instrText>
+              <w:instrText xml:space="preserve"> PAGEREF _Toc232617575 \h </w:instrText>
             </w:r>
             <w:r>
               <w:rPr>
@@ -3604,6 +3606,77 @@
                 <w:webHidden/>
               </w:rPr>
               <w:t>5</w:t>
+            </w:r>
+            <w:r>
+              <w:rPr>
+                <w:noProof/>
+                <w:webHidden/>
+              </w:rPr>
+              <w:fldChar w:fldCharType="end"/>
+            </w:r>
+          </w:hyperlink>
+        </w:p>
+        <w:p>
+          <w:pPr>
+            <w:pStyle w:val="11"/>
+            <w:tabs>
+              <w:tab w:val="right" w:leader="dot" w:pos="9911"/>
+            </w:tabs>
+            <w:rPr>
+              <w:rFonts w:asciiTheme="minorHAnsi" w:eastAsiaTheme="minorEastAsia" w:hAnsiTheme="minorHAnsi" w:cstheme="minorBidi"/>
+              <w:noProof/>
+              <w:sz w:val="22"/>
+              <w:szCs w:val="22"/>
+            </w:rPr>
+          </w:pPr>
+          <w:hyperlink w:anchor="_Toc232617576" w:history="1">
+            <w:r>
+              <w:rPr>
+                <w:rStyle w:val="a5"/>
+                <w:noProof/>
+              </w:rPr>
+              <w:t>2. АНАЛИТИЧЕСКАЯ ЧАСТЬ</w:t>
+            </w:r>
+            <w:r>
+              <w:rPr>
+                <w:noProof/>
+                <w:webHidden/>
+              </w:rPr>
+              <w:tab/>
+            </w:r>
+            <w:r>
+              <w:rPr>
+                <w:noProof/>
+                <w:webHidden/>
+              </w:rPr>
+              <w:fldChar w:fldCharType="begin"/>
+            </w:r>
+            <w:r>
+              <w:rPr>
+                <w:noProof/>
+                <w:webHidden/>
+              </w:rPr>
+              <w:instrText xml:space="preserve"> PAGEREF _Toc232617576 \h </w:instrText>
+            </w:r>
+            <w:r>
+              <w:rPr>
+                <w:noProof/>
+                <w:webHidden/>
+              </w:rPr>
+            </w:r>
+            <w:r>
+              <w:rPr>
+                <w:noProof/>
+                <w:webHidden/>
+              </w:rPr>
+              <w:fldChar w:fldCharType="separate"/>
+            </w:r>
+            <w:r>
+              <w:rPr>
+                <w:noProof/>
+                <w:webHidden/>
+              </w:rPr>
+              <w:t>7</w:t>
             </w:r>
             <w:r>
               <w:rPr>
@@ -3627,7 +3700,7 @@
               <w:szCs w:val="22"/>
             </w:rPr>
           </w:pPr>
-          <w:hyperlink w:anchor="_Toc232078247" w:history="1">
+          <w:hyperlink w:anchor="_Toc232617577" w:history="1">
             <w:r>
               <w:rPr>
                 <w:rStyle w:val="a5"/>
@@ -3654,7 +3727,7 @@
                 <w:noProof/>
                 <w:webHidden/>
               </w:rPr>
-              <w:instrText xml:space="preserve"> PAGEREF _Toc232078247 \h </w:instrText>
+              <w:instrText xml:space="preserve"> PAGEREF _Toc232617577 \h </w:instrText>
             </w:r>
             <w:r>
               <w:rPr>
@@ -3698,7 +3771,7 @@
               <w:szCs w:val="22"/>
             </w:rPr>
           </w:pPr>
-          <w:hyperlink w:anchor="_Toc232078248" w:history="1">
+          <w:hyperlink w:anchor="_Toc232617578" w:history="1">
             <w:r>
               <w:rPr>
                 <w:rStyle w:val="a5"/>
@@ -3725,7 +3798,7 @@
                 <w:noProof/>
                 <w:webHidden/>
               </w:rPr>
-              <w:instrText xml:space="preserve"> PAGEREF _Toc232078248 \h </w:instrText>
+              <w:instrText xml:space="preserve"> PAGEREF _Toc232617578 \h </w:instrText>
             </w:r>
             <w:r>
               <w:rPr>
@@ -3769,7 +3842,7 @@
               <w:szCs w:val="22"/>
             </w:rPr>
           </w:pPr>
-          <w:hyperlink w:anchor="_Toc232078249" w:history="1">
+          <w:hyperlink w:anchor="_Toc232617579" w:history="1">
             <w:r>
               <w:rPr>
                 <w:rStyle w:val="a5"/>
@@ -3796,7 +3869,7 @@
                 <w:noProof/>
                 <w:webHidden/>
               </w:rPr>
-              <w:instrText xml:space="preserve"> PAGEREF _Toc232078249 \h </w:instrText>
+              <w:instrText xml:space="preserve"> PAGEREF _Toc232617579 \h </w:instrText>
             </w:r>
             <w:r>
               <w:rPr>
@@ -3840,7 +3913,7 @@
               <w:szCs w:val="22"/>
             </w:rPr>
           </w:pPr>
-          <w:hyperlink w:anchor="_Toc232078250" w:history="1">
+          <w:hyperlink w:anchor="_Toc232617580" w:history="1">
             <w:r>
               <w:rPr>
                 <w:rStyle w:val="a5"/>
@@ -3867,7 +3940,7 @@
                 <w:noProof/>
                 <w:webHidden/>
               </w:rPr>
-              <w:instrText xml:space="preserve"> PAGEREF _Toc232078250 \h </w:instrText>
+              <w:instrText xml:space="preserve"> PAGEREF _Toc232617580 \h </w:instrText>
             </w:r>
             <w:r>
               <w:rPr>
@@ -3911,7 +3984,7 @@
               <w:szCs w:val="22"/>
             </w:rPr>
           </w:pPr>
-          <w:hyperlink w:anchor="_Toc232078251" w:history="1">
+          <w:hyperlink w:anchor="_Toc232617581" w:history="1">
             <w:r>
               <w:rPr>
                 <w:rStyle w:val="a5"/>
@@ -3938,7 +4011,7 @@
                 <w:noProof/>
                 <w:webHidden/>
               </w:rPr>
-              <w:instrText xml:space="preserve"> PAGEREF _Toc232078251 \h </w:instrText>
+              <w:instrText xml:space="preserve"> PAGEREF _Toc232617581 \h </w:instrText>
             </w:r>
             <w:r>
               <w:rPr>
@@ -3982,7 +4055,7 @@
               <w:szCs w:val="22"/>
             </w:rPr>
           </w:pPr>
-          <w:hyperlink w:anchor="_Toc232078252" w:history="1">
+          <w:hyperlink w:anchor="_Toc232617582" w:history="1">
             <w:r>
               <w:rPr>
                 <w:rStyle w:val="a5"/>
@@ -4009,7 +4082,7 @@
                 <w:noProof/>
                 <w:webHidden/>
               </w:rPr>
-              <w:instrText xml:space="preserve"> PAGEREF _Toc232078252 \h </w:instrText>
+              <w:instrText xml:space="preserve"> PAGEREF _Toc232617582 \h </w:instrText>
             </w:r>
             <w:r>
               <w:rPr>
@@ -4053,7 +4126,7 @@
               <w:szCs w:val="22"/>
             </w:rPr>
           </w:pPr>
-          <w:hyperlink w:anchor="_Toc232078253" w:history="1">
+          <w:hyperlink w:anchor="_Toc232617583" w:history="1">
             <w:r>
               <w:rPr>
                 <w:rStyle w:val="a5"/>
@@ -4080,7 +4153,7 @@
                 <w:noProof/>
                 <w:webHidden/>
               </w:rPr>
-              <w:instrText xml:space="preserve"> PAGEREF _Toc232078253 \h </w:instrText>
+              <w:instrText xml:space="preserve"> PAGEREF _Toc232617583 \h </w:instrText>
             </w:r>
             <w:r>
               <w:rPr>
@@ -4124,7 +4197,7 @@
               <w:szCs w:val="22"/>
             </w:rPr>
           </w:pPr>
-          <w:hyperlink w:anchor="_Toc232078254" w:history="1">
+          <w:hyperlink w:anchor="_Toc232617584" w:history="1">
             <w:r>
               <w:rPr>
                 <w:rStyle w:val="a5"/>
@@ -4151,7 +4224,7 @@
                 <w:noProof/>
                 <w:webHidden/>
               </w:rPr>
-              <w:instrText xml:space="preserve"> PAGEREF _Toc232078254 \h </w:instrText>
+              <w:instrText xml:space="preserve"> PAGEREF _Toc232617584 \h </w:instrText>
             </w:r>
             <w:r>
               <w:rPr>
@@ -4195,7 +4268,7 @@
               <w:szCs w:val="22"/>
             </w:rPr>
           </w:pPr>
-          <w:hyperlink w:anchor="_Toc232078255" w:history="1">
+          <w:hyperlink w:anchor="_Toc232617585" w:history="1">
             <w:r>
               <w:rPr>
                 <w:rStyle w:val="a5"/>
@@ -4222,7 +4295,7 @@
                 <w:noProof/>
                 <w:webHidden/>
               </w:rPr>
-              <w:instrText xml:space="preserve"> PAGEREF _Toc232078255 \h </w:instrText>
+              <w:instrText xml:space="preserve"> PAGEREF _Toc232617585 \h </w:instrText>
             </w:r>
             <w:r>
               <w:rPr>
@@ -4266,7 +4339,7 @@
               <w:szCs w:val="22"/>
             </w:rPr>
           </w:pPr>
-          <w:hyperlink w:anchor="_Toc232078256" w:history="1">
+          <w:hyperlink w:anchor="_Toc232617586" w:history="1">
             <w:r>
               <w:rPr>
                 <w:rStyle w:val="a5"/>
@@ -4293,7 +4366,7 @@
                 <w:noProof/>
                 <w:webHidden/>
               </w:rPr>
-              <w:instrText xml:space="preserve"> PAGEREF _Toc232078256 \h </w:instrText>
+              <w:instrText xml:space="preserve"> PAGEREF _Toc232617586 \h </w:instrText>
             </w:r>
             <w:r>
               <w:rPr>
@@ -4337,7 +4410,7 @@
               <w:szCs w:val="22"/>
             </w:rPr>
           </w:pPr>
-          <w:hyperlink w:anchor="_Toc232078257" w:history="1">
+          <w:hyperlink w:anchor="_Toc232617587" w:history="1">
             <w:r>
               <w:rPr>
                 <w:rStyle w:val="a5"/>
@@ -4364,7 +4437,7 @@
                 <w:noProof/>
                 <w:webHidden/>
               </w:rPr>
-              <w:instrText xml:space="preserve"> PAGEREF _Toc232078257 \h </w:instrText>
+              <w:instrText xml:space="preserve"> PAGEREF _Toc232617587 \h </w:instrText>
             </w:r>
             <w:r>
               <w:rPr>
@@ -4408,7 +4481,7 @@
               <w:szCs w:val="22"/>
             </w:rPr>
           </w:pPr>
-          <w:hyperlink w:anchor="_Toc232078258" w:history="1">
+          <w:hyperlink w:anchor="_Toc232617588" w:history="1">
             <w:r>
               <w:rPr>
                 <w:rStyle w:val="a5"/>
@@ -4435,7 +4508,7 @@
                 <w:noProof/>
                 <w:webHidden/>
               </w:rPr>
-              <w:instrText xml:space="preserve"> PAGEREF _Toc232078258 \h </w:instrText>
+              <w:instrText xml:space="preserve"> PAGEREF _Toc232617588 \h </w:instrText>
             </w:r>
             <w:r>
               <w:rPr>
@@ -4479,7 +4552,7 @@
               <w:szCs w:val="22"/>
             </w:rPr>
           </w:pPr>
-          <w:hyperlink w:anchor="_Toc232078259" w:history="1">
+          <w:hyperlink w:anchor="_Toc232617589" w:history="1">
             <w:r>
               <w:rPr>
                 <w:rStyle w:val="a5"/>
@@ -4506,7 +4579,7 @@
                 <w:noProof/>
                 <w:webHidden/>
               </w:rPr>
-              <w:instrText xml:space="preserve"> PAGEREF _Toc232078259 \h </w:instrText>
+              <w:instrText xml:space="preserve"> PAGEREF _Toc232617589 \h </w:instrText>
             </w:r>
             <w:r>
               <w:rPr>
@@ -4550,7 +4623,7 @@
               <w:szCs w:val="22"/>
             </w:rPr>
           </w:pPr>
-          <w:hyperlink w:anchor="_Toc232078260" w:history="1">
+          <w:hyperlink w:anchor="_Toc232617590" w:history="1">
             <w:r>
               <w:rPr>
                 <w:rStyle w:val="a5"/>
@@ -4600,7 +4673,7 @@
                 <w:noProof/>
                 <w:webHidden/>
               </w:rPr>
-              <w:instrText xml:space="preserve"> PAGEREF _Toc232078260 \h </w:instrText>
+              <w:instrText xml:space="preserve"> PAGEREF _Toc232617590 \h </w:instrText>
             </w:r>
             <w:r>
               <w:rPr>
@@ -4644,7 +4717,7 @@
               <w:szCs w:val="22"/>
             </w:rPr>
           </w:pPr>
-          <w:hyperlink w:anchor="_Toc232078261" w:history="1">
+          <w:hyperlink w:anchor="_Toc232617591" w:history="1">
             <w:r>
               <w:rPr>
                 <w:rStyle w:val="a5"/>
@@ -4671,7 +4744,7 @@
                 <w:noProof/>
                 <w:webHidden/>
               </w:rPr>
-              <w:instrText xml:space="preserve"> PAGEREF _Toc232078261 \h </w:instrText>
+              <w:instrText xml:space="preserve"> PAGEREF _Toc232617591 \h </w:instrText>
             </w:r>
             <w:r>
               <w:rPr>
@@ -4715,7 +4788,7 @@
               <w:szCs w:val="22"/>
             </w:rPr>
           </w:pPr>
-          <w:hyperlink w:anchor="_Toc232078262" w:history="1">
+          <w:hyperlink w:anchor="_Toc232617592" w:history="1">
             <w:r>
               <w:rPr>
                 <w:rStyle w:val="a5"/>
@@ -4742,7 +4815,7 @@
                 <w:noProof/>
                 <w:webHidden/>
               </w:rPr>
-              <w:instrText xml:space="preserve"> PAGEREF _Toc232078262 \h </w:instrText>
+              <w:instrText xml:space="preserve"> PAGEREF _Toc232617592 \h </w:instrText>
             </w:r>
             <w:r>
               <w:rPr>
@@ -4786,7 +4859,7 @@
               <w:szCs w:val="22"/>
             </w:rPr>
           </w:pPr>
-          <w:hyperlink w:anchor="_Toc232078263" w:history="1">
+          <w:hyperlink w:anchor="_Toc232617593" w:history="1">
             <w:r>
               <w:rPr>
                 <w:rStyle w:val="a5"/>
@@ -4813,7 +4886,7 @@
                 <w:noProof/>
                 <w:webHidden/>
               </w:rPr>
-              <w:instrText xml:space="preserve"> PAGEREF _Toc232078263 \h </w:instrText>
+              <w:instrText xml:space="preserve"> PAGEREF _Toc232617593 \h </w:instrText>
             </w:r>
             <w:r>
               <w:rPr>
@@ -4878,7 +4951,7 @@
           <w:szCs w:val="24"/>
         </w:rPr>
       </w:pPr>
-      <w:bookmarkStart w:id="1" w:name="_Toc232078245"/>
+      <w:bookmarkStart w:id="1" w:name="_Toc232617574"/>
       <w:r>
         <w:rPr>
           <w:sz w:val="24"/>
@@ -5280,16 +5353,7 @@
           <w:sz w:val="24"/>
           <w:szCs w:val="24"/>
         </w:rPr>
-        <w:t>, реализовать CRUD-операции для основных сущностей (сотрудники, клиенты, а</w:t>
-      </w:r>
-      <w:bookmarkStart w:id="2" w:name="_GoBack"/>
-      <w:bookmarkEnd w:id="2"/>
-      <w:r>
-        <w:rPr>
-          <w:sz w:val="24"/>
-          <w:szCs w:val="24"/>
-        </w:rPr>
-        <w:t>втомобили, аренды, ремонты), обеспечить аутентификацию по JWT (</w:t>
+        <w:t>, реализовать CRUD-операции для основных сущностей (сотрудники, клиенты, автомобили, аренды, ремонты), обеспечить аутентификацию по JWT (</w:t>
       </w:r>
       <w:proofErr w:type="spellStart"/>
       <w:r>
@@ -5409,7 +5473,7 @@
           <w:szCs w:val="24"/>
         </w:rPr>
       </w:pPr>
-      <w:bookmarkStart w:id="3" w:name="_Toc232078246"/>
+      <w:bookmarkStart w:id="2" w:name="_Toc232617575"/>
       <w:r>
         <w:rPr>
           <w:sz w:val="24"/>
@@ -5418,7 +5482,7 @@
         <w:lastRenderedPageBreak/>
         <w:t>1. ТЕХНИЧЕСКОЕ ЗАДАНИЕ</w:t>
       </w:r>
-      <w:bookmarkEnd w:id="3"/>
+      <w:bookmarkEnd w:id="2"/>
     </w:p>
     <w:p>
       <w:pPr>
@@ -7472,9 +7536,10 @@
     </w:p>
     <w:p>
       <w:pPr>
-        <w:pStyle w:val="a4"/>
-        <w:rPr>
-          <w:b/>
+        <w:pStyle w:val="1"/>
+        <w:spacing w:after="0" w:line="240" w:lineRule="auto"/>
+        <w:rPr>
+          <w:b w:val="0"/>
           <w:sz w:val="24"/>
           <w:szCs w:val="24"/>
         </w:rPr>
@@ -7486,15 +7551,18 @@
         </w:rPr>
         <w:br w:type="page"/>
       </w:r>
-      <w:r>
-        <w:rPr>
-          <w:b/>
+      <w:bookmarkStart w:id="3" w:name="_Toc232617576"/>
+      <w:bookmarkStart w:id="4" w:name="_GoBack"/>
+      <w:bookmarkEnd w:id="4"/>
+      <w:r>
+        <w:rPr>
           <w:sz w:val="24"/>
           <w:szCs w:val="24"/>
         </w:rPr>
         <w:lastRenderedPageBreak/>
         <w:t>2. АНАЛИТИЧЕСКАЯ ЧАСТЬ</w:t>
       </w:r>
+      <w:bookmarkEnd w:id="3"/>
     </w:p>
     <w:p>
       <w:pPr>
@@ -7505,546 +7573,13 @@
           <w:szCs w:val="24"/>
         </w:rPr>
       </w:pPr>
-      <w:bookmarkStart w:id="4" w:name="_Toc232078247"/>
+      <w:bookmarkStart w:id="5" w:name="_Toc232617577"/>
       <w:r>
         <w:rPr>
           <w:sz w:val="24"/>
           <w:szCs w:val="24"/>
         </w:rPr>
         <w:t>2.1. Цели, функции и задачи системы</w:t>
-      </w:r>
-      <w:bookmarkEnd w:id="4"/>
-    </w:p>
-    <w:p>
-      <w:pPr>
-        <w:ind w:firstLine="709"/>
-        <w:jc w:val="both"/>
-        <w:rPr>
-          <w:bCs/>
-          <w:szCs w:val="24"/>
-        </w:rPr>
-      </w:pPr>
-      <w:r>
-        <w:rPr>
-          <w:bCs/>
-          <w:szCs w:val="24"/>
-        </w:rPr>
-        <w:t xml:space="preserve">Цель разработки информационной системы управления </w:t>
-      </w:r>
-      <w:proofErr w:type="spellStart"/>
-      <w:r>
-        <w:rPr>
-          <w:bCs/>
-          <w:szCs w:val="24"/>
-        </w:rPr>
-        <w:t>автопрокатом</w:t>
-      </w:r>
-      <w:proofErr w:type="spellEnd"/>
-      <w:r>
-        <w:rPr>
-          <w:bCs/>
-          <w:szCs w:val="24"/>
-        </w:rPr>
-        <w:t xml:space="preserve"> — создание единой автоматизированной платформы для управления деятельностью пункта проката автомобилей: учёт автопарка, клиентов, сотрудников, оформление аренд и ремонтов с разграничением доступа по ролям (администратор, директор, менеджер) и ведением журнала событий системы.</w:t>
-      </w:r>
-    </w:p>
-    <w:p>
-      <w:pPr>
-        <w:ind w:firstLine="709"/>
-        <w:jc w:val="both"/>
-        <w:rPr>
-          <w:bCs/>
-          <w:szCs w:val="24"/>
-        </w:rPr>
-      </w:pPr>
-      <w:r>
-        <w:rPr>
-          <w:bCs/>
-          <w:szCs w:val="24"/>
-        </w:rPr>
-        <w:t>Система состоит из двух независимых приложений:</w:t>
-      </w:r>
-    </w:p>
-    <w:p>
-      <w:pPr>
-        <w:ind w:firstLine="709"/>
-        <w:jc w:val="both"/>
-        <w:rPr>
-          <w:bCs/>
-          <w:szCs w:val="24"/>
-        </w:rPr>
-      </w:pPr>
-      <w:r>
-        <w:rPr>
-          <w:bCs/>
-          <w:szCs w:val="24"/>
-        </w:rPr>
-        <w:t>— API-</w:t>
-      </w:r>
-      <w:proofErr w:type="spellStart"/>
-      <w:r>
-        <w:rPr>
-          <w:bCs/>
-          <w:szCs w:val="24"/>
-        </w:rPr>
-        <w:t>бэкенд</w:t>
-      </w:r>
-      <w:proofErr w:type="spellEnd"/>
-      <w:r>
-        <w:rPr>
-          <w:bCs/>
-          <w:szCs w:val="24"/>
-        </w:rPr>
-        <w:t xml:space="preserve"> на </w:t>
-      </w:r>
-      <w:proofErr w:type="spellStart"/>
-      <w:r>
-        <w:rPr>
-          <w:bCs/>
-          <w:szCs w:val="24"/>
-        </w:rPr>
-        <w:t>FastAPI</w:t>
-      </w:r>
-      <w:proofErr w:type="spellEnd"/>
-      <w:r>
-        <w:rPr>
-          <w:bCs/>
-          <w:szCs w:val="24"/>
-        </w:rPr>
-        <w:t xml:space="preserve"> с JWT-аутентификацией (</w:t>
-      </w:r>
-      <w:proofErr w:type="spellStart"/>
-      <w:r>
-        <w:rPr>
-          <w:bCs/>
-          <w:szCs w:val="24"/>
-        </w:rPr>
-        <w:t>access</w:t>
-      </w:r>
-      <w:proofErr w:type="spellEnd"/>
-      <w:r>
-        <w:rPr>
-          <w:bCs/>
-          <w:szCs w:val="24"/>
-        </w:rPr>
-        <w:t xml:space="preserve">- и </w:t>
-      </w:r>
-      <w:proofErr w:type="spellStart"/>
-      <w:r>
-        <w:rPr>
-          <w:bCs/>
-          <w:szCs w:val="24"/>
-        </w:rPr>
-        <w:t>refresh-токены</w:t>
-      </w:r>
-      <w:proofErr w:type="spellEnd"/>
-      <w:r>
-        <w:rPr>
-          <w:bCs/>
-          <w:szCs w:val="24"/>
-        </w:rPr>
-        <w:t xml:space="preserve">), пагинацией и автоматической документацией </w:t>
-      </w:r>
-      <w:proofErr w:type="spellStart"/>
-      <w:r>
-        <w:rPr>
-          <w:bCs/>
-          <w:szCs w:val="24"/>
-        </w:rPr>
-        <w:t>OpenAPI</w:t>
-      </w:r>
-      <w:proofErr w:type="spellEnd"/>
-      <w:r>
-        <w:rPr>
-          <w:bCs/>
-          <w:szCs w:val="24"/>
-        </w:rPr>
-        <w:t>/</w:t>
-      </w:r>
-      <w:proofErr w:type="spellStart"/>
-      <w:r>
-        <w:rPr>
-          <w:bCs/>
-          <w:szCs w:val="24"/>
-        </w:rPr>
-        <w:t>Swagger</w:t>
-      </w:r>
-      <w:proofErr w:type="spellEnd"/>
-      <w:r>
-        <w:rPr>
-          <w:bCs/>
-          <w:szCs w:val="24"/>
-        </w:rPr>
-        <w:t>;</w:t>
-      </w:r>
-    </w:p>
-    <w:p>
-      <w:pPr>
-        <w:ind w:firstLine="709"/>
-        <w:jc w:val="both"/>
-        <w:rPr>
-          <w:bCs/>
-          <w:szCs w:val="24"/>
-        </w:rPr>
-      </w:pPr>
-      <w:r>
-        <w:rPr>
-          <w:bCs/>
-          <w:szCs w:val="24"/>
-        </w:rPr>
-        <w:t xml:space="preserve">— веб-приложение на </w:t>
-      </w:r>
-      <w:proofErr w:type="spellStart"/>
-      <w:r>
-        <w:rPr>
-          <w:bCs/>
-          <w:szCs w:val="24"/>
-        </w:rPr>
-        <w:t>Django</w:t>
-      </w:r>
-      <w:proofErr w:type="spellEnd"/>
-      <w:r>
-        <w:rPr>
-          <w:bCs/>
-          <w:szCs w:val="24"/>
-        </w:rPr>
-        <w:t xml:space="preserve"> (HTML-шаблоны, формы, панель управления), взаимодействующее с </w:t>
-      </w:r>
-      <w:proofErr w:type="spellStart"/>
-      <w:r>
-        <w:rPr>
-          <w:bCs/>
-          <w:szCs w:val="24"/>
-        </w:rPr>
-        <w:t>бэкендом</w:t>
-      </w:r>
-      <w:proofErr w:type="spellEnd"/>
-      <w:r>
-        <w:rPr>
-          <w:bCs/>
-          <w:szCs w:val="24"/>
-        </w:rPr>
-        <w:t xml:space="preserve"> через REST API.</w:t>
-      </w:r>
-    </w:p>
-    <w:p>
-      <w:pPr>
-        <w:ind w:firstLine="709"/>
-        <w:jc w:val="both"/>
-        <w:rPr>
-          <w:bCs/>
-          <w:szCs w:val="24"/>
-        </w:rPr>
-      </w:pPr>
-      <w:r>
-        <w:rPr>
-          <w:bCs/>
-          <w:szCs w:val="24"/>
-        </w:rPr>
-        <w:t>Основные функции системы</w:t>
-      </w:r>
-    </w:p>
-    <w:p>
-      <w:pPr>
-        <w:ind w:firstLine="709"/>
-        <w:jc w:val="both"/>
-        <w:rPr>
-          <w:bCs/>
-          <w:szCs w:val="24"/>
-        </w:rPr>
-      </w:pPr>
-      <w:r>
-        <w:rPr>
-          <w:bCs/>
-          <w:szCs w:val="24"/>
-        </w:rPr>
-        <w:t>Управление автопарком: ведение базы автомобилей с указанием марки, цвета, года выпуска, категории и цены за сутки; контроль статуса доступности автомобиля (доступен, в аренде, на ремонте).</w:t>
-      </w:r>
-    </w:p>
-    <w:p>
-      <w:pPr>
-        <w:ind w:firstLine="709"/>
-        <w:jc w:val="both"/>
-        <w:rPr>
-          <w:bCs/>
-          <w:szCs w:val="24"/>
-        </w:rPr>
-      </w:pPr>
-      <w:r>
-        <w:rPr>
-          <w:bCs/>
-          <w:szCs w:val="24"/>
-        </w:rPr>
-        <w:t>Управление клиентами: ведение базы клиентов с данными водительского удостоверения, паспорта и адреса; контроль активности клиента.</w:t>
-      </w:r>
-    </w:p>
-    <w:p>
-      <w:pPr>
-        <w:ind w:firstLine="709"/>
-        <w:jc w:val="both"/>
-        <w:rPr>
-          <w:bCs/>
-          <w:szCs w:val="24"/>
-        </w:rPr>
-      </w:pPr>
-      <w:r>
-        <w:rPr>
-          <w:bCs/>
-          <w:szCs w:val="24"/>
-        </w:rPr>
-        <w:t>Оперативная работа с арендами: оформление аренды с автоматическим расчётом продолжительности и стоимости, завершение и отмена аренды, поиск аренд по клиенту, автомобилю, сотруднику и статусу.</w:t>
-      </w:r>
-    </w:p>
-    <w:p>
-      <w:pPr>
-        <w:ind w:firstLine="709"/>
-        <w:jc w:val="both"/>
-        <w:rPr>
-          <w:bCs/>
-          <w:szCs w:val="24"/>
-        </w:rPr>
-      </w:pPr>
-      <w:r>
-        <w:rPr>
-          <w:bCs/>
-          <w:szCs w:val="24"/>
-        </w:rPr>
-        <w:t>Учёт ремонтов: оформление ремонта автомобиля с переводом его в статус «на ремонте», завершение ремонта с возвратом автомобиля в эксплуатацию, просмотр и удаление записей о ремонтах.</w:t>
-      </w:r>
-    </w:p>
-    <w:p>
-      <w:pPr>
-        <w:ind w:firstLine="709"/>
-        <w:jc w:val="both"/>
-        <w:rPr>
-          <w:bCs/>
-          <w:szCs w:val="24"/>
-        </w:rPr>
-      </w:pPr>
-      <w:r>
-        <w:rPr>
-          <w:bCs/>
-          <w:szCs w:val="24"/>
-        </w:rPr>
-        <w:t>Управление персоналом: ведение базы сотрудников и их учётных записей, назначение ролей, отзыв сессий (</w:t>
-      </w:r>
-      <w:proofErr w:type="spellStart"/>
-      <w:r>
-        <w:rPr>
-          <w:bCs/>
-          <w:szCs w:val="24"/>
-        </w:rPr>
-        <w:t>refresh-токенов</w:t>
-      </w:r>
-      <w:proofErr w:type="spellEnd"/>
-      <w:r>
-        <w:rPr>
-          <w:bCs/>
-          <w:szCs w:val="24"/>
-        </w:rPr>
-        <w:t>).</w:t>
-      </w:r>
-    </w:p>
-    <w:p>
-      <w:pPr>
-        <w:ind w:firstLine="709"/>
-        <w:jc w:val="both"/>
-        <w:rPr>
-          <w:bCs/>
-          <w:szCs w:val="24"/>
-        </w:rPr>
-      </w:pPr>
-      <w:r>
-        <w:rPr>
-          <w:bCs/>
-          <w:szCs w:val="24"/>
-        </w:rPr>
-        <w:t xml:space="preserve">Безопасность и доступ: вход через API, аутентификация по JWT, ролевая модель (администратор, директор, менеджер), проверка прав на стороне API и веб-интерфейса, </w:t>
-      </w:r>
-      <w:proofErr w:type="spellStart"/>
-      <w:r>
-        <w:rPr>
-          <w:bCs/>
-          <w:szCs w:val="24"/>
-        </w:rPr>
-        <w:t>журналирование</w:t>
-      </w:r>
-      <w:proofErr w:type="spellEnd"/>
-      <w:r>
-        <w:rPr>
-          <w:bCs/>
-          <w:szCs w:val="24"/>
-        </w:rPr>
-        <w:t xml:space="preserve"> событий.</w:t>
-      </w:r>
-    </w:p>
-    <w:p>
-      <w:pPr>
-        <w:ind w:firstLine="709"/>
-        <w:jc w:val="both"/>
-        <w:rPr>
-          <w:bCs/>
-          <w:szCs w:val="24"/>
-        </w:rPr>
-      </w:pPr>
-      <w:r>
-        <w:rPr>
-          <w:bCs/>
-          <w:szCs w:val="24"/>
-        </w:rPr>
-        <w:t>Задачи системы</w:t>
-      </w:r>
-    </w:p>
-    <w:p>
-      <w:pPr>
-        <w:ind w:firstLine="709"/>
-        <w:jc w:val="both"/>
-        <w:rPr>
-          <w:bCs/>
-          <w:szCs w:val="24"/>
-        </w:rPr>
-      </w:pPr>
-      <w:r>
-        <w:rPr>
-          <w:bCs/>
-          <w:szCs w:val="24"/>
-        </w:rPr>
-        <w:t xml:space="preserve">— обеспечение централизованного хранения и обработки данных </w:t>
-      </w:r>
-      <w:proofErr w:type="spellStart"/>
-      <w:r>
-        <w:rPr>
-          <w:bCs/>
-          <w:szCs w:val="24"/>
-        </w:rPr>
-        <w:t>автопроката</w:t>
-      </w:r>
-      <w:proofErr w:type="spellEnd"/>
-      <w:r>
-        <w:rPr>
-          <w:bCs/>
-          <w:szCs w:val="24"/>
-        </w:rPr>
-        <w:t xml:space="preserve"> в </w:t>
-      </w:r>
-      <w:proofErr w:type="spellStart"/>
-      <w:r>
-        <w:rPr>
-          <w:bCs/>
-          <w:szCs w:val="24"/>
-        </w:rPr>
-        <w:t>PostgreSQL</w:t>
-      </w:r>
-      <w:proofErr w:type="spellEnd"/>
-      <w:r>
-        <w:rPr>
-          <w:bCs/>
-          <w:szCs w:val="24"/>
-        </w:rPr>
-        <w:t>;</w:t>
-      </w:r>
-    </w:p>
-    <w:p>
-      <w:pPr>
-        <w:ind w:firstLine="709"/>
-        <w:jc w:val="both"/>
-        <w:rPr>
-          <w:bCs/>
-          <w:szCs w:val="24"/>
-        </w:rPr>
-      </w:pPr>
-      <w:r>
-        <w:rPr>
-          <w:bCs/>
-          <w:szCs w:val="24"/>
-        </w:rPr>
-        <w:t>— снижение ручного учёта и ошибок при оформлении аренд, ремонтов и работе с клиентами;</w:t>
-      </w:r>
-    </w:p>
-    <w:p>
-      <w:pPr>
-        <w:ind w:firstLine="709"/>
-        <w:jc w:val="both"/>
-        <w:rPr>
-          <w:bCs/>
-          <w:szCs w:val="24"/>
-        </w:rPr>
-      </w:pPr>
-      <w:r>
-        <w:rPr>
-          <w:bCs/>
-          <w:szCs w:val="24"/>
-        </w:rPr>
-        <w:t>— разграничение прав сотрудников и предотвращение несанкционированных операций (например, менеджер не управляет учётными записями сотрудников);</w:t>
-      </w:r>
-    </w:p>
-    <w:p>
-      <w:pPr>
-        <w:ind w:firstLine="709"/>
-        <w:jc w:val="both"/>
-        <w:rPr>
-          <w:bCs/>
-          <w:szCs w:val="24"/>
-        </w:rPr>
-      </w:pPr>
-      <w:r>
-        <w:rPr>
-          <w:bCs/>
-          <w:szCs w:val="24"/>
-        </w:rPr>
-        <w:t>— ускорение обслуживания: быстрый доступ к автопарку, арендам и клиентам через веб-интерфейс;</w:t>
-      </w:r>
-    </w:p>
-    <w:p>
-      <w:pPr>
-        <w:ind w:firstLine="709"/>
-        <w:jc w:val="both"/>
-        <w:rPr>
-          <w:bCs/>
-          <w:szCs w:val="24"/>
-        </w:rPr>
-      </w:pPr>
-      <w:r>
-        <w:rPr>
-          <w:bCs/>
-          <w:szCs w:val="24"/>
-        </w:rPr>
-        <w:t>— повышение прозрачности для руководства за счёт панели управления и журнала событий;</w:t>
-      </w:r>
-    </w:p>
-    <w:p>
-      <w:pPr>
-        <w:ind w:firstLine="709"/>
-        <w:jc w:val="both"/>
-        <w:rPr>
-          <w:bCs/>
-          <w:szCs w:val="24"/>
-        </w:rPr>
-      </w:pPr>
-      <w:r>
-        <w:rPr>
-          <w:bCs/>
-          <w:szCs w:val="24"/>
-        </w:rPr>
-        <w:t>— поддержка сопровождения и развития системы за счёт автоматизированного тестирования с покрытием кода ключевых модулей не менее 80 %.</w:t>
-      </w:r>
-    </w:p>
-    <w:p>
-      <w:pPr>
-        <w:pStyle w:val="2"/>
-        <w:spacing w:before="240" w:after="0"/>
-        <w:rPr>
-          <w:sz w:val="24"/>
-          <w:szCs w:val="24"/>
-        </w:rPr>
-      </w:pPr>
-      <w:bookmarkStart w:id="5" w:name="_Toc232078248"/>
-      <w:r>
-        <w:rPr>
-          <w:sz w:val="24"/>
-          <w:szCs w:val="24"/>
-        </w:rPr>
-        <w:t>2.2. Описание предметной области системы</w:t>
       </w:r>
       <w:bookmarkEnd w:id="5"/>
     </w:p>
@@ -8062,22 +7597,23 @@
           <w:bCs/>
           <w:szCs w:val="24"/>
         </w:rPr>
-        <w:t>Предметная область охватывает процессы управления деятельностью пункта проката автомобилей: приём и обслуживание клиентов, оформление аренды автомобилей, ведение автопарка, учёт ремонтов и работа с персоналом. В основе проекта лежат данные об автомобилях (марка, категория, цена за сутки, статус доступности), клиентах (водительское удостоверение, паспорт, адрес), арендах (период, продолжительность, стоимость, статус) и ремонтах. Участники процессов: сотрудники (менеджеры, администраторы, директор) и клиенты как записи в учётной базе.</w:t>
-      </w:r>
-    </w:p>
-    <w:p>
-      <w:pPr>
-        <w:rPr>
-          <w:bCs/>
-          <w:szCs w:val="24"/>
-        </w:rPr>
-      </w:pPr>
-      <w:r>
-        <w:rPr>
-          <w:bCs/>
-          <w:szCs w:val="24"/>
-        </w:rPr>
-        <w:br w:type="page"/>
+        <w:t xml:space="preserve">Цель разработки информационной системы управления </w:t>
+      </w:r>
+      <w:proofErr w:type="spellStart"/>
+      <w:r>
+        <w:rPr>
+          <w:bCs/>
+          <w:szCs w:val="24"/>
+        </w:rPr>
+        <w:t>автопрокатом</w:t>
+      </w:r>
+      <w:proofErr w:type="spellEnd"/>
+      <w:r>
+        <w:rPr>
+          <w:bCs/>
+          <w:szCs w:val="24"/>
+        </w:rPr>
+        <w:t xml:space="preserve"> — создание единой автоматизированной платформы для управления деятельностью пункта проката автомобилей: учёт автопарка, клиентов, сотрудников, оформление аренд и ремонтов с разграничением доступа по ролям (администратор, директор, менеджер) и ведением журнала событий системы.</w:t>
       </w:r>
     </w:p>
     <w:p>
@@ -8094,8 +7630,7 @@
           <w:bCs/>
           <w:szCs w:val="24"/>
         </w:rPr>
-        <w:lastRenderedPageBreak/>
-        <w:t>Исходные данные для проектирования системы получены в результате:</w:t>
+        <w:t>Система состоит из двух независимых приложений:</w:t>
       </w:r>
     </w:p>
     <w:p>
@@ -8112,7 +7647,103 @@
           <w:bCs/>
           <w:szCs w:val="24"/>
         </w:rPr>
-        <w:t>— Анализа нормативной базы: изучены требования Федерального закона № 152-ФЗ «О персональных данных» (в части хранения персональных данных клиентов — паспорта, водительского удостоверения, адреса) и общие требования к договорам аренды транспортных средств. Это обусловило хранение учётных данных в защищённом виде, хеширование паролей сотрудников и разграничение доступа к служебным разделам.</w:t>
+        <w:t>— API-</w:t>
+      </w:r>
+      <w:proofErr w:type="spellStart"/>
+      <w:r>
+        <w:rPr>
+          <w:bCs/>
+          <w:szCs w:val="24"/>
+        </w:rPr>
+        <w:t>бэкенд</w:t>
+      </w:r>
+      <w:proofErr w:type="spellEnd"/>
+      <w:r>
+        <w:rPr>
+          <w:bCs/>
+          <w:szCs w:val="24"/>
+        </w:rPr>
+        <w:t xml:space="preserve"> на </w:t>
+      </w:r>
+      <w:proofErr w:type="spellStart"/>
+      <w:r>
+        <w:rPr>
+          <w:bCs/>
+          <w:szCs w:val="24"/>
+        </w:rPr>
+        <w:t>FastAPI</w:t>
+      </w:r>
+      <w:proofErr w:type="spellEnd"/>
+      <w:r>
+        <w:rPr>
+          <w:bCs/>
+          <w:szCs w:val="24"/>
+        </w:rPr>
+        <w:t xml:space="preserve"> с JWT-аутентификацией (</w:t>
+      </w:r>
+      <w:proofErr w:type="spellStart"/>
+      <w:r>
+        <w:rPr>
+          <w:bCs/>
+          <w:szCs w:val="24"/>
+        </w:rPr>
+        <w:t>access</w:t>
+      </w:r>
+      <w:proofErr w:type="spellEnd"/>
+      <w:r>
+        <w:rPr>
+          <w:bCs/>
+          <w:szCs w:val="24"/>
+        </w:rPr>
+        <w:t xml:space="preserve">- и </w:t>
+      </w:r>
+      <w:proofErr w:type="spellStart"/>
+      <w:r>
+        <w:rPr>
+          <w:bCs/>
+          <w:szCs w:val="24"/>
+        </w:rPr>
+        <w:t>refresh-токены</w:t>
+      </w:r>
+      <w:proofErr w:type="spellEnd"/>
+      <w:r>
+        <w:rPr>
+          <w:bCs/>
+          <w:szCs w:val="24"/>
+        </w:rPr>
+        <w:t xml:space="preserve">), пагинацией и автоматической документацией </w:t>
+      </w:r>
+      <w:proofErr w:type="spellStart"/>
+      <w:r>
+        <w:rPr>
+          <w:bCs/>
+          <w:szCs w:val="24"/>
+        </w:rPr>
+        <w:t>OpenAPI</w:t>
+      </w:r>
+      <w:proofErr w:type="spellEnd"/>
+      <w:r>
+        <w:rPr>
+          <w:bCs/>
+          <w:szCs w:val="24"/>
+        </w:rPr>
+        <w:t>/</w:t>
+      </w:r>
+      <w:proofErr w:type="spellStart"/>
+      <w:r>
+        <w:rPr>
+          <w:bCs/>
+          <w:szCs w:val="24"/>
+        </w:rPr>
+        <w:t>Swagger</w:t>
+      </w:r>
+      <w:proofErr w:type="spellEnd"/>
+      <w:r>
+        <w:rPr>
+          <w:bCs/>
+          <w:szCs w:val="24"/>
+        </w:rPr>
+        <w:t>;</w:t>
       </w:r>
     </w:p>
     <w:p>
@@ -8129,55 +7760,7 @@
           <w:bCs/>
           <w:szCs w:val="24"/>
         </w:rPr>
-        <w:t xml:space="preserve">— Изучения существующих решений: проведён сравнительный анализ систем управления </w:t>
-      </w:r>
-      <w:proofErr w:type="spellStart"/>
-      <w:r>
-        <w:rPr>
-          <w:bCs/>
-          <w:szCs w:val="24"/>
-        </w:rPr>
-        <w:t>автопрокатом</w:t>
-      </w:r>
-      <w:proofErr w:type="spellEnd"/>
-      <w:r>
-        <w:rPr>
-          <w:bCs/>
-          <w:szCs w:val="24"/>
-        </w:rPr>
-        <w:t xml:space="preserve"> и типовых REST-интерфейсов для учёта аренды. Определены стандартные сущности предметной области (сотрудники, клиенты, автомобили, аренды, ремонты), оптимальный формат обмена данными (JSON) и практики построения REST API. На основе этого принята архитектура с разделением на </w:t>
-      </w:r>
-      <w:proofErr w:type="spellStart"/>
-      <w:r>
-        <w:rPr>
-          <w:bCs/>
-          <w:szCs w:val="24"/>
-        </w:rPr>
-        <w:t>backend</w:t>
-      </w:r>
-      <w:proofErr w:type="spellEnd"/>
-      <w:r>
-        <w:rPr>
-          <w:bCs/>
-          <w:szCs w:val="24"/>
-        </w:rPr>
-        <w:t xml:space="preserve"> (</w:t>
-      </w:r>
-      <w:proofErr w:type="spellStart"/>
-      <w:r>
-        <w:rPr>
-          <w:bCs/>
-          <w:szCs w:val="24"/>
-        </w:rPr>
-        <w:t>FastAPI</w:t>
-      </w:r>
-      <w:proofErr w:type="spellEnd"/>
-      <w:r>
-        <w:rPr>
-          <w:bCs/>
-          <w:szCs w:val="24"/>
-        </w:rPr>
-        <w:t>) и веб-клиент (</w:t>
+        <w:t xml:space="preserve">— веб-приложение на </w:t>
       </w:r>
       <w:proofErr w:type="spellStart"/>
       <w:r>
@@ -8193,39 +7776,23 @@
           <w:bCs/>
           <w:szCs w:val="24"/>
         </w:rPr>
-        <w:t xml:space="preserve">), унифицированные коды ответов HTTP и документация </w:t>
-      </w:r>
-      <w:proofErr w:type="spellStart"/>
-      <w:r>
-        <w:rPr>
-          <w:bCs/>
-          <w:szCs w:val="24"/>
-        </w:rPr>
-        <w:t>OpenAPI</w:t>
-      </w:r>
-      <w:proofErr w:type="spellEnd"/>
-      <w:r>
-        <w:rPr>
-          <w:bCs/>
-          <w:szCs w:val="24"/>
-        </w:rPr>
-        <w:t xml:space="preserve"> (</w:t>
-      </w:r>
-      <w:proofErr w:type="spellStart"/>
-      <w:r>
-        <w:rPr>
-          <w:bCs/>
-          <w:szCs w:val="24"/>
-        </w:rPr>
-        <w:t>Swagger</w:t>
-      </w:r>
-      <w:proofErr w:type="spellEnd"/>
-      <w:r>
-        <w:rPr>
-          <w:bCs/>
-          <w:szCs w:val="24"/>
-        </w:rPr>
-        <w:t>).</w:t>
+        <w:t xml:space="preserve"> (HTML-шаблоны, формы, панель управления), взаимодействующее с </w:t>
+      </w:r>
+      <w:proofErr w:type="spellStart"/>
+      <w:r>
+        <w:rPr>
+          <w:bCs/>
+          <w:szCs w:val="24"/>
+        </w:rPr>
+        <w:t>бэкендом</w:t>
+      </w:r>
+      <w:proofErr w:type="spellEnd"/>
+      <w:r>
+        <w:rPr>
+          <w:bCs/>
+          <w:szCs w:val="24"/>
+        </w:rPr>
+        <w:t xml:space="preserve"> через REST API.</w:t>
       </w:r>
     </w:p>
     <w:p>
@@ -8242,23 +7809,7 @@
           <w:bCs/>
           <w:szCs w:val="24"/>
         </w:rPr>
-        <w:t xml:space="preserve">— Определения бизнес-процессов: на основе типовых сценариев работы сотрудников смоделированы ключевые операции: регистрация клиента, добавление автомобиля в автопарк, оформление и завершение аренды с расчётом стоимости, оформление ремонта и возврат автомобиля в эксплуатацию, администрирование учётных записей. Выявлены узкие места ручного учёта (отсутствие единой картины по занятости автопарка, риск двойного бронирования автомобиля, отсутствие контроля прав сотрудников), что потребовало централизованного хранения в </w:t>
-      </w:r>
-      <w:proofErr w:type="spellStart"/>
-      <w:r>
-        <w:rPr>
-          <w:bCs/>
-          <w:szCs w:val="24"/>
-        </w:rPr>
-        <w:t>PostgreSQL</w:t>
-      </w:r>
-      <w:proofErr w:type="spellEnd"/>
-      <w:r>
-        <w:rPr>
-          <w:bCs/>
-          <w:szCs w:val="24"/>
-        </w:rPr>
-        <w:t>, связей между сущностями (аренда–клиент–автомобиль–сотрудник, ремонт–автомобиль) и проверок прав в API и веб-интерфейсе.</w:t>
+        <w:t>Основные функции системы</w:t>
       </w:r>
     </w:p>
     <w:p>
@@ -8275,7 +7826,174 @@
           <w:bCs/>
           <w:szCs w:val="24"/>
         </w:rPr>
-        <w:t xml:space="preserve">Для обеспечения реалистичного тестирования и отработки функций база данных </w:t>
+        <w:t>Управление автопарком: ведение базы автомобилей с указанием марки, цвета, года выпуска, категории и цены за сутки; контроль статуса доступности автомобиля (доступен, в аренде, на ремонте).</w:t>
+      </w:r>
+    </w:p>
+    <w:p>
+      <w:pPr>
+        <w:ind w:firstLine="709"/>
+        <w:jc w:val="both"/>
+        <w:rPr>
+          <w:bCs/>
+          <w:szCs w:val="24"/>
+        </w:rPr>
+      </w:pPr>
+      <w:r>
+        <w:rPr>
+          <w:bCs/>
+          <w:szCs w:val="24"/>
+        </w:rPr>
+        <w:t>Управление клиентами: ведение базы клиентов с данными водительского удостоверения, паспорта и адреса; контроль активности клиента.</w:t>
+      </w:r>
+    </w:p>
+    <w:p>
+      <w:pPr>
+        <w:ind w:firstLine="709"/>
+        <w:jc w:val="both"/>
+        <w:rPr>
+          <w:bCs/>
+          <w:szCs w:val="24"/>
+        </w:rPr>
+      </w:pPr>
+      <w:r>
+        <w:rPr>
+          <w:bCs/>
+          <w:szCs w:val="24"/>
+        </w:rPr>
+        <w:t>Оперативная работа с арендами: оформление аренды с автоматическим расчётом продолжительности и стоимости, завершение и отмена аренды, поиск аренд по клиенту, автомобилю, сотруднику и статусу.</w:t>
+      </w:r>
+    </w:p>
+    <w:p>
+      <w:pPr>
+        <w:ind w:firstLine="709"/>
+        <w:jc w:val="both"/>
+        <w:rPr>
+          <w:bCs/>
+          <w:szCs w:val="24"/>
+        </w:rPr>
+      </w:pPr>
+      <w:r>
+        <w:rPr>
+          <w:bCs/>
+          <w:szCs w:val="24"/>
+        </w:rPr>
+        <w:t>Учёт ремонтов: оформление ремонта автомобиля с переводом его в статус «на ремонте», завершение ремонта с возвратом автомобиля в эксплуатацию, просмотр и удаление записей о ремонтах.</w:t>
+      </w:r>
+    </w:p>
+    <w:p>
+      <w:pPr>
+        <w:ind w:firstLine="709"/>
+        <w:jc w:val="both"/>
+        <w:rPr>
+          <w:bCs/>
+          <w:szCs w:val="24"/>
+        </w:rPr>
+      </w:pPr>
+      <w:r>
+        <w:rPr>
+          <w:bCs/>
+          <w:szCs w:val="24"/>
+        </w:rPr>
+        <w:t>Управление персоналом: ведение базы сотрудников и их учётных записей, назначение ролей, отзыв сессий (</w:t>
+      </w:r>
+      <w:proofErr w:type="spellStart"/>
+      <w:r>
+        <w:rPr>
+          <w:bCs/>
+          <w:szCs w:val="24"/>
+        </w:rPr>
+        <w:t>refresh-токенов</w:t>
+      </w:r>
+      <w:proofErr w:type="spellEnd"/>
+      <w:r>
+        <w:rPr>
+          <w:bCs/>
+          <w:szCs w:val="24"/>
+        </w:rPr>
+        <w:t>).</w:t>
+      </w:r>
+    </w:p>
+    <w:p>
+      <w:pPr>
+        <w:ind w:firstLine="709"/>
+        <w:jc w:val="both"/>
+        <w:rPr>
+          <w:bCs/>
+          <w:szCs w:val="24"/>
+        </w:rPr>
+      </w:pPr>
+      <w:r>
+        <w:rPr>
+          <w:bCs/>
+          <w:szCs w:val="24"/>
+        </w:rPr>
+        <w:t xml:space="preserve">Безопасность и доступ: вход через API, аутентификация по JWT, ролевая модель (администратор, директор, менеджер), проверка прав на стороне API и веб-интерфейса, </w:t>
+      </w:r>
+      <w:proofErr w:type="spellStart"/>
+      <w:r>
+        <w:rPr>
+          <w:bCs/>
+          <w:szCs w:val="24"/>
+        </w:rPr>
+        <w:t>журналирование</w:t>
+      </w:r>
+      <w:proofErr w:type="spellEnd"/>
+      <w:r>
+        <w:rPr>
+          <w:bCs/>
+          <w:szCs w:val="24"/>
+        </w:rPr>
+        <w:t xml:space="preserve"> событий.</w:t>
+      </w:r>
+    </w:p>
+    <w:p>
+      <w:pPr>
+        <w:ind w:firstLine="709"/>
+        <w:jc w:val="both"/>
+        <w:rPr>
+          <w:bCs/>
+          <w:szCs w:val="24"/>
+        </w:rPr>
+      </w:pPr>
+      <w:r>
+        <w:rPr>
+          <w:bCs/>
+          <w:szCs w:val="24"/>
+        </w:rPr>
+        <w:t>Задачи системы</w:t>
+      </w:r>
+    </w:p>
+    <w:p>
+      <w:pPr>
+        <w:ind w:firstLine="709"/>
+        <w:jc w:val="both"/>
+        <w:rPr>
+          <w:bCs/>
+          <w:szCs w:val="24"/>
+        </w:rPr>
+      </w:pPr>
+      <w:r>
+        <w:rPr>
+          <w:bCs/>
+          <w:szCs w:val="24"/>
+        </w:rPr>
+        <w:t xml:space="preserve">— обеспечение централизованного хранения и обработки данных </w:t>
+      </w:r>
+      <w:proofErr w:type="spellStart"/>
+      <w:r>
+        <w:rPr>
+          <w:bCs/>
+          <w:szCs w:val="24"/>
+        </w:rPr>
+        <w:t>автопроката</w:t>
+      </w:r>
+      <w:proofErr w:type="spellEnd"/>
+      <w:r>
+        <w:rPr>
+          <w:bCs/>
+          <w:szCs w:val="24"/>
+        </w:rPr>
+        <w:t xml:space="preserve"> в </w:t>
       </w:r>
       <w:proofErr w:type="spellStart"/>
       <w:r>
@@ -8291,71 +8009,92 @@
           <w:bCs/>
           <w:szCs w:val="24"/>
         </w:rPr>
-        <w:t xml:space="preserve"> наполняется демонстрационными наборами скриптами инициализации (seed_data.py, data_generate.py): сотрудники, клиенты, автомобили, аренды и ремонты. Для </w:t>
-      </w:r>
-      <w:proofErr w:type="spellStart"/>
-      <w:r>
-        <w:rPr>
-          <w:bCs/>
-          <w:szCs w:val="24"/>
-        </w:rPr>
-        <w:t>автотестов</w:t>
-      </w:r>
-      <w:proofErr w:type="spellEnd"/>
-      <w:r>
-        <w:rPr>
-          <w:bCs/>
-          <w:szCs w:val="24"/>
-        </w:rPr>
-        <w:t xml:space="preserve"> используется отдельная тестовая БД с очисткой данных перед каждым тестом через </w:t>
-      </w:r>
-      <w:proofErr w:type="spellStart"/>
-      <w:r>
-        <w:rPr>
-          <w:bCs/>
-          <w:szCs w:val="24"/>
-        </w:rPr>
-        <w:t>фикстуры</w:t>
-      </w:r>
-      <w:proofErr w:type="spellEnd"/>
-      <w:r>
-        <w:rPr>
-          <w:bCs/>
-          <w:szCs w:val="24"/>
-        </w:rPr>
-        <w:t xml:space="preserve"> </w:t>
-      </w:r>
-      <w:proofErr w:type="spellStart"/>
-      <w:r>
-        <w:rPr>
-          <w:bCs/>
-          <w:szCs w:val="24"/>
-        </w:rPr>
-        <w:t>pytest</w:t>
-      </w:r>
-      <w:proofErr w:type="spellEnd"/>
-      <w:r>
-        <w:rPr>
-          <w:bCs/>
-          <w:szCs w:val="24"/>
-        </w:rPr>
-        <w:t>; веб-приложение дополнительно проверяется UI-тестами (</w:t>
-      </w:r>
-      <w:proofErr w:type="spellStart"/>
-      <w:r>
-        <w:rPr>
-          <w:bCs/>
-          <w:szCs w:val="24"/>
-        </w:rPr>
-        <w:t>Selenium</w:t>
-      </w:r>
-      <w:proofErr w:type="spellEnd"/>
-      <w:r>
-        <w:rPr>
-          <w:bCs/>
-          <w:szCs w:val="24"/>
-        </w:rPr>
-        <w:t xml:space="preserve">). </w:t>
+        <w:t>;</w:t>
+      </w:r>
+    </w:p>
+    <w:p>
+      <w:pPr>
+        <w:ind w:firstLine="709"/>
+        <w:jc w:val="both"/>
+        <w:rPr>
+          <w:bCs/>
+          <w:szCs w:val="24"/>
+        </w:rPr>
+      </w:pPr>
+      <w:r>
+        <w:rPr>
+          <w:bCs/>
+          <w:szCs w:val="24"/>
+        </w:rPr>
+        <w:t>— снижение ручного учёта и ошибок при оформлении аренд, ремонтов и работе с клиентами;</w:t>
+      </w:r>
+    </w:p>
+    <w:p>
+      <w:pPr>
+        <w:ind w:firstLine="709"/>
+        <w:jc w:val="both"/>
+        <w:rPr>
+          <w:bCs/>
+          <w:szCs w:val="24"/>
+        </w:rPr>
+      </w:pPr>
+      <w:r>
+        <w:rPr>
+          <w:bCs/>
+          <w:szCs w:val="24"/>
+        </w:rPr>
+        <w:t>— разграничение прав сотрудников и предотвращение несанкционированных операций (например, менеджер не управляет учётными записями сотрудников);</w:t>
+      </w:r>
+    </w:p>
+    <w:p>
+      <w:pPr>
+        <w:ind w:firstLine="709"/>
+        <w:jc w:val="both"/>
+        <w:rPr>
+          <w:bCs/>
+          <w:szCs w:val="24"/>
+        </w:rPr>
+      </w:pPr>
+      <w:r>
+        <w:rPr>
+          <w:bCs/>
+          <w:szCs w:val="24"/>
+        </w:rPr>
+        <w:t>— ускорение обслуживания: быстрый доступ к автопарку, арендам и клиентам через веб-интерфейс;</w:t>
+      </w:r>
+    </w:p>
+    <w:p>
+      <w:pPr>
+        <w:ind w:firstLine="709"/>
+        <w:jc w:val="both"/>
+        <w:rPr>
+          <w:bCs/>
+          <w:szCs w:val="24"/>
+        </w:rPr>
+      </w:pPr>
+      <w:r>
+        <w:rPr>
+          <w:bCs/>
+          <w:szCs w:val="24"/>
+        </w:rPr>
+        <w:t>— повышение прозрачности для руководства за счёт панели управления и журнала событий;</w:t>
+      </w:r>
+    </w:p>
+    <w:p>
+      <w:pPr>
+        <w:ind w:firstLine="709"/>
+        <w:jc w:val="both"/>
+        <w:rPr>
+          <w:bCs/>
+          <w:szCs w:val="24"/>
+        </w:rPr>
+      </w:pPr>
+      <w:r>
+        <w:rPr>
+          <w:bCs/>
+          <w:szCs w:val="24"/>
+        </w:rPr>
+        <w:t>— поддержка сопровождения и развития системы за счёт автоматизированного тестирования с покрытием кода ключевых модулей не менее 80 %.</w:t>
       </w:r>
     </w:p>
     <w:p>
@@ -8367,15 +8106,344 @@
           <w:szCs w:val="24"/>
         </w:rPr>
       </w:pPr>
-      <w:bookmarkStart w:id="6" w:name="_Toc232078249"/>
+      <w:bookmarkStart w:id="6" w:name="_Toc232617578"/>
       <w:r>
         <w:rPr>
           <w:sz w:val="24"/>
           <w:szCs w:val="24"/>
         </w:rPr>
+        <w:t>2.2. Описание предметной области системы</w:t>
+      </w:r>
+      <w:bookmarkEnd w:id="6"/>
+    </w:p>
+    <w:p>
+      <w:pPr>
+        <w:ind w:firstLine="709"/>
+        <w:jc w:val="both"/>
+        <w:rPr>
+          <w:bCs/>
+          <w:szCs w:val="24"/>
+        </w:rPr>
+      </w:pPr>
+      <w:r>
+        <w:rPr>
+          <w:bCs/>
+          <w:szCs w:val="24"/>
+        </w:rPr>
+        <w:t>Предметная область охватывает процессы управления деятельностью пункта проката автомобилей: приём и обслуживание клиентов, оформление аренды автомобилей, ведение автопарка, учёт ремонтов и работа с персоналом. В основе проекта лежат данные об автомобилях (марка, категория, цена за сутки, статус доступности), клиентах (водительское удостоверение, паспорт, адрес), арендах (период, продолжительность, стоимость, статус) и ремонтах. Участники процессов: сотрудники (менеджеры, администраторы, директор) и клиенты как записи в учётной базе.</w:t>
+      </w:r>
+    </w:p>
+    <w:p>
+      <w:pPr>
+        <w:rPr>
+          <w:bCs/>
+          <w:szCs w:val="24"/>
+        </w:rPr>
+      </w:pPr>
+      <w:r>
+        <w:rPr>
+          <w:bCs/>
+          <w:szCs w:val="24"/>
+        </w:rPr>
+        <w:br w:type="page"/>
+      </w:r>
+    </w:p>
+    <w:p>
+      <w:pPr>
+        <w:ind w:firstLine="709"/>
+        <w:jc w:val="both"/>
+        <w:rPr>
+          <w:bCs/>
+          <w:szCs w:val="24"/>
+        </w:rPr>
+      </w:pPr>
+      <w:r>
+        <w:rPr>
+          <w:bCs/>
+          <w:szCs w:val="24"/>
+        </w:rPr>
+        <w:lastRenderedPageBreak/>
+        <w:t>Исходные данные для проектирования системы получены в результате:</w:t>
+      </w:r>
+    </w:p>
+    <w:p>
+      <w:pPr>
+        <w:ind w:firstLine="709"/>
+        <w:jc w:val="both"/>
+        <w:rPr>
+          <w:bCs/>
+          <w:szCs w:val="24"/>
+        </w:rPr>
+      </w:pPr>
+      <w:r>
+        <w:rPr>
+          <w:bCs/>
+          <w:szCs w:val="24"/>
+        </w:rPr>
+        <w:t>— Анализа нормативной базы: изучены требования Федерального закона № 152-ФЗ «О персональных данных» (в части хранения персональных данных клиентов — паспорта, водительского удостоверения, адреса) и общие требования к договорам аренды транспортных средств. Это обусловило хранение учётных данных в защищённом виде, хеширование паролей сотрудников и разграничение доступа к служебным разделам.</w:t>
+      </w:r>
+    </w:p>
+    <w:p>
+      <w:pPr>
+        <w:ind w:firstLine="709"/>
+        <w:jc w:val="both"/>
+        <w:rPr>
+          <w:bCs/>
+          <w:szCs w:val="24"/>
+        </w:rPr>
+      </w:pPr>
+      <w:r>
+        <w:rPr>
+          <w:bCs/>
+          <w:szCs w:val="24"/>
+        </w:rPr>
+        <w:t xml:space="preserve">— Изучения существующих решений: проведён сравнительный анализ систем управления </w:t>
+      </w:r>
+      <w:proofErr w:type="spellStart"/>
+      <w:r>
+        <w:rPr>
+          <w:bCs/>
+          <w:szCs w:val="24"/>
+        </w:rPr>
+        <w:t>автопрокатом</w:t>
+      </w:r>
+      <w:proofErr w:type="spellEnd"/>
+      <w:r>
+        <w:rPr>
+          <w:bCs/>
+          <w:szCs w:val="24"/>
+        </w:rPr>
+        <w:t xml:space="preserve"> и типовых REST-интерфейсов для учёта аренды. Определены стандартные сущности предметной области (сотрудники, клиенты, автомобили, аренды, ремонты), оптимальный формат обмена данными (JSON) и практики построения REST API. На основе этого принята архитектура с разделением на </w:t>
+      </w:r>
+      <w:proofErr w:type="spellStart"/>
+      <w:r>
+        <w:rPr>
+          <w:bCs/>
+          <w:szCs w:val="24"/>
+        </w:rPr>
+        <w:t>backend</w:t>
+      </w:r>
+      <w:proofErr w:type="spellEnd"/>
+      <w:r>
+        <w:rPr>
+          <w:bCs/>
+          <w:szCs w:val="24"/>
+        </w:rPr>
+        <w:t xml:space="preserve"> (</w:t>
+      </w:r>
+      <w:proofErr w:type="spellStart"/>
+      <w:r>
+        <w:rPr>
+          <w:bCs/>
+          <w:szCs w:val="24"/>
+        </w:rPr>
+        <w:t>FastAPI</w:t>
+      </w:r>
+      <w:proofErr w:type="spellEnd"/>
+      <w:r>
+        <w:rPr>
+          <w:bCs/>
+          <w:szCs w:val="24"/>
+        </w:rPr>
+        <w:t>) и веб-клиент (</w:t>
+      </w:r>
+      <w:proofErr w:type="spellStart"/>
+      <w:r>
+        <w:rPr>
+          <w:bCs/>
+          <w:szCs w:val="24"/>
+        </w:rPr>
+        <w:t>Django</w:t>
+      </w:r>
+      <w:proofErr w:type="spellEnd"/>
+      <w:r>
+        <w:rPr>
+          <w:bCs/>
+          <w:szCs w:val="24"/>
+        </w:rPr>
+        <w:t xml:space="preserve">), унифицированные коды ответов HTTP и документация </w:t>
+      </w:r>
+      <w:proofErr w:type="spellStart"/>
+      <w:r>
+        <w:rPr>
+          <w:bCs/>
+          <w:szCs w:val="24"/>
+        </w:rPr>
+        <w:t>OpenAPI</w:t>
+      </w:r>
+      <w:proofErr w:type="spellEnd"/>
+      <w:r>
+        <w:rPr>
+          <w:bCs/>
+          <w:szCs w:val="24"/>
+        </w:rPr>
+        <w:t xml:space="preserve"> (</w:t>
+      </w:r>
+      <w:proofErr w:type="spellStart"/>
+      <w:r>
+        <w:rPr>
+          <w:bCs/>
+          <w:szCs w:val="24"/>
+        </w:rPr>
+        <w:t>Swagger</w:t>
+      </w:r>
+      <w:proofErr w:type="spellEnd"/>
+      <w:r>
+        <w:rPr>
+          <w:bCs/>
+          <w:szCs w:val="24"/>
+        </w:rPr>
+        <w:t>).</w:t>
+      </w:r>
+    </w:p>
+    <w:p>
+      <w:pPr>
+        <w:ind w:firstLine="709"/>
+        <w:jc w:val="both"/>
+        <w:rPr>
+          <w:bCs/>
+          <w:szCs w:val="24"/>
+        </w:rPr>
+      </w:pPr>
+      <w:r>
+        <w:rPr>
+          <w:bCs/>
+          <w:szCs w:val="24"/>
+        </w:rPr>
+        <w:t xml:space="preserve">— Определения бизнес-процессов: на основе типовых сценариев работы сотрудников смоделированы ключевые операции: регистрация клиента, добавление автомобиля в автопарк, оформление и завершение аренды с расчётом стоимости, оформление ремонта и возврат автомобиля в эксплуатацию, администрирование учётных записей. Выявлены узкие места ручного учёта (отсутствие единой картины по занятости автопарка, риск двойного бронирования автомобиля, отсутствие контроля прав сотрудников), что потребовало централизованного хранения в </w:t>
+      </w:r>
+      <w:proofErr w:type="spellStart"/>
+      <w:r>
+        <w:rPr>
+          <w:bCs/>
+          <w:szCs w:val="24"/>
+        </w:rPr>
+        <w:t>PostgreSQL</w:t>
+      </w:r>
+      <w:proofErr w:type="spellEnd"/>
+      <w:r>
+        <w:rPr>
+          <w:bCs/>
+          <w:szCs w:val="24"/>
+        </w:rPr>
+        <w:t>, связей между сущностями (аренда–клиент–автомобиль–сотрудник, ремонт–автомобиль) и проверок прав в API и веб-интерфейсе.</w:t>
+      </w:r>
+    </w:p>
+    <w:p>
+      <w:pPr>
+        <w:ind w:firstLine="709"/>
+        <w:jc w:val="both"/>
+        <w:rPr>
+          <w:bCs/>
+          <w:szCs w:val="24"/>
+        </w:rPr>
+      </w:pPr>
+      <w:r>
+        <w:rPr>
+          <w:bCs/>
+          <w:szCs w:val="24"/>
+        </w:rPr>
+        <w:t xml:space="preserve">Для обеспечения реалистичного тестирования и отработки функций база данных </w:t>
+      </w:r>
+      <w:proofErr w:type="spellStart"/>
+      <w:r>
+        <w:rPr>
+          <w:bCs/>
+          <w:szCs w:val="24"/>
+        </w:rPr>
+        <w:t>PostgreSQL</w:t>
+      </w:r>
+      <w:proofErr w:type="spellEnd"/>
+      <w:r>
+        <w:rPr>
+          <w:bCs/>
+          <w:szCs w:val="24"/>
+        </w:rPr>
+        <w:t xml:space="preserve"> наполняется демонстрационными наборами скриптами инициализации (seed_data.py, data_generate.py): сотрудники, клиенты, автомобили, аренды и ремонты. Для </w:t>
+      </w:r>
+      <w:proofErr w:type="spellStart"/>
+      <w:r>
+        <w:rPr>
+          <w:bCs/>
+          <w:szCs w:val="24"/>
+        </w:rPr>
+        <w:t>автотестов</w:t>
+      </w:r>
+      <w:proofErr w:type="spellEnd"/>
+      <w:r>
+        <w:rPr>
+          <w:bCs/>
+          <w:szCs w:val="24"/>
+        </w:rPr>
+        <w:t xml:space="preserve"> используется отдельная тестовая БД с очисткой данных перед каждым тестом через </w:t>
+      </w:r>
+      <w:proofErr w:type="spellStart"/>
+      <w:r>
+        <w:rPr>
+          <w:bCs/>
+          <w:szCs w:val="24"/>
+        </w:rPr>
+        <w:t>фикстуры</w:t>
+      </w:r>
+      <w:proofErr w:type="spellEnd"/>
+      <w:r>
+        <w:rPr>
+          <w:bCs/>
+          <w:szCs w:val="24"/>
+        </w:rPr>
+        <w:t xml:space="preserve"> </w:t>
+      </w:r>
+      <w:proofErr w:type="spellStart"/>
+      <w:r>
+        <w:rPr>
+          <w:bCs/>
+          <w:szCs w:val="24"/>
+        </w:rPr>
+        <w:t>pytest</w:t>
+      </w:r>
+      <w:proofErr w:type="spellEnd"/>
+      <w:r>
+        <w:rPr>
+          <w:bCs/>
+          <w:szCs w:val="24"/>
+        </w:rPr>
+        <w:t>; веб-приложение дополнительно проверяется UI-тестами (</w:t>
+      </w:r>
+      <w:proofErr w:type="spellStart"/>
+      <w:r>
+        <w:rPr>
+          <w:bCs/>
+          <w:szCs w:val="24"/>
+        </w:rPr>
+        <w:t>Selenium</w:t>
+      </w:r>
+      <w:proofErr w:type="spellEnd"/>
+      <w:r>
+        <w:rPr>
+          <w:bCs/>
+          <w:szCs w:val="24"/>
+        </w:rPr>
+        <w:t xml:space="preserve">). </w:t>
+      </w:r>
+    </w:p>
+    <w:p>
+      <w:pPr>
+        <w:pStyle w:val="2"/>
+        <w:spacing w:before="240" w:after="0"/>
+        <w:rPr>
+          <w:sz w:val="24"/>
+          <w:szCs w:val="24"/>
+        </w:rPr>
+      </w:pPr>
+      <w:bookmarkStart w:id="7" w:name="_Toc232617579"/>
+      <w:r>
+        <w:rPr>
+          <w:sz w:val="24"/>
+          <w:szCs w:val="24"/>
+        </w:rPr>
         <w:t>2.3. Определение пользователей системы</w:t>
       </w:r>
-      <w:bookmarkEnd w:id="6"/>
+      <w:bookmarkEnd w:id="7"/>
     </w:p>
     <w:p>
       <w:pPr>
@@ -8660,7 +8728,7 @@
         </w:rPr>
         <w:lastRenderedPageBreak/>
         <w:drawing>
-          <wp:inline distT="0" distB="0" distL="0" distR="0" wp14:anchorId="6D401C28" wp14:editId="4F850E69">
+          <wp:inline distT="0" distB="0" distL="0" distR="0" wp14:anchorId="5D9775E9" wp14:editId="16935081">
             <wp:extent cx="4724948" cy="3918168"/>
             <wp:effectExtent l="0" t="0" r="0" b="6350"/>
             <wp:docPr id="1155662471" name="Рисунок 57"/>
@@ -8744,7 +8812,7 @@
           <w:szCs w:val="24"/>
         </w:rPr>
       </w:pPr>
-      <w:bookmarkStart w:id="7" w:name="_Toc232078250"/>
+      <w:bookmarkStart w:id="8" w:name="_Toc232617580"/>
       <w:r>
         <w:rPr>
           <w:sz w:val="24"/>
@@ -8752,7 +8820,7 @@
         </w:rPr>
         <w:t>2.4. Проектные решения по реализации внутренней архитектуры приложения</w:t>
       </w:r>
-      <w:bookmarkEnd w:id="7"/>
+      <w:bookmarkEnd w:id="8"/>
     </w:p>
     <w:p>
       <w:pPr>
@@ -9902,7 +9970,7 @@
           <w:szCs w:val="24"/>
         </w:rPr>
       </w:pPr>
-      <w:bookmarkStart w:id="8" w:name="_Toc232078251"/>
+      <w:bookmarkStart w:id="9" w:name="_Toc232617581"/>
       <w:r>
         <w:rPr>
           <w:sz w:val="24"/>
@@ -9910,7 +9978,7 @@
         </w:rPr>
         <w:t>2.5. Проектные решения по реализации тестирования приложения</w:t>
       </w:r>
-      <w:bookmarkEnd w:id="8"/>
+      <w:bookmarkEnd w:id="9"/>
     </w:p>
     <w:p>
       <w:pPr>
@@ -15556,7 +15624,7 @@
           <w:szCs w:val="24"/>
         </w:rPr>
       </w:pPr>
-      <w:bookmarkStart w:id="9" w:name="_Toc232078252"/>
+      <w:bookmarkStart w:id="10" w:name="_Toc232617582"/>
       <w:r>
         <w:rPr>
           <w:sz w:val="24"/>
@@ -15564,7 +15632,7 @@
         </w:rPr>
         <w:t>3. ПРОЕКТНАЯ ЧАСТЬ</w:t>
       </w:r>
-      <w:bookmarkEnd w:id="9"/>
+      <w:bookmarkEnd w:id="10"/>
     </w:p>
     <w:p>
       <w:pPr>
@@ -15575,7 +15643,7 @@
           <w:szCs w:val="24"/>
         </w:rPr>
       </w:pPr>
-      <w:bookmarkStart w:id="10" w:name="_Toc232078253"/>
+      <w:bookmarkStart w:id="11" w:name="_Toc232617583"/>
       <w:r>
         <w:rPr>
           <w:sz w:val="24"/>
@@ -15583,7 +15651,7 @@
         </w:rPr>
         <w:t>3.1. Стек технологий</w:t>
       </w:r>
-      <w:bookmarkEnd w:id="10"/>
+      <w:bookmarkEnd w:id="11"/>
     </w:p>
     <w:p>
       <w:pPr>
@@ -15601,7 +15669,7 @@
         <mc:AlternateContent>
           <mc:Choice Requires="wps">
             <w:drawing>
-              <wp:anchor distT="0" distB="0" distL="114300" distR="114300" simplePos="0" relativeHeight="251660288" behindDoc="0" locked="0" layoutInCell="1" allowOverlap="1" wp14:anchorId="3E86B0EE" wp14:editId="503E6BAF">
+              <wp:anchor distT="0" distB="0" distL="114300" distR="114300" simplePos="0" relativeHeight="251660288" behindDoc="0" locked="0" layoutInCell="1" allowOverlap="1" wp14:anchorId="2C841BB6" wp14:editId="6327ED75">
                 <wp:simplePos x="0" y="0"/>
                 <wp:positionH relativeFrom="column">
                   <wp:posOffset>1165860</wp:posOffset>
@@ -15653,7 +15721,27 @@
                                 <w:sz w:val="20"/>
                                 <w:szCs w:val="20"/>
                               </w:rPr>
-                              <w:t xml:space="preserve">Рисунок 3 — Архитектура системы (FastAPI ↔ </w:t>
+                              <w:t>Рисунок 3 — Архитектура системы (</w:t>
+                            </w:r>
+                            <w:proofErr w:type="spellStart"/>
+                            <w:r>
+                              <w:rPr>
+                                <w:i w:val="0"/>
+                                <w:color w:val="000000" w:themeColor="text1"/>
+                                <w:sz w:val="20"/>
+                                <w:szCs w:val="20"/>
+                              </w:rPr>
+                              <w:t>FastAPI</w:t>
+                            </w:r>
+                            <w:proofErr w:type="spellEnd"/>
+                            <w:r>
+                              <w:rPr>
+                                <w:i w:val="0"/>
+                                <w:color w:val="000000" w:themeColor="text1"/>
+                                <w:sz w:val="20"/>
+                                <w:szCs w:val="20"/>
+                              </w:rPr>
+                              <w:t xml:space="preserve"> ↔ </w:t>
                             </w:r>
                             <w:proofErr w:type="spellStart"/>
                             <w:r>
@@ -15715,7 +15803,7 @@
           </mc:Choice>
           <mc:Fallback>
             <w:pict>
-              <v:shapetype w14:anchorId="3E86B0EE" id="_x0000_t202" coordsize="21600,21600" o:spt="202" path="m,l,21600r21600,l21600,xe">
+              <v:shapetype w14:anchorId="2C841BB6" id="_x0000_t202" coordsize="21600,21600" o:spt="202" path="m,l,21600r21600,l21600,xe">
                 <v:stroke joinstyle="miter"/>
                 <v:path gradientshapeok="t" o:connecttype="rect"/>
               </v:shapetype>
@@ -15740,7 +15828,27 @@
                           <w:sz w:val="20"/>
                           <w:szCs w:val="20"/>
                         </w:rPr>
-                        <w:t xml:space="preserve">Рисунок 3 — Архитектура системы (FastAPI ↔ </w:t>
+                        <w:t>Рисунок 3 — Архитектура системы (</w:t>
+                      </w:r>
+                      <w:proofErr w:type="spellStart"/>
+                      <w:r>
+                        <w:rPr>
+                          <w:i w:val="0"/>
+                          <w:color w:val="000000" w:themeColor="text1"/>
+                          <w:sz w:val="20"/>
+                          <w:szCs w:val="20"/>
+                        </w:rPr>
+                        <w:t>FastAPI</w:t>
+                      </w:r>
+                      <w:proofErr w:type="spellEnd"/>
+                      <w:r>
+                        <w:rPr>
+                          <w:i w:val="0"/>
+                          <w:color w:val="000000" w:themeColor="text1"/>
+                          <w:sz w:val="20"/>
+                          <w:szCs w:val="20"/>
+                        </w:rPr>
+                        <w:t xml:space="preserve"> ↔ </w:t>
                       </w:r>
                       <w:proofErr w:type="spellStart"/>
                       <w:r>
@@ -15797,7 +15905,7 @@
           <w:szCs w:val="24"/>
         </w:rPr>
         <w:drawing>
-          <wp:anchor distT="0" distB="0" distL="114300" distR="114300" simplePos="0" relativeHeight="251658240" behindDoc="0" locked="0" layoutInCell="1" allowOverlap="1" wp14:anchorId="05B5EE85" wp14:editId="2F8C24E8">
+          <wp:anchor distT="0" distB="0" distL="114300" distR="114300" simplePos="0" relativeHeight="251658240" behindDoc="0" locked="0" layoutInCell="1" allowOverlap="1" wp14:anchorId="0DCD8144" wp14:editId="1FE4C66D">
             <wp:simplePos x="0" y="0"/>
             <wp:positionH relativeFrom="margin">
               <wp:align>center</wp:align>
@@ -17989,7 +18097,7 @@
           <w:szCs w:val="24"/>
         </w:rPr>
       </w:pPr>
-      <w:bookmarkStart w:id="11" w:name="_Toc232078254"/>
+      <w:bookmarkStart w:id="12" w:name="_Toc232617584"/>
       <w:r>
         <w:rPr>
           <w:sz w:val="24"/>
@@ -17997,7 +18105,7 @@
         </w:rPr>
         <w:t>3.2. ERD-модель информационной системы</w:t>
       </w:r>
-      <w:bookmarkEnd w:id="11"/>
+      <w:bookmarkEnd w:id="12"/>
     </w:p>
     <w:p>
       <w:pPr>
@@ -18018,7 +18126,7 @@
           <w:szCs w:val="24"/>
         </w:rPr>
         <w:drawing>
-          <wp:inline distT="0" distB="0" distL="0" distR="0" wp14:anchorId="2E70A1CA" wp14:editId="31FB7D21">
+          <wp:inline distT="0" distB="0" distL="0" distR="0" wp14:anchorId="269D0A55" wp14:editId="71A22456">
             <wp:extent cx="5818450" cy="2979420"/>
             <wp:effectExtent l="0" t="0" r="0" b="0"/>
             <wp:docPr id="1269928614" name="Рисунок 58"/>
@@ -21673,11 +21781,9 @@
             <w:vAlign w:val="center"/>
           </w:tcPr>
           <w:p>
-            <w:proofErr w:type="spellStart"/>
             <w:r>
               <w:t>CarCategory</w:t>
             </w:r>
-            <w:proofErr w:type="spellEnd"/>
           </w:p>
         </w:tc>
         <w:tc>
@@ -26490,7 +26596,7 @@
           <w:szCs w:val="24"/>
         </w:rPr>
       </w:pPr>
-      <w:bookmarkStart w:id="12" w:name="_Toc232078255"/>
+      <w:bookmarkStart w:id="13" w:name="_Toc232617585"/>
       <w:r>
         <w:rPr>
           <w:sz w:val="24"/>
@@ -26499,7 +26605,7 @@
         <w:lastRenderedPageBreak/>
         <w:t>3.3. Файловая структура приложения</w:t>
       </w:r>
-      <w:bookmarkEnd w:id="12"/>
+      <w:bookmarkEnd w:id="13"/>
     </w:p>
     <w:p>
       <w:pPr>
@@ -28451,6 +28557,7 @@
       <w:pPr>
         <w:ind w:left="200"/>
         <w:rPr>
+          <w:rFonts w:ascii="Consolas" w:eastAsia="Consolas" w:hAnsi="Consolas" w:cs="Consolas"/>
           <w:szCs w:val="24"/>
         </w:rPr>
       </w:pPr>
@@ -28476,6 +28583,84 @@
           <w:szCs w:val="24"/>
         </w:rPr>
         <w:t>/                            # Тесты веб-приложения</w:t>
+      </w:r>
+    </w:p>
+    <w:p>
+      <w:pPr>
+        <w:ind w:left="200" w:firstLine="508"/>
+        <w:rPr>
+          <w:rFonts w:ascii="Consolas" w:eastAsia="Consolas" w:hAnsi="Consolas" w:cs="Consolas"/>
+          <w:szCs w:val="24"/>
+        </w:rPr>
+      </w:pPr>
+      <w:r>
+        <w:rPr>
+          <w:rFonts w:ascii="Consolas" w:eastAsia="Consolas" w:hAnsi="Consolas" w:cs="Consolas"/>
+          <w:szCs w:val="24"/>
+        </w:rPr>
+        <w:t>├──</w:t>
+      </w:r>
+      <w:r>
+        <w:rPr>
+          <w:rFonts w:ascii="Consolas" w:eastAsia="Consolas" w:hAnsi="Consolas" w:cs="Consolas"/>
+          <w:szCs w:val="24"/>
+        </w:rPr>
+        <w:t xml:space="preserve"> </w:t>
+      </w:r>
+      <w:r>
+        <w:rPr>
+          <w:rFonts w:ascii="Consolas" w:eastAsia="Consolas" w:hAnsi="Consolas" w:cs="Consolas"/>
+          <w:szCs w:val="24"/>
+          <w:lang w:val="en-US"/>
+        </w:rPr>
+        <w:t>pages</w:t>
+      </w:r>
+      <w:r>
+        <w:rPr>
+          <w:rFonts w:ascii="Consolas" w:eastAsia="Consolas" w:hAnsi="Consolas" w:cs="Consolas"/>
+          <w:szCs w:val="24"/>
+        </w:rPr>
+        <w:t>/</w:t>
+      </w:r>
+    </w:p>
+    <w:p>
+      <w:pPr>
+        <w:ind w:left="200" w:firstLine="508"/>
+        <w:rPr>
+          <w:rFonts w:ascii="Consolas" w:eastAsia="Consolas" w:hAnsi="Consolas" w:cs="Consolas"/>
+          <w:szCs w:val="24"/>
+          <w:lang w:val="en-US"/>
+        </w:rPr>
+      </w:pPr>
+      <w:r>
+        <w:rPr>
+          <w:rFonts w:ascii="Consolas" w:eastAsia="Consolas" w:hAnsi="Consolas" w:cs="Consolas"/>
+          <w:szCs w:val="24"/>
+        </w:rPr>
+        <w:t>│</w:t>
+      </w:r>
+      <w:r>
+        <w:rPr>
+          <w:rFonts w:ascii="Consolas" w:eastAsia="Consolas" w:hAnsi="Consolas" w:cs="Consolas"/>
+          <w:szCs w:val="24"/>
+          <w:lang w:val="en-US"/>
+        </w:rPr>
+        <w:t xml:space="preserve">     </w:t>
+      </w:r>
+      <w:r>
+        <w:rPr>
+          <w:rFonts w:ascii="Consolas" w:eastAsia="Consolas" w:hAnsi="Consolas" w:cs="Consolas"/>
+          <w:szCs w:val="24"/>
+        </w:rPr>
+        <w:t>└──</w:t>
+      </w:r>
+      <w:r>
+        <w:rPr>
+          <w:rFonts w:ascii="Consolas" w:eastAsia="Consolas" w:hAnsi="Consolas" w:cs="Consolas"/>
+          <w:szCs w:val="24"/>
+          <w:lang w:val="en-US"/>
+        </w:rPr>
+        <w:t>*_page.py                 # POM</w:t>
       </w:r>
     </w:p>
     <w:p>
@@ -28544,53 +28729,119 @@
         <w:ind w:left="200"/>
         <w:rPr>
           <w:szCs w:val="24"/>
+        </w:rPr>
+      </w:pPr>
+      <w:r>
+        <w:rPr>
+          <w:rFonts w:ascii="Consolas" w:eastAsia="Consolas" w:hAnsi="Consolas" w:cs="Consolas"/>
+          <w:szCs w:val="24"/>
+        </w:rPr>
+        <w:t xml:space="preserve">    </w:t>
+      </w:r>
+      <w:r>
+        <w:rPr>
+          <w:rFonts w:ascii="Consolas" w:eastAsia="Consolas" w:hAnsi="Consolas" w:cs="Consolas"/>
+          <w:szCs w:val="24"/>
+        </w:rPr>
+        <w:t xml:space="preserve">├── </w:t>
+      </w:r>
+      <w:r>
+        <w:rPr>
+          <w:rFonts w:ascii="Consolas" w:eastAsia="Consolas" w:hAnsi="Consolas" w:cs="Consolas"/>
+          <w:szCs w:val="24"/>
           <w:lang w:val="en-US"/>
         </w:rPr>
-      </w:pPr>
+        <w:t>test</w:t>
+      </w:r>
       <w:r>
         <w:rPr>
           <w:rFonts w:ascii="Consolas" w:eastAsia="Consolas" w:hAnsi="Consolas" w:cs="Consolas"/>
           <w:szCs w:val="24"/>
         </w:rPr>
-        <w:t xml:space="preserve">    </w:t>
-      </w:r>
+        <w:t>_</w:t>
+      </w:r>
+      <w:proofErr w:type="spellStart"/>
       <w:r>
         <w:rPr>
           <w:rFonts w:ascii="Consolas" w:eastAsia="Consolas" w:hAnsi="Consolas" w:cs="Consolas"/>
           <w:szCs w:val="24"/>
           <w:lang w:val="en-US"/>
         </w:rPr>
-        <w:t xml:space="preserve">├── test_fastapi_client.py        # </w:t>
-      </w:r>
+        <w:t>fastapi</w:t>
+      </w:r>
+      <w:proofErr w:type="spellEnd"/>
       <w:r>
         <w:rPr>
           <w:rFonts w:ascii="Consolas" w:eastAsia="Consolas" w:hAnsi="Consolas" w:cs="Consolas"/>
           <w:szCs w:val="24"/>
         </w:rPr>
+        <w:t>_</w:t>
+      </w:r>
+      <w:r>
+        <w:rPr>
+          <w:rFonts w:ascii="Consolas" w:eastAsia="Consolas" w:hAnsi="Consolas" w:cs="Consolas"/>
+          <w:szCs w:val="24"/>
+          <w:lang w:val="en-US"/>
+        </w:rPr>
+        <w:t>client</w:t>
+      </w:r>
+      <w:r>
+        <w:rPr>
+          <w:rFonts w:ascii="Consolas" w:eastAsia="Consolas" w:hAnsi="Consolas" w:cs="Consolas"/>
+          <w:szCs w:val="24"/>
+        </w:rPr>
+        <w:t>.</w:t>
+      </w:r>
+      <w:r>
+        <w:rPr>
+          <w:rFonts w:ascii="Consolas" w:eastAsia="Consolas" w:hAnsi="Consolas" w:cs="Consolas"/>
+          <w:szCs w:val="24"/>
+          <w:lang w:val="en-US"/>
+        </w:rPr>
+        <w:t>py</w:t>
+      </w:r>
+      <w:r>
+        <w:rPr>
+          <w:rFonts w:ascii="Consolas" w:eastAsia="Consolas" w:hAnsi="Consolas" w:cs="Consolas"/>
+          <w:szCs w:val="24"/>
+        </w:rPr>
+        <w:t xml:space="preserve">        # </w:t>
+      </w:r>
+      <w:r>
+        <w:rPr>
+          <w:rFonts w:ascii="Consolas" w:eastAsia="Consolas" w:hAnsi="Consolas" w:cs="Consolas"/>
+          <w:szCs w:val="24"/>
+        </w:rPr>
         <w:t>Тесты</w:t>
       </w:r>
       <w:r>
         <w:rPr>
           <w:rFonts w:ascii="Consolas" w:eastAsia="Consolas" w:hAnsi="Consolas" w:cs="Consolas"/>
           <w:szCs w:val="24"/>
+        </w:rPr>
+        <w:t xml:space="preserve"> </w:t>
+      </w:r>
+      <w:r>
+        <w:rPr>
+          <w:rFonts w:ascii="Consolas" w:eastAsia="Consolas" w:hAnsi="Consolas" w:cs="Consolas"/>
+          <w:szCs w:val="24"/>
+        </w:rPr>
+        <w:t>клиента</w:t>
+      </w:r>
+      <w:r>
+        <w:rPr>
+          <w:rFonts w:ascii="Consolas" w:eastAsia="Consolas" w:hAnsi="Consolas" w:cs="Consolas"/>
+          <w:szCs w:val="24"/>
+        </w:rPr>
+        <w:t xml:space="preserve"> </w:t>
+      </w:r>
+      <w:r>
+        <w:rPr>
+          <w:rFonts w:ascii="Consolas" w:eastAsia="Consolas" w:hAnsi="Consolas" w:cs="Consolas"/>
+          <w:szCs w:val="24"/>
           <w:lang w:val="en-US"/>
         </w:rPr>
-        <w:t xml:space="preserve"> </w:t>
-      </w:r>
-      <w:r>
-        <w:rPr>
-          <w:rFonts w:ascii="Consolas" w:eastAsia="Consolas" w:hAnsi="Consolas" w:cs="Consolas"/>
-          <w:szCs w:val="24"/>
-        </w:rPr>
-        <w:t>клиента</w:t>
-      </w:r>
-      <w:r>
-        <w:rPr>
-          <w:rFonts w:ascii="Consolas" w:eastAsia="Consolas" w:hAnsi="Consolas" w:cs="Consolas"/>
-          <w:szCs w:val="24"/>
-          <w:lang w:val="en-US"/>
-        </w:rPr>
-        <w:t xml:space="preserve"> API</w:t>
+        <w:t>API</w:t>
       </w:r>
     </w:p>
     <w:p>
@@ -28605,9 +28856,16 @@
         <w:rPr>
           <w:rFonts w:ascii="Consolas" w:eastAsia="Consolas" w:hAnsi="Consolas" w:cs="Consolas"/>
           <w:szCs w:val="24"/>
+        </w:rPr>
+        <w:t xml:space="preserve">    </w:t>
+      </w:r>
+      <w:r>
+        <w:rPr>
+          <w:rFonts w:ascii="Consolas" w:eastAsia="Consolas" w:hAnsi="Consolas" w:cs="Consolas"/>
+          <w:szCs w:val="24"/>
           <w:lang w:val="en-US"/>
         </w:rPr>
-        <w:t xml:space="preserve">    └── test_selenium.py              # UI-</w:t>
+        <w:t>└── test_selenium.py              # UI-</w:t>
       </w:r>
       <w:r>
         <w:rPr>
@@ -29271,6 +29529,23 @@
     </w:p>
     <w:p>
       <w:pPr>
+        <w:rPr>
+          <w:bCs/>
+          <w:szCs w:val="24"/>
+          <w:lang w:val="en-US"/>
+        </w:rPr>
+      </w:pPr>
+      <w:r>
+        <w:rPr>
+          <w:bCs/>
+          <w:szCs w:val="24"/>
+          <w:lang w:val="en-US"/>
+        </w:rPr>
+        <w:br w:type="page"/>
+      </w:r>
+    </w:p>
+    <w:p>
+      <w:pPr>
         <w:ind w:firstLine="709"/>
         <w:jc w:val="both"/>
         <w:rPr>
@@ -29284,6 +29559,7 @@
           <w:szCs w:val="24"/>
           <w:lang w:val="en-US"/>
         </w:rPr>
+        <w:lastRenderedPageBreak/>
         <w:t xml:space="preserve">django_service/core/views.py — </w:t>
       </w:r>
       <w:r>
@@ -29332,7 +29608,6 @@
           <w:szCs w:val="24"/>
           <w:lang w:val="en-US"/>
         </w:rPr>
-        <w:lastRenderedPageBreak/>
         <w:t xml:space="preserve">django_service/core/fastapi_client.py — </w:t>
       </w:r>
       <w:r>
@@ -29748,7 +30023,7 @@
           <w:szCs w:val="24"/>
         </w:rPr>
       </w:pPr>
-      <w:bookmarkStart w:id="13" w:name="_Toc232078256"/>
+      <w:bookmarkStart w:id="14" w:name="_Toc232617586"/>
       <w:r>
         <w:rPr>
           <w:sz w:val="24"/>
@@ -29757,7 +30032,7 @@
         <w:lastRenderedPageBreak/>
         <w:t>3.4. Алгоритмы</w:t>
       </w:r>
-      <w:bookmarkEnd w:id="13"/>
+      <w:bookmarkEnd w:id="14"/>
     </w:p>
     <w:p>
       <w:pPr>
@@ -30459,7 +30734,7 @@
           <w:szCs w:val="24"/>
         </w:rPr>
         <w:drawing>
-          <wp:inline distT="0" distB="0" distL="0" distR="0" wp14:anchorId="17FC1E0D" wp14:editId="3E19A201">
+          <wp:inline distT="0" distB="0" distL="0" distR="0" wp14:anchorId="7458DFB0" wp14:editId="108A6B3C">
             <wp:extent cx="5852118" cy="4324350"/>
             <wp:effectExtent l="0" t="0" r="0" b="0"/>
             <wp:docPr id="1255" name="Рисунок 1255"/>
@@ -31066,7 +31341,7 @@
           <w:szCs w:val="24"/>
         </w:rPr>
         <w:drawing>
-          <wp:inline distT="0" distB="0" distL="0" distR="0" wp14:anchorId="7868CC90" wp14:editId="677CA619">
+          <wp:inline distT="0" distB="0" distL="0" distR="0" wp14:anchorId="29409FDC" wp14:editId="2F418434">
             <wp:extent cx="2827987" cy="5019675"/>
             <wp:effectExtent l="0" t="0" r="0" b="0"/>
             <wp:docPr id="1256" name="Рисунок 1256"/>
@@ -31551,7 +31826,7 @@
         </w:rPr>
         <w:lastRenderedPageBreak/>
         <w:drawing>
-          <wp:inline distT="0" distB="0" distL="0" distR="0" wp14:anchorId="33FCFB9A" wp14:editId="0B4D19B7">
+          <wp:inline distT="0" distB="0" distL="0" distR="0" wp14:anchorId="7F798B17" wp14:editId="74D9E724">
             <wp:extent cx="5976306" cy="3800475"/>
             <wp:effectExtent l="0" t="0" r="5715" b="0"/>
             <wp:docPr id="1257" name="Рисунок 1257"/>
@@ -32119,7 +32394,7 @@
         </w:rPr>
         <w:lastRenderedPageBreak/>
         <w:drawing>
-          <wp:inline distT="0" distB="0" distL="0" distR="0" wp14:anchorId="27E041FF" wp14:editId="6150962C">
+          <wp:inline distT="0" distB="0" distL="0" distR="0" wp14:anchorId="66853E98" wp14:editId="20BF4A6D">
             <wp:extent cx="6029325" cy="4463196"/>
             <wp:effectExtent l="0" t="0" r="0" b="0"/>
             <wp:docPr id="1258" name="Рисунок 1258"/>
@@ -32621,7 +32896,7 @@
         </w:rPr>
         <w:lastRenderedPageBreak/>
         <w:drawing>
-          <wp:inline distT="0" distB="0" distL="0" distR="0" wp14:anchorId="6B9DFB36" wp14:editId="26BB2FAB">
+          <wp:inline distT="0" distB="0" distL="0" distR="0" wp14:anchorId="6596FF14" wp14:editId="6CC4870B">
             <wp:extent cx="5286375" cy="6762601"/>
             <wp:effectExtent l="0" t="0" r="0" b="635"/>
             <wp:docPr id="1259" name="Рисунок 1259"/>
@@ -32869,7 +33144,7 @@
           <w:szCs w:val="24"/>
         </w:rPr>
       </w:pPr>
-      <w:bookmarkStart w:id="14" w:name="_Toc232078257"/>
+      <w:bookmarkStart w:id="15" w:name="_Toc232617587"/>
       <w:r>
         <w:rPr>
           <w:sz w:val="24"/>
@@ -32878,7 +33153,7 @@
         <w:lastRenderedPageBreak/>
         <w:t>3.5. Документация по работе с информационной системой</w:t>
       </w:r>
-      <w:bookmarkEnd w:id="14"/>
+      <w:bookmarkEnd w:id="15"/>
     </w:p>
     <w:p>
       <w:r>
@@ -33321,14 +33596,18 @@
       </w:r>
     </w:p>
     <w:p>
-      <w:pPr>
-        <w:rPr>
-          <w:i/>
-          <w:iCs/>
-          <w:szCs w:val="24"/>
-          <w:lang w:val="en-US"/>
-        </w:rPr>
-      </w:pPr>
+      <w:r>
+        <w:lastRenderedPageBreak/>
+        <w:t xml:space="preserve">Таблица 14 — Описание основных </w:t>
+      </w:r>
+      <w:proofErr w:type="spellStart"/>
+      <w:r>
+        <w:t>эндпоинтов</w:t>
+      </w:r>
+      <w:proofErr w:type="spellEnd"/>
+      <w:r>
+        <w:t xml:space="preserve"> REST API</w:t>
+      </w:r>
     </w:p>
     <w:tbl>
       <w:tblPr>
@@ -33403,11 +33682,9 @@
             <w:vAlign w:val="center"/>
           </w:tcPr>
           <w:p>
-            <w:proofErr w:type="spellStart"/>
             <w:r>
               <w:t>Эндпоинт</w:t>
             </w:r>
-            <w:proofErr w:type="spellEnd"/>
           </w:p>
         </w:tc>
         <w:tc>
@@ -37770,19 +38047,6 @@
         </w:tc>
       </w:tr>
     </w:tbl>
-    <w:p>
-      <w:r>
-        <w:t xml:space="preserve">Таблица 14 — Описание основных </w:t>
-      </w:r>
-      <w:proofErr w:type="spellStart"/>
-      <w:r>
-        <w:t>эндпоинтов</w:t>
-      </w:r>
-      <w:proofErr w:type="spellEnd"/>
-      <w:r>
-        <w:t xml:space="preserve"> REST API</w:t>
-      </w:r>
-    </w:p>
     <w:p>
       <w:pPr>
         <w:rPr>
@@ -38479,7 +38743,7 @@
         </w:rPr>
         <w:lastRenderedPageBreak/>
         <w:drawing>
-          <wp:inline distT="0" distB="0" distL="0" distR="0" wp14:anchorId="76208012" wp14:editId="57DE2148">
+          <wp:inline distT="0" distB="0" distL="0" distR="0" wp14:anchorId="4A7D9699" wp14:editId="4F07511C">
             <wp:extent cx="6299835" cy="5448935"/>
             <wp:effectExtent l="0" t="0" r="5715" b="0"/>
             <wp:docPr id="1269928576" name="Рисунок 1269928576"/>
@@ -38651,7 +38915,7 @@
         </w:rPr>
         <w:lastRenderedPageBreak/>
         <w:drawing>
-          <wp:inline distT="0" distB="0" distL="0" distR="0" wp14:anchorId="7FAFB2F9" wp14:editId="12720946">
+          <wp:inline distT="0" distB="0" distL="0" distR="0" wp14:anchorId="66BF7DBB" wp14:editId="5B47519D">
             <wp:extent cx="6299835" cy="4159885"/>
             <wp:effectExtent l="0" t="0" r="5715" b="0"/>
             <wp:docPr id="1269928577" name="Рисунок 1269928577"/>
@@ -38790,7 +39054,7 @@
         </w:rPr>
         <w:lastRenderedPageBreak/>
         <w:drawing>
-          <wp:inline distT="0" distB="0" distL="0" distR="0" wp14:anchorId="3BDA7E00" wp14:editId="482088FC">
+          <wp:inline distT="0" distB="0" distL="0" distR="0" wp14:anchorId="5A12D657" wp14:editId="1FB5AD6F">
             <wp:extent cx="6299835" cy="4159885"/>
             <wp:effectExtent l="0" t="0" r="5715" b="0"/>
             <wp:docPr id="1269928578" name="Рисунок 1269928578"/>
@@ -38928,7 +39192,7 @@
           <w:szCs w:val="24"/>
         </w:rPr>
         <w:drawing>
-          <wp:inline distT="0" distB="0" distL="0" distR="0" wp14:anchorId="23341439" wp14:editId="1FF89F08">
+          <wp:inline distT="0" distB="0" distL="0" distR="0" wp14:anchorId="17CB4F66" wp14:editId="6DB1A7E3">
             <wp:extent cx="6299835" cy="1793875"/>
             <wp:effectExtent l="0" t="0" r="5715" b="0"/>
             <wp:docPr id="1269928579" name="Рисунок 1269928579"/>
@@ -39098,7 +39362,7 @@
           <w:szCs w:val="24"/>
         </w:rPr>
         <w:drawing>
-          <wp:inline distT="0" distB="0" distL="0" distR="0" wp14:anchorId="1FF9C4F5" wp14:editId="4C05B6AE">
+          <wp:inline distT="0" distB="0" distL="0" distR="0" wp14:anchorId="53829345" wp14:editId="535895CE">
             <wp:extent cx="6299835" cy="1793875"/>
             <wp:effectExtent l="0" t="0" r="5715" b="0"/>
             <wp:docPr id="1269928580" name="Рисунок 1269928580"/>
@@ -41159,7 +41423,7 @@
           <w:szCs w:val="24"/>
         </w:rPr>
       </w:pPr>
-      <w:bookmarkStart w:id="15" w:name="_Toc232078258"/>
+      <w:bookmarkStart w:id="16" w:name="_Toc232617588"/>
       <w:r>
         <w:rPr>
           <w:sz w:val="24"/>
@@ -41167,7 +41431,7 @@
         </w:rPr>
         <w:t>3.6. Отчёт о тестировании проекта</w:t>
       </w:r>
-      <w:bookmarkEnd w:id="15"/>
+      <w:bookmarkEnd w:id="16"/>
     </w:p>
     <w:p>
       <w:pPr>
@@ -44702,11 +44966,193 @@
     </w:tbl>
     <w:p>
       <w:pPr>
-        <w:rPr>
-          <w:bCs/>
+        <w:pBdr>
+          <w:top w:val="single" w:sz="6" w:space="6" w:color="808080"/>
+          <w:left w:val="single" w:sz="6" w:space="6" w:color="808080"/>
+          <w:bottom w:val="single" w:sz="6" w:space="6" w:color="808080"/>
+          <w:right w:val="single" w:sz="6" w:space="6" w:color="808080"/>
+        </w:pBdr>
+        <w:spacing w:before="160" w:after="80" w:line="360" w:lineRule="auto"/>
+        <w:jc w:val="center"/>
+        <w:rPr>
           <w:szCs w:val="24"/>
         </w:rPr>
       </w:pPr>
+      <w:r>
+        <w:rPr>
+          <w:noProof/>
+        </w:rPr>
+        <w:drawing>
+          <wp:inline distT="0" distB="0" distL="0" distR="0" wp14:anchorId="0877F494" wp14:editId="7CEE8517">
+            <wp:extent cx="6299835" cy="432435"/>
+            <wp:effectExtent l="0" t="0" r="5715" b="5715"/>
+            <wp:docPr id="59" name="Рисунок 59"/>
+            <wp:cNvGraphicFramePr>
+              <a:graphicFrameLocks xmlns:a="http://schemas.openxmlformats.org/drawingml/2006/main" noChangeAspect="1"/>
+            </wp:cNvGraphicFramePr>
+            <a:graphic xmlns:a="http://schemas.openxmlformats.org/drawingml/2006/main">
+              <a:graphicData uri="http://schemas.openxmlformats.org/drawingml/2006/picture">
+                <pic:pic xmlns:pic="http://schemas.openxmlformats.org/drawingml/2006/picture">
+                  <pic:nvPicPr>
+                    <pic:cNvPr id="1" name=""/>
+                    <pic:cNvPicPr/>
+                  </pic:nvPicPr>
+                  <pic:blipFill>
+                    <a:blip r:embed="rId26"/>
+                    <a:stretch>
+                      <a:fillRect/>
+                    </a:stretch>
+                  </pic:blipFill>
+                  <pic:spPr>
+                    <a:xfrm>
+                      <a:off x="0" y="0"/>
+                      <a:ext cx="6299835" cy="432435"/>
+                    </a:xfrm>
+                    <a:prstGeom prst="rect">
+                      <a:avLst/>
+                    </a:prstGeom>
+                  </pic:spPr>
+                </pic:pic>
+              </a:graphicData>
+            </a:graphic>
+          </wp:inline>
+        </w:drawing>
+      </w:r>
+      <w:r>
+        <w:rPr>
+          <w:szCs w:val="24"/>
+        </w:rPr>
+        <w:br/>
+      </w:r>
+      <w:r>
+        <w:rPr>
+          <w:i/>
+          <w:iCs/>
+          <w:szCs w:val="24"/>
+        </w:rPr>
+        <w:t>Рисунок 14</w:t>
+      </w:r>
+      <w:r>
+        <w:rPr>
+          <w:i/>
+          <w:iCs/>
+          <w:szCs w:val="24"/>
+        </w:rPr>
+        <w:t xml:space="preserve"> — </w:t>
+      </w:r>
+      <w:r>
+        <w:rPr>
+          <w:i/>
+          <w:iCs/>
+          <w:szCs w:val="24"/>
+        </w:rPr>
+        <w:t xml:space="preserve">Запуск тестов </w:t>
+      </w:r>
+      <w:r>
+        <w:rPr>
+          <w:i/>
+          <w:iCs/>
+          <w:szCs w:val="24"/>
+          <w:lang w:val="en-US"/>
+        </w:rPr>
+        <w:t>api</w:t>
+      </w:r>
+    </w:p>
+    <w:p>
+      <w:pPr>
+        <w:pBdr>
+          <w:top w:val="single" w:sz="6" w:space="6" w:color="808080"/>
+          <w:left w:val="single" w:sz="6" w:space="6" w:color="808080"/>
+          <w:bottom w:val="single" w:sz="6" w:space="6" w:color="808080"/>
+          <w:right w:val="single" w:sz="6" w:space="6" w:color="808080"/>
+        </w:pBdr>
+        <w:spacing w:before="160" w:after="80" w:line="360" w:lineRule="auto"/>
+        <w:jc w:val="center"/>
+        <w:rPr>
+          <w:i/>
+          <w:iCs/>
+          <w:szCs w:val="24"/>
+        </w:rPr>
+      </w:pPr>
+      <w:r>
+        <w:rPr>
+          <w:noProof/>
+        </w:rPr>
+        <w:drawing>
+          <wp:inline distT="0" distB="0" distL="0" distR="0" wp14:anchorId="6574AD74" wp14:editId="482F1CC6">
+            <wp:extent cx="6299835" cy="584835"/>
+            <wp:effectExtent l="0" t="0" r="5715" b="5715"/>
+            <wp:docPr id="60" name="Рисунок 60"/>
+            <wp:cNvGraphicFramePr>
+              <a:graphicFrameLocks xmlns:a="http://schemas.openxmlformats.org/drawingml/2006/main" noChangeAspect="1"/>
+            </wp:cNvGraphicFramePr>
+            <a:graphic xmlns:a="http://schemas.openxmlformats.org/drawingml/2006/main">
+              <a:graphicData uri="http://schemas.openxmlformats.org/drawingml/2006/picture">
+                <pic:pic xmlns:pic="http://schemas.openxmlformats.org/drawingml/2006/picture">
+                  <pic:nvPicPr>
+                    <pic:cNvPr id="1" name=""/>
+                    <pic:cNvPicPr/>
+                  </pic:nvPicPr>
+                  <pic:blipFill>
+                    <a:blip r:embed="rId27"/>
+                    <a:stretch>
+                      <a:fillRect/>
+                    </a:stretch>
+                  </pic:blipFill>
+                  <pic:spPr>
+                    <a:xfrm>
+                      <a:off x="0" y="0"/>
+                      <a:ext cx="6299835" cy="584835"/>
+                    </a:xfrm>
+                    <a:prstGeom prst="rect">
+                      <a:avLst/>
+                    </a:prstGeom>
+                  </pic:spPr>
+                </pic:pic>
+              </a:graphicData>
+            </a:graphic>
+          </wp:inline>
+        </w:drawing>
+      </w:r>
+      <w:r>
+        <w:rPr>
+          <w:szCs w:val="24"/>
+        </w:rPr>
+        <w:br/>
+      </w:r>
+      <w:r>
+        <w:rPr>
+          <w:i/>
+          <w:iCs/>
+          <w:szCs w:val="24"/>
+        </w:rPr>
+        <w:t>Рисунок 15</w:t>
+      </w:r>
+      <w:r>
+        <w:rPr>
+          <w:i/>
+          <w:iCs/>
+          <w:szCs w:val="24"/>
+        </w:rPr>
+        <w:t xml:space="preserve"> — </w:t>
+      </w:r>
+      <w:r>
+        <w:rPr>
+          <w:i/>
+          <w:iCs/>
+          <w:szCs w:val="24"/>
+        </w:rPr>
+        <w:t xml:space="preserve">запуск тестов </w:t>
+      </w:r>
+      <w:r>
+        <w:rPr>
+          <w:i/>
+          <w:iCs/>
+          <w:szCs w:val="24"/>
+          <w:lang w:val="en-US"/>
+        </w:rPr>
+        <w:t>Django</w:t>
+      </w:r>
       <w:r>
         <w:rPr>
           <w:bCs/>
@@ -45274,1582 +45720,13 @@
           <w:szCs w:val="24"/>
         </w:rPr>
       </w:pPr>
-      <w:bookmarkStart w:id="16" w:name="_Toc232078259"/>
+      <w:bookmarkStart w:id="17" w:name="_Toc232617589"/>
       <w:r>
         <w:rPr>
           <w:sz w:val="24"/>
           <w:szCs w:val="24"/>
         </w:rPr>
         <w:t>4. ГЛОССАРИЙ</w:t>
-      </w:r>
-      <w:bookmarkEnd w:id="16"/>
-    </w:p>
-    <w:p>
-      <w:pPr>
-        <w:ind w:firstLine="709"/>
-        <w:jc w:val="both"/>
-        <w:rPr>
-          <w:bCs/>
-          <w:szCs w:val="24"/>
-        </w:rPr>
-      </w:pPr>
-      <w:r>
-        <w:rPr>
-          <w:bCs/>
-          <w:szCs w:val="24"/>
-        </w:rPr>
-        <w:t>В данном разделе приведены определения основных терминов и расшифровка сокращений, использованных в тексте пояснительной записки.</w:t>
-      </w:r>
-    </w:p>
-    <w:p>
-      <w:pPr>
-        <w:ind w:firstLine="709"/>
-        <w:jc w:val="both"/>
-        <w:rPr>
-          <w:bCs/>
-          <w:szCs w:val="24"/>
-        </w:rPr>
-      </w:pPr>
-      <w:r>
-        <w:rPr>
-          <w:bCs/>
-          <w:szCs w:val="24"/>
-        </w:rPr>
-        <w:t>Список терминов:</w:t>
-      </w:r>
-    </w:p>
-    <w:p>
-      <w:pPr>
-        <w:ind w:firstLine="709"/>
-        <w:jc w:val="both"/>
-        <w:rPr>
-          <w:bCs/>
-          <w:szCs w:val="24"/>
-        </w:rPr>
-      </w:pPr>
-      <w:r>
-        <w:rPr>
-          <w:bCs/>
-          <w:szCs w:val="24"/>
-        </w:rPr>
-        <w:t xml:space="preserve">Аутентификация — </w:t>
-      </w:r>
-      <w:r>
-        <w:rPr>
-          <w:bCs/>
-          <w:szCs w:val="24"/>
-        </w:rPr>
-        <w:t>процедура проверки подлинности сотрудника путём сравнения введённого логина и пароля с данными в базе данных.</w:t>
-      </w:r>
-    </w:p>
-    <w:p>
-      <w:pPr>
-        <w:ind w:firstLine="709"/>
-        <w:jc w:val="both"/>
-        <w:rPr>
-          <w:bCs/>
-          <w:szCs w:val="24"/>
-        </w:rPr>
-      </w:pPr>
-      <w:r>
-        <w:rPr>
-          <w:bCs/>
-          <w:szCs w:val="24"/>
-        </w:rPr>
-        <w:t xml:space="preserve">Авторизация — </w:t>
-      </w:r>
-      <w:r>
-        <w:rPr>
-          <w:bCs/>
-          <w:szCs w:val="24"/>
-        </w:rPr>
-        <w:t>процесс проверки прав доступа пользователя к функциям системы в зависимости от его роли (администратор, директор, менеджер).</w:t>
-      </w:r>
-    </w:p>
-    <w:p>
-      <w:pPr>
-        <w:ind w:firstLine="709"/>
-        <w:jc w:val="both"/>
-        <w:rPr>
-          <w:bCs/>
-          <w:szCs w:val="24"/>
-        </w:rPr>
-      </w:pPr>
-      <w:proofErr w:type="spellStart"/>
-      <w:r>
-        <w:rPr>
-          <w:bCs/>
-          <w:szCs w:val="24"/>
-        </w:rPr>
-        <w:t>Валидация</w:t>
-      </w:r>
-      <w:proofErr w:type="spellEnd"/>
-      <w:r>
-        <w:rPr>
-          <w:bCs/>
-          <w:szCs w:val="24"/>
-        </w:rPr>
-        <w:t xml:space="preserve"> — </w:t>
-      </w:r>
-      <w:r>
-        <w:rPr>
-          <w:bCs/>
-          <w:szCs w:val="24"/>
-        </w:rPr>
-        <w:t xml:space="preserve">проверка входных данных на соответствие правилам (тип, длина, обязательность), реализованная через схемы </w:t>
-      </w:r>
-      <w:proofErr w:type="spellStart"/>
-      <w:r>
-        <w:rPr>
-          <w:bCs/>
-          <w:szCs w:val="24"/>
-        </w:rPr>
-        <w:t>Pydantic</w:t>
-      </w:r>
-      <w:proofErr w:type="spellEnd"/>
-      <w:r>
-        <w:rPr>
-          <w:bCs/>
-          <w:szCs w:val="24"/>
-        </w:rPr>
-        <w:t>.</w:t>
-      </w:r>
-    </w:p>
-    <w:p>
-      <w:pPr>
-        <w:ind w:firstLine="709"/>
-        <w:jc w:val="both"/>
-        <w:rPr>
-          <w:bCs/>
-          <w:szCs w:val="24"/>
-        </w:rPr>
-      </w:pPr>
-      <w:r>
-        <w:rPr>
-          <w:bCs/>
-          <w:szCs w:val="24"/>
-        </w:rPr>
-        <w:t>Веб-</w:t>
-      </w:r>
-      <w:proofErr w:type="spellStart"/>
-      <w:r>
-        <w:rPr>
-          <w:bCs/>
-          <w:szCs w:val="24"/>
-        </w:rPr>
-        <w:t>токен</w:t>
-      </w:r>
-      <w:proofErr w:type="spellEnd"/>
-      <w:r>
-        <w:rPr>
-          <w:bCs/>
-          <w:szCs w:val="24"/>
-        </w:rPr>
-        <w:t xml:space="preserve"> (JWT) — </w:t>
-      </w:r>
-      <w:r>
-        <w:rPr>
-          <w:bCs/>
-          <w:szCs w:val="24"/>
-        </w:rPr>
-        <w:t xml:space="preserve">компактный стандарт передачи данных в виде JSON-объекта, используемый для безопасной аутентификации между </w:t>
-      </w:r>
-      <w:proofErr w:type="spellStart"/>
-      <w:r>
-        <w:rPr>
-          <w:bCs/>
-          <w:szCs w:val="24"/>
-        </w:rPr>
-        <w:t>Django</w:t>
-      </w:r>
-      <w:proofErr w:type="spellEnd"/>
-      <w:r>
-        <w:rPr>
-          <w:bCs/>
-          <w:szCs w:val="24"/>
-        </w:rPr>
-        <w:t xml:space="preserve"> и </w:t>
-      </w:r>
-      <w:proofErr w:type="spellStart"/>
-      <w:r>
-        <w:rPr>
-          <w:bCs/>
-          <w:szCs w:val="24"/>
-        </w:rPr>
-        <w:t>FastAPI</w:t>
-      </w:r>
-      <w:proofErr w:type="spellEnd"/>
-      <w:r>
-        <w:rPr>
-          <w:bCs/>
-          <w:szCs w:val="24"/>
-        </w:rPr>
-        <w:t>.</w:t>
-      </w:r>
-    </w:p>
-    <w:p>
-      <w:pPr>
-        <w:ind w:firstLine="709"/>
-        <w:jc w:val="both"/>
-        <w:rPr>
-          <w:bCs/>
-          <w:szCs w:val="24"/>
-        </w:rPr>
-      </w:pPr>
-      <w:proofErr w:type="spellStart"/>
-      <w:r>
-        <w:rPr>
-          <w:bCs/>
-          <w:szCs w:val="24"/>
-        </w:rPr>
-        <w:t>Access-токен</w:t>
-      </w:r>
-      <w:proofErr w:type="spellEnd"/>
-      <w:r>
-        <w:rPr>
-          <w:bCs/>
-          <w:szCs w:val="24"/>
-        </w:rPr>
-        <w:t xml:space="preserve"> — </w:t>
-      </w:r>
-      <w:r>
-        <w:rPr>
-          <w:bCs/>
-          <w:szCs w:val="24"/>
-        </w:rPr>
-        <w:t>JWT с коротким сроком действия, передаваемый в каждом защищённом запросе для подтверждения прав.</w:t>
-      </w:r>
-    </w:p>
-    <w:p>
-      <w:pPr>
-        <w:ind w:firstLine="709"/>
-        <w:jc w:val="both"/>
-        <w:rPr>
-          <w:bCs/>
-          <w:szCs w:val="24"/>
-        </w:rPr>
-      </w:pPr>
-      <w:proofErr w:type="spellStart"/>
-      <w:r>
-        <w:rPr>
-          <w:bCs/>
-          <w:szCs w:val="24"/>
-        </w:rPr>
-        <w:t>Refresh-токен</w:t>
-      </w:r>
-      <w:proofErr w:type="spellEnd"/>
-      <w:r>
-        <w:rPr>
-          <w:bCs/>
-          <w:szCs w:val="24"/>
-        </w:rPr>
-        <w:t xml:space="preserve"> — </w:t>
-      </w:r>
-      <w:r>
-        <w:rPr>
-          <w:bCs/>
-          <w:szCs w:val="24"/>
-        </w:rPr>
-        <w:t xml:space="preserve">JWT с длительным сроком действия, используемый для получения нового </w:t>
-      </w:r>
-      <w:proofErr w:type="spellStart"/>
-      <w:r>
-        <w:rPr>
-          <w:bCs/>
-          <w:szCs w:val="24"/>
-        </w:rPr>
-        <w:t>access-токена</w:t>
-      </w:r>
-      <w:proofErr w:type="spellEnd"/>
-      <w:r>
-        <w:rPr>
-          <w:bCs/>
-          <w:szCs w:val="24"/>
-        </w:rPr>
-        <w:t xml:space="preserve"> без повторного входа; может быть отозван.</w:t>
-      </w:r>
-    </w:p>
-    <w:p>
-      <w:pPr>
-        <w:ind w:firstLine="709"/>
-        <w:jc w:val="both"/>
-        <w:rPr>
-          <w:bCs/>
-          <w:szCs w:val="24"/>
-        </w:rPr>
-      </w:pPr>
-      <w:r>
-        <w:rPr>
-          <w:bCs/>
-          <w:szCs w:val="24"/>
-        </w:rPr>
-        <w:t xml:space="preserve">Интеграционное тестирование — </w:t>
-      </w:r>
-      <w:r>
-        <w:rPr>
-          <w:bCs/>
-          <w:szCs w:val="24"/>
-        </w:rPr>
-        <w:t xml:space="preserve">вид тестирования, проверяющий корректность взаимодействия модулей системы между собой (API ↔ База данных, </w:t>
-      </w:r>
-      <w:proofErr w:type="spellStart"/>
-      <w:r>
-        <w:rPr>
-          <w:bCs/>
-          <w:szCs w:val="24"/>
-        </w:rPr>
-        <w:t>Django</w:t>
-      </w:r>
-      <w:proofErr w:type="spellEnd"/>
-      <w:r>
-        <w:rPr>
-          <w:bCs/>
-          <w:szCs w:val="24"/>
-        </w:rPr>
-        <w:t xml:space="preserve"> ↔ API).</w:t>
-      </w:r>
-    </w:p>
-    <w:p>
-      <w:pPr>
-        <w:ind w:firstLine="709"/>
-        <w:jc w:val="both"/>
-        <w:rPr>
-          <w:bCs/>
-          <w:szCs w:val="24"/>
-        </w:rPr>
-      </w:pPr>
-      <w:r>
-        <w:rPr>
-          <w:bCs/>
-          <w:szCs w:val="24"/>
-        </w:rPr>
-        <w:t xml:space="preserve">Миграции базы данных — </w:t>
-      </w:r>
-      <w:r>
-        <w:rPr>
-          <w:bCs/>
-          <w:szCs w:val="24"/>
-        </w:rPr>
-        <w:t xml:space="preserve">способ управления изменениями структуры базы данных с использованием </w:t>
-      </w:r>
-      <w:proofErr w:type="spellStart"/>
-      <w:r>
-        <w:rPr>
-          <w:bCs/>
-          <w:szCs w:val="24"/>
-        </w:rPr>
-        <w:t>версионирования</w:t>
-      </w:r>
-      <w:proofErr w:type="spellEnd"/>
-      <w:r>
-        <w:rPr>
-          <w:bCs/>
-          <w:szCs w:val="24"/>
-        </w:rPr>
-        <w:t xml:space="preserve">, реализованный через </w:t>
-      </w:r>
-      <w:proofErr w:type="spellStart"/>
-      <w:r>
-        <w:rPr>
-          <w:bCs/>
-          <w:szCs w:val="24"/>
-        </w:rPr>
-        <w:t>Alembic</w:t>
-      </w:r>
-      <w:proofErr w:type="spellEnd"/>
-      <w:r>
-        <w:rPr>
-          <w:bCs/>
-          <w:szCs w:val="24"/>
-        </w:rPr>
-        <w:t>.</w:t>
-      </w:r>
-    </w:p>
-    <w:p>
-      <w:pPr>
-        <w:ind w:firstLine="709"/>
-        <w:jc w:val="both"/>
-        <w:rPr>
-          <w:bCs/>
-          <w:szCs w:val="24"/>
-        </w:rPr>
-      </w:pPr>
-      <w:r>
-        <w:rPr>
-          <w:bCs/>
-          <w:szCs w:val="24"/>
-        </w:rPr>
-        <w:t xml:space="preserve">Объектно-реляционное отображение (ORM) — </w:t>
-      </w:r>
-      <w:r>
-        <w:rPr>
-          <w:bCs/>
-          <w:szCs w:val="24"/>
-        </w:rPr>
-        <w:t xml:space="preserve">технология, связывающая таблицы базы данных с объектами кода; в проекте используется </w:t>
-      </w:r>
-      <w:proofErr w:type="spellStart"/>
-      <w:r>
-        <w:rPr>
-          <w:bCs/>
-          <w:szCs w:val="24"/>
-        </w:rPr>
-        <w:t>SQLModel</w:t>
-      </w:r>
-      <w:proofErr w:type="spellEnd"/>
-      <w:r>
-        <w:rPr>
-          <w:bCs/>
-          <w:szCs w:val="24"/>
-        </w:rPr>
-        <w:t>/</w:t>
-      </w:r>
-      <w:proofErr w:type="spellStart"/>
-      <w:r>
-        <w:rPr>
-          <w:bCs/>
-          <w:szCs w:val="24"/>
-        </w:rPr>
-        <w:t>SQLAlchemy</w:t>
-      </w:r>
-      <w:proofErr w:type="spellEnd"/>
-      <w:r>
-        <w:rPr>
-          <w:bCs/>
-          <w:szCs w:val="24"/>
-        </w:rPr>
-        <w:t>.</w:t>
-      </w:r>
-    </w:p>
-    <w:p>
-      <w:pPr>
-        <w:ind w:firstLine="709"/>
-        <w:jc w:val="both"/>
-        <w:rPr>
-          <w:bCs/>
-          <w:szCs w:val="24"/>
-        </w:rPr>
-      </w:pPr>
-      <w:r>
-        <w:rPr>
-          <w:bCs/>
-          <w:szCs w:val="24"/>
-        </w:rPr>
-        <w:t xml:space="preserve">Пагинация — </w:t>
-      </w:r>
-      <w:r>
-        <w:rPr>
-          <w:bCs/>
-          <w:szCs w:val="24"/>
-        </w:rPr>
-        <w:t xml:space="preserve">механизм постраничного вывода списков, реализованный библиотекой </w:t>
-      </w:r>
-      <w:proofErr w:type="spellStart"/>
-      <w:r>
-        <w:rPr>
-          <w:bCs/>
-          <w:szCs w:val="24"/>
-        </w:rPr>
-        <w:t>fastapi-pagination</w:t>
-      </w:r>
-      <w:proofErr w:type="spellEnd"/>
-      <w:r>
-        <w:rPr>
-          <w:bCs/>
-          <w:szCs w:val="24"/>
-        </w:rPr>
-        <w:t>.</w:t>
-      </w:r>
-    </w:p>
-    <w:p>
-      <w:pPr>
-        <w:ind w:firstLine="709"/>
-        <w:jc w:val="both"/>
-        <w:rPr>
-          <w:bCs/>
-          <w:szCs w:val="24"/>
-        </w:rPr>
-      </w:pPr>
-      <w:r>
-        <w:rPr>
-          <w:bCs/>
-          <w:szCs w:val="24"/>
-        </w:rPr>
-        <w:t>Покрытие кода (</w:t>
-      </w:r>
-      <w:proofErr w:type="spellStart"/>
-      <w:r>
-        <w:rPr>
-          <w:bCs/>
-          <w:szCs w:val="24"/>
-        </w:rPr>
-        <w:t>Code</w:t>
-      </w:r>
-      <w:proofErr w:type="spellEnd"/>
-      <w:r>
-        <w:rPr>
-          <w:bCs/>
-          <w:szCs w:val="24"/>
-        </w:rPr>
-        <w:t xml:space="preserve"> </w:t>
-      </w:r>
-      <w:proofErr w:type="spellStart"/>
-      <w:r>
-        <w:rPr>
-          <w:bCs/>
-          <w:szCs w:val="24"/>
-        </w:rPr>
-        <w:t>Coverage</w:t>
-      </w:r>
-      <w:proofErr w:type="spellEnd"/>
-      <w:r>
-        <w:rPr>
-          <w:bCs/>
-          <w:szCs w:val="24"/>
-        </w:rPr>
-        <w:t xml:space="preserve">) — </w:t>
-      </w:r>
-      <w:r>
-        <w:rPr>
-          <w:bCs/>
-          <w:szCs w:val="24"/>
-        </w:rPr>
-        <w:t>метрика, показывающая процент строк программного кода, выполненных в процессе тестирования.</w:t>
-      </w:r>
-    </w:p>
-    <w:p>
-      <w:pPr>
-        <w:ind w:firstLine="709"/>
-        <w:jc w:val="both"/>
-        <w:rPr>
-          <w:bCs/>
-          <w:szCs w:val="24"/>
-        </w:rPr>
-      </w:pPr>
-      <w:r>
-        <w:rPr>
-          <w:bCs/>
-          <w:szCs w:val="24"/>
-        </w:rPr>
-        <w:t xml:space="preserve">Регрессионное тестирование — </w:t>
-      </w:r>
-      <w:r>
-        <w:rPr>
-          <w:bCs/>
-          <w:szCs w:val="24"/>
-        </w:rPr>
-        <w:t>повторное выполнение тестов для проверки того, что изменения в коде не нарушили ранее реализованный функционал.</w:t>
-      </w:r>
-    </w:p>
-    <w:p>
-      <w:pPr>
-        <w:ind w:firstLine="709"/>
-        <w:jc w:val="both"/>
-        <w:rPr>
-          <w:bCs/>
-          <w:szCs w:val="24"/>
-        </w:rPr>
-      </w:pPr>
-      <w:r>
-        <w:rPr>
-          <w:bCs/>
-          <w:szCs w:val="24"/>
-        </w:rPr>
-        <w:t xml:space="preserve">Роль пользователя — </w:t>
-      </w:r>
-      <w:r>
-        <w:rPr>
-          <w:bCs/>
-          <w:szCs w:val="24"/>
-        </w:rPr>
-        <w:t>набор прав доступа, назначаемый сотруднику: администратор, директор или менеджер.</w:t>
-      </w:r>
-    </w:p>
-    <w:p>
-      <w:pPr>
-        <w:ind w:firstLine="709"/>
-        <w:jc w:val="both"/>
-        <w:rPr>
-          <w:bCs/>
-          <w:szCs w:val="24"/>
-        </w:rPr>
-      </w:pPr>
-      <w:r>
-        <w:rPr>
-          <w:bCs/>
-          <w:szCs w:val="24"/>
-        </w:rPr>
-        <w:t xml:space="preserve">Сессия — </w:t>
-      </w:r>
-      <w:r>
-        <w:rPr>
-          <w:bCs/>
-          <w:szCs w:val="24"/>
-        </w:rPr>
-        <w:t xml:space="preserve">временное хранилище на стороне </w:t>
-      </w:r>
-      <w:proofErr w:type="spellStart"/>
-      <w:r>
-        <w:rPr>
-          <w:bCs/>
-          <w:szCs w:val="24"/>
-        </w:rPr>
-        <w:t>Django</w:t>
-      </w:r>
-      <w:proofErr w:type="spellEnd"/>
-      <w:r>
-        <w:rPr>
-          <w:bCs/>
-          <w:szCs w:val="24"/>
-        </w:rPr>
-        <w:t>, в котором сохраняется JWT-</w:t>
-      </w:r>
-      <w:proofErr w:type="spellStart"/>
-      <w:r>
-        <w:rPr>
-          <w:bCs/>
-          <w:szCs w:val="24"/>
-        </w:rPr>
-        <w:t>токен</w:t>
-      </w:r>
-      <w:proofErr w:type="spellEnd"/>
-      <w:r>
-        <w:rPr>
-          <w:bCs/>
-          <w:szCs w:val="24"/>
-        </w:rPr>
-        <w:t xml:space="preserve"> и роль пользователя после входа.</w:t>
-      </w:r>
-    </w:p>
-    <w:p>
-      <w:pPr>
-        <w:ind w:firstLine="709"/>
-        <w:jc w:val="both"/>
-        <w:rPr>
-          <w:bCs/>
-          <w:szCs w:val="24"/>
-        </w:rPr>
-      </w:pPr>
-      <w:proofErr w:type="spellStart"/>
-      <w:r>
-        <w:rPr>
-          <w:bCs/>
-          <w:szCs w:val="24"/>
-        </w:rPr>
-        <w:t>Эндпоинт</w:t>
-      </w:r>
-      <w:proofErr w:type="spellEnd"/>
-      <w:r>
-        <w:rPr>
-          <w:bCs/>
-          <w:szCs w:val="24"/>
-        </w:rPr>
-        <w:t xml:space="preserve"> (</w:t>
-      </w:r>
-      <w:proofErr w:type="spellStart"/>
-      <w:r>
-        <w:rPr>
-          <w:bCs/>
-          <w:szCs w:val="24"/>
-        </w:rPr>
-        <w:t>Endpoint</w:t>
-      </w:r>
-      <w:proofErr w:type="spellEnd"/>
-      <w:r>
-        <w:rPr>
-          <w:bCs/>
-          <w:szCs w:val="24"/>
-        </w:rPr>
-        <w:t xml:space="preserve">) — </w:t>
-      </w:r>
-      <w:r>
-        <w:rPr>
-          <w:bCs/>
-          <w:szCs w:val="24"/>
-        </w:rPr>
-        <w:t>конечная точка взаимодействия в API — URL-адрес, по которому клиент отправляет запросы к серверу.</w:t>
-      </w:r>
-    </w:p>
-    <w:p>
-      <w:pPr>
-        <w:ind w:firstLine="709"/>
-        <w:jc w:val="both"/>
-        <w:rPr>
-          <w:bCs/>
-          <w:szCs w:val="24"/>
-        </w:rPr>
-      </w:pPr>
-      <w:r>
-        <w:rPr>
-          <w:bCs/>
-          <w:szCs w:val="24"/>
-        </w:rPr>
-        <w:t>Журнал событий (</w:t>
-      </w:r>
-      <w:proofErr w:type="spellStart"/>
-      <w:r>
-        <w:rPr>
-          <w:bCs/>
-          <w:szCs w:val="24"/>
-        </w:rPr>
-        <w:t>eventlog</w:t>
-      </w:r>
-      <w:proofErr w:type="spellEnd"/>
-      <w:r>
-        <w:rPr>
-          <w:bCs/>
-          <w:szCs w:val="24"/>
-        </w:rPr>
-        <w:t xml:space="preserve">) — </w:t>
-      </w:r>
-      <w:r>
-        <w:rPr>
-          <w:bCs/>
-          <w:szCs w:val="24"/>
-        </w:rPr>
-        <w:t>таблица для регистрации операций в системе с указанием времени, типа операции, сотрудника и описания.</w:t>
-      </w:r>
-    </w:p>
-    <w:p>
-      <w:pPr>
-        <w:ind w:firstLine="709"/>
-        <w:jc w:val="both"/>
-        <w:rPr>
-          <w:bCs/>
-          <w:szCs w:val="24"/>
-        </w:rPr>
-      </w:pPr>
-      <w:r>
-        <w:rPr>
-          <w:bCs/>
-          <w:szCs w:val="24"/>
-        </w:rPr>
-        <w:t>Список сокращений:</w:t>
-      </w:r>
-    </w:p>
-    <w:p>
-      <w:pPr>
-        <w:ind w:firstLine="709"/>
-        <w:jc w:val="both"/>
-        <w:rPr>
-          <w:bCs/>
-          <w:szCs w:val="24"/>
-        </w:rPr>
-      </w:pPr>
-      <w:r>
-        <w:rPr>
-          <w:bCs/>
-          <w:szCs w:val="24"/>
-        </w:rPr>
-        <w:t xml:space="preserve">API — </w:t>
-      </w:r>
-      <w:proofErr w:type="spellStart"/>
-      <w:r>
-        <w:rPr>
-          <w:bCs/>
-          <w:szCs w:val="24"/>
-        </w:rPr>
-        <w:t>Application</w:t>
-      </w:r>
-      <w:proofErr w:type="spellEnd"/>
-      <w:r>
-        <w:rPr>
-          <w:bCs/>
-          <w:szCs w:val="24"/>
-        </w:rPr>
-        <w:t xml:space="preserve"> </w:t>
-      </w:r>
-      <w:proofErr w:type="spellStart"/>
-      <w:r>
-        <w:rPr>
-          <w:bCs/>
-          <w:szCs w:val="24"/>
-        </w:rPr>
-        <w:t>Programming</w:t>
-      </w:r>
-      <w:proofErr w:type="spellEnd"/>
-      <w:r>
-        <w:rPr>
-          <w:bCs/>
-          <w:szCs w:val="24"/>
-        </w:rPr>
-        <w:t xml:space="preserve"> </w:t>
-      </w:r>
-      <w:proofErr w:type="spellStart"/>
-      <w:r>
-        <w:rPr>
-          <w:bCs/>
-          <w:szCs w:val="24"/>
-        </w:rPr>
-        <w:t>Interface</w:t>
-      </w:r>
-      <w:proofErr w:type="spellEnd"/>
-      <w:r>
-        <w:rPr>
-          <w:bCs/>
-          <w:szCs w:val="24"/>
-        </w:rPr>
-        <w:t xml:space="preserve"> (интерфейс программирования приложений).</w:t>
-      </w:r>
-    </w:p>
-    <w:p>
-      <w:pPr>
-        <w:ind w:firstLine="709"/>
-        <w:jc w:val="both"/>
-        <w:rPr>
-          <w:bCs/>
-          <w:szCs w:val="24"/>
-        </w:rPr>
-      </w:pPr>
-      <w:r>
-        <w:rPr>
-          <w:bCs/>
-          <w:szCs w:val="24"/>
-        </w:rPr>
-        <w:t xml:space="preserve">БД — </w:t>
-      </w:r>
-      <w:r>
-        <w:rPr>
-          <w:bCs/>
-          <w:szCs w:val="24"/>
-        </w:rPr>
-        <w:t>База данных.</w:t>
-      </w:r>
-    </w:p>
-    <w:p>
-      <w:pPr>
-        <w:ind w:firstLine="709"/>
-        <w:jc w:val="both"/>
-        <w:rPr>
-          <w:bCs/>
-          <w:szCs w:val="24"/>
-        </w:rPr>
-      </w:pPr>
-      <w:r>
-        <w:rPr>
-          <w:bCs/>
-          <w:szCs w:val="24"/>
-        </w:rPr>
-        <w:t xml:space="preserve">CRUD — </w:t>
-      </w:r>
-      <w:proofErr w:type="spellStart"/>
-      <w:r>
-        <w:rPr>
-          <w:bCs/>
-          <w:szCs w:val="24"/>
-        </w:rPr>
-        <w:t>Create</w:t>
-      </w:r>
-      <w:proofErr w:type="spellEnd"/>
-      <w:r>
-        <w:rPr>
-          <w:bCs/>
-          <w:szCs w:val="24"/>
-        </w:rPr>
-        <w:t xml:space="preserve">, </w:t>
-      </w:r>
-      <w:proofErr w:type="spellStart"/>
-      <w:r>
-        <w:rPr>
-          <w:bCs/>
-          <w:szCs w:val="24"/>
-        </w:rPr>
-        <w:t>Read</w:t>
-      </w:r>
-      <w:proofErr w:type="spellEnd"/>
-      <w:r>
-        <w:rPr>
-          <w:bCs/>
-          <w:szCs w:val="24"/>
-        </w:rPr>
-        <w:t xml:space="preserve">, </w:t>
-      </w:r>
-      <w:proofErr w:type="spellStart"/>
-      <w:r>
-        <w:rPr>
-          <w:bCs/>
-          <w:szCs w:val="24"/>
-        </w:rPr>
-        <w:t>Update</w:t>
-      </w:r>
-      <w:proofErr w:type="spellEnd"/>
-      <w:r>
-        <w:rPr>
-          <w:bCs/>
-          <w:szCs w:val="24"/>
-        </w:rPr>
-        <w:t xml:space="preserve">, </w:t>
-      </w:r>
-      <w:proofErr w:type="spellStart"/>
-      <w:r>
-        <w:rPr>
-          <w:bCs/>
-          <w:szCs w:val="24"/>
-        </w:rPr>
-        <w:t>Delete</w:t>
-      </w:r>
-      <w:proofErr w:type="spellEnd"/>
-      <w:r>
-        <w:rPr>
-          <w:bCs/>
-          <w:szCs w:val="24"/>
-        </w:rPr>
-        <w:t xml:space="preserve"> (создание, чтение, обновление, удаление).</w:t>
-      </w:r>
-    </w:p>
-    <w:p>
-      <w:pPr>
-        <w:ind w:firstLine="709"/>
-        <w:jc w:val="both"/>
-        <w:rPr>
-          <w:bCs/>
-          <w:szCs w:val="24"/>
-          <w:lang w:val="en-US"/>
-        </w:rPr>
-      </w:pPr>
-      <w:r>
-        <w:rPr>
-          <w:bCs/>
-          <w:szCs w:val="24"/>
-          <w:lang w:val="en-US"/>
-        </w:rPr>
-        <w:t>JSON — JavaScript Object Notation (</w:t>
-      </w:r>
-      <w:r>
-        <w:rPr>
-          <w:bCs/>
-          <w:szCs w:val="24"/>
-        </w:rPr>
-        <w:t>формат</w:t>
-      </w:r>
-      <w:r>
-        <w:rPr>
-          <w:bCs/>
-          <w:szCs w:val="24"/>
-          <w:lang w:val="en-US"/>
-        </w:rPr>
-        <w:t xml:space="preserve"> </w:t>
-      </w:r>
-      <w:r>
-        <w:rPr>
-          <w:bCs/>
-          <w:szCs w:val="24"/>
-        </w:rPr>
-        <w:t>обмена</w:t>
-      </w:r>
-      <w:r>
-        <w:rPr>
-          <w:bCs/>
-          <w:szCs w:val="24"/>
-          <w:lang w:val="en-US"/>
-        </w:rPr>
-        <w:t xml:space="preserve"> </w:t>
-      </w:r>
-      <w:r>
-        <w:rPr>
-          <w:bCs/>
-          <w:szCs w:val="24"/>
-        </w:rPr>
-        <w:t>данными</w:t>
-      </w:r>
-      <w:r>
-        <w:rPr>
-          <w:bCs/>
-          <w:szCs w:val="24"/>
-          <w:lang w:val="en-US"/>
-        </w:rPr>
-        <w:t>).</w:t>
-      </w:r>
-    </w:p>
-    <w:p>
-      <w:pPr>
-        <w:ind w:firstLine="709"/>
-        <w:jc w:val="both"/>
-        <w:rPr>
-          <w:bCs/>
-          <w:szCs w:val="24"/>
-          <w:lang w:val="en-US"/>
-        </w:rPr>
-      </w:pPr>
-      <w:r>
-        <w:rPr>
-          <w:bCs/>
-          <w:szCs w:val="24"/>
-          <w:lang w:val="en-US"/>
-        </w:rPr>
-        <w:t>JWT — JSON Web Token (</w:t>
-      </w:r>
-      <w:r>
-        <w:rPr>
-          <w:bCs/>
-          <w:szCs w:val="24"/>
-        </w:rPr>
-        <w:t>веб</w:t>
-      </w:r>
-      <w:r>
-        <w:rPr>
-          <w:bCs/>
-          <w:szCs w:val="24"/>
-          <w:lang w:val="en-US"/>
-        </w:rPr>
-        <w:t>-</w:t>
-      </w:r>
-      <w:r>
-        <w:rPr>
-          <w:bCs/>
-          <w:szCs w:val="24"/>
-        </w:rPr>
-        <w:t>токен</w:t>
-      </w:r>
-      <w:r>
-        <w:rPr>
-          <w:bCs/>
-          <w:szCs w:val="24"/>
-          <w:lang w:val="en-US"/>
-        </w:rPr>
-        <w:t xml:space="preserve"> JSON).</w:t>
-      </w:r>
-    </w:p>
-    <w:p>
-      <w:pPr>
-        <w:ind w:firstLine="709"/>
-        <w:jc w:val="both"/>
-        <w:rPr>
-          <w:bCs/>
-          <w:szCs w:val="24"/>
-          <w:lang w:val="en-US"/>
-        </w:rPr>
-      </w:pPr>
-      <w:r>
-        <w:rPr>
-          <w:bCs/>
-          <w:szCs w:val="24"/>
-          <w:lang w:val="en-US"/>
-        </w:rPr>
-        <w:t xml:space="preserve">HTTP — </w:t>
-      </w:r>
-      <w:proofErr w:type="spellStart"/>
-      <w:r>
-        <w:rPr>
-          <w:bCs/>
-          <w:szCs w:val="24"/>
-          <w:lang w:val="en-US"/>
-        </w:rPr>
-        <w:t>HyperText</w:t>
-      </w:r>
-      <w:proofErr w:type="spellEnd"/>
-      <w:r>
-        <w:rPr>
-          <w:bCs/>
-          <w:szCs w:val="24"/>
-          <w:lang w:val="en-US"/>
-        </w:rPr>
-        <w:t xml:space="preserve"> Transfer Protocol (</w:t>
-      </w:r>
-      <w:r>
-        <w:rPr>
-          <w:bCs/>
-          <w:szCs w:val="24"/>
-        </w:rPr>
-        <w:t>протокол</w:t>
-      </w:r>
-      <w:r>
-        <w:rPr>
-          <w:bCs/>
-          <w:szCs w:val="24"/>
-          <w:lang w:val="en-US"/>
-        </w:rPr>
-        <w:t xml:space="preserve"> </w:t>
-      </w:r>
-      <w:r>
-        <w:rPr>
-          <w:bCs/>
-          <w:szCs w:val="24"/>
-        </w:rPr>
-        <w:t>передачи</w:t>
-      </w:r>
-      <w:r>
-        <w:rPr>
-          <w:bCs/>
-          <w:szCs w:val="24"/>
-          <w:lang w:val="en-US"/>
-        </w:rPr>
-        <w:t xml:space="preserve"> </w:t>
-      </w:r>
-      <w:r>
-        <w:rPr>
-          <w:bCs/>
-          <w:szCs w:val="24"/>
-        </w:rPr>
-        <w:t>гипертекста</w:t>
-      </w:r>
-      <w:r>
-        <w:rPr>
-          <w:bCs/>
-          <w:szCs w:val="24"/>
-          <w:lang w:val="en-US"/>
-        </w:rPr>
-        <w:t>).</w:t>
-      </w:r>
-    </w:p>
-    <w:p>
-      <w:pPr>
-        <w:ind w:firstLine="709"/>
-        <w:jc w:val="both"/>
-        <w:rPr>
-          <w:bCs/>
-          <w:szCs w:val="24"/>
-          <w:lang w:val="en-US"/>
-        </w:rPr>
-      </w:pPr>
-      <w:r>
-        <w:rPr>
-          <w:bCs/>
-          <w:szCs w:val="24"/>
-          <w:lang w:val="en-US"/>
-        </w:rPr>
-        <w:t>ORM — Object-Relational Mapping (</w:t>
-      </w:r>
-      <w:r>
-        <w:rPr>
-          <w:bCs/>
-          <w:szCs w:val="24"/>
-        </w:rPr>
-        <w:t>объектно</w:t>
-      </w:r>
-      <w:r>
-        <w:rPr>
-          <w:bCs/>
-          <w:szCs w:val="24"/>
-          <w:lang w:val="en-US"/>
-        </w:rPr>
-        <w:t>-</w:t>
-      </w:r>
-      <w:r>
-        <w:rPr>
-          <w:bCs/>
-          <w:szCs w:val="24"/>
-        </w:rPr>
-        <w:t>реляционное</w:t>
-      </w:r>
-      <w:r>
-        <w:rPr>
-          <w:bCs/>
-          <w:szCs w:val="24"/>
-          <w:lang w:val="en-US"/>
-        </w:rPr>
-        <w:t xml:space="preserve"> </w:t>
-      </w:r>
-      <w:r>
-        <w:rPr>
-          <w:bCs/>
-          <w:szCs w:val="24"/>
-        </w:rPr>
-        <w:t>отображение</w:t>
-      </w:r>
-      <w:r>
-        <w:rPr>
-          <w:bCs/>
-          <w:szCs w:val="24"/>
-          <w:lang w:val="en-US"/>
-        </w:rPr>
-        <w:t>).</w:t>
-      </w:r>
-    </w:p>
-    <w:p>
-      <w:pPr>
-        <w:ind w:firstLine="709"/>
-        <w:jc w:val="both"/>
-        <w:rPr>
-          <w:bCs/>
-          <w:szCs w:val="24"/>
-          <w:lang w:val="en-US"/>
-        </w:rPr>
-      </w:pPr>
-      <w:r>
-        <w:rPr>
-          <w:bCs/>
-          <w:szCs w:val="24"/>
-          <w:lang w:val="en-US"/>
-        </w:rPr>
-        <w:t>REST — Representational State Transfer (</w:t>
-      </w:r>
-      <w:r>
-        <w:rPr>
-          <w:bCs/>
-          <w:szCs w:val="24"/>
-        </w:rPr>
-        <w:t>архитектурный</w:t>
-      </w:r>
-      <w:r>
-        <w:rPr>
-          <w:bCs/>
-          <w:szCs w:val="24"/>
-          <w:lang w:val="en-US"/>
-        </w:rPr>
-        <w:t xml:space="preserve"> </w:t>
-      </w:r>
-      <w:r>
-        <w:rPr>
-          <w:bCs/>
-          <w:szCs w:val="24"/>
-        </w:rPr>
-        <w:t>стиль</w:t>
-      </w:r>
-      <w:r>
-        <w:rPr>
-          <w:bCs/>
-          <w:szCs w:val="24"/>
-          <w:lang w:val="en-US"/>
-        </w:rPr>
-        <w:t xml:space="preserve"> </w:t>
-      </w:r>
-      <w:r>
-        <w:rPr>
-          <w:bCs/>
-          <w:szCs w:val="24"/>
-        </w:rPr>
-        <w:t>взаимодействия</w:t>
-      </w:r>
-      <w:r>
-        <w:rPr>
-          <w:bCs/>
-          <w:szCs w:val="24"/>
-          <w:lang w:val="en-US"/>
-        </w:rPr>
-        <w:t xml:space="preserve"> </w:t>
-      </w:r>
-      <w:r>
-        <w:rPr>
-          <w:bCs/>
-          <w:szCs w:val="24"/>
-        </w:rPr>
-        <w:t>компонентов</w:t>
-      </w:r>
-      <w:r>
-        <w:rPr>
-          <w:bCs/>
-          <w:szCs w:val="24"/>
-          <w:lang w:val="en-US"/>
-        </w:rPr>
-        <w:t>).</w:t>
-      </w:r>
-    </w:p>
-    <w:p>
-      <w:pPr>
-        <w:rPr>
-          <w:bCs/>
-          <w:szCs w:val="24"/>
-          <w:lang w:val="en-US"/>
-        </w:rPr>
-      </w:pPr>
-      <w:r>
-        <w:rPr>
-          <w:bCs/>
-          <w:szCs w:val="24"/>
-          <w:lang w:val="en-US"/>
-        </w:rPr>
-        <w:br w:type="page"/>
-      </w:r>
-    </w:p>
-    <w:p>
-      <w:pPr>
-        <w:ind w:firstLine="709"/>
-        <w:jc w:val="both"/>
-        <w:rPr>
-          <w:bCs/>
-          <w:szCs w:val="24"/>
-        </w:rPr>
-      </w:pPr>
-      <w:r>
-        <w:rPr>
-          <w:bCs/>
-          <w:szCs w:val="24"/>
-        </w:rPr>
-        <w:lastRenderedPageBreak/>
-        <w:t xml:space="preserve">СУБД — </w:t>
-      </w:r>
-      <w:r>
-        <w:rPr>
-          <w:bCs/>
-          <w:szCs w:val="24"/>
-        </w:rPr>
-        <w:t>Система управления базами данных.</w:t>
-      </w:r>
-    </w:p>
-    <w:p>
-      <w:pPr>
-        <w:ind w:firstLine="709"/>
-        <w:jc w:val="both"/>
-        <w:rPr>
-          <w:bCs/>
-          <w:szCs w:val="24"/>
-        </w:rPr>
-      </w:pPr>
-      <w:r>
-        <w:rPr>
-          <w:bCs/>
-          <w:szCs w:val="24"/>
-        </w:rPr>
-        <w:t xml:space="preserve">UI — </w:t>
-      </w:r>
-      <w:proofErr w:type="spellStart"/>
-      <w:r>
-        <w:rPr>
-          <w:bCs/>
-          <w:szCs w:val="24"/>
-        </w:rPr>
-        <w:t>User</w:t>
-      </w:r>
-      <w:proofErr w:type="spellEnd"/>
-      <w:r>
-        <w:rPr>
-          <w:bCs/>
-          <w:szCs w:val="24"/>
-        </w:rPr>
-        <w:t xml:space="preserve"> </w:t>
-      </w:r>
-      <w:proofErr w:type="spellStart"/>
-      <w:r>
-        <w:rPr>
-          <w:bCs/>
-          <w:szCs w:val="24"/>
-        </w:rPr>
-        <w:t>Interface</w:t>
-      </w:r>
-      <w:proofErr w:type="spellEnd"/>
-      <w:r>
-        <w:rPr>
-          <w:bCs/>
-          <w:szCs w:val="24"/>
-        </w:rPr>
-        <w:t xml:space="preserve"> (пользовательский интерфейс).</w:t>
-      </w:r>
-    </w:p>
-    <w:p>
-      <w:pPr>
-        <w:ind w:firstLine="709"/>
-        <w:jc w:val="both"/>
-        <w:rPr>
-          <w:bCs/>
-          <w:szCs w:val="24"/>
-          <w:lang w:val="en-US"/>
-        </w:rPr>
-      </w:pPr>
-      <w:r>
-        <w:rPr>
-          <w:bCs/>
-          <w:szCs w:val="24"/>
-          <w:lang w:val="en-US"/>
-        </w:rPr>
-        <w:t>URL — Uniform Resource Locator (</w:t>
-      </w:r>
-      <w:r>
-        <w:rPr>
-          <w:bCs/>
-          <w:szCs w:val="24"/>
-        </w:rPr>
-        <w:t>единообразный</w:t>
-      </w:r>
-      <w:r>
-        <w:rPr>
-          <w:bCs/>
-          <w:szCs w:val="24"/>
-          <w:lang w:val="en-US"/>
-        </w:rPr>
-        <w:t xml:space="preserve"> </w:t>
-      </w:r>
-      <w:r>
-        <w:rPr>
-          <w:bCs/>
-          <w:szCs w:val="24"/>
-        </w:rPr>
-        <w:t>локатор</w:t>
-      </w:r>
-      <w:r>
-        <w:rPr>
-          <w:bCs/>
-          <w:szCs w:val="24"/>
-          <w:lang w:val="en-US"/>
-        </w:rPr>
-        <w:t xml:space="preserve"> </w:t>
-      </w:r>
-      <w:r>
-        <w:rPr>
-          <w:bCs/>
-          <w:szCs w:val="24"/>
-        </w:rPr>
-        <w:t>ресурса</w:t>
-      </w:r>
-      <w:r>
-        <w:rPr>
-          <w:bCs/>
-          <w:szCs w:val="24"/>
-          <w:lang w:val="en-US"/>
-        </w:rPr>
-        <w:t>).</w:t>
-      </w:r>
-    </w:p>
-    <w:p>
-      <w:pPr>
-        <w:ind w:firstLine="709"/>
-        <w:jc w:val="both"/>
-        <w:rPr>
-          <w:bCs/>
-          <w:szCs w:val="24"/>
-        </w:rPr>
-      </w:pPr>
-      <w:r>
-        <w:rPr>
-          <w:bCs/>
-          <w:szCs w:val="24"/>
-        </w:rPr>
-        <w:t xml:space="preserve">OpenAPI — </w:t>
-      </w:r>
-      <w:r>
-        <w:rPr>
-          <w:bCs/>
-          <w:szCs w:val="24"/>
-        </w:rPr>
-        <w:t xml:space="preserve">спецификация для описания REST API (ранее известная как </w:t>
-      </w:r>
-      <w:proofErr w:type="spellStart"/>
-      <w:r>
-        <w:rPr>
-          <w:bCs/>
-          <w:szCs w:val="24"/>
-        </w:rPr>
-        <w:t>Swagger</w:t>
-      </w:r>
-      <w:proofErr w:type="spellEnd"/>
-      <w:r>
-        <w:rPr>
-          <w:bCs/>
-          <w:szCs w:val="24"/>
-        </w:rPr>
-        <w:t>).</w:t>
-      </w:r>
-    </w:p>
-    <w:p>
-      <w:pPr>
-        <w:ind w:firstLine="709"/>
-        <w:jc w:val="both"/>
-        <w:rPr>
-          <w:bCs/>
-          <w:szCs w:val="24"/>
-          <w:lang w:val="en-US"/>
-        </w:rPr>
-      </w:pPr>
-      <w:r>
-        <w:rPr>
-          <w:bCs/>
-          <w:szCs w:val="24"/>
-          <w:lang w:val="en-US"/>
-        </w:rPr>
-        <w:t>IDE — Integrated Development Environment (</w:t>
-      </w:r>
-      <w:r>
-        <w:rPr>
-          <w:bCs/>
-          <w:szCs w:val="24"/>
-        </w:rPr>
-        <w:t>интегрированная</w:t>
-      </w:r>
-      <w:r>
-        <w:rPr>
-          <w:bCs/>
-          <w:szCs w:val="24"/>
-          <w:lang w:val="en-US"/>
-        </w:rPr>
-        <w:t xml:space="preserve"> </w:t>
-      </w:r>
-      <w:r>
-        <w:rPr>
-          <w:bCs/>
-          <w:szCs w:val="24"/>
-        </w:rPr>
-        <w:t>среда</w:t>
-      </w:r>
-      <w:r>
-        <w:rPr>
-          <w:bCs/>
-          <w:szCs w:val="24"/>
-          <w:lang w:val="en-US"/>
-        </w:rPr>
-        <w:t xml:space="preserve"> </w:t>
-      </w:r>
-      <w:r>
-        <w:rPr>
-          <w:bCs/>
-          <w:szCs w:val="24"/>
-        </w:rPr>
-        <w:t>разработки</w:t>
-      </w:r>
-      <w:r>
-        <w:rPr>
-          <w:bCs/>
-          <w:szCs w:val="24"/>
-          <w:lang w:val="en-US"/>
-        </w:rPr>
-        <w:t>).</w:t>
-      </w:r>
-    </w:p>
-    <w:p>
-      <w:pPr>
-        <w:rPr>
-          <w:szCs w:val="24"/>
-          <w:lang w:val="en-US"/>
-        </w:rPr>
-      </w:pPr>
-      <w:r>
-        <w:rPr>
-          <w:szCs w:val="24"/>
-          <w:lang w:val="en-US"/>
-        </w:rPr>
-        <w:br w:type="page"/>
-      </w:r>
-    </w:p>
-    <w:p>
-      <w:pPr>
-        <w:pStyle w:val="1"/>
-        <w:spacing w:after="0"/>
-        <w:rPr>
-          <w:sz w:val="24"/>
-          <w:szCs w:val="24"/>
-          <w:lang w:val="en-US"/>
-        </w:rPr>
-      </w:pPr>
-      <w:bookmarkStart w:id="17" w:name="_Toc232078260"/>
-      <w:r>
-        <w:rPr>
-          <w:sz w:val="24"/>
-          <w:szCs w:val="24"/>
-          <w:lang w:val="en-US"/>
-        </w:rPr>
-        <w:lastRenderedPageBreak/>
-        <w:t xml:space="preserve">5. </w:t>
-      </w:r>
-      <w:r>
-        <w:rPr>
-          <w:sz w:val="24"/>
-          <w:szCs w:val="24"/>
-        </w:rPr>
-        <w:t>СПИСОК</w:t>
-      </w:r>
-      <w:r>
-        <w:rPr>
-          <w:sz w:val="24"/>
-          <w:szCs w:val="24"/>
-          <w:lang w:val="en-US"/>
-        </w:rPr>
-        <w:t xml:space="preserve"> </w:t>
-      </w:r>
-      <w:r>
-        <w:rPr>
-          <w:sz w:val="24"/>
-          <w:szCs w:val="24"/>
-        </w:rPr>
-        <w:t>ИСТОЧНИКОВ</w:t>
       </w:r>
       <w:bookmarkEnd w:id="17"/>
     </w:p>
@@ -46860,106 +45737,14 @@
         <w:rPr>
           <w:bCs/>
           <w:szCs w:val="24"/>
-          <w:lang w:val="en-US"/>
         </w:rPr>
       </w:pPr>
       <w:r>
         <w:rPr>
           <w:bCs/>
           <w:szCs w:val="24"/>
-          <w:lang w:val="en-US"/>
-        </w:rPr>
-        <w:t>FastAPI — Modern, fast web framework for building APIs [</w:t>
-      </w:r>
-      <w:r>
-        <w:rPr>
-          <w:bCs/>
-          <w:szCs w:val="24"/>
-        </w:rPr>
-        <w:t>Электронный</w:t>
-      </w:r>
-      <w:r>
-        <w:rPr>
-          <w:bCs/>
-          <w:szCs w:val="24"/>
-          <w:lang w:val="en-US"/>
-        </w:rPr>
-        <w:t xml:space="preserve"> </w:t>
-      </w:r>
-      <w:r>
-        <w:rPr>
-          <w:bCs/>
-          <w:szCs w:val="24"/>
-        </w:rPr>
-        <w:t>ресурс</w:t>
-      </w:r>
-      <w:r>
-        <w:rPr>
-          <w:bCs/>
-          <w:szCs w:val="24"/>
-          <w:lang w:val="en-US"/>
-        </w:rPr>
-        <w:t xml:space="preserve">]. — </w:t>
-      </w:r>
-      <w:r>
-        <w:rPr>
-          <w:bCs/>
-          <w:szCs w:val="24"/>
-        </w:rPr>
-        <w:t>Режим</w:t>
-      </w:r>
-      <w:r>
-        <w:rPr>
-          <w:bCs/>
-          <w:szCs w:val="24"/>
-          <w:lang w:val="en-US"/>
-        </w:rPr>
-        <w:t xml:space="preserve"> </w:t>
-      </w:r>
-      <w:r>
-        <w:rPr>
-          <w:bCs/>
-          <w:szCs w:val="24"/>
-        </w:rPr>
-        <w:t>доступа</w:t>
-      </w:r>
-      <w:r>
-        <w:rPr>
-          <w:bCs/>
-          <w:szCs w:val="24"/>
-          <w:lang w:val="en-US"/>
-        </w:rPr>
-        <w:t>: https://fastapi.tiangolo.com/ (</w:t>
-      </w:r>
-      <w:r>
-        <w:rPr>
-          <w:bCs/>
-          <w:szCs w:val="24"/>
-        </w:rPr>
-        <w:t>дата</w:t>
-      </w:r>
-      <w:r>
-        <w:rPr>
-          <w:bCs/>
-          <w:szCs w:val="24"/>
-          <w:lang w:val="en-US"/>
-        </w:rPr>
-        <w:t xml:space="preserve"> </w:t>
-      </w:r>
-      <w:r>
-        <w:rPr>
-          <w:bCs/>
-          <w:szCs w:val="24"/>
-        </w:rPr>
-        <w:t>обращения</w:t>
-      </w:r>
-      <w:r>
-        <w:rPr>
-          <w:bCs/>
-          <w:szCs w:val="24"/>
-          <w:lang w:val="en-US"/>
-        </w:rPr>
-        <w:t>: 04.05.2026).</w:t>
+        </w:rPr>
+        <w:t>В данном разделе приведены определения основных терминов и расшифровка сокращений, использованных в тексте пояснительной записки.</w:t>
       </w:r>
     </w:p>
     <w:p>
@@ -46976,36 +45761,7 @@
           <w:bCs/>
           <w:szCs w:val="24"/>
         </w:rPr>
-        <w:t xml:space="preserve">Django </w:t>
-      </w:r>
-      <w:proofErr w:type="spellStart"/>
-      <w:r>
-        <w:rPr>
-          <w:bCs/>
-          <w:szCs w:val="24"/>
-        </w:rPr>
-        <w:t>documentation</w:t>
-      </w:r>
-      <w:proofErr w:type="spellEnd"/>
-      <w:r>
-        <w:rPr>
-          <w:bCs/>
-          <w:szCs w:val="24"/>
-        </w:rPr>
-        <w:t xml:space="preserve"> [Электронный ресурс]. — Режим доступа:</w:t>
-      </w:r>
-      <w:r>
-        <w:rPr>
-          <w:szCs w:val="24"/>
-        </w:rPr>
-        <w:t xml:space="preserve"> </w:t>
-      </w:r>
-      <w:r>
-        <w:rPr>
-          <w:bCs/>
-          <w:szCs w:val="24"/>
-        </w:rPr>
-        <w:t>https://docs.djangoproject.com/en/stable/ (дата обращения: 08.05.2026).</w:t>
+        <w:t>Список терминов:</w:t>
       </w:r>
     </w:p>
     <w:p>
@@ -47017,133 +45773,19 @@
           <w:szCs w:val="24"/>
         </w:rPr>
       </w:pPr>
-      <w:proofErr w:type="spellStart"/>
-      <w:r>
-        <w:rPr>
-          <w:bCs/>
-          <w:szCs w:val="24"/>
-        </w:rPr>
-        <w:t>SQLAlchemy</w:t>
-      </w:r>
-      <w:proofErr w:type="spellEnd"/>
-      <w:r>
-        <w:rPr>
-          <w:bCs/>
-          <w:szCs w:val="24"/>
-        </w:rPr>
-        <w:t xml:space="preserve"> — </w:t>
-      </w:r>
-      <w:proofErr w:type="spellStart"/>
-      <w:r>
-        <w:rPr>
-          <w:bCs/>
-          <w:szCs w:val="24"/>
-        </w:rPr>
-        <w:t>The</w:t>
-      </w:r>
-      <w:proofErr w:type="spellEnd"/>
-      <w:r>
-        <w:rPr>
-          <w:bCs/>
-          <w:szCs w:val="24"/>
-        </w:rPr>
-        <w:t xml:space="preserve"> </w:t>
-      </w:r>
-      <w:proofErr w:type="spellStart"/>
-      <w:r>
-        <w:rPr>
-          <w:bCs/>
-          <w:szCs w:val="24"/>
-        </w:rPr>
-        <w:t>Python</w:t>
-      </w:r>
-      <w:proofErr w:type="spellEnd"/>
-      <w:r>
-        <w:rPr>
-          <w:bCs/>
-          <w:szCs w:val="24"/>
-        </w:rPr>
-        <w:t xml:space="preserve"> SQL </w:t>
-      </w:r>
-      <w:proofErr w:type="spellStart"/>
-      <w:r>
-        <w:rPr>
-          <w:bCs/>
-          <w:szCs w:val="24"/>
-        </w:rPr>
-        <w:t>Toolkit</w:t>
-      </w:r>
-      <w:proofErr w:type="spellEnd"/>
-      <w:r>
-        <w:rPr>
-          <w:bCs/>
-          <w:szCs w:val="24"/>
-        </w:rPr>
-        <w:t xml:space="preserve"> </w:t>
-      </w:r>
-      <w:proofErr w:type="spellStart"/>
-      <w:r>
-        <w:rPr>
-          <w:bCs/>
-          <w:szCs w:val="24"/>
-        </w:rPr>
-        <w:t>and</w:t>
-      </w:r>
-      <w:proofErr w:type="spellEnd"/>
-      <w:r>
-        <w:rPr>
-          <w:bCs/>
-          <w:szCs w:val="24"/>
-        </w:rPr>
-        <w:t xml:space="preserve"> </w:t>
-      </w:r>
-      <w:proofErr w:type="spellStart"/>
-      <w:r>
-        <w:rPr>
-          <w:bCs/>
-          <w:szCs w:val="24"/>
-        </w:rPr>
-        <w:t>Object</w:t>
-      </w:r>
-      <w:proofErr w:type="spellEnd"/>
-      <w:r>
-        <w:rPr>
-          <w:bCs/>
-          <w:szCs w:val="24"/>
-        </w:rPr>
-        <w:t xml:space="preserve"> </w:t>
-      </w:r>
-      <w:proofErr w:type="spellStart"/>
-      <w:r>
-        <w:rPr>
-          <w:bCs/>
-          <w:szCs w:val="24"/>
-        </w:rPr>
-        <w:t>Relational</w:t>
-      </w:r>
-      <w:proofErr w:type="spellEnd"/>
-      <w:r>
-        <w:rPr>
-          <w:bCs/>
-          <w:szCs w:val="24"/>
-        </w:rPr>
-        <w:t xml:space="preserve"> </w:t>
-      </w:r>
-      <w:proofErr w:type="spellStart"/>
-      <w:r>
-        <w:rPr>
-          <w:bCs/>
-          <w:szCs w:val="24"/>
-        </w:rPr>
-        <w:t>Mapper</w:t>
-      </w:r>
-      <w:proofErr w:type="spellEnd"/>
-      <w:r>
-        <w:rPr>
-          <w:bCs/>
-          <w:szCs w:val="24"/>
-        </w:rPr>
-        <w:t xml:space="preserve"> [Электронный ресурс]. — Режим доступа: https://docs.sqlalchemy.org/en/20/ (дата обращения: 05.05.2026).</w:t>
+      <w:r>
+        <w:rPr>
+          <w:bCs/>
+          <w:szCs w:val="24"/>
+        </w:rPr>
+        <w:t xml:space="preserve">Аутентификация — </w:t>
+      </w:r>
+      <w:r>
+        <w:rPr>
+          <w:bCs/>
+          <w:szCs w:val="24"/>
+        </w:rPr>
+        <w:t>процедура проверки подлинности сотрудника путём сравнения введённого логина и пароля с данными в базе данных.</w:t>
       </w:r>
     </w:p>
     <w:p>
@@ -47155,37 +45797,19 @@
           <w:szCs w:val="24"/>
         </w:rPr>
       </w:pPr>
-      <w:proofErr w:type="spellStart"/>
-      <w:r>
-        <w:rPr>
-          <w:bCs/>
-          <w:szCs w:val="24"/>
-        </w:rPr>
-        <w:t>SQLModel</w:t>
-      </w:r>
-      <w:proofErr w:type="spellEnd"/>
-      <w:r>
-        <w:rPr>
-          <w:bCs/>
-          <w:szCs w:val="24"/>
-        </w:rPr>
-        <w:t xml:space="preserve"> </w:t>
-      </w:r>
-      <w:proofErr w:type="spellStart"/>
-      <w:r>
-        <w:rPr>
-          <w:bCs/>
-          <w:szCs w:val="24"/>
-        </w:rPr>
-        <w:t>documentation</w:t>
-      </w:r>
-      <w:proofErr w:type="spellEnd"/>
-      <w:r>
-        <w:rPr>
-          <w:bCs/>
-          <w:szCs w:val="24"/>
-        </w:rPr>
-        <w:t xml:space="preserve"> [Электронный ресурс]. — Режим доступа: https://sqlmodel.tiangolo.com/ (дата обращения: 05.05.2026).</w:t>
+      <w:r>
+        <w:rPr>
+          <w:bCs/>
+          <w:szCs w:val="24"/>
+        </w:rPr>
+        <w:t xml:space="preserve">Авторизация — </w:t>
+      </w:r>
+      <w:r>
+        <w:rPr>
+          <w:bCs/>
+          <w:szCs w:val="24"/>
+        </w:rPr>
+        <w:t>процесс проверки прав доступа пользователя к функциям системы в зависимости от его роли (администратор, директор, менеджер).</w:t>
       </w:r>
     </w:p>
     <w:p>
@@ -47203,6 +45827,29 @@
           <w:bCs/>
           <w:szCs w:val="24"/>
         </w:rPr>
+        <w:t>Валидация</w:t>
+      </w:r>
+      <w:proofErr w:type="spellEnd"/>
+      <w:r>
+        <w:rPr>
+          <w:bCs/>
+          <w:szCs w:val="24"/>
+        </w:rPr>
+        <w:t xml:space="preserve"> — </w:t>
+      </w:r>
+      <w:r>
+        <w:rPr>
+          <w:bCs/>
+          <w:szCs w:val="24"/>
+        </w:rPr>
+        <w:t xml:space="preserve">проверка входных данных на соответствие правилам (тип, длина, обязательность), реализованная через схемы </w:t>
+      </w:r>
+      <w:proofErr w:type="spellStart"/>
+      <w:r>
+        <w:rPr>
+          <w:bCs/>
+          <w:szCs w:val="24"/>
+        </w:rPr>
         <w:t>Pydantic</w:t>
       </w:r>
       <w:proofErr w:type="spellEnd"/>
@@ -47211,23 +45858,7 @@
           <w:bCs/>
           <w:szCs w:val="24"/>
         </w:rPr>
-        <w:t xml:space="preserve"> </w:t>
-      </w:r>
-      <w:proofErr w:type="spellStart"/>
-      <w:r>
-        <w:rPr>
-          <w:bCs/>
-          <w:szCs w:val="24"/>
-        </w:rPr>
-        <w:t>documentation</w:t>
-      </w:r>
-      <w:proofErr w:type="spellEnd"/>
-      <w:r>
-        <w:rPr>
-          <w:bCs/>
-          <w:szCs w:val="24"/>
-        </w:rPr>
-        <w:t xml:space="preserve"> [Электронный ресурс]. — Режим доступа: https://docs.pydantic.dev/ (дата обращения: 06.05.2026).</w:t>
+        <w:t>.</w:t>
       </w:r>
     </w:p>
     <w:p>
@@ -47239,101 +45870,67 @@
           <w:szCs w:val="24"/>
         </w:rPr>
       </w:pPr>
-      <w:proofErr w:type="spellStart"/>
-      <w:r>
-        <w:rPr>
-          <w:bCs/>
-          <w:szCs w:val="24"/>
-        </w:rPr>
-        <w:t>Alembic</w:t>
-      </w:r>
-      <w:proofErr w:type="spellEnd"/>
-      <w:r>
-        <w:rPr>
-          <w:bCs/>
-          <w:szCs w:val="24"/>
-        </w:rPr>
-        <w:t xml:space="preserve"> — A </w:t>
-      </w:r>
-      <w:proofErr w:type="spellStart"/>
-      <w:r>
-        <w:rPr>
-          <w:bCs/>
-          <w:szCs w:val="24"/>
-        </w:rPr>
-        <w:t>database</w:t>
-      </w:r>
-      <w:proofErr w:type="spellEnd"/>
-      <w:r>
-        <w:rPr>
-          <w:bCs/>
-          <w:szCs w:val="24"/>
-        </w:rPr>
-        <w:t xml:space="preserve"> </w:t>
-      </w:r>
-      <w:proofErr w:type="spellStart"/>
-      <w:r>
-        <w:rPr>
-          <w:bCs/>
-          <w:szCs w:val="24"/>
-        </w:rPr>
-        <w:t>migration</w:t>
-      </w:r>
-      <w:proofErr w:type="spellEnd"/>
-      <w:r>
-        <w:rPr>
-          <w:bCs/>
-          <w:szCs w:val="24"/>
-        </w:rPr>
-        <w:t xml:space="preserve"> </w:t>
-      </w:r>
-      <w:proofErr w:type="spellStart"/>
-      <w:r>
-        <w:rPr>
-          <w:bCs/>
-          <w:szCs w:val="24"/>
-        </w:rPr>
-        <w:t>tool</w:t>
-      </w:r>
-      <w:proofErr w:type="spellEnd"/>
-      <w:r>
-        <w:rPr>
-          <w:bCs/>
-          <w:szCs w:val="24"/>
-        </w:rPr>
-        <w:t xml:space="preserve"> </w:t>
-      </w:r>
-      <w:proofErr w:type="spellStart"/>
-      <w:r>
-        <w:rPr>
-          <w:bCs/>
-          <w:szCs w:val="24"/>
-        </w:rPr>
-        <w:t>for</w:t>
-      </w:r>
-      <w:proofErr w:type="spellEnd"/>
-      <w:r>
-        <w:rPr>
-          <w:bCs/>
-          <w:szCs w:val="24"/>
-        </w:rPr>
-        <w:t xml:space="preserve"> </w:t>
-      </w:r>
-      <w:proofErr w:type="spellStart"/>
-      <w:r>
-        <w:rPr>
-          <w:bCs/>
-          <w:szCs w:val="24"/>
-        </w:rPr>
-        <w:t>SQLAlchemy</w:t>
-      </w:r>
-      <w:proofErr w:type="spellEnd"/>
-      <w:r>
-        <w:rPr>
-          <w:bCs/>
-          <w:szCs w:val="24"/>
-        </w:rPr>
-        <w:t xml:space="preserve"> [Электронный ресурс]. — Режим доступа: https://alembic.sqlalchemy.org/en/latest/ (дата обращения: 03.05.2026).</w:t>
+      <w:r>
+        <w:rPr>
+          <w:bCs/>
+          <w:szCs w:val="24"/>
+        </w:rPr>
+        <w:t>Веб-</w:t>
+      </w:r>
+      <w:proofErr w:type="spellStart"/>
+      <w:r>
+        <w:rPr>
+          <w:bCs/>
+          <w:szCs w:val="24"/>
+        </w:rPr>
+        <w:t>токен</w:t>
+      </w:r>
+      <w:proofErr w:type="spellEnd"/>
+      <w:r>
+        <w:rPr>
+          <w:bCs/>
+          <w:szCs w:val="24"/>
+        </w:rPr>
+        <w:t xml:space="preserve"> (JWT) — </w:t>
+      </w:r>
+      <w:r>
+        <w:rPr>
+          <w:bCs/>
+          <w:szCs w:val="24"/>
+        </w:rPr>
+        <w:t xml:space="preserve">компактный стандарт передачи данных в виде JSON-объекта, используемый для безопасной аутентификации между </w:t>
+      </w:r>
+      <w:proofErr w:type="spellStart"/>
+      <w:r>
+        <w:rPr>
+          <w:bCs/>
+          <w:szCs w:val="24"/>
+        </w:rPr>
+        <w:t>Django</w:t>
+      </w:r>
+      <w:proofErr w:type="spellEnd"/>
+      <w:r>
+        <w:rPr>
+          <w:bCs/>
+          <w:szCs w:val="24"/>
+        </w:rPr>
+        <w:t xml:space="preserve"> и </w:t>
+      </w:r>
+      <w:proofErr w:type="spellStart"/>
+      <w:r>
+        <w:rPr>
+          <w:bCs/>
+          <w:szCs w:val="24"/>
+        </w:rPr>
+        <w:t>FastAPI</w:t>
+      </w:r>
+      <w:proofErr w:type="spellEnd"/>
+      <w:r>
+        <w:rPr>
+          <w:bCs/>
+          <w:szCs w:val="24"/>
+        </w:rPr>
+        <w:t>.</w:t>
       </w:r>
     </w:p>
     <w:p>
@@ -47351,31 +45948,22 @@
           <w:bCs/>
           <w:szCs w:val="24"/>
         </w:rPr>
-        <w:t>PostgreSQL</w:t>
-      </w:r>
-      <w:proofErr w:type="spellEnd"/>
-      <w:r>
-        <w:rPr>
-          <w:bCs/>
-          <w:szCs w:val="24"/>
-        </w:rPr>
-        <w:t xml:space="preserve"> 14 </w:t>
-      </w:r>
-      <w:proofErr w:type="spellStart"/>
-      <w:r>
-        <w:rPr>
-          <w:bCs/>
-          <w:szCs w:val="24"/>
-        </w:rPr>
-        <w:t>Documentation</w:t>
-      </w:r>
-      <w:proofErr w:type="spellEnd"/>
-      <w:r>
-        <w:rPr>
-          <w:bCs/>
-          <w:szCs w:val="24"/>
-        </w:rPr>
-        <w:t xml:space="preserve"> [Электронный ресурс]. — Режим доступа: https://www.postgresql.org/docs/14/index.html (дата обращения: 01.05.2026).</w:t>
+        <w:t>Access-токен</w:t>
+      </w:r>
+      <w:proofErr w:type="spellEnd"/>
+      <w:r>
+        <w:rPr>
+          <w:bCs/>
+          <w:szCs w:val="24"/>
+        </w:rPr>
+        <w:t xml:space="preserve"> — </w:t>
+      </w:r>
+      <w:r>
+        <w:rPr>
+          <w:bCs/>
+          <w:szCs w:val="24"/>
+        </w:rPr>
+        <w:t>JWT с коротким сроком действия, передаваемый в каждом защищённом запросе для подтверждения прав.</w:t>
       </w:r>
     </w:p>
     <w:p>
@@ -47393,7 +45981,7 @@
           <w:bCs/>
           <w:szCs w:val="24"/>
         </w:rPr>
-        <w:t>pytest</w:t>
+        <w:t>Refresh-токен</w:t>
       </w:r>
       <w:proofErr w:type="spellEnd"/>
       <w:r>
@@ -47403,85 +45991,28 @@
         </w:rPr>
         <w:t xml:space="preserve"> — </w:t>
       </w:r>
-      <w:proofErr w:type="spellStart"/>
-      <w:r>
-        <w:rPr>
-          <w:bCs/>
-          <w:szCs w:val="24"/>
-        </w:rPr>
-        <w:t>helps</w:t>
-      </w:r>
-      <w:proofErr w:type="spellEnd"/>
-      <w:r>
-        <w:rPr>
-          <w:bCs/>
-          <w:szCs w:val="24"/>
-        </w:rPr>
-        <w:t xml:space="preserve"> </w:t>
-      </w:r>
-      <w:proofErr w:type="spellStart"/>
-      <w:r>
-        <w:rPr>
-          <w:bCs/>
-          <w:szCs w:val="24"/>
-        </w:rPr>
-        <w:t>you</w:t>
-      </w:r>
-      <w:proofErr w:type="spellEnd"/>
-      <w:r>
-        <w:rPr>
-          <w:bCs/>
-          <w:szCs w:val="24"/>
-        </w:rPr>
-        <w:t xml:space="preserve"> </w:t>
-      </w:r>
-      <w:proofErr w:type="spellStart"/>
-      <w:r>
-        <w:rPr>
-          <w:bCs/>
-          <w:szCs w:val="24"/>
-        </w:rPr>
-        <w:t>write</w:t>
-      </w:r>
-      <w:proofErr w:type="spellEnd"/>
-      <w:r>
-        <w:rPr>
-          <w:bCs/>
-          <w:szCs w:val="24"/>
-        </w:rPr>
-        <w:t xml:space="preserve"> </w:t>
-      </w:r>
-      <w:proofErr w:type="spellStart"/>
-      <w:r>
-        <w:rPr>
-          <w:bCs/>
-          <w:szCs w:val="24"/>
-        </w:rPr>
-        <w:t>better</w:t>
-      </w:r>
-      <w:proofErr w:type="spellEnd"/>
-      <w:r>
-        <w:rPr>
-          <w:bCs/>
-          <w:szCs w:val="24"/>
-        </w:rPr>
-        <w:t xml:space="preserve"> </w:t>
-      </w:r>
-      <w:proofErr w:type="spellStart"/>
-      <w:r>
-        <w:rPr>
-          <w:bCs/>
-          <w:szCs w:val="24"/>
-        </w:rPr>
-        <w:t>programs</w:t>
-      </w:r>
-      <w:proofErr w:type="spellEnd"/>
-      <w:r>
-        <w:rPr>
-          <w:bCs/>
-          <w:szCs w:val="24"/>
-        </w:rPr>
-        <w:t xml:space="preserve"> [Электронный ресурс]. — Режим доступа: https://docs.pytest.org/en/stable/ (дата обращения: 11.05.2026).</w:t>
+      <w:r>
+        <w:rPr>
+          <w:bCs/>
+          <w:szCs w:val="24"/>
+        </w:rPr>
+        <w:t xml:space="preserve">JWT с длительным сроком действия, используемый для получения нового </w:t>
+      </w:r>
+      <w:proofErr w:type="spellStart"/>
+      <w:r>
+        <w:rPr>
+          <w:bCs/>
+          <w:szCs w:val="24"/>
+        </w:rPr>
+        <w:t>access-токена</w:t>
+      </w:r>
+      <w:proofErr w:type="spellEnd"/>
+      <w:r>
+        <w:rPr>
+          <w:bCs/>
+          <w:szCs w:val="24"/>
+        </w:rPr>
+        <w:t xml:space="preserve"> без повторного входа; может быть отозван.</w:t>
       </w:r>
     </w:p>
     <w:p>
@@ -47493,69 +46024,35 @@
           <w:szCs w:val="24"/>
         </w:rPr>
       </w:pPr>
-      <w:proofErr w:type="spellStart"/>
-      <w:r>
-        <w:rPr>
-          <w:bCs/>
-          <w:szCs w:val="24"/>
-        </w:rPr>
-        <w:t>Selenium</w:t>
-      </w:r>
-      <w:proofErr w:type="spellEnd"/>
-      <w:r>
-        <w:rPr>
-          <w:bCs/>
-          <w:szCs w:val="24"/>
-        </w:rPr>
-        <w:t xml:space="preserve"> </w:t>
-      </w:r>
-      <w:proofErr w:type="spellStart"/>
-      <w:r>
-        <w:rPr>
-          <w:bCs/>
-          <w:szCs w:val="24"/>
-        </w:rPr>
-        <w:t>with</w:t>
-      </w:r>
-      <w:proofErr w:type="spellEnd"/>
-      <w:r>
-        <w:rPr>
-          <w:bCs/>
-          <w:szCs w:val="24"/>
-        </w:rPr>
-        <w:t xml:space="preserve"> </w:t>
-      </w:r>
-      <w:proofErr w:type="spellStart"/>
-      <w:r>
-        <w:rPr>
-          <w:bCs/>
-          <w:szCs w:val="24"/>
-        </w:rPr>
-        <w:t>Python</w:t>
-      </w:r>
-      <w:proofErr w:type="spellEnd"/>
-      <w:r>
-        <w:rPr>
-          <w:bCs/>
-          <w:szCs w:val="24"/>
-        </w:rPr>
-        <w:t xml:space="preserve"> </w:t>
-      </w:r>
-      <w:proofErr w:type="spellStart"/>
-      <w:r>
-        <w:rPr>
-          <w:bCs/>
-          <w:szCs w:val="24"/>
-        </w:rPr>
-        <w:t>documentation</w:t>
-      </w:r>
-      <w:proofErr w:type="spellEnd"/>
-      <w:r>
-        <w:rPr>
-          <w:bCs/>
-          <w:szCs w:val="24"/>
-        </w:rPr>
-        <w:t xml:space="preserve"> [Электронный ресурс]. — Режим доступа: https://selenium-python.readthedocs.io/ (дата обращения: 12.05.2026).</w:t>
+      <w:r>
+        <w:rPr>
+          <w:bCs/>
+          <w:szCs w:val="24"/>
+        </w:rPr>
+        <w:t xml:space="preserve">Интеграционное тестирование — </w:t>
+      </w:r>
+      <w:r>
+        <w:rPr>
+          <w:bCs/>
+          <w:szCs w:val="24"/>
+        </w:rPr>
+        <w:t xml:space="preserve">вид тестирования, проверяющий корректность взаимодействия модулей системы между собой (API ↔ База данных, </w:t>
+      </w:r>
+      <w:proofErr w:type="spellStart"/>
+      <w:r>
+        <w:rPr>
+          <w:bCs/>
+          <w:szCs w:val="24"/>
+        </w:rPr>
+        <w:t>Django</w:t>
+      </w:r>
+      <w:proofErr w:type="spellEnd"/>
+      <w:r>
+        <w:rPr>
+          <w:bCs/>
+          <w:szCs w:val="24"/>
+        </w:rPr>
+        <w:t xml:space="preserve"> ↔ API).</w:t>
       </w:r>
     </w:p>
     <w:p>
@@ -47572,55 +46069,46 @@
           <w:bCs/>
           <w:szCs w:val="24"/>
         </w:rPr>
-        <w:t xml:space="preserve">JWT.io — JSON </w:t>
-      </w:r>
-      <w:proofErr w:type="spellStart"/>
-      <w:r>
-        <w:rPr>
-          <w:bCs/>
-          <w:szCs w:val="24"/>
-        </w:rPr>
-        <w:t>Web</w:t>
-      </w:r>
-      <w:proofErr w:type="spellEnd"/>
-      <w:r>
-        <w:rPr>
-          <w:bCs/>
-          <w:szCs w:val="24"/>
-        </w:rPr>
-        <w:t xml:space="preserve"> </w:t>
-      </w:r>
-      <w:proofErr w:type="spellStart"/>
-      <w:r>
-        <w:rPr>
-          <w:bCs/>
-          <w:szCs w:val="24"/>
-        </w:rPr>
-        <w:t>Tokens</w:t>
-      </w:r>
-      <w:proofErr w:type="spellEnd"/>
-      <w:r>
-        <w:rPr>
-          <w:bCs/>
-          <w:szCs w:val="24"/>
-        </w:rPr>
-        <w:t xml:space="preserve"> </w:t>
-      </w:r>
-      <w:proofErr w:type="spellStart"/>
-      <w:r>
-        <w:rPr>
-          <w:bCs/>
-          <w:szCs w:val="24"/>
-        </w:rPr>
-        <w:t>Introduction</w:t>
-      </w:r>
-      <w:proofErr w:type="spellEnd"/>
-      <w:r>
-        <w:rPr>
-          <w:bCs/>
-          <w:szCs w:val="24"/>
-        </w:rPr>
-        <w:t xml:space="preserve"> [Электронный ресурс]. — Режим доступа: https://jwt.io/introduction (дата обращения: 10.05.2026).</w:t>
+        <w:t xml:space="preserve">Миграции базы данных — </w:t>
+      </w:r>
+      <w:r>
+        <w:rPr>
+          <w:bCs/>
+          <w:szCs w:val="24"/>
+        </w:rPr>
+        <w:t xml:space="preserve">способ управления изменениями структуры базы данных с использованием </w:t>
+      </w:r>
+      <w:proofErr w:type="spellStart"/>
+      <w:r>
+        <w:rPr>
+          <w:bCs/>
+          <w:szCs w:val="24"/>
+        </w:rPr>
+        <w:t>версионирования</w:t>
+      </w:r>
+      <w:proofErr w:type="spellEnd"/>
+      <w:r>
+        <w:rPr>
+          <w:bCs/>
+          <w:szCs w:val="24"/>
+        </w:rPr>
+        <w:t xml:space="preserve">, реализованный через </w:t>
+      </w:r>
+      <w:proofErr w:type="spellStart"/>
+      <w:r>
+        <w:rPr>
+          <w:bCs/>
+          <w:szCs w:val="24"/>
+        </w:rPr>
+        <w:t>Alembic</w:t>
+      </w:r>
+      <w:proofErr w:type="spellEnd"/>
+      <w:r>
+        <w:rPr>
+          <w:bCs/>
+          <w:szCs w:val="24"/>
+        </w:rPr>
+        <w:t>.</w:t>
       </w:r>
     </w:p>
     <w:p>
@@ -47637,26 +46125,1177 @@
           <w:bCs/>
           <w:szCs w:val="24"/>
         </w:rPr>
+        <w:t xml:space="preserve">Объектно-реляционное отображение (ORM) — </w:t>
+      </w:r>
+      <w:r>
+        <w:rPr>
+          <w:bCs/>
+          <w:szCs w:val="24"/>
+        </w:rPr>
+        <w:t xml:space="preserve">технология, связывающая таблицы базы данных с объектами кода; в проекте используется </w:t>
+      </w:r>
+      <w:proofErr w:type="spellStart"/>
+      <w:r>
+        <w:rPr>
+          <w:bCs/>
+          <w:szCs w:val="24"/>
+        </w:rPr>
+        <w:t>SQLModel</w:t>
+      </w:r>
+      <w:proofErr w:type="spellEnd"/>
+      <w:r>
+        <w:rPr>
+          <w:bCs/>
+          <w:szCs w:val="24"/>
+        </w:rPr>
+        <w:t>/</w:t>
+      </w:r>
+      <w:proofErr w:type="spellStart"/>
+      <w:r>
+        <w:rPr>
+          <w:bCs/>
+          <w:szCs w:val="24"/>
+        </w:rPr>
+        <w:t>SQLAlchemy</w:t>
+      </w:r>
+      <w:proofErr w:type="spellEnd"/>
+      <w:r>
+        <w:rPr>
+          <w:bCs/>
+          <w:szCs w:val="24"/>
+        </w:rPr>
+        <w:t>.</w:t>
+      </w:r>
+    </w:p>
+    <w:p>
+      <w:pPr>
+        <w:ind w:firstLine="709"/>
+        <w:jc w:val="both"/>
+        <w:rPr>
+          <w:bCs/>
+          <w:szCs w:val="24"/>
+        </w:rPr>
+      </w:pPr>
+      <w:r>
+        <w:rPr>
+          <w:bCs/>
+          <w:szCs w:val="24"/>
+        </w:rPr>
+        <w:t xml:space="preserve">Пагинация — </w:t>
+      </w:r>
+      <w:r>
+        <w:rPr>
+          <w:bCs/>
+          <w:szCs w:val="24"/>
+        </w:rPr>
+        <w:t xml:space="preserve">механизм постраничного вывода списков, реализованный библиотекой </w:t>
+      </w:r>
+      <w:proofErr w:type="spellStart"/>
+      <w:r>
+        <w:rPr>
+          <w:bCs/>
+          <w:szCs w:val="24"/>
+        </w:rPr>
+        <w:t>fastapi-pagination</w:t>
+      </w:r>
+      <w:proofErr w:type="spellEnd"/>
+      <w:r>
+        <w:rPr>
+          <w:bCs/>
+          <w:szCs w:val="24"/>
+        </w:rPr>
+        <w:t>.</w:t>
+      </w:r>
+    </w:p>
+    <w:p>
+      <w:pPr>
+        <w:ind w:firstLine="709"/>
+        <w:jc w:val="both"/>
+        <w:rPr>
+          <w:bCs/>
+          <w:szCs w:val="24"/>
+        </w:rPr>
+      </w:pPr>
+      <w:r>
+        <w:rPr>
+          <w:bCs/>
+          <w:szCs w:val="24"/>
+        </w:rPr>
+        <w:t>Покрытие кода (</w:t>
+      </w:r>
+      <w:proofErr w:type="spellStart"/>
+      <w:r>
+        <w:rPr>
+          <w:bCs/>
+          <w:szCs w:val="24"/>
+        </w:rPr>
+        <w:t>Code</w:t>
+      </w:r>
+      <w:proofErr w:type="spellEnd"/>
+      <w:r>
+        <w:rPr>
+          <w:bCs/>
+          <w:szCs w:val="24"/>
+        </w:rPr>
+        <w:t xml:space="preserve"> </w:t>
+      </w:r>
+      <w:proofErr w:type="spellStart"/>
+      <w:r>
+        <w:rPr>
+          <w:bCs/>
+          <w:szCs w:val="24"/>
+        </w:rPr>
+        <w:t>Coverage</w:t>
+      </w:r>
+      <w:proofErr w:type="spellEnd"/>
+      <w:r>
+        <w:rPr>
+          <w:bCs/>
+          <w:szCs w:val="24"/>
+        </w:rPr>
+        <w:t xml:space="preserve">) — </w:t>
+      </w:r>
+      <w:r>
+        <w:rPr>
+          <w:bCs/>
+          <w:szCs w:val="24"/>
+        </w:rPr>
+        <w:t>метрика, показывающая процент строк программного кода, выполненных в процессе тестирования.</w:t>
+      </w:r>
+    </w:p>
+    <w:p>
+      <w:pPr>
+        <w:ind w:firstLine="709"/>
+        <w:jc w:val="both"/>
+        <w:rPr>
+          <w:bCs/>
+          <w:szCs w:val="24"/>
+        </w:rPr>
+      </w:pPr>
+      <w:r>
+        <w:rPr>
+          <w:bCs/>
+          <w:szCs w:val="24"/>
+        </w:rPr>
+        <w:t xml:space="preserve">Регрессионное тестирование — </w:t>
+      </w:r>
+      <w:r>
+        <w:rPr>
+          <w:bCs/>
+          <w:szCs w:val="24"/>
+        </w:rPr>
+        <w:t>повторное выполнение тестов для проверки того, что изменения в коде не нарушили ранее реализованный функционал.</w:t>
+      </w:r>
+    </w:p>
+    <w:p>
+      <w:pPr>
+        <w:ind w:firstLine="709"/>
+        <w:jc w:val="both"/>
+        <w:rPr>
+          <w:bCs/>
+          <w:szCs w:val="24"/>
+        </w:rPr>
+      </w:pPr>
+      <w:r>
+        <w:rPr>
+          <w:bCs/>
+          <w:szCs w:val="24"/>
+        </w:rPr>
+        <w:t xml:space="preserve">Роль пользователя — </w:t>
+      </w:r>
+      <w:r>
+        <w:rPr>
+          <w:bCs/>
+          <w:szCs w:val="24"/>
+        </w:rPr>
+        <w:t>набор прав доступа, назначаемый сотруднику: администратор, директор или менеджер.</w:t>
+      </w:r>
+    </w:p>
+    <w:p>
+      <w:pPr>
+        <w:ind w:firstLine="709"/>
+        <w:jc w:val="both"/>
+        <w:rPr>
+          <w:bCs/>
+          <w:szCs w:val="24"/>
+        </w:rPr>
+      </w:pPr>
+      <w:r>
+        <w:rPr>
+          <w:bCs/>
+          <w:szCs w:val="24"/>
+        </w:rPr>
+        <w:t xml:space="preserve">Сессия — </w:t>
+      </w:r>
+      <w:r>
+        <w:rPr>
+          <w:bCs/>
+          <w:szCs w:val="24"/>
+        </w:rPr>
+        <w:t xml:space="preserve">временное хранилище на стороне </w:t>
+      </w:r>
+      <w:proofErr w:type="spellStart"/>
+      <w:r>
+        <w:rPr>
+          <w:bCs/>
+          <w:szCs w:val="24"/>
+        </w:rPr>
+        <w:t>Django</w:t>
+      </w:r>
+      <w:proofErr w:type="spellEnd"/>
+      <w:r>
+        <w:rPr>
+          <w:bCs/>
+          <w:szCs w:val="24"/>
+        </w:rPr>
+        <w:t>, в котором сохраняется JWT-</w:t>
+      </w:r>
+      <w:proofErr w:type="spellStart"/>
+      <w:r>
+        <w:rPr>
+          <w:bCs/>
+          <w:szCs w:val="24"/>
+        </w:rPr>
+        <w:t>токен</w:t>
+      </w:r>
+      <w:proofErr w:type="spellEnd"/>
+      <w:r>
+        <w:rPr>
+          <w:bCs/>
+          <w:szCs w:val="24"/>
+        </w:rPr>
+        <w:t xml:space="preserve"> и роль пользователя после входа.</w:t>
+      </w:r>
+    </w:p>
+    <w:p>
+      <w:pPr>
+        <w:ind w:firstLine="709"/>
+        <w:jc w:val="both"/>
+        <w:rPr>
+          <w:bCs/>
+          <w:szCs w:val="24"/>
+        </w:rPr>
+      </w:pPr>
+      <w:proofErr w:type="spellStart"/>
+      <w:r>
+        <w:rPr>
+          <w:bCs/>
+          <w:szCs w:val="24"/>
+        </w:rPr>
+        <w:t>Эндпоинт</w:t>
+      </w:r>
+      <w:proofErr w:type="spellEnd"/>
+      <w:r>
+        <w:rPr>
+          <w:bCs/>
+          <w:szCs w:val="24"/>
+        </w:rPr>
+        <w:t xml:space="preserve"> (</w:t>
+      </w:r>
+      <w:proofErr w:type="spellStart"/>
+      <w:r>
+        <w:rPr>
+          <w:bCs/>
+          <w:szCs w:val="24"/>
+        </w:rPr>
+        <w:t>Endpoint</w:t>
+      </w:r>
+      <w:proofErr w:type="spellEnd"/>
+      <w:r>
+        <w:rPr>
+          <w:bCs/>
+          <w:szCs w:val="24"/>
+        </w:rPr>
+        <w:t xml:space="preserve">) — </w:t>
+      </w:r>
+      <w:r>
+        <w:rPr>
+          <w:bCs/>
+          <w:szCs w:val="24"/>
+        </w:rPr>
+        <w:t>конечная точка взаимодействия в API — URL-адрес, по которому клиент отправляет запросы к серверу.</w:t>
+      </w:r>
+    </w:p>
+    <w:p>
+      <w:pPr>
+        <w:ind w:firstLine="709"/>
+        <w:jc w:val="both"/>
+        <w:rPr>
+          <w:bCs/>
+          <w:szCs w:val="24"/>
+        </w:rPr>
+      </w:pPr>
+      <w:r>
+        <w:rPr>
+          <w:bCs/>
+          <w:szCs w:val="24"/>
+        </w:rPr>
+        <w:t>Журнал событий (</w:t>
+      </w:r>
+      <w:proofErr w:type="spellStart"/>
+      <w:r>
+        <w:rPr>
+          <w:bCs/>
+          <w:szCs w:val="24"/>
+        </w:rPr>
+        <w:t>eventlog</w:t>
+      </w:r>
+      <w:proofErr w:type="spellEnd"/>
+      <w:r>
+        <w:rPr>
+          <w:bCs/>
+          <w:szCs w:val="24"/>
+        </w:rPr>
+        <w:t xml:space="preserve">) — </w:t>
+      </w:r>
+      <w:r>
+        <w:rPr>
+          <w:bCs/>
+          <w:szCs w:val="24"/>
+        </w:rPr>
+        <w:t>таблица для регистрации операций в системе с указанием времени, типа операции, сотрудника и описания.</w:t>
+      </w:r>
+    </w:p>
+    <w:p>
+      <w:pPr>
+        <w:ind w:firstLine="709"/>
+        <w:jc w:val="both"/>
+        <w:rPr>
+          <w:bCs/>
+          <w:szCs w:val="24"/>
+        </w:rPr>
+      </w:pPr>
+      <w:r>
+        <w:rPr>
+          <w:bCs/>
+          <w:szCs w:val="24"/>
+        </w:rPr>
+        <w:t>Список сокращений:</w:t>
+      </w:r>
+    </w:p>
+    <w:p>
+      <w:pPr>
+        <w:ind w:firstLine="709"/>
+        <w:jc w:val="both"/>
+        <w:rPr>
+          <w:bCs/>
+          <w:szCs w:val="24"/>
+        </w:rPr>
+      </w:pPr>
+      <w:r>
+        <w:rPr>
+          <w:bCs/>
+          <w:szCs w:val="24"/>
+        </w:rPr>
+        <w:t xml:space="preserve">API — </w:t>
+      </w:r>
+      <w:proofErr w:type="spellStart"/>
+      <w:r>
+        <w:rPr>
+          <w:bCs/>
+          <w:szCs w:val="24"/>
+        </w:rPr>
+        <w:t>Application</w:t>
+      </w:r>
+      <w:proofErr w:type="spellEnd"/>
+      <w:r>
+        <w:rPr>
+          <w:bCs/>
+          <w:szCs w:val="24"/>
+        </w:rPr>
+        <w:t xml:space="preserve"> </w:t>
+      </w:r>
+      <w:proofErr w:type="spellStart"/>
+      <w:r>
+        <w:rPr>
+          <w:bCs/>
+          <w:szCs w:val="24"/>
+        </w:rPr>
+        <w:t>Programming</w:t>
+      </w:r>
+      <w:proofErr w:type="spellEnd"/>
+      <w:r>
+        <w:rPr>
+          <w:bCs/>
+          <w:szCs w:val="24"/>
+        </w:rPr>
+        <w:t xml:space="preserve"> </w:t>
+      </w:r>
+      <w:proofErr w:type="spellStart"/>
+      <w:r>
+        <w:rPr>
+          <w:bCs/>
+          <w:szCs w:val="24"/>
+        </w:rPr>
+        <w:t>Interface</w:t>
+      </w:r>
+      <w:proofErr w:type="spellEnd"/>
+      <w:r>
+        <w:rPr>
+          <w:bCs/>
+          <w:szCs w:val="24"/>
+        </w:rPr>
+        <w:t xml:space="preserve"> (интерфейс программирования приложений).</w:t>
+      </w:r>
+    </w:p>
+    <w:p>
+      <w:pPr>
+        <w:ind w:firstLine="709"/>
+        <w:jc w:val="both"/>
+        <w:rPr>
+          <w:bCs/>
+          <w:szCs w:val="24"/>
+        </w:rPr>
+      </w:pPr>
+      <w:r>
+        <w:rPr>
+          <w:bCs/>
+          <w:szCs w:val="24"/>
+        </w:rPr>
+        <w:t xml:space="preserve">БД — </w:t>
+      </w:r>
+      <w:r>
+        <w:rPr>
+          <w:bCs/>
+          <w:szCs w:val="24"/>
+        </w:rPr>
+        <w:t>База данных.</w:t>
+      </w:r>
+    </w:p>
+    <w:p>
+      <w:pPr>
+        <w:ind w:firstLine="709"/>
+        <w:jc w:val="both"/>
+        <w:rPr>
+          <w:bCs/>
+          <w:szCs w:val="24"/>
+        </w:rPr>
+      </w:pPr>
+      <w:r>
+        <w:rPr>
+          <w:bCs/>
+          <w:szCs w:val="24"/>
+        </w:rPr>
+        <w:t xml:space="preserve">CRUD — </w:t>
+      </w:r>
+      <w:proofErr w:type="spellStart"/>
+      <w:r>
+        <w:rPr>
+          <w:bCs/>
+          <w:szCs w:val="24"/>
+        </w:rPr>
+        <w:t>Create</w:t>
+      </w:r>
+      <w:proofErr w:type="spellEnd"/>
+      <w:r>
+        <w:rPr>
+          <w:bCs/>
+          <w:szCs w:val="24"/>
+        </w:rPr>
+        <w:t xml:space="preserve">, </w:t>
+      </w:r>
+      <w:proofErr w:type="spellStart"/>
+      <w:r>
+        <w:rPr>
+          <w:bCs/>
+          <w:szCs w:val="24"/>
+        </w:rPr>
+        <w:t>Read</w:t>
+      </w:r>
+      <w:proofErr w:type="spellEnd"/>
+      <w:r>
+        <w:rPr>
+          <w:bCs/>
+          <w:szCs w:val="24"/>
+        </w:rPr>
+        <w:t xml:space="preserve">, </w:t>
+      </w:r>
+      <w:proofErr w:type="spellStart"/>
+      <w:r>
+        <w:rPr>
+          <w:bCs/>
+          <w:szCs w:val="24"/>
+        </w:rPr>
+        <w:t>Update</w:t>
+      </w:r>
+      <w:proofErr w:type="spellEnd"/>
+      <w:r>
+        <w:rPr>
+          <w:bCs/>
+          <w:szCs w:val="24"/>
+        </w:rPr>
+        <w:t xml:space="preserve">, </w:t>
+      </w:r>
+      <w:proofErr w:type="spellStart"/>
+      <w:r>
+        <w:rPr>
+          <w:bCs/>
+          <w:szCs w:val="24"/>
+        </w:rPr>
+        <w:t>Delete</w:t>
+      </w:r>
+      <w:proofErr w:type="spellEnd"/>
+      <w:r>
+        <w:rPr>
+          <w:bCs/>
+          <w:szCs w:val="24"/>
+        </w:rPr>
+        <w:t xml:space="preserve"> (создание, чтение, обновление, удаление).</w:t>
+      </w:r>
+    </w:p>
+    <w:p>
+      <w:pPr>
+        <w:ind w:firstLine="709"/>
+        <w:jc w:val="both"/>
+        <w:rPr>
+          <w:bCs/>
+          <w:szCs w:val="24"/>
+          <w:lang w:val="en-US"/>
+        </w:rPr>
+      </w:pPr>
+      <w:r>
+        <w:rPr>
+          <w:bCs/>
+          <w:szCs w:val="24"/>
+          <w:lang w:val="en-US"/>
+        </w:rPr>
+        <w:t>JSON — JavaScript Object Notation (</w:t>
+      </w:r>
+      <w:r>
+        <w:rPr>
+          <w:bCs/>
+          <w:szCs w:val="24"/>
+        </w:rPr>
+        <w:t>формат</w:t>
+      </w:r>
+      <w:r>
+        <w:rPr>
+          <w:bCs/>
+          <w:szCs w:val="24"/>
+          <w:lang w:val="en-US"/>
+        </w:rPr>
+        <w:t xml:space="preserve"> </w:t>
+      </w:r>
+      <w:r>
+        <w:rPr>
+          <w:bCs/>
+          <w:szCs w:val="24"/>
+        </w:rPr>
+        <w:t>обмена</w:t>
+      </w:r>
+      <w:r>
+        <w:rPr>
+          <w:bCs/>
+          <w:szCs w:val="24"/>
+          <w:lang w:val="en-US"/>
+        </w:rPr>
+        <w:t xml:space="preserve"> </w:t>
+      </w:r>
+      <w:r>
+        <w:rPr>
+          <w:bCs/>
+          <w:szCs w:val="24"/>
+        </w:rPr>
+        <w:t>данными</w:t>
+      </w:r>
+      <w:r>
+        <w:rPr>
+          <w:bCs/>
+          <w:szCs w:val="24"/>
+          <w:lang w:val="en-US"/>
+        </w:rPr>
+        <w:t>).</w:t>
+      </w:r>
+    </w:p>
+    <w:p>
+      <w:pPr>
+        <w:ind w:firstLine="709"/>
+        <w:jc w:val="both"/>
+        <w:rPr>
+          <w:bCs/>
+          <w:szCs w:val="24"/>
+          <w:lang w:val="en-US"/>
+        </w:rPr>
+      </w:pPr>
+      <w:r>
+        <w:rPr>
+          <w:bCs/>
+          <w:szCs w:val="24"/>
+          <w:lang w:val="en-US"/>
+        </w:rPr>
+        <w:t>JWT — JSON Web Token (</w:t>
+      </w:r>
+      <w:r>
+        <w:rPr>
+          <w:bCs/>
+          <w:szCs w:val="24"/>
+        </w:rPr>
+        <w:t>веб</w:t>
+      </w:r>
+      <w:r>
+        <w:rPr>
+          <w:bCs/>
+          <w:szCs w:val="24"/>
+          <w:lang w:val="en-US"/>
+        </w:rPr>
+        <w:t>-</w:t>
+      </w:r>
+      <w:r>
+        <w:rPr>
+          <w:bCs/>
+          <w:szCs w:val="24"/>
+        </w:rPr>
+        <w:t>токен</w:t>
+      </w:r>
+      <w:r>
+        <w:rPr>
+          <w:bCs/>
+          <w:szCs w:val="24"/>
+          <w:lang w:val="en-US"/>
+        </w:rPr>
+        <w:t xml:space="preserve"> JSON).</w:t>
+      </w:r>
+    </w:p>
+    <w:p>
+      <w:pPr>
+        <w:ind w:firstLine="709"/>
+        <w:jc w:val="both"/>
+        <w:rPr>
+          <w:bCs/>
+          <w:szCs w:val="24"/>
+          <w:lang w:val="en-US"/>
+        </w:rPr>
+      </w:pPr>
+      <w:r>
+        <w:rPr>
+          <w:bCs/>
+          <w:szCs w:val="24"/>
+          <w:lang w:val="en-US"/>
+        </w:rPr>
+        <w:t xml:space="preserve">HTTP — </w:t>
+      </w:r>
+      <w:proofErr w:type="spellStart"/>
+      <w:r>
+        <w:rPr>
+          <w:bCs/>
+          <w:szCs w:val="24"/>
+          <w:lang w:val="en-US"/>
+        </w:rPr>
+        <w:t>HyperText</w:t>
+      </w:r>
+      <w:proofErr w:type="spellEnd"/>
+      <w:r>
+        <w:rPr>
+          <w:bCs/>
+          <w:szCs w:val="24"/>
+          <w:lang w:val="en-US"/>
+        </w:rPr>
+        <w:t xml:space="preserve"> Transfer Protocol (</w:t>
+      </w:r>
+      <w:r>
+        <w:rPr>
+          <w:bCs/>
+          <w:szCs w:val="24"/>
+        </w:rPr>
+        <w:t>протокол</w:t>
+      </w:r>
+      <w:r>
+        <w:rPr>
+          <w:bCs/>
+          <w:szCs w:val="24"/>
+          <w:lang w:val="en-US"/>
+        </w:rPr>
+        <w:t xml:space="preserve"> </w:t>
+      </w:r>
+      <w:r>
+        <w:rPr>
+          <w:bCs/>
+          <w:szCs w:val="24"/>
+        </w:rPr>
+        <w:t>передачи</w:t>
+      </w:r>
+      <w:r>
+        <w:rPr>
+          <w:bCs/>
+          <w:szCs w:val="24"/>
+          <w:lang w:val="en-US"/>
+        </w:rPr>
+        <w:t xml:space="preserve"> </w:t>
+      </w:r>
+      <w:r>
+        <w:rPr>
+          <w:bCs/>
+          <w:szCs w:val="24"/>
+        </w:rPr>
+        <w:t>гипертекста</w:t>
+      </w:r>
+      <w:r>
+        <w:rPr>
+          <w:bCs/>
+          <w:szCs w:val="24"/>
+          <w:lang w:val="en-US"/>
+        </w:rPr>
+        <w:t>).</w:t>
+      </w:r>
+    </w:p>
+    <w:p>
+      <w:pPr>
+        <w:ind w:firstLine="709"/>
+        <w:jc w:val="both"/>
+        <w:rPr>
+          <w:bCs/>
+          <w:szCs w:val="24"/>
+          <w:lang w:val="en-US"/>
+        </w:rPr>
+      </w:pPr>
+      <w:r>
+        <w:rPr>
+          <w:bCs/>
+          <w:szCs w:val="24"/>
+          <w:lang w:val="en-US"/>
+        </w:rPr>
+        <w:t>ORM — Object-Relational Mapping (</w:t>
+      </w:r>
+      <w:r>
+        <w:rPr>
+          <w:bCs/>
+          <w:szCs w:val="24"/>
+        </w:rPr>
+        <w:t>объектно</w:t>
+      </w:r>
+      <w:r>
+        <w:rPr>
+          <w:bCs/>
+          <w:szCs w:val="24"/>
+          <w:lang w:val="en-US"/>
+        </w:rPr>
+        <w:t>-</w:t>
+      </w:r>
+      <w:r>
+        <w:rPr>
+          <w:bCs/>
+          <w:szCs w:val="24"/>
+        </w:rPr>
+        <w:t>реляционное</w:t>
+      </w:r>
+      <w:r>
+        <w:rPr>
+          <w:bCs/>
+          <w:szCs w:val="24"/>
+          <w:lang w:val="en-US"/>
+        </w:rPr>
+        <w:t xml:space="preserve"> </w:t>
+      </w:r>
+      <w:r>
+        <w:rPr>
+          <w:bCs/>
+          <w:szCs w:val="24"/>
+        </w:rPr>
+        <w:t>отображение</w:t>
+      </w:r>
+      <w:r>
+        <w:rPr>
+          <w:bCs/>
+          <w:szCs w:val="24"/>
+          <w:lang w:val="en-US"/>
+        </w:rPr>
+        <w:t>).</w:t>
+      </w:r>
+    </w:p>
+    <w:p>
+      <w:pPr>
+        <w:ind w:firstLine="709"/>
+        <w:jc w:val="both"/>
+        <w:rPr>
+          <w:bCs/>
+          <w:szCs w:val="24"/>
+          <w:lang w:val="en-US"/>
+        </w:rPr>
+      </w:pPr>
+      <w:r>
+        <w:rPr>
+          <w:bCs/>
+          <w:szCs w:val="24"/>
+          <w:lang w:val="en-US"/>
+        </w:rPr>
+        <w:t>REST — Representational State Transfer (</w:t>
+      </w:r>
+      <w:r>
+        <w:rPr>
+          <w:bCs/>
+          <w:szCs w:val="24"/>
+        </w:rPr>
+        <w:t>архитектурный</w:t>
+      </w:r>
+      <w:r>
+        <w:rPr>
+          <w:bCs/>
+          <w:szCs w:val="24"/>
+          <w:lang w:val="en-US"/>
+        </w:rPr>
+        <w:t xml:space="preserve"> </w:t>
+      </w:r>
+      <w:r>
+        <w:rPr>
+          <w:bCs/>
+          <w:szCs w:val="24"/>
+        </w:rPr>
+        <w:t>стиль</w:t>
+      </w:r>
+      <w:r>
+        <w:rPr>
+          <w:bCs/>
+          <w:szCs w:val="24"/>
+          <w:lang w:val="en-US"/>
+        </w:rPr>
+        <w:t xml:space="preserve"> </w:t>
+      </w:r>
+      <w:r>
+        <w:rPr>
+          <w:bCs/>
+          <w:szCs w:val="24"/>
+        </w:rPr>
+        <w:t>взаимодействия</w:t>
+      </w:r>
+      <w:r>
+        <w:rPr>
+          <w:bCs/>
+          <w:szCs w:val="24"/>
+          <w:lang w:val="en-US"/>
+        </w:rPr>
+        <w:t xml:space="preserve"> </w:t>
+      </w:r>
+      <w:r>
+        <w:rPr>
+          <w:bCs/>
+          <w:szCs w:val="24"/>
+        </w:rPr>
+        <w:t>компонентов</w:t>
+      </w:r>
+      <w:r>
+        <w:rPr>
+          <w:bCs/>
+          <w:szCs w:val="24"/>
+          <w:lang w:val="en-US"/>
+        </w:rPr>
+        <w:t>).</w:t>
+      </w:r>
+    </w:p>
+    <w:p>
+      <w:pPr>
+        <w:rPr>
+          <w:bCs/>
+          <w:szCs w:val="24"/>
+          <w:lang w:val="en-US"/>
+        </w:rPr>
+      </w:pPr>
+      <w:r>
+        <w:rPr>
+          <w:bCs/>
+          <w:szCs w:val="24"/>
+          <w:lang w:val="en-US"/>
+        </w:rPr>
+        <w:br w:type="page"/>
+      </w:r>
+    </w:p>
+    <w:p>
+      <w:pPr>
+        <w:ind w:firstLine="709"/>
+        <w:jc w:val="both"/>
+        <w:rPr>
+          <w:bCs/>
+          <w:szCs w:val="24"/>
+        </w:rPr>
+      </w:pPr>
+      <w:r>
+        <w:rPr>
+          <w:bCs/>
+          <w:szCs w:val="24"/>
+        </w:rPr>
+        <w:lastRenderedPageBreak/>
+        <w:t xml:space="preserve">СУБД — </w:t>
+      </w:r>
+      <w:r>
+        <w:rPr>
+          <w:bCs/>
+          <w:szCs w:val="24"/>
+        </w:rPr>
+        <w:t>Система управления базами данных.</w:t>
+      </w:r>
+    </w:p>
+    <w:p>
+      <w:pPr>
+        <w:ind w:firstLine="709"/>
+        <w:jc w:val="both"/>
+        <w:rPr>
+          <w:bCs/>
+          <w:szCs w:val="24"/>
+        </w:rPr>
+      </w:pPr>
+      <w:r>
+        <w:rPr>
+          <w:bCs/>
+          <w:szCs w:val="24"/>
+        </w:rPr>
+        <w:t xml:space="preserve">UI — </w:t>
+      </w:r>
+      <w:proofErr w:type="spellStart"/>
+      <w:r>
+        <w:rPr>
+          <w:bCs/>
+          <w:szCs w:val="24"/>
+        </w:rPr>
+        <w:t>User</w:t>
+      </w:r>
+      <w:proofErr w:type="spellEnd"/>
+      <w:r>
+        <w:rPr>
+          <w:bCs/>
+          <w:szCs w:val="24"/>
+        </w:rPr>
+        <w:t xml:space="preserve"> </w:t>
+      </w:r>
+      <w:proofErr w:type="spellStart"/>
+      <w:r>
+        <w:rPr>
+          <w:bCs/>
+          <w:szCs w:val="24"/>
+        </w:rPr>
+        <w:t>Interface</w:t>
+      </w:r>
+      <w:proofErr w:type="spellEnd"/>
+      <w:r>
+        <w:rPr>
+          <w:bCs/>
+          <w:szCs w:val="24"/>
+        </w:rPr>
+        <w:t xml:space="preserve"> (пользовательский интерфейс).</w:t>
+      </w:r>
+    </w:p>
+    <w:p>
+      <w:pPr>
+        <w:ind w:firstLine="709"/>
+        <w:jc w:val="both"/>
+        <w:rPr>
+          <w:bCs/>
+          <w:szCs w:val="24"/>
+          <w:lang w:val="en-US"/>
+        </w:rPr>
+      </w:pPr>
+      <w:r>
+        <w:rPr>
+          <w:bCs/>
+          <w:szCs w:val="24"/>
+          <w:lang w:val="en-US"/>
+        </w:rPr>
+        <w:t>URL — Uniform Resource Locator (</w:t>
+      </w:r>
+      <w:r>
+        <w:rPr>
+          <w:bCs/>
+          <w:szCs w:val="24"/>
+        </w:rPr>
+        <w:t>единообразный</w:t>
+      </w:r>
+      <w:r>
+        <w:rPr>
+          <w:bCs/>
+          <w:szCs w:val="24"/>
+          <w:lang w:val="en-US"/>
+        </w:rPr>
+        <w:t xml:space="preserve"> </w:t>
+      </w:r>
+      <w:r>
+        <w:rPr>
+          <w:bCs/>
+          <w:szCs w:val="24"/>
+        </w:rPr>
+        <w:t>локатор</w:t>
+      </w:r>
+      <w:r>
+        <w:rPr>
+          <w:bCs/>
+          <w:szCs w:val="24"/>
+          <w:lang w:val="en-US"/>
+        </w:rPr>
+        <w:t xml:space="preserve"> </w:t>
+      </w:r>
+      <w:r>
+        <w:rPr>
+          <w:bCs/>
+          <w:szCs w:val="24"/>
+        </w:rPr>
+        <w:t>ресурса</w:t>
+      </w:r>
+      <w:r>
+        <w:rPr>
+          <w:bCs/>
+          <w:szCs w:val="24"/>
+          <w:lang w:val="en-US"/>
+        </w:rPr>
+        <w:t>).</w:t>
+      </w:r>
+    </w:p>
+    <w:p>
+      <w:pPr>
+        <w:ind w:firstLine="709"/>
+        <w:jc w:val="both"/>
+        <w:rPr>
+          <w:bCs/>
+          <w:szCs w:val="24"/>
+        </w:rPr>
+      </w:pPr>
+      <w:r>
+        <w:rPr>
+          <w:bCs/>
+          <w:szCs w:val="24"/>
+        </w:rPr>
+        <w:t xml:space="preserve">OpenAPI — </w:t>
+      </w:r>
+      <w:r>
+        <w:rPr>
+          <w:bCs/>
+          <w:szCs w:val="24"/>
+        </w:rPr>
+        <w:t xml:space="preserve">спецификация для описания REST API (ранее известная как </w:t>
+      </w:r>
+      <w:proofErr w:type="spellStart"/>
+      <w:r>
+        <w:rPr>
+          <w:bCs/>
+          <w:szCs w:val="24"/>
+        </w:rPr>
+        <w:t>Swagger</w:t>
+      </w:r>
+      <w:proofErr w:type="spellEnd"/>
+      <w:r>
+        <w:rPr>
+          <w:bCs/>
+          <w:szCs w:val="24"/>
+        </w:rPr>
+        <w:t>).</w:t>
+      </w:r>
+    </w:p>
+    <w:p>
+      <w:pPr>
+        <w:ind w:firstLine="709"/>
+        <w:jc w:val="both"/>
+        <w:rPr>
+          <w:bCs/>
+          <w:szCs w:val="24"/>
+          <w:lang w:val="en-US"/>
+        </w:rPr>
+      </w:pPr>
+      <w:r>
+        <w:rPr>
+          <w:bCs/>
+          <w:szCs w:val="24"/>
+          <w:lang w:val="en-US"/>
+        </w:rPr>
+        <w:t>IDE — Integrated Development Environment (</w:t>
+      </w:r>
+      <w:r>
+        <w:rPr>
+          <w:bCs/>
+          <w:szCs w:val="24"/>
+        </w:rPr>
+        <w:t>интегрированная</w:t>
+      </w:r>
+      <w:r>
+        <w:rPr>
+          <w:bCs/>
+          <w:szCs w:val="24"/>
+          <w:lang w:val="en-US"/>
+        </w:rPr>
+        <w:t xml:space="preserve"> </w:t>
+      </w:r>
+      <w:r>
+        <w:rPr>
+          <w:bCs/>
+          <w:szCs w:val="24"/>
+        </w:rPr>
+        <w:t>среда</w:t>
+      </w:r>
+      <w:r>
+        <w:rPr>
+          <w:bCs/>
+          <w:szCs w:val="24"/>
+          <w:lang w:val="en-US"/>
+        </w:rPr>
+        <w:t xml:space="preserve"> </w:t>
+      </w:r>
+      <w:r>
+        <w:rPr>
+          <w:bCs/>
+          <w:szCs w:val="24"/>
+        </w:rPr>
+        <w:t>разработки</w:t>
+      </w:r>
+      <w:r>
+        <w:rPr>
+          <w:bCs/>
+          <w:szCs w:val="24"/>
+          <w:lang w:val="en-US"/>
+        </w:rPr>
+        <w:t>).</w:t>
+      </w:r>
+    </w:p>
+    <w:p>
+      <w:pPr>
+        <w:rPr>
+          <w:szCs w:val="24"/>
+          <w:lang w:val="en-US"/>
+        </w:rPr>
+      </w:pPr>
+      <w:r>
+        <w:rPr>
+          <w:szCs w:val="24"/>
+          <w:lang w:val="en-US"/>
+        </w:rPr>
         <w:br w:type="page"/>
       </w:r>
     </w:p>
     <w:p>
       <w:pPr>
         <w:pStyle w:val="1"/>
-        <w:spacing w:after="0" w:line="240" w:lineRule="auto"/>
+        <w:spacing w:after="0"/>
         <w:rPr>
           <w:sz w:val="24"/>
           <w:szCs w:val="24"/>
+          <w:lang w:val="en-US"/>
         </w:rPr>
       </w:pPr>
-      <w:bookmarkStart w:id="18" w:name="_Toc232078261"/>
+      <w:bookmarkStart w:id="18" w:name="_Toc232617590"/>
       <w:r>
         <w:rPr>
           <w:sz w:val="24"/>
           <w:szCs w:val="24"/>
+          <w:lang w:val="en-US"/>
         </w:rPr>
         <w:lastRenderedPageBreak/>
-        <w:t>ЗАКЛЮЧЕНИЕ</w:t>
+        <w:t xml:space="preserve">5. </w:t>
+      </w:r>
+      <w:r>
+        <w:rPr>
+          <w:sz w:val="24"/>
+          <w:szCs w:val="24"/>
+        </w:rPr>
+        <w:t>СПИСОК</w:t>
+      </w:r>
+      <w:r>
+        <w:rPr>
+          <w:sz w:val="24"/>
+          <w:szCs w:val="24"/>
+          <w:lang w:val="en-US"/>
+        </w:rPr>
+        <w:t xml:space="preserve"> </w:t>
+      </w:r>
+      <w:r>
+        <w:rPr>
+          <w:sz w:val="24"/>
+          <w:szCs w:val="24"/>
+        </w:rPr>
+        <w:t>ИСТОЧНИКОВ</w:t>
       </w:r>
       <w:bookmarkEnd w:id="18"/>
     </w:p>
@@ -47667,30 +47306,106 @@
         <w:rPr>
           <w:bCs/>
           <w:szCs w:val="24"/>
+          <w:lang w:val="en-US"/>
         </w:rPr>
       </w:pPr>
       <w:r>
         <w:rPr>
           <w:bCs/>
           <w:szCs w:val="24"/>
-        </w:rPr>
-        <w:t xml:space="preserve">В рамках курсового проекта по дисциплине «Тестирование кода информационной системы» разработана и протестирована информационная система управления </w:t>
-      </w:r>
-      <w:proofErr w:type="spellStart"/>
-      <w:r>
-        <w:rPr>
-          <w:bCs/>
-          <w:szCs w:val="24"/>
-        </w:rPr>
-        <w:t>автопрокатом</w:t>
-      </w:r>
-      <w:proofErr w:type="spellEnd"/>
-      <w:r>
-        <w:rPr>
-          <w:bCs/>
-          <w:szCs w:val="24"/>
-        </w:rPr>
-        <w:t>, предназначенная для автоматизации учёта автопарка, клиентов, оформления аренд и ремонтов.</w:t>
+          <w:lang w:val="en-US"/>
+        </w:rPr>
+        <w:t>FastAPI — Modern, fast web framework for building APIs [</w:t>
+      </w:r>
+      <w:r>
+        <w:rPr>
+          <w:bCs/>
+          <w:szCs w:val="24"/>
+        </w:rPr>
+        <w:t>Электронный</w:t>
+      </w:r>
+      <w:r>
+        <w:rPr>
+          <w:bCs/>
+          <w:szCs w:val="24"/>
+          <w:lang w:val="en-US"/>
+        </w:rPr>
+        <w:t xml:space="preserve"> </w:t>
+      </w:r>
+      <w:r>
+        <w:rPr>
+          <w:bCs/>
+          <w:szCs w:val="24"/>
+        </w:rPr>
+        <w:t>ресурс</w:t>
+      </w:r>
+      <w:r>
+        <w:rPr>
+          <w:bCs/>
+          <w:szCs w:val="24"/>
+          <w:lang w:val="en-US"/>
+        </w:rPr>
+        <w:t xml:space="preserve">]. — </w:t>
+      </w:r>
+      <w:r>
+        <w:rPr>
+          <w:bCs/>
+          <w:szCs w:val="24"/>
+        </w:rPr>
+        <w:t>Режим</w:t>
+      </w:r>
+      <w:r>
+        <w:rPr>
+          <w:bCs/>
+          <w:szCs w:val="24"/>
+          <w:lang w:val="en-US"/>
+        </w:rPr>
+        <w:t xml:space="preserve"> </w:t>
+      </w:r>
+      <w:r>
+        <w:rPr>
+          <w:bCs/>
+          <w:szCs w:val="24"/>
+        </w:rPr>
+        <w:t>доступа</w:t>
+      </w:r>
+      <w:r>
+        <w:rPr>
+          <w:bCs/>
+          <w:szCs w:val="24"/>
+          <w:lang w:val="en-US"/>
+        </w:rPr>
+        <w:t>: https://fastapi.tiangolo.com/ (</w:t>
+      </w:r>
+      <w:r>
+        <w:rPr>
+          <w:bCs/>
+          <w:szCs w:val="24"/>
+        </w:rPr>
+        <w:t>дата</w:t>
+      </w:r>
+      <w:r>
+        <w:rPr>
+          <w:bCs/>
+          <w:szCs w:val="24"/>
+          <w:lang w:val="en-US"/>
+        </w:rPr>
+        <w:t xml:space="preserve"> </w:t>
+      </w:r>
+      <w:r>
+        <w:rPr>
+          <w:bCs/>
+          <w:szCs w:val="24"/>
+        </w:rPr>
+        <w:t>обращения</w:t>
+      </w:r>
+      <w:r>
+        <w:rPr>
+          <w:bCs/>
+          <w:szCs w:val="24"/>
+          <w:lang w:val="en-US"/>
+        </w:rPr>
+        <w:t>: 04.05.2026).</w:t>
       </w:r>
     </w:p>
     <w:p>
@@ -47702,45 +47417,6 @@
           <w:szCs w:val="24"/>
         </w:rPr>
       </w:pPr>
-      <w:r>
-        <w:rPr>
-          <w:bCs/>
-          <w:szCs w:val="24"/>
-        </w:rPr>
-        <w:t xml:space="preserve">Цель исследования — создание автоматизированной информационной системы управления </w:t>
-      </w:r>
-      <w:proofErr w:type="spellStart"/>
-      <w:r>
-        <w:rPr>
-          <w:bCs/>
-          <w:szCs w:val="24"/>
-        </w:rPr>
-        <w:t>автопрокатом</w:t>
-      </w:r>
-      <w:proofErr w:type="spellEnd"/>
-      <w:r>
-        <w:rPr>
-          <w:bCs/>
-          <w:szCs w:val="24"/>
-        </w:rPr>
-        <w:t xml:space="preserve"> с реализацией REST API на </w:t>
-      </w:r>
-      <w:proofErr w:type="spellStart"/>
-      <w:r>
-        <w:rPr>
-          <w:bCs/>
-          <w:szCs w:val="24"/>
-        </w:rPr>
-        <w:t>FastAPI</w:t>
-      </w:r>
-      <w:proofErr w:type="spellEnd"/>
-      <w:r>
-        <w:rPr>
-          <w:bCs/>
-          <w:szCs w:val="24"/>
-        </w:rPr>
-        <w:t xml:space="preserve"> и веб-интерфейса на </w:t>
-      </w:r>
       <w:proofErr w:type="spellStart"/>
       <w:r>
         <w:rPr>
@@ -47755,7 +47431,36 @@
           <w:bCs/>
           <w:szCs w:val="24"/>
         </w:rPr>
-        <w:t>, обеспечение тестирования системы с покрытием кода ключевых модулей не менее 80 % — достигнута в полном объёме.</w:t>
+        <w:t xml:space="preserve"> </w:t>
+      </w:r>
+      <w:proofErr w:type="spellStart"/>
+      <w:r>
+        <w:rPr>
+          <w:bCs/>
+          <w:szCs w:val="24"/>
+        </w:rPr>
+        <w:t>documentation</w:t>
+      </w:r>
+      <w:proofErr w:type="spellEnd"/>
+      <w:r>
+        <w:rPr>
+          <w:bCs/>
+          <w:szCs w:val="24"/>
+        </w:rPr>
+        <w:t xml:space="preserve"> [Электронный ресурс]. — Режим доступа:</w:t>
+      </w:r>
+      <w:r>
+        <w:rPr>
+          <w:szCs w:val="24"/>
+        </w:rPr>
+        <w:t xml:space="preserve"> </w:t>
+      </w:r>
+      <w:r>
+        <w:rPr>
+          <w:bCs/>
+          <w:szCs w:val="24"/>
+        </w:rPr>
+        <w:t>https://docs.djangoproject.com/en/stable/ (дата обращения: 08.05.2026).</w:t>
       </w:r>
     </w:p>
     <w:p>
@@ -47767,12 +47472,133 @@
           <w:szCs w:val="24"/>
         </w:rPr>
       </w:pPr>
-      <w:r>
-        <w:rPr>
-          <w:bCs/>
-          <w:szCs w:val="24"/>
-        </w:rPr>
-        <w:t>Задачи курсового проектирования, сформулированные во введении, решены следующим образом:</w:t>
+      <w:proofErr w:type="spellStart"/>
+      <w:r>
+        <w:rPr>
+          <w:bCs/>
+          <w:szCs w:val="24"/>
+        </w:rPr>
+        <w:t>SQLAlchemy</w:t>
+      </w:r>
+      <w:proofErr w:type="spellEnd"/>
+      <w:r>
+        <w:rPr>
+          <w:bCs/>
+          <w:szCs w:val="24"/>
+        </w:rPr>
+        <w:t xml:space="preserve"> — </w:t>
+      </w:r>
+      <w:proofErr w:type="spellStart"/>
+      <w:r>
+        <w:rPr>
+          <w:bCs/>
+          <w:szCs w:val="24"/>
+        </w:rPr>
+        <w:t>The</w:t>
+      </w:r>
+      <w:proofErr w:type="spellEnd"/>
+      <w:r>
+        <w:rPr>
+          <w:bCs/>
+          <w:szCs w:val="24"/>
+        </w:rPr>
+        <w:t xml:space="preserve"> </w:t>
+      </w:r>
+      <w:proofErr w:type="spellStart"/>
+      <w:r>
+        <w:rPr>
+          <w:bCs/>
+          <w:szCs w:val="24"/>
+        </w:rPr>
+        <w:t>Python</w:t>
+      </w:r>
+      <w:proofErr w:type="spellEnd"/>
+      <w:r>
+        <w:rPr>
+          <w:bCs/>
+          <w:szCs w:val="24"/>
+        </w:rPr>
+        <w:t xml:space="preserve"> SQL </w:t>
+      </w:r>
+      <w:proofErr w:type="spellStart"/>
+      <w:r>
+        <w:rPr>
+          <w:bCs/>
+          <w:szCs w:val="24"/>
+        </w:rPr>
+        <w:t>Toolkit</w:t>
+      </w:r>
+      <w:proofErr w:type="spellEnd"/>
+      <w:r>
+        <w:rPr>
+          <w:bCs/>
+          <w:szCs w:val="24"/>
+        </w:rPr>
+        <w:t xml:space="preserve"> </w:t>
+      </w:r>
+      <w:proofErr w:type="spellStart"/>
+      <w:r>
+        <w:rPr>
+          <w:bCs/>
+          <w:szCs w:val="24"/>
+        </w:rPr>
+        <w:t>and</w:t>
+      </w:r>
+      <w:proofErr w:type="spellEnd"/>
+      <w:r>
+        <w:rPr>
+          <w:bCs/>
+          <w:szCs w:val="24"/>
+        </w:rPr>
+        <w:t xml:space="preserve"> </w:t>
+      </w:r>
+      <w:proofErr w:type="spellStart"/>
+      <w:r>
+        <w:rPr>
+          <w:bCs/>
+          <w:szCs w:val="24"/>
+        </w:rPr>
+        <w:t>Object</w:t>
+      </w:r>
+      <w:proofErr w:type="spellEnd"/>
+      <w:r>
+        <w:rPr>
+          <w:bCs/>
+          <w:szCs w:val="24"/>
+        </w:rPr>
+        <w:t xml:space="preserve"> </w:t>
+      </w:r>
+      <w:proofErr w:type="spellStart"/>
+      <w:r>
+        <w:rPr>
+          <w:bCs/>
+          <w:szCs w:val="24"/>
+        </w:rPr>
+        <w:t>Relational</w:t>
+      </w:r>
+      <w:proofErr w:type="spellEnd"/>
+      <w:r>
+        <w:rPr>
+          <w:bCs/>
+          <w:szCs w:val="24"/>
+        </w:rPr>
+        <w:t xml:space="preserve"> </w:t>
+      </w:r>
+      <w:proofErr w:type="spellStart"/>
+      <w:r>
+        <w:rPr>
+          <w:bCs/>
+          <w:szCs w:val="24"/>
+        </w:rPr>
+        <w:t>Mapper</w:t>
+      </w:r>
+      <w:proofErr w:type="spellEnd"/>
+      <w:r>
+        <w:rPr>
+          <w:bCs/>
+          <w:szCs w:val="24"/>
+        </w:rPr>
+        <w:t xml:space="preserve"> [Электронный ресурс]. — Режим доступа: https://docs.sqlalchemy.org/en/20/ (дата обращения: 05.05.2026).</w:t>
       </w:r>
     </w:p>
     <w:p>
@@ -47784,12 +47610,37 @@
           <w:szCs w:val="24"/>
         </w:rPr>
       </w:pPr>
-      <w:r>
-        <w:rPr>
-          <w:bCs/>
-          <w:szCs w:val="24"/>
-        </w:rPr>
-        <w:t>Проведён анализ предметной области, определены функциональные требования к системе и права доступа для трёх ролей сотрудников (менеджер, администратор, директор). Результатом стала спецификация требований и правила разграничения доступа по ролям.</w:t>
+      <w:proofErr w:type="spellStart"/>
+      <w:r>
+        <w:rPr>
+          <w:bCs/>
+          <w:szCs w:val="24"/>
+        </w:rPr>
+        <w:t>SQLModel</w:t>
+      </w:r>
+      <w:proofErr w:type="spellEnd"/>
+      <w:r>
+        <w:rPr>
+          <w:bCs/>
+          <w:szCs w:val="24"/>
+        </w:rPr>
+        <w:t xml:space="preserve"> </w:t>
+      </w:r>
+      <w:proofErr w:type="spellStart"/>
+      <w:r>
+        <w:rPr>
+          <w:bCs/>
+          <w:szCs w:val="24"/>
+        </w:rPr>
+        <w:t>documentation</w:t>
+      </w:r>
+      <w:proofErr w:type="spellEnd"/>
+      <w:r>
+        <w:rPr>
+          <w:bCs/>
+          <w:szCs w:val="24"/>
+        </w:rPr>
+        <w:t xml:space="preserve"> [Электронный ресурс]. — Режим доступа: https://sqlmodel.tiangolo.com/ (дата обращения: 05.05.2026).</w:t>
       </w:r>
     </w:p>
     <w:p>
@@ -47801,76 +47652,37 @@
           <w:szCs w:val="24"/>
         </w:rPr>
       </w:pPr>
-      <w:r>
-        <w:rPr>
-          <w:bCs/>
-          <w:szCs w:val="24"/>
-        </w:rPr>
-        <w:t xml:space="preserve">Разработана серверная архитектура на </w:t>
-      </w:r>
-      <w:proofErr w:type="spellStart"/>
-      <w:r>
-        <w:rPr>
-          <w:bCs/>
-          <w:szCs w:val="24"/>
-        </w:rPr>
-        <w:t>FastAPI</w:t>
-      </w:r>
-      <w:proofErr w:type="spellEnd"/>
-      <w:r>
-        <w:rPr>
-          <w:bCs/>
-          <w:szCs w:val="24"/>
-        </w:rPr>
-        <w:t>, реализованы CRUD-операции для основных сущностей (сотрудники, клиенты, автомобили, аренды, ремонты), обеспечена аутентификация через JWT (</w:t>
-      </w:r>
-      <w:proofErr w:type="spellStart"/>
-      <w:r>
-        <w:rPr>
-          <w:bCs/>
-          <w:szCs w:val="24"/>
-        </w:rPr>
-        <w:t>access</w:t>
-      </w:r>
-      <w:proofErr w:type="spellEnd"/>
-      <w:r>
-        <w:rPr>
-          <w:bCs/>
-          <w:szCs w:val="24"/>
-        </w:rPr>
-        <w:t xml:space="preserve">- и </w:t>
-      </w:r>
-      <w:proofErr w:type="spellStart"/>
-      <w:r>
-        <w:rPr>
-          <w:bCs/>
-          <w:szCs w:val="24"/>
-        </w:rPr>
-        <w:t>refresh-токены</w:t>
-      </w:r>
-      <w:proofErr w:type="spellEnd"/>
-      <w:r>
-        <w:rPr>
-          <w:bCs/>
-          <w:szCs w:val="24"/>
-        </w:rPr>
-        <w:t xml:space="preserve">) и разграничение доступа по ролям. Архитектура реализована по многоуровневому принципу с разделением на слои: маршрутизация, контроллеры, модели, схемы </w:t>
-      </w:r>
-      <w:proofErr w:type="spellStart"/>
-      <w:r>
-        <w:rPr>
-          <w:bCs/>
-          <w:szCs w:val="24"/>
-        </w:rPr>
-        <w:t>валидации</w:t>
-      </w:r>
-      <w:proofErr w:type="spellEnd"/>
-      <w:r>
-        <w:rPr>
-          <w:bCs/>
-          <w:szCs w:val="24"/>
-        </w:rPr>
-        <w:t xml:space="preserve"> и безопасность.</w:t>
+      <w:proofErr w:type="spellStart"/>
+      <w:r>
+        <w:rPr>
+          <w:bCs/>
+          <w:szCs w:val="24"/>
+        </w:rPr>
+        <w:t>Pydantic</w:t>
+      </w:r>
+      <w:proofErr w:type="spellEnd"/>
+      <w:r>
+        <w:rPr>
+          <w:bCs/>
+          <w:szCs w:val="24"/>
+        </w:rPr>
+        <w:t xml:space="preserve"> </w:t>
+      </w:r>
+      <w:proofErr w:type="spellStart"/>
+      <w:r>
+        <w:rPr>
+          <w:bCs/>
+          <w:szCs w:val="24"/>
+        </w:rPr>
+        <w:t>documentation</w:t>
+      </w:r>
+      <w:proofErr w:type="spellEnd"/>
+      <w:r>
+        <w:rPr>
+          <w:bCs/>
+          <w:szCs w:val="24"/>
+        </w:rPr>
+        <w:t xml:space="preserve"> [Электронный ресурс]. — Режим доступа: https://docs.pydantic.dev/ (дата обращения: 06.05.2026).</w:t>
       </w:r>
     </w:p>
     <w:p>
@@ -47882,28 +47694,101 @@
           <w:szCs w:val="24"/>
         </w:rPr>
       </w:pPr>
-      <w:r>
-        <w:rPr>
-          <w:bCs/>
-          <w:szCs w:val="24"/>
-        </w:rPr>
-        <w:t xml:space="preserve">Создано веб-приложение на </w:t>
-      </w:r>
-      <w:proofErr w:type="spellStart"/>
-      <w:r>
-        <w:rPr>
-          <w:bCs/>
-          <w:szCs w:val="24"/>
-        </w:rPr>
-        <w:t>Django</w:t>
-      </w:r>
-      <w:proofErr w:type="spellEnd"/>
-      <w:r>
-        <w:rPr>
-          <w:bCs/>
-          <w:szCs w:val="24"/>
-        </w:rPr>
-        <w:t xml:space="preserve"> с интеграцией REST API: страница входа, панель управления, разделы автопарка, клиентов, аренд, ремонтов и сотрудников. Реализовано взаимодействие с API через клиентский модуль и хранение сессии.</w:t>
+      <w:proofErr w:type="spellStart"/>
+      <w:r>
+        <w:rPr>
+          <w:bCs/>
+          <w:szCs w:val="24"/>
+        </w:rPr>
+        <w:t>Alembic</w:t>
+      </w:r>
+      <w:proofErr w:type="spellEnd"/>
+      <w:r>
+        <w:rPr>
+          <w:bCs/>
+          <w:szCs w:val="24"/>
+        </w:rPr>
+        <w:t xml:space="preserve"> — A </w:t>
+      </w:r>
+      <w:proofErr w:type="spellStart"/>
+      <w:r>
+        <w:rPr>
+          <w:bCs/>
+          <w:szCs w:val="24"/>
+        </w:rPr>
+        <w:t>database</w:t>
+      </w:r>
+      <w:proofErr w:type="spellEnd"/>
+      <w:r>
+        <w:rPr>
+          <w:bCs/>
+          <w:szCs w:val="24"/>
+        </w:rPr>
+        <w:t xml:space="preserve"> </w:t>
+      </w:r>
+      <w:proofErr w:type="spellStart"/>
+      <w:r>
+        <w:rPr>
+          <w:bCs/>
+          <w:szCs w:val="24"/>
+        </w:rPr>
+        <w:t>migration</w:t>
+      </w:r>
+      <w:proofErr w:type="spellEnd"/>
+      <w:r>
+        <w:rPr>
+          <w:bCs/>
+          <w:szCs w:val="24"/>
+        </w:rPr>
+        <w:t xml:space="preserve"> </w:t>
+      </w:r>
+      <w:proofErr w:type="spellStart"/>
+      <w:r>
+        <w:rPr>
+          <w:bCs/>
+          <w:szCs w:val="24"/>
+        </w:rPr>
+        <w:t>tool</w:t>
+      </w:r>
+      <w:proofErr w:type="spellEnd"/>
+      <w:r>
+        <w:rPr>
+          <w:bCs/>
+          <w:szCs w:val="24"/>
+        </w:rPr>
+        <w:t xml:space="preserve"> </w:t>
+      </w:r>
+      <w:proofErr w:type="spellStart"/>
+      <w:r>
+        <w:rPr>
+          <w:bCs/>
+          <w:szCs w:val="24"/>
+        </w:rPr>
+        <w:t>for</w:t>
+      </w:r>
+      <w:proofErr w:type="spellEnd"/>
+      <w:r>
+        <w:rPr>
+          <w:bCs/>
+          <w:szCs w:val="24"/>
+        </w:rPr>
+        <w:t xml:space="preserve"> </w:t>
+      </w:r>
+      <w:proofErr w:type="spellStart"/>
+      <w:r>
+        <w:rPr>
+          <w:bCs/>
+          <w:szCs w:val="24"/>
+        </w:rPr>
+        <w:t>SQLAlchemy</w:t>
+      </w:r>
+      <w:proofErr w:type="spellEnd"/>
+      <w:r>
+        <w:rPr>
+          <w:bCs/>
+          <w:szCs w:val="24"/>
+        </w:rPr>
+        <w:t xml:space="preserve"> [Электронный ресурс]. — Режим доступа: https://alembic.sqlalchemy.org/en/latest/ (дата обращения: 03.05.2026).</w:t>
       </w:r>
     </w:p>
     <w:p>
@@ -47915,92 +47800,37 @@
           <w:szCs w:val="24"/>
         </w:rPr>
       </w:pPr>
-      <w:r>
-        <w:rPr>
-          <w:bCs/>
-          <w:szCs w:val="24"/>
-        </w:rPr>
-        <w:t>Разработан комплекс тестов: 88 тестов серверной части (</w:t>
-      </w:r>
-      <w:proofErr w:type="spellStart"/>
-      <w:r>
-        <w:rPr>
-          <w:bCs/>
-          <w:szCs w:val="24"/>
-        </w:rPr>
-        <w:t>pytest</w:t>
-      </w:r>
-      <w:proofErr w:type="spellEnd"/>
-      <w:r>
-        <w:rPr>
-          <w:bCs/>
-          <w:szCs w:val="24"/>
-        </w:rPr>
-        <w:t xml:space="preserve">, </w:t>
-      </w:r>
-      <w:proofErr w:type="spellStart"/>
-      <w:r>
-        <w:rPr>
-          <w:bCs/>
-          <w:szCs w:val="24"/>
-        </w:rPr>
-        <w:t>FastAPI</w:t>
-      </w:r>
-      <w:proofErr w:type="spellEnd"/>
-      <w:r>
-        <w:rPr>
-          <w:bCs/>
-          <w:szCs w:val="24"/>
-        </w:rPr>
-        <w:t xml:space="preserve"> </w:t>
-      </w:r>
-      <w:proofErr w:type="spellStart"/>
-      <w:r>
-        <w:rPr>
-          <w:bCs/>
-          <w:szCs w:val="24"/>
-        </w:rPr>
-        <w:t>TestClient</w:t>
-      </w:r>
-      <w:proofErr w:type="spellEnd"/>
-      <w:r>
-        <w:rPr>
-          <w:bCs/>
-          <w:szCs w:val="24"/>
-        </w:rPr>
-        <w:t>) и 38 тестов веб-приложения (</w:t>
-      </w:r>
-      <w:proofErr w:type="spellStart"/>
-      <w:r>
-        <w:rPr>
-          <w:bCs/>
-          <w:szCs w:val="24"/>
-        </w:rPr>
-        <w:t>pytest-django</w:t>
-      </w:r>
-      <w:proofErr w:type="spellEnd"/>
-      <w:r>
-        <w:rPr>
-          <w:bCs/>
-          <w:szCs w:val="24"/>
-        </w:rPr>
-        <w:t xml:space="preserve">, </w:t>
-      </w:r>
-      <w:proofErr w:type="spellStart"/>
-      <w:r>
-        <w:rPr>
-          <w:bCs/>
-          <w:szCs w:val="24"/>
-        </w:rPr>
-        <w:t>Selenium</w:t>
-      </w:r>
-      <w:proofErr w:type="spellEnd"/>
-      <w:r>
-        <w:rPr>
-          <w:bCs/>
-          <w:szCs w:val="24"/>
-        </w:rPr>
-        <w:t>), всего 126 автоматизированных тестов. Обеспечено покрытие кода ключевых модулей не менее 80 %, зафиксированы выявленные дефекты и внесены исправления.</w:t>
+      <w:proofErr w:type="spellStart"/>
+      <w:r>
+        <w:rPr>
+          <w:bCs/>
+          <w:szCs w:val="24"/>
+        </w:rPr>
+        <w:t>PostgreSQL</w:t>
+      </w:r>
+      <w:proofErr w:type="spellEnd"/>
+      <w:r>
+        <w:rPr>
+          <w:bCs/>
+          <w:szCs w:val="24"/>
+        </w:rPr>
+        <w:t xml:space="preserve"> 14 </w:t>
+      </w:r>
+      <w:proofErr w:type="spellStart"/>
+      <w:r>
+        <w:rPr>
+          <w:bCs/>
+          <w:szCs w:val="24"/>
+        </w:rPr>
+        <w:t>Documentation</w:t>
+      </w:r>
+      <w:proofErr w:type="spellEnd"/>
+      <w:r>
+        <w:rPr>
+          <w:bCs/>
+          <w:szCs w:val="24"/>
+        </w:rPr>
+        <w:t xml:space="preserve"> [Электронный ресурс]. — Режим доступа: https://www.postgresql.org/docs/14/index.html (дата обращения: 01.05.2026).</w:t>
       </w:r>
     </w:p>
     <w:p>
@@ -48012,12 +47842,101 @@
           <w:szCs w:val="24"/>
         </w:rPr>
       </w:pPr>
-      <w:r>
-        <w:rPr>
-          <w:bCs/>
-          <w:szCs w:val="24"/>
-        </w:rPr>
-        <w:t>Основные результаты работы:</w:t>
+      <w:proofErr w:type="spellStart"/>
+      <w:r>
+        <w:rPr>
+          <w:bCs/>
+          <w:szCs w:val="24"/>
+        </w:rPr>
+        <w:t>pytest</w:t>
+      </w:r>
+      <w:proofErr w:type="spellEnd"/>
+      <w:r>
+        <w:rPr>
+          <w:bCs/>
+          <w:szCs w:val="24"/>
+        </w:rPr>
+        <w:t xml:space="preserve"> — </w:t>
+      </w:r>
+      <w:proofErr w:type="spellStart"/>
+      <w:r>
+        <w:rPr>
+          <w:bCs/>
+          <w:szCs w:val="24"/>
+        </w:rPr>
+        <w:t>helps</w:t>
+      </w:r>
+      <w:proofErr w:type="spellEnd"/>
+      <w:r>
+        <w:rPr>
+          <w:bCs/>
+          <w:szCs w:val="24"/>
+        </w:rPr>
+        <w:t xml:space="preserve"> </w:t>
+      </w:r>
+      <w:proofErr w:type="spellStart"/>
+      <w:r>
+        <w:rPr>
+          <w:bCs/>
+          <w:szCs w:val="24"/>
+        </w:rPr>
+        <w:t>you</w:t>
+      </w:r>
+      <w:proofErr w:type="spellEnd"/>
+      <w:r>
+        <w:rPr>
+          <w:bCs/>
+          <w:szCs w:val="24"/>
+        </w:rPr>
+        <w:t xml:space="preserve"> </w:t>
+      </w:r>
+      <w:proofErr w:type="spellStart"/>
+      <w:r>
+        <w:rPr>
+          <w:bCs/>
+          <w:szCs w:val="24"/>
+        </w:rPr>
+        <w:t>write</w:t>
+      </w:r>
+      <w:proofErr w:type="spellEnd"/>
+      <w:r>
+        <w:rPr>
+          <w:bCs/>
+          <w:szCs w:val="24"/>
+        </w:rPr>
+        <w:t xml:space="preserve"> </w:t>
+      </w:r>
+      <w:proofErr w:type="spellStart"/>
+      <w:r>
+        <w:rPr>
+          <w:bCs/>
+          <w:szCs w:val="24"/>
+        </w:rPr>
+        <w:t>better</w:t>
+      </w:r>
+      <w:proofErr w:type="spellEnd"/>
+      <w:r>
+        <w:rPr>
+          <w:bCs/>
+          <w:szCs w:val="24"/>
+        </w:rPr>
+        <w:t xml:space="preserve"> </w:t>
+      </w:r>
+      <w:proofErr w:type="spellStart"/>
+      <w:r>
+        <w:rPr>
+          <w:bCs/>
+          <w:szCs w:val="24"/>
+        </w:rPr>
+        <w:t>programs</w:t>
+      </w:r>
+      <w:proofErr w:type="spellEnd"/>
+      <w:r>
+        <w:rPr>
+          <w:bCs/>
+          <w:szCs w:val="24"/>
+        </w:rPr>
+        <w:t xml:space="preserve"> [Электронный ресурс]. — Режим доступа: https://docs.pytest.org/en/stable/ (дата обращения: 11.05.2026).</w:t>
       </w:r>
     </w:p>
     <w:p>
@@ -48029,60 +47948,69 @@
           <w:szCs w:val="24"/>
         </w:rPr>
       </w:pPr>
-      <w:r>
-        <w:rPr>
-          <w:bCs/>
-          <w:szCs w:val="24"/>
-        </w:rPr>
-        <w:t xml:space="preserve">— реализована клиент-серверная архитектура с разделением </w:t>
-      </w:r>
-      <w:proofErr w:type="spellStart"/>
-      <w:r>
-        <w:rPr>
-          <w:bCs/>
-          <w:szCs w:val="24"/>
-        </w:rPr>
-        <w:t>бэкенда</w:t>
-      </w:r>
-      <w:proofErr w:type="spellEnd"/>
-      <w:r>
-        <w:rPr>
-          <w:bCs/>
-          <w:szCs w:val="24"/>
-        </w:rPr>
-        <w:t xml:space="preserve"> (</w:t>
-      </w:r>
-      <w:proofErr w:type="spellStart"/>
-      <w:r>
-        <w:rPr>
-          <w:bCs/>
-          <w:szCs w:val="24"/>
-        </w:rPr>
-        <w:t>FastAPI</w:t>
-      </w:r>
-      <w:proofErr w:type="spellEnd"/>
-      <w:r>
-        <w:rPr>
-          <w:bCs/>
-          <w:szCs w:val="24"/>
-        </w:rPr>
-        <w:t>) и веб-клиента (</w:t>
-      </w:r>
-      <w:proofErr w:type="spellStart"/>
-      <w:r>
-        <w:rPr>
-          <w:bCs/>
-          <w:szCs w:val="24"/>
-        </w:rPr>
-        <w:t>Django</w:t>
-      </w:r>
-      <w:proofErr w:type="spellEnd"/>
-      <w:r>
-        <w:rPr>
-          <w:bCs/>
-          <w:szCs w:val="24"/>
-        </w:rPr>
-        <w:t>), что обеспечивает масштабируемость и независимое развитие компонентов;</w:t>
+      <w:proofErr w:type="spellStart"/>
+      <w:r>
+        <w:rPr>
+          <w:bCs/>
+          <w:szCs w:val="24"/>
+        </w:rPr>
+        <w:t>Selenium</w:t>
+      </w:r>
+      <w:proofErr w:type="spellEnd"/>
+      <w:r>
+        <w:rPr>
+          <w:bCs/>
+          <w:szCs w:val="24"/>
+        </w:rPr>
+        <w:t xml:space="preserve"> </w:t>
+      </w:r>
+      <w:proofErr w:type="spellStart"/>
+      <w:r>
+        <w:rPr>
+          <w:bCs/>
+          <w:szCs w:val="24"/>
+        </w:rPr>
+        <w:t>with</w:t>
+      </w:r>
+      <w:proofErr w:type="spellEnd"/>
+      <w:r>
+        <w:rPr>
+          <w:bCs/>
+          <w:szCs w:val="24"/>
+        </w:rPr>
+        <w:t xml:space="preserve"> </w:t>
+      </w:r>
+      <w:proofErr w:type="spellStart"/>
+      <w:r>
+        <w:rPr>
+          <w:bCs/>
+          <w:szCs w:val="24"/>
+        </w:rPr>
+        <w:t>Python</w:t>
+      </w:r>
+      <w:proofErr w:type="spellEnd"/>
+      <w:r>
+        <w:rPr>
+          <w:bCs/>
+          <w:szCs w:val="24"/>
+        </w:rPr>
+        <w:t xml:space="preserve"> </w:t>
+      </w:r>
+      <w:proofErr w:type="spellStart"/>
+      <w:r>
+        <w:rPr>
+          <w:bCs/>
+          <w:szCs w:val="24"/>
+        </w:rPr>
+        <w:t>documentation</w:t>
+      </w:r>
+      <w:proofErr w:type="spellEnd"/>
+      <w:r>
+        <w:rPr>
+          <w:bCs/>
+          <w:szCs w:val="24"/>
+        </w:rPr>
+        <w:t xml:space="preserve"> [Электронный ресурс]. — Режим доступа: https://selenium-python.readthedocs.io/ (дата обращения: 12.05.2026).</w:t>
       </w:r>
     </w:p>
     <w:p>
@@ -48099,7 +48027,55 @@
           <w:bCs/>
           <w:szCs w:val="24"/>
         </w:rPr>
-        <w:t>— применено автоматизированное тестирование, позволившее выявить и устранить дефекты на ранних этапах разработки;</w:t>
+        <w:t xml:space="preserve">JWT.io — JSON </w:t>
+      </w:r>
+      <w:proofErr w:type="spellStart"/>
+      <w:r>
+        <w:rPr>
+          <w:bCs/>
+          <w:szCs w:val="24"/>
+        </w:rPr>
+        <w:t>Web</w:t>
+      </w:r>
+      <w:proofErr w:type="spellEnd"/>
+      <w:r>
+        <w:rPr>
+          <w:bCs/>
+          <w:szCs w:val="24"/>
+        </w:rPr>
+        <w:t xml:space="preserve"> </w:t>
+      </w:r>
+      <w:proofErr w:type="spellStart"/>
+      <w:r>
+        <w:rPr>
+          <w:bCs/>
+          <w:szCs w:val="24"/>
+        </w:rPr>
+        <w:t>Tokens</w:t>
+      </w:r>
+      <w:proofErr w:type="spellEnd"/>
+      <w:r>
+        <w:rPr>
+          <w:bCs/>
+          <w:szCs w:val="24"/>
+        </w:rPr>
+        <w:t xml:space="preserve"> </w:t>
+      </w:r>
+      <w:proofErr w:type="spellStart"/>
+      <w:r>
+        <w:rPr>
+          <w:bCs/>
+          <w:szCs w:val="24"/>
+        </w:rPr>
+        <w:t>Introduction</w:t>
+      </w:r>
+      <w:proofErr w:type="spellEnd"/>
+      <w:r>
+        <w:rPr>
+          <w:bCs/>
+          <w:szCs w:val="24"/>
+        </w:rPr>
+        <w:t xml:space="preserve"> [Электронный ресурс]. — Режим доступа: https://jwt.io/introduction (дата обращения: 10.05.2026).</w:t>
       </w:r>
     </w:p>
     <w:p>
@@ -48116,24 +48092,28 @@
           <w:bCs/>
           <w:szCs w:val="24"/>
         </w:rPr>
-        <w:t xml:space="preserve">— достигнуто покрытие кода ключевых модулей не менее 80 % (по данным </w:t>
-      </w:r>
-      <w:proofErr w:type="spellStart"/>
-      <w:r>
-        <w:rPr>
-          <w:bCs/>
-          <w:szCs w:val="24"/>
-        </w:rPr>
-        <w:t>pytest-cov</w:t>
-      </w:r>
-      <w:proofErr w:type="spellEnd"/>
-      <w:r>
-        <w:rPr>
-          <w:bCs/>
-          <w:szCs w:val="24"/>
-        </w:rPr>
-        <w:t>);</w:t>
-      </w:r>
+        <w:br w:type="page"/>
+      </w:r>
+    </w:p>
+    <w:p>
+      <w:pPr>
+        <w:pStyle w:val="1"/>
+        <w:spacing w:after="0" w:line="240" w:lineRule="auto"/>
+        <w:rPr>
+          <w:sz w:val="24"/>
+          <w:szCs w:val="24"/>
+        </w:rPr>
+      </w:pPr>
+      <w:bookmarkStart w:id="19" w:name="_Toc232617591"/>
+      <w:r>
+        <w:rPr>
+          <w:sz w:val="24"/>
+          <w:szCs w:val="24"/>
+        </w:rPr>
+        <w:lastRenderedPageBreak/>
+        <w:t>ЗАКЛЮЧЕНИЕ</w:t>
+      </w:r>
+      <w:bookmarkEnd w:id="19"/>
     </w:p>
     <w:p>
       <w:pPr>
@@ -48149,7 +48129,23 @@
           <w:bCs/>
           <w:szCs w:val="24"/>
         </w:rPr>
-        <w:t>— все 126 автоматизированных тестов пройдены успешно (100 % успеха);</w:t>
+        <w:t xml:space="preserve">В рамках курсового проекта по дисциплине «Тестирование кода информационной системы» разработана и протестирована информационная система управления </w:t>
+      </w:r>
+      <w:proofErr w:type="spellStart"/>
+      <w:r>
+        <w:rPr>
+          <w:bCs/>
+          <w:szCs w:val="24"/>
+        </w:rPr>
+        <w:t>автопрокатом</w:t>
+      </w:r>
+      <w:proofErr w:type="spellEnd"/>
+      <w:r>
+        <w:rPr>
+          <w:bCs/>
+          <w:szCs w:val="24"/>
+        </w:rPr>
+        <w:t>, предназначенная для автоматизации учёта автопарка, клиентов, оформления аренд и ремонтов.</w:t>
       </w:r>
     </w:p>
     <w:p>
@@ -48166,39 +48162,55 @@
           <w:bCs/>
           <w:szCs w:val="24"/>
         </w:rPr>
-        <w:t>— реализована безопасность на основе хеширования паролей (</w:t>
-      </w:r>
-      <w:proofErr w:type="spellStart"/>
-      <w:r>
-        <w:rPr>
-          <w:bCs/>
-          <w:szCs w:val="24"/>
-        </w:rPr>
-        <w:t>bcrypt</w:t>
-      </w:r>
-      <w:proofErr w:type="spellEnd"/>
-      <w:r>
-        <w:rPr>
-          <w:bCs/>
-          <w:szCs w:val="24"/>
-        </w:rPr>
-        <w:t xml:space="preserve">) и JWT с механизмом </w:t>
-      </w:r>
-      <w:proofErr w:type="spellStart"/>
-      <w:r>
-        <w:rPr>
-          <w:bCs/>
-          <w:szCs w:val="24"/>
-        </w:rPr>
-        <w:t>refresh-токенов</w:t>
-      </w:r>
-      <w:proofErr w:type="spellEnd"/>
-      <w:r>
-        <w:rPr>
-          <w:bCs/>
-          <w:szCs w:val="24"/>
-        </w:rPr>
-        <w:t xml:space="preserve"> и их отзыва.</w:t>
+        <w:t xml:space="preserve">Цель исследования — создание автоматизированной информационной системы управления </w:t>
+      </w:r>
+      <w:proofErr w:type="spellStart"/>
+      <w:r>
+        <w:rPr>
+          <w:bCs/>
+          <w:szCs w:val="24"/>
+        </w:rPr>
+        <w:t>автопрокатом</w:t>
+      </w:r>
+      <w:proofErr w:type="spellEnd"/>
+      <w:r>
+        <w:rPr>
+          <w:bCs/>
+          <w:szCs w:val="24"/>
+        </w:rPr>
+        <w:t xml:space="preserve"> с реализацией REST API на </w:t>
+      </w:r>
+      <w:proofErr w:type="spellStart"/>
+      <w:r>
+        <w:rPr>
+          <w:bCs/>
+          <w:szCs w:val="24"/>
+        </w:rPr>
+        <w:t>FastAPI</w:t>
+      </w:r>
+      <w:proofErr w:type="spellEnd"/>
+      <w:r>
+        <w:rPr>
+          <w:bCs/>
+          <w:szCs w:val="24"/>
+        </w:rPr>
+        <w:t xml:space="preserve"> и веб-интерфейса на </w:t>
+      </w:r>
+      <w:proofErr w:type="spellStart"/>
+      <w:r>
+        <w:rPr>
+          <w:bCs/>
+          <w:szCs w:val="24"/>
+        </w:rPr>
+        <w:t>Django</w:t>
+      </w:r>
+      <w:proofErr w:type="spellEnd"/>
+      <w:r>
+        <w:rPr>
+          <w:bCs/>
+          <w:szCs w:val="24"/>
+        </w:rPr>
+        <w:t>, обеспечение тестирования системы с покрытием кода ключевых модулей не менее 80 % — достигнута в полном объёме.</w:t>
       </w:r>
     </w:p>
     <w:p>
@@ -48215,7 +48227,7 @@
           <w:bCs/>
           <w:szCs w:val="24"/>
         </w:rPr>
-        <w:t>Выводы:</w:t>
+        <w:t>Задачи курсового проектирования, сформулированные во введении, решены следующим образом:</w:t>
       </w:r>
     </w:p>
     <w:p>
@@ -48232,23 +48244,7 @@
           <w:bCs/>
           <w:szCs w:val="24"/>
         </w:rPr>
-        <w:t xml:space="preserve">— информационная система управления </w:t>
-      </w:r>
-      <w:proofErr w:type="spellStart"/>
-      <w:r>
-        <w:rPr>
-          <w:bCs/>
-          <w:szCs w:val="24"/>
-        </w:rPr>
-        <w:t>автопрокатом</w:t>
-      </w:r>
-      <w:proofErr w:type="spellEnd"/>
-      <w:r>
-        <w:rPr>
-          <w:bCs/>
-          <w:szCs w:val="24"/>
-        </w:rPr>
-        <w:t xml:space="preserve"> полностью соответствует требованиям технического задания и готова к опытной эксплуатации;</w:t>
+        <w:t>Проведён анализ предметной области, определены функциональные требования к системе и права доступа для трёх ролей сотрудников (менеджер, администратор, директор). Результатом стала спецификация требований и правила разграничения доступа по ролям.</w:t>
       </w:r>
     </w:p>
     <w:p>
@@ -48265,23 +48261,7 @@
           <w:bCs/>
           <w:szCs w:val="24"/>
         </w:rPr>
-        <w:t>— применение современного технологического стека (</w:t>
-      </w:r>
-      <w:proofErr w:type="spellStart"/>
-      <w:r>
-        <w:rPr>
-          <w:bCs/>
-          <w:szCs w:val="24"/>
-        </w:rPr>
-        <w:t>Python</w:t>
-      </w:r>
-      <w:proofErr w:type="spellEnd"/>
-      <w:r>
-        <w:rPr>
-          <w:bCs/>
-          <w:szCs w:val="24"/>
-        </w:rPr>
-        <w:t xml:space="preserve">, </w:t>
+        <w:t xml:space="preserve">Разработана серверная архитектура на </w:t>
       </w:r>
       <w:proofErr w:type="spellStart"/>
       <w:r>
@@ -48297,87 +48277,55 @@
           <w:bCs/>
           <w:szCs w:val="24"/>
         </w:rPr>
-        <w:t xml:space="preserve">, </w:t>
-      </w:r>
-      <w:proofErr w:type="spellStart"/>
-      <w:r>
-        <w:rPr>
-          <w:bCs/>
-          <w:szCs w:val="24"/>
-        </w:rPr>
-        <w:t>Django</w:t>
-      </w:r>
-      <w:proofErr w:type="spellEnd"/>
-      <w:r>
-        <w:rPr>
-          <w:bCs/>
-          <w:szCs w:val="24"/>
-        </w:rPr>
-        <w:t xml:space="preserve">, </w:t>
-      </w:r>
-      <w:proofErr w:type="spellStart"/>
-      <w:r>
-        <w:rPr>
-          <w:bCs/>
-          <w:szCs w:val="24"/>
-        </w:rPr>
-        <w:t>PostgreSQL</w:t>
-      </w:r>
-      <w:proofErr w:type="spellEnd"/>
-      <w:r>
-        <w:rPr>
-          <w:bCs/>
-          <w:szCs w:val="24"/>
-        </w:rPr>
-        <w:t xml:space="preserve">, </w:t>
-      </w:r>
-      <w:proofErr w:type="spellStart"/>
-      <w:r>
-        <w:rPr>
-          <w:bCs/>
-          <w:szCs w:val="24"/>
-        </w:rPr>
-        <w:t>SQLModel</w:t>
-      </w:r>
-      <w:proofErr w:type="spellEnd"/>
-      <w:r>
-        <w:rPr>
-          <w:bCs/>
-          <w:szCs w:val="24"/>
-        </w:rPr>
-        <w:t xml:space="preserve">, </w:t>
-      </w:r>
-      <w:proofErr w:type="spellStart"/>
-      <w:r>
-        <w:rPr>
-          <w:bCs/>
-          <w:szCs w:val="24"/>
-        </w:rPr>
-        <w:t>pytest</w:t>
-      </w:r>
-      <w:proofErr w:type="spellEnd"/>
-      <w:r>
-        <w:rPr>
-          <w:bCs/>
-          <w:szCs w:val="24"/>
-        </w:rPr>
-        <w:t xml:space="preserve">, </w:t>
-      </w:r>
-      <w:proofErr w:type="spellStart"/>
-      <w:r>
-        <w:rPr>
-          <w:bCs/>
-          <w:szCs w:val="24"/>
-        </w:rPr>
-        <w:t>Selenium</w:t>
-      </w:r>
-      <w:proofErr w:type="spellEnd"/>
-      <w:r>
-        <w:rPr>
-          <w:bCs/>
-          <w:szCs w:val="24"/>
-        </w:rPr>
-        <w:t>) обеспечило высокую производительность, безопасность и удобство сопровождения кода;</w:t>
+        <w:t>, реализованы CRUD-операции для основных сущностей (сотрудники, клиенты, автомобили, аренды, ремонты), обеспечена аутентификация через JWT (</w:t>
+      </w:r>
+      <w:proofErr w:type="spellStart"/>
+      <w:r>
+        <w:rPr>
+          <w:bCs/>
+          <w:szCs w:val="24"/>
+        </w:rPr>
+        <w:t>access</w:t>
+      </w:r>
+      <w:proofErr w:type="spellEnd"/>
+      <w:r>
+        <w:rPr>
+          <w:bCs/>
+          <w:szCs w:val="24"/>
+        </w:rPr>
+        <w:t xml:space="preserve">- и </w:t>
+      </w:r>
+      <w:proofErr w:type="spellStart"/>
+      <w:r>
+        <w:rPr>
+          <w:bCs/>
+          <w:szCs w:val="24"/>
+        </w:rPr>
+        <w:t>refresh-токены</w:t>
+      </w:r>
+      <w:proofErr w:type="spellEnd"/>
+      <w:r>
+        <w:rPr>
+          <w:bCs/>
+          <w:szCs w:val="24"/>
+        </w:rPr>
+        <w:t xml:space="preserve">) и разграничение доступа по ролям. Архитектура реализована по многоуровневому принципу с разделением на слои: маршрутизация, контроллеры, модели, схемы </w:t>
+      </w:r>
+      <w:proofErr w:type="spellStart"/>
+      <w:r>
+        <w:rPr>
+          <w:bCs/>
+          <w:szCs w:val="24"/>
+        </w:rPr>
+        <w:t>валидации</w:t>
+      </w:r>
+      <w:proofErr w:type="spellEnd"/>
+      <w:r>
+        <w:rPr>
+          <w:bCs/>
+          <w:szCs w:val="24"/>
+        </w:rPr>
+        <w:t xml:space="preserve"> и безопасность.</w:t>
       </w:r>
     </w:p>
     <w:p>
@@ -48394,7 +48342,23 @@
           <w:bCs/>
           <w:szCs w:val="24"/>
         </w:rPr>
-        <w:t>— автоматизированное тестирование позволило обеспечить стабильность системы и минимизировать риски регрессии;</w:t>
+        <w:t xml:space="preserve">Создано веб-приложение на </w:t>
+      </w:r>
+      <w:proofErr w:type="spellStart"/>
+      <w:r>
+        <w:rPr>
+          <w:bCs/>
+          <w:szCs w:val="24"/>
+        </w:rPr>
+        <w:t>Django</w:t>
+      </w:r>
+      <w:proofErr w:type="spellEnd"/>
+      <w:r>
+        <w:rPr>
+          <w:bCs/>
+          <w:szCs w:val="24"/>
+        </w:rPr>
+        <w:t xml:space="preserve"> с интеграцией REST API: страница входа, панель управления, разделы автопарка, клиентов, аренд, ремонтов и сотрудников. Реализовано взаимодействие с API через клиентский модуль и хранение сессии.</w:t>
       </w:r>
     </w:p>
     <w:p>
@@ -48411,39 +48375,87 @@
           <w:bCs/>
           <w:szCs w:val="24"/>
         </w:rPr>
-        <w:t>— разработанная документация (</w:t>
-      </w:r>
-      <w:proofErr w:type="spellStart"/>
-      <w:r>
-        <w:rPr>
-          <w:bCs/>
-          <w:szCs w:val="24"/>
-        </w:rPr>
-        <w:t>Swagger</w:t>
-      </w:r>
-      <w:proofErr w:type="spellEnd"/>
-      <w:r>
-        <w:rPr>
-          <w:bCs/>
-          <w:szCs w:val="24"/>
-        </w:rPr>
-        <w:t xml:space="preserve"> UI, </w:t>
-      </w:r>
-      <w:proofErr w:type="spellStart"/>
-      <w:r>
-        <w:rPr>
-          <w:bCs/>
-          <w:szCs w:val="24"/>
-        </w:rPr>
-        <w:t>ReDoc</w:t>
-      </w:r>
-      <w:proofErr w:type="spellEnd"/>
-      <w:r>
-        <w:rPr>
-          <w:bCs/>
-          <w:szCs w:val="24"/>
-        </w:rPr>
-        <w:t>, README, руководство по развёртыванию) обеспечивает удобство использования и дальнейшего развития системы.</w:t>
+        <w:t>Разработан комплекс тестов: 88 тестов серверной части (</w:t>
+      </w:r>
+      <w:proofErr w:type="spellStart"/>
+      <w:r>
+        <w:rPr>
+          <w:bCs/>
+          <w:szCs w:val="24"/>
+        </w:rPr>
+        <w:t>pytest</w:t>
+      </w:r>
+      <w:proofErr w:type="spellEnd"/>
+      <w:r>
+        <w:rPr>
+          <w:bCs/>
+          <w:szCs w:val="24"/>
+        </w:rPr>
+        <w:t xml:space="preserve">, </w:t>
+      </w:r>
+      <w:proofErr w:type="spellStart"/>
+      <w:r>
+        <w:rPr>
+          <w:bCs/>
+          <w:szCs w:val="24"/>
+        </w:rPr>
+        <w:t>FastAPI</w:t>
+      </w:r>
+      <w:proofErr w:type="spellEnd"/>
+      <w:r>
+        <w:rPr>
+          <w:bCs/>
+          <w:szCs w:val="24"/>
+        </w:rPr>
+        <w:t xml:space="preserve"> </w:t>
+      </w:r>
+      <w:proofErr w:type="spellStart"/>
+      <w:r>
+        <w:rPr>
+          <w:bCs/>
+          <w:szCs w:val="24"/>
+        </w:rPr>
+        <w:t>TestClient</w:t>
+      </w:r>
+      <w:proofErr w:type="spellEnd"/>
+      <w:r>
+        <w:rPr>
+          <w:bCs/>
+          <w:szCs w:val="24"/>
+        </w:rPr>
+        <w:t>) и 38 тестов веб-приложения (</w:t>
+      </w:r>
+      <w:proofErr w:type="spellStart"/>
+      <w:r>
+        <w:rPr>
+          <w:bCs/>
+          <w:szCs w:val="24"/>
+        </w:rPr>
+        <w:t>pytest-django</w:t>
+      </w:r>
+      <w:proofErr w:type="spellEnd"/>
+      <w:r>
+        <w:rPr>
+          <w:bCs/>
+          <w:szCs w:val="24"/>
+        </w:rPr>
+        <w:t xml:space="preserve">, </w:t>
+      </w:r>
+      <w:proofErr w:type="spellStart"/>
+      <w:r>
+        <w:rPr>
+          <w:bCs/>
+          <w:szCs w:val="24"/>
+        </w:rPr>
+        <w:t>Selenium</w:t>
+      </w:r>
+      <w:proofErr w:type="spellEnd"/>
+      <w:r>
+        <w:rPr>
+          <w:bCs/>
+          <w:szCs w:val="24"/>
+        </w:rPr>
+        <w:t>), всего 126 автоматизированных тестов. Обеспечено покрытие кода ключевых модулей не менее 80 %, зафиксированы выявленные дефекты и внесены исправления.</w:t>
       </w:r>
     </w:p>
     <w:p>
@@ -48460,7 +48472,7 @@
           <w:bCs/>
           <w:szCs w:val="24"/>
         </w:rPr>
-        <w:t>Рекомендации для дальнейшего развития системы:</w:t>
+        <w:t>Основные результаты работы:</w:t>
       </w:r>
     </w:p>
     <w:p>
@@ -48477,7 +48489,55 @@
           <w:bCs/>
           <w:szCs w:val="24"/>
         </w:rPr>
-        <w:t>— провести нагрузочное тестирование при множестве одновременных пользователей;</w:t>
+        <w:t xml:space="preserve">— реализована клиент-серверная архитектура с разделением </w:t>
+      </w:r>
+      <w:proofErr w:type="spellStart"/>
+      <w:r>
+        <w:rPr>
+          <w:bCs/>
+          <w:szCs w:val="24"/>
+        </w:rPr>
+        <w:t>бэкенда</w:t>
+      </w:r>
+      <w:proofErr w:type="spellEnd"/>
+      <w:r>
+        <w:rPr>
+          <w:bCs/>
+          <w:szCs w:val="24"/>
+        </w:rPr>
+        <w:t xml:space="preserve"> (</w:t>
+      </w:r>
+      <w:proofErr w:type="spellStart"/>
+      <w:r>
+        <w:rPr>
+          <w:bCs/>
+          <w:szCs w:val="24"/>
+        </w:rPr>
+        <w:t>FastAPI</w:t>
+      </w:r>
+      <w:proofErr w:type="spellEnd"/>
+      <w:r>
+        <w:rPr>
+          <w:bCs/>
+          <w:szCs w:val="24"/>
+        </w:rPr>
+        <w:t>) и веб-клиента (</w:t>
+      </w:r>
+      <w:proofErr w:type="spellStart"/>
+      <w:r>
+        <w:rPr>
+          <w:bCs/>
+          <w:szCs w:val="24"/>
+        </w:rPr>
+        <w:t>Django</w:t>
+      </w:r>
+      <w:proofErr w:type="spellEnd"/>
+      <w:r>
+        <w:rPr>
+          <w:bCs/>
+          <w:szCs w:val="24"/>
+        </w:rPr>
+        <w:t>), что обеспечивает масштабируемость и независимое развитие компонентов;</w:t>
       </w:r>
     </w:p>
     <w:p>
@@ -48494,7 +48554,7 @@
           <w:bCs/>
           <w:szCs w:val="24"/>
         </w:rPr>
-        <w:t>— реализовать аналитическую отчётность для роли директора;</w:t>
+        <w:t>— применено автоматизированное тестирование, позволившее выявить и устранить дефекты на ранних этапах разработки;</w:t>
       </w:r>
     </w:p>
     <w:p>
@@ -48511,7 +48571,23 @@
           <w:bCs/>
           <w:szCs w:val="24"/>
         </w:rPr>
-        <w:t>— увеличить покрытие служебных модулей до 90 %;</w:t>
+        <w:t xml:space="preserve">— достигнуто покрытие кода ключевых модулей не менее 80 % (по данным </w:t>
+      </w:r>
+      <w:proofErr w:type="spellStart"/>
+      <w:r>
+        <w:rPr>
+          <w:bCs/>
+          <w:szCs w:val="24"/>
+        </w:rPr>
+        <w:t>pytest-cov</w:t>
+      </w:r>
+      <w:proofErr w:type="spellEnd"/>
+      <w:r>
+        <w:rPr>
+          <w:bCs/>
+          <w:szCs w:val="24"/>
+        </w:rPr>
+        <w:t>);</w:t>
       </w:r>
     </w:p>
     <w:p>
@@ -48528,55 +48604,7 @@
           <w:bCs/>
           <w:szCs w:val="24"/>
         </w:rPr>
-        <w:t>— расширить UI-тесты для проверки кросс-</w:t>
-      </w:r>
-      <w:proofErr w:type="spellStart"/>
-      <w:r>
-        <w:rPr>
-          <w:bCs/>
-          <w:szCs w:val="24"/>
-        </w:rPr>
-        <w:t>браузерной</w:t>
-      </w:r>
-      <w:proofErr w:type="spellEnd"/>
-      <w:r>
-        <w:rPr>
-          <w:bCs/>
-          <w:szCs w:val="24"/>
-        </w:rPr>
-        <w:t xml:space="preserve"> совместимости (</w:t>
-      </w:r>
-      <w:proofErr w:type="spellStart"/>
-      <w:r>
-        <w:rPr>
-          <w:bCs/>
-          <w:szCs w:val="24"/>
-        </w:rPr>
-        <w:t>Firefox</w:t>
-      </w:r>
-      <w:proofErr w:type="spellEnd"/>
-      <w:r>
-        <w:rPr>
-          <w:bCs/>
-          <w:szCs w:val="24"/>
-        </w:rPr>
-        <w:t xml:space="preserve">, </w:t>
-      </w:r>
-      <w:proofErr w:type="spellStart"/>
-      <w:r>
-        <w:rPr>
-          <w:bCs/>
-          <w:szCs w:val="24"/>
-        </w:rPr>
-        <w:t>Edge</w:t>
-      </w:r>
-      <w:proofErr w:type="spellEnd"/>
-      <w:r>
-        <w:rPr>
-          <w:bCs/>
-          <w:szCs w:val="24"/>
-        </w:rPr>
-        <w:t>);</w:t>
+        <w:t>— все 126 автоматизированных тестов пройдены успешно (100 % успеха);</w:t>
       </w:r>
     </w:p>
     <w:p>
@@ -48593,39 +48621,39 @@
           <w:bCs/>
           <w:szCs w:val="24"/>
         </w:rPr>
-        <w:t>— внедрить CI/CD-</w:t>
-      </w:r>
-      <w:proofErr w:type="spellStart"/>
-      <w:r>
-        <w:rPr>
-          <w:bCs/>
-          <w:szCs w:val="24"/>
-        </w:rPr>
-        <w:t>пайплайн</w:t>
-      </w:r>
-      <w:proofErr w:type="spellEnd"/>
-      <w:r>
-        <w:rPr>
-          <w:bCs/>
-          <w:szCs w:val="24"/>
-        </w:rPr>
-        <w:t xml:space="preserve"> для автоматического запуска тестов при каждом </w:t>
-      </w:r>
-      <w:proofErr w:type="spellStart"/>
-      <w:r>
-        <w:rPr>
-          <w:bCs/>
-          <w:szCs w:val="24"/>
-        </w:rPr>
-        <w:t>коммите</w:t>
-      </w:r>
-      <w:proofErr w:type="spellEnd"/>
-      <w:r>
-        <w:rPr>
-          <w:bCs/>
-          <w:szCs w:val="24"/>
-        </w:rPr>
-        <w:t>.</w:t>
+        <w:t>— реализована безопасность на основе хеширования паролей (</w:t>
+      </w:r>
+      <w:proofErr w:type="spellStart"/>
+      <w:r>
+        <w:rPr>
+          <w:bCs/>
+          <w:szCs w:val="24"/>
+        </w:rPr>
+        <w:t>bcrypt</w:t>
+      </w:r>
+      <w:proofErr w:type="spellEnd"/>
+      <w:r>
+        <w:rPr>
+          <w:bCs/>
+          <w:szCs w:val="24"/>
+        </w:rPr>
+        <w:t xml:space="preserve">) и JWT с механизмом </w:t>
+      </w:r>
+      <w:proofErr w:type="spellStart"/>
+      <w:r>
+        <w:rPr>
+          <w:bCs/>
+          <w:szCs w:val="24"/>
+        </w:rPr>
+        <w:t>refresh-токенов</w:t>
+      </w:r>
+      <w:proofErr w:type="spellEnd"/>
+      <w:r>
+        <w:rPr>
+          <w:bCs/>
+          <w:szCs w:val="24"/>
+        </w:rPr>
+        <w:t xml:space="preserve"> и их отзыва.</w:t>
       </w:r>
     </w:p>
     <w:p>
@@ -48642,15 +48670,7 @@
           <w:bCs/>
           <w:szCs w:val="24"/>
         </w:rPr>
-        <w:t xml:space="preserve">Таким образом, цели и задачи курсового проекта выполнены в полном объёме. Разработанная система демонстрирует понимание принципов построения REST API, работы с </w:t>
-      </w:r>
-      <w:r>
-        <w:rPr>
-          <w:bCs/>
-          <w:szCs w:val="24"/>
-        </w:rPr>
-        <w:lastRenderedPageBreak/>
-        <w:t>реляционными базами данных, обеспечения информационной безопасности и применения современных методологий тестирования.</w:t>
+        <w:t>Выводы:</w:t>
       </w:r>
     </w:p>
     <w:p>
@@ -48667,6 +48687,441 @@
           <w:bCs/>
           <w:szCs w:val="24"/>
         </w:rPr>
+        <w:t xml:space="preserve">— информационная система управления </w:t>
+      </w:r>
+      <w:proofErr w:type="spellStart"/>
+      <w:r>
+        <w:rPr>
+          <w:bCs/>
+          <w:szCs w:val="24"/>
+        </w:rPr>
+        <w:t>автопрокатом</w:t>
+      </w:r>
+      <w:proofErr w:type="spellEnd"/>
+      <w:r>
+        <w:rPr>
+          <w:bCs/>
+          <w:szCs w:val="24"/>
+        </w:rPr>
+        <w:t xml:space="preserve"> полностью соответствует требованиям технического задания и готова к опытной эксплуатации;</w:t>
+      </w:r>
+    </w:p>
+    <w:p>
+      <w:pPr>
+        <w:ind w:firstLine="709"/>
+        <w:jc w:val="both"/>
+        <w:rPr>
+          <w:bCs/>
+          <w:szCs w:val="24"/>
+        </w:rPr>
+      </w:pPr>
+      <w:r>
+        <w:rPr>
+          <w:bCs/>
+          <w:szCs w:val="24"/>
+        </w:rPr>
+        <w:t>— применение современного технологического стека (</w:t>
+      </w:r>
+      <w:proofErr w:type="spellStart"/>
+      <w:r>
+        <w:rPr>
+          <w:bCs/>
+          <w:szCs w:val="24"/>
+        </w:rPr>
+        <w:t>Python</w:t>
+      </w:r>
+      <w:proofErr w:type="spellEnd"/>
+      <w:r>
+        <w:rPr>
+          <w:bCs/>
+          <w:szCs w:val="24"/>
+        </w:rPr>
+        <w:t xml:space="preserve">, </w:t>
+      </w:r>
+      <w:proofErr w:type="spellStart"/>
+      <w:r>
+        <w:rPr>
+          <w:bCs/>
+          <w:szCs w:val="24"/>
+        </w:rPr>
+        <w:t>FastAPI</w:t>
+      </w:r>
+      <w:proofErr w:type="spellEnd"/>
+      <w:r>
+        <w:rPr>
+          <w:bCs/>
+          <w:szCs w:val="24"/>
+        </w:rPr>
+        <w:t xml:space="preserve">, </w:t>
+      </w:r>
+      <w:proofErr w:type="spellStart"/>
+      <w:r>
+        <w:rPr>
+          <w:bCs/>
+          <w:szCs w:val="24"/>
+        </w:rPr>
+        <w:t>Django</w:t>
+      </w:r>
+      <w:proofErr w:type="spellEnd"/>
+      <w:r>
+        <w:rPr>
+          <w:bCs/>
+          <w:szCs w:val="24"/>
+        </w:rPr>
+        <w:t xml:space="preserve">, </w:t>
+      </w:r>
+      <w:proofErr w:type="spellStart"/>
+      <w:r>
+        <w:rPr>
+          <w:bCs/>
+          <w:szCs w:val="24"/>
+        </w:rPr>
+        <w:t>PostgreSQL</w:t>
+      </w:r>
+      <w:proofErr w:type="spellEnd"/>
+      <w:r>
+        <w:rPr>
+          <w:bCs/>
+          <w:szCs w:val="24"/>
+        </w:rPr>
+        <w:t xml:space="preserve">, </w:t>
+      </w:r>
+      <w:proofErr w:type="spellStart"/>
+      <w:r>
+        <w:rPr>
+          <w:bCs/>
+          <w:szCs w:val="24"/>
+        </w:rPr>
+        <w:t>SQLModel</w:t>
+      </w:r>
+      <w:proofErr w:type="spellEnd"/>
+      <w:r>
+        <w:rPr>
+          <w:bCs/>
+          <w:szCs w:val="24"/>
+        </w:rPr>
+        <w:t xml:space="preserve">, </w:t>
+      </w:r>
+      <w:proofErr w:type="spellStart"/>
+      <w:r>
+        <w:rPr>
+          <w:bCs/>
+          <w:szCs w:val="24"/>
+        </w:rPr>
+        <w:t>pytest</w:t>
+      </w:r>
+      <w:proofErr w:type="spellEnd"/>
+      <w:r>
+        <w:rPr>
+          <w:bCs/>
+          <w:szCs w:val="24"/>
+        </w:rPr>
+        <w:t xml:space="preserve">, </w:t>
+      </w:r>
+      <w:proofErr w:type="spellStart"/>
+      <w:r>
+        <w:rPr>
+          <w:bCs/>
+          <w:szCs w:val="24"/>
+        </w:rPr>
+        <w:t>Selenium</w:t>
+      </w:r>
+      <w:proofErr w:type="spellEnd"/>
+      <w:r>
+        <w:rPr>
+          <w:bCs/>
+          <w:szCs w:val="24"/>
+        </w:rPr>
+        <w:t>) обеспечило высокую производительность, безопасность и удобство сопровождения кода;</w:t>
+      </w:r>
+    </w:p>
+    <w:p>
+      <w:pPr>
+        <w:ind w:firstLine="709"/>
+        <w:jc w:val="both"/>
+        <w:rPr>
+          <w:bCs/>
+          <w:szCs w:val="24"/>
+        </w:rPr>
+      </w:pPr>
+      <w:r>
+        <w:rPr>
+          <w:bCs/>
+          <w:szCs w:val="24"/>
+        </w:rPr>
+        <w:t>— автоматизированное тестирование позволило обеспечить стабильность системы и минимизировать риски регрессии;</w:t>
+      </w:r>
+    </w:p>
+    <w:p>
+      <w:pPr>
+        <w:ind w:firstLine="709"/>
+        <w:jc w:val="both"/>
+        <w:rPr>
+          <w:bCs/>
+          <w:szCs w:val="24"/>
+        </w:rPr>
+      </w:pPr>
+      <w:r>
+        <w:rPr>
+          <w:bCs/>
+          <w:szCs w:val="24"/>
+        </w:rPr>
+        <w:t>— разработанная документация (</w:t>
+      </w:r>
+      <w:proofErr w:type="spellStart"/>
+      <w:r>
+        <w:rPr>
+          <w:bCs/>
+          <w:szCs w:val="24"/>
+        </w:rPr>
+        <w:t>Swagger</w:t>
+      </w:r>
+      <w:proofErr w:type="spellEnd"/>
+      <w:r>
+        <w:rPr>
+          <w:bCs/>
+          <w:szCs w:val="24"/>
+        </w:rPr>
+        <w:t xml:space="preserve"> UI, </w:t>
+      </w:r>
+      <w:proofErr w:type="spellStart"/>
+      <w:r>
+        <w:rPr>
+          <w:bCs/>
+          <w:szCs w:val="24"/>
+        </w:rPr>
+        <w:t>ReDoc</w:t>
+      </w:r>
+      <w:proofErr w:type="spellEnd"/>
+      <w:r>
+        <w:rPr>
+          <w:bCs/>
+          <w:szCs w:val="24"/>
+        </w:rPr>
+        <w:t>, README, руководство по развёртыванию) обеспечивает удобство использования и дальнейшего развития системы.</w:t>
+      </w:r>
+    </w:p>
+    <w:p>
+      <w:pPr>
+        <w:ind w:firstLine="709"/>
+        <w:jc w:val="both"/>
+        <w:rPr>
+          <w:bCs/>
+          <w:szCs w:val="24"/>
+        </w:rPr>
+      </w:pPr>
+      <w:r>
+        <w:rPr>
+          <w:bCs/>
+          <w:szCs w:val="24"/>
+        </w:rPr>
+        <w:t>Рекомендации для дальнейшего развития системы:</w:t>
+      </w:r>
+    </w:p>
+    <w:p>
+      <w:pPr>
+        <w:ind w:firstLine="709"/>
+        <w:jc w:val="both"/>
+        <w:rPr>
+          <w:bCs/>
+          <w:szCs w:val="24"/>
+        </w:rPr>
+      </w:pPr>
+      <w:r>
+        <w:rPr>
+          <w:bCs/>
+          <w:szCs w:val="24"/>
+        </w:rPr>
+        <w:t>— провести нагрузочное тестирование при множестве одновременных пользователей;</w:t>
+      </w:r>
+    </w:p>
+    <w:p>
+      <w:pPr>
+        <w:ind w:firstLine="709"/>
+        <w:jc w:val="both"/>
+        <w:rPr>
+          <w:bCs/>
+          <w:szCs w:val="24"/>
+        </w:rPr>
+      </w:pPr>
+      <w:r>
+        <w:rPr>
+          <w:bCs/>
+          <w:szCs w:val="24"/>
+        </w:rPr>
+        <w:t>— реализовать аналитическую отчётность для роли директора;</w:t>
+      </w:r>
+    </w:p>
+    <w:p>
+      <w:pPr>
+        <w:ind w:firstLine="709"/>
+        <w:jc w:val="both"/>
+        <w:rPr>
+          <w:bCs/>
+          <w:szCs w:val="24"/>
+        </w:rPr>
+      </w:pPr>
+      <w:r>
+        <w:rPr>
+          <w:bCs/>
+          <w:szCs w:val="24"/>
+        </w:rPr>
+        <w:t>— увеличить покрытие служебных модулей до 90 %;</w:t>
+      </w:r>
+    </w:p>
+    <w:p>
+      <w:pPr>
+        <w:ind w:firstLine="709"/>
+        <w:jc w:val="both"/>
+        <w:rPr>
+          <w:bCs/>
+          <w:szCs w:val="24"/>
+        </w:rPr>
+      </w:pPr>
+      <w:r>
+        <w:rPr>
+          <w:bCs/>
+          <w:szCs w:val="24"/>
+        </w:rPr>
+        <w:t>— расширить UI-тесты для проверки кросс-</w:t>
+      </w:r>
+      <w:proofErr w:type="spellStart"/>
+      <w:r>
+        <w:rPr>
+          <w:bCs/>
+          <w:szCs w:val="24"/>
+        </w:rPr>
+        <w:t>браузерной</w:t>
+      </w:r>
+      <w:proofErr w:type="spellEnd"/>
+      <w:r>
+        <w:rPr>
+          <w:bCs/>
+          <w:szCs w:val="24"/>
+        </w:rPr>
+        <w:t xml:space="preserve"> совместимости (</w:t>
+      </w:r>
+      <w:proofErr w:type="spellStart"/>
+      <w:r>
+        <w:rPr>
+          <w:bCs/>
+          <w:szCs w:val="24"/>
+        </w:rPr>
+        <w:t>Firefox</w:t>
+      </w:r>
+      <w:proofErr w:type="spellEnd"/>
+      <w:r>
+        <w:rPr>
+          <w:bCs/>
+          <w:szCs w:val="24"/>
+        </w:rPr>
+        <w:t xml:space="preserve">, </w:t>
+      </w:r>
+      <w:proofErr w:type="spellStart"/>
+      <w:r>
+        <w:rPr>
+          <w:bCs/>
+          <w:szCs w:val="24"/>
+        </w:rPr>
+        <w:t>Edge</w:t>
+      </w:r>
+      <w:proofErr w:type="spellEnd"/>
+      <w:r>
+        <w:rPr>
+          <w:bCs/>
+          <w:szCs w:val="24"/>
+        </w:rPr>
+        <w:t>);</w:t>
+      </w:r>
+    </w:p>
+    <w:p>
+      <w:pPr>
+        <w:ind w:firstLine="709"/>
+        <w:jc w:val="both"/>
+        <w:rPr>
+          <w:bCs/>
+          <w:szCs w:val="24"/>
+        </w:rPr>
+      </w:pPr>
+      <w:r>
+        <w:rPr>
+          <w:bCs/>
+          <w:szCs w:val="24"/>
+        </w:rPr>
+        <w:t>— внедрить CI/CD-</w:t>
+      </w:r>
+      <w:proofErr w:type="spellStart"/>
+      <w:r>
+        <w:rPr>
+          <w:bCs/>
+          <w:szCs w:val="24"/>
+        </w:rPr>
+        <w:t>пайплайн</w:t>
+      </w:r>
+      <w:proofErr w:type="spellEnd"/>
+      <w:r>
+        <w:rPr>
+          <w:bCs/>
+          <w:szCs w:val="24"/>
+        </w:rPr>
+        <w:t xml:space="preserve"> для автоматического запуска тестов при каждом </w:t>
+      </w:r>
+      <w:proofErr w:type="spellStart"/>
+      <w:r>
+        <w:rPr>
+          <w:bCs/>
+          <w:szCs w:val="24"/>
+        </w:rPr>
+        <w:t>коммите</w:t>
+      </w:r>
+      <w:proofErr w:type="spellEnd"/>
+      <w:r>
+        <w:rPr>
+          <w:bCs/>
+          <w:szCs w:val="24"/>
+        </w:rPr>
+        <w:t>.</w:t>
+      </w:r>
+    </w:p>
+    <w:p>
+      <w:pPr>
+        <w:ind w:firstLine="709"/>
+        <w:jc w:val="both"/>
+        <w:rPr>
+          <w:bCs/>
+          <w:szCs w:val="24"/>
+        </w:rPr>
+      </w:pPr>
+      <w:r>
+        <w:rPr>
+          <w:bCs/>
+          <w:szCs w:val="24"/>
+        </w:rPr>
+        <w:t xml:space="preserve">Таким образом, цели и задачи курсового проекта выполнены в полном объёме. Разработанная система демонстрирует понимание принципов построения REST API, работы с </w:t>
+      </w:r>
+      <w:r>
+        <w:rPr>
+          <w:bCs/>
+          <w:szCs w:val="24"/>
+        </w:rPr>
+        <w:lastRenderedPageBreak/>
+        <w:t>реляционными базами данных, обеспечения информационной безопасности и применения современных методологий тестирования.</w:t>
+      </w:r>
+    </w:p>
+    <w:p>
+      <w:pPr>
+        <w:ind w:firstLine="709"/>
+        <w:jc w:val="both"/>
+        <w:rPr>
+          <w:bCs/>
+          <w:szCs w:val="24"/>
+        </w:rPr>
+      </w:pPr>
+      <w:r>
+        <w:rPr>
+          <w:bCs/>
+          <w:szCs w:val="24"/>
+        </w:rPr>
         <w:br w:type="page"/>
       </w:r>
     </w:p>
@@ -48678,7 +49133,7 @@
           <w:szCs w:val="24"/>
         </w:rPr>
       </w:pPr>
-      <w:bookmarkStart w:id="19" w:name="_Toc232078262"/>
+      <w:bookmarkStart w:id="20" w:name="_Toc232617592"/>
       <w:r>
         <w:rPr>
           <w:sz w:val="24"/>
@@ -48687,7 +49142,7 @@
         <w:lastRenderedPageBreak/>
         <w:t>ПРИЛОЖЕНИЕ А</w:t>
       </w:r>
-      <w:bookmarkEnd w:id="19"/>
+      <w:bookmarkEnd w:id="20"/>
     </w:p>
     <w:p>
       <w:pPr>
@@ -48710,7 +49165,7 @@
           <w:szCs w:val="24"/>
         </w:rPr>
       </w:pPr>
-      <w:bookmarkStart w:id="20" w:name="_Toc232078263"/>
+      <w:bookmarkStart w:id="21" w:name="_Toc232617593"/>
       <w:r>
         <w:rPr>
           <w:sz w:val="24"/>
@@ -48719,7 +49174,7 @@
         <w:lastRenderedPageBreak/>
         <w:t>ПРИЛОЖЕНИЕ Б</w:t>
       </w:r>
-      <w:bookmarkEnd w:id="20"/>
+      <w:bookmarkEnd w:id="21"/>
     </w:p>
     <w:p>
       <w:pPr>
@@ -48732,7 +49187,7 @@
       </w:pPr>
     </w:p>
     <w:sectPr>
-      <w:headerReference w:type="default" r:id="rId26"/>
+      <w:headerReference w:type="default" r:id="rId28"/>
       <w:pgSz w:w="11906" w:h="16838"/>
       <w:pgMar w:top="567" w:right="567" w:bottom="964" w:left="1418" w:header="709" w:footer="709" w:gutter="0"/>
       <w:cols w:space="720"/>
@@ -52901,7 +53356,7 @@
                     <w:rPr>
                       <w:noProof/>
                     </w:rPr>
-                    <w:t>22</w:t>
+                    <w:t>48</w:t>
                   </w:r>
                   <w:r>
                     <w:fldChar w:fldCharType="end"/>
@@ -53515,7 +53970,7 @@
   </w:docDefaults>
   <w:latentStyles w:defLockedState="0" w:defUIPriority="99" w:defSemiHidden="0" w:defUnhideWhenUsed="0" w:defQFormat="0" w:count="371">
     <w:lsdException w:name="Normal" w:uiPriority="0" w:qFormat="1"/>
-    <w:lsdException w:name="heading 1" w:uiPriority="9" w:qFormat="1"/>
+    <w:lsdException w:name="heading 1" w:uiPriority="0" w:qFormat="1"/>
     <w:lsdException w:name="heading 2" w:semiHidden="1" w:uiPriority="0" w:unhideWhenUsed="1" w:qFormat="1"/>
     <w:lsdException w:name="heading 3" w:semiHidden="1" w:uiPriority="9" w:unhideWhenUsed="1" w:qFormat="1"/>
     <w:lsdException w:name="heading 4" w:semiHidden="1" w:uiPriority="9" w:unhideWhenUsed="1" w:qFormat="1"/>
@@ -54356,531 +54811,6 @@
 </w:styles>
 </file>
 
-<file path=word/glossary/document.xml><?xml version="1.0" encoding="utf-8"?>
-<w:glossaryDocument xmlns:wpc="http://schemas.microsoft.com/office/word/2010/wordprocessingCanvas" xmlns:cx="http://schemas.microsoft.com/office/drawing/2014/chartex" xmlns:mc="http://schemas.openxmlformats.org/markup-compatibility/2006" xmlns:o="urn:schemas-microsoft-com:office:office" xmlns:r="http://schemas.openxmlformats.org/officeDocument/2006/relationships" xmlns:m="http://schemas.openxmlformats.org/officeDocument/2006/math" xmlns:v="urn:schemas-microsoft-com:vml" xmlns:wp14="http://schemas.microsoft.com/office/word/2010/wordprocessingDrawing" xmlns:wp="http://schemas.openxmlformats.org/drawingml/2006/wordprocessingDrawing" xmlns:w10="urn:schemas-microsoft-com:office:word" xmlns:w="http://schemas.openxmlformats.org/wordprocessingml/2006/main" xmlns:w14="http://schemas.microsoft.com/office/word/2010/wordml" xmlns:w15="http://schemas.microsoft.com/office/word/2012/wordml" xmlns:w16se="http://schemas.microsoft.com/office/word/2015/wordml/symex" xmlns:wpg="http://schemas.microsoft.com/office/word/2010/wordprocessingGroup" xmlns:wpi="http://schemas.microsoft.com/office/word/2010/wordprocessingInk" xmlns:wne="http://schemas.microsoft.com/office/word/2006/wordml" xmlns:wps="http://schemas.microsoft.com/office/word/2010/wordprocessingShape" mc:Ignorable="w14 w15 w16se wp14"/>
-</file>
-
-<file path=word/glossary/fontTable.xml><?xml version="1.0" encoding="utf-8"?>
-<w:fonts xmlns:mc="http://schemas.openxmlformats.org/markup-compatibility/2006" xmlns:r="http://schemas.openxmlformats.org/officeDocument/2006/relationships" xmlns:w="http://schemas.openxmlformats.org/wordprocessingml/2006/main" xmlns:w14="http://schemas.microsoft.com/office/word/2010/wordml" xmlns:w15="http://schemas.microsoft.com/office/word/2012/wordml" xmlns:w16se="http://schemas.microsoft.com/office/word/2015/wordml/symex" mc:Ignorable="w14 w15 w16se">
-  <w:font w:name="Times New Roman">
-    <w:panose1 w:val="02020603050405020304"/>
-    <w:charset w:val="00"/>
-    <w:family w:val="roman"/>
-    <w:pitch w:val="variable"/>
-    <w:sig w:usb0="E0002AFF" w:usb1="C0007843" w:usb2="00000009" w:usb3="00000000" w:csb0="000001FF" w:csb1="00000000"/>
-  </w:font>
-  <w:font w:name="Calibri">
-    <w:panose1 w:val="020F0502020204030204"/>
-    <w:charset w:val="00"/>
-    <w:family w:val="swiss"/>
-    <w:pitch w:val="variable"/>
-    <w:sig w:usb0="E10002FF" w:usb1="4000ACFF" w:usb2="00000009" w:usb3="00000000" w:csb0="0000019F" w:csb1="00000000"/>
-  </w:font>
-  <w:font w:name="ISOCPEUR">
-    <w:altName w:val="Times New Roman"/>
-    <w:charset w:val="CC"/>
-    <w:family w:val="swiss"/>
-    <w:pitch w:val="variable"/>
-    <w:sig w:usb0="00000287" w:usb1="00000000" w:usb2="00000000" w:usb3="00000000" w:csb0="0000009F" w:csb1="00000000"/>
-  </w:font>
-  <w:font w:name="Calibri Light">
-    <w:panose1 w:val="020F0302020204030204"/>
-    <w:charset w:val="00"/>
-    <w:family w:val="swiss"/>
-    <w:pitch w:val="variable"/>
-    <w:sig w:usb0="A00002EF" w:usb1="4000207B" w:usb2="00000000" w:usb3="00000000" w:csb0="0000009F" w:csb1="00000000"/>
-  </w:font>
-  <w:font w:name="Consolas">
-    <w:panose1 w:val="020B0609020204030204"/>
-    <w:charset w:val="CC"/>
-    <w:family w:val="modern"/>
-    <w:pitch w:val="fixed"/>
-    <w:sig w:usb0="E00006FF" w:usb1="0000FCFF" w:usb2="00000001" w:usb3="00000000" w:csb0="0000019F" w:csb1="00000000"/>
-  </w:font>
-</w:fonts>
-</file>
-
-<file path=word/glossary/settings.xml><?xml version="1.0" encoding="utf-8"?>
-<w:settings xmlns:mc="http://schemas.openxmlformats.org/markup-compatibility/2006" xmlns:o="urn:schemas-microsoft-com:office:office" xmlns:r="http://schemas.openxmlformats.org/officeDocument/2006/relationships" xmlns:m="http://schemas.openxmlformats.org/officeDocument/2006/math" xmlns:v="urn:schemas-microsoft-com:vml" xmlns:w10="urn:schemas-microsoft-com:office:word" xmlns:w="http://schemas.openxmlformats.org/wordprocessingml/2006/main" xmlns:w14="http://schemas.microsoft.com/office/word/2010/wordml" xmlns:w15="http://schemas.microsoft.com/office/word/2012/wordml" xmlns:w16se="http://schemas.microsoft.com/office/word/2015/wordml/symex" xmlns:sl="http://schemas.openxmlformats.org/schemaLibrary/2006/main" mc:Ignorable="w14 w15 w16se">
-  <w:view w:val="normal"/>
-  <w:defaultTabStop w:val="708"/>
-  <w:characterSpacingControl w:val="doNotCompress"/>
-  <w:compat>
-    <w:useFELayout/>
-    <w:compatSetting w:name="compatibilityMode" w:uri="http://schemas.microsoft.com/office/word" w:val="15"/>
-    <w:compatSetting w:name="overrideTableStyleFontSizeAndJustification" w:uri="http://schemas.microsoft.com/office/word" w:val="1"/>
-    <w:compatSetting w:name="enableOpenTypeFeatures" w:uri="http://schemas.microsoft.com/office/word" w:val="1"/>
-    <w:compatSetting w:name="doNotFlipMirrorIndents" w:uri="http://schemas.microsoft.com/office/word" w:val="1"/>
-    <w:compatSetting w:name="differentiateMultirowTableHeaders" w:uri="http://schemas.microsoft.com/office/word" w:val="1"/>
-  </w:compat>
-  <w:rsids>
-    <w:rsidRoot w:val="008F195C"/>
-    <w:rsid w:val="008F195C"/>
-  </w:rsids>
-  <m:mathPr>
-    <m:mathFont m:val="Cambria Math"/>
-    <m:brkBin m:val="before"/>
-    <m:brkBinSub m:val="--"/>
-    <m:smallFrac m:val="0"/>
-    <m:dispDef/>
-    <m:lMargin m:val="0"/>
-    <m:rMargin m:val="0"/>
-    <m:defJc m:val="centerGroup"/>
-    <m:wrapIndent m:val="1440"/>
-    <m:intLim m:val="subSup"/>
-    <m:naryLim m:val="undOvr"/>
-  </m:mathPr>
-  <w:themeFontLang w:val="ru-RU"/>
-  <w:clrSchemeMapping w:bg1="light1" w:t1="dark1" w:bg2="light2" w:t2="dark2" w:accent1="accent1" w:accent2="accent2" w:accent3="accent3" w:accent4="accent4" w:accent5="accent5" w:accent6="accent6" w:hyperlink="hyperlink" w:followedHyperlink="followedHyperlink"/>
-  <w:decimalSymbol w:val=","/>
-  <w:listSeparator w:val=";"/>
-  <w15:chartTrackingRefBased/>
-</w:settings>
-</file>
-
-<file path=word/glossary/styles.xml><?xml version="1.0" encoding="utf-8"?>
-<w:styles xmlns:mc="http://schemas.openxmlformats.org/markup-compatibility/2006" xmlns:r="http://schemas.openxmlformats.org/officeDocument/2006/relationships" xmlns:w="http://schemas.openxmlformats.org/wordprocessingml/2006/main" xmlns:w14="http://schemas.microsoft.com/office/word/2010/wordml" xmlns:w15="http://schemas.microsoft.com/office/word/2012/wordml" xmlns:w16se="http://schemas.microsoft.com/office/word/2015/wordml/symex" mc:Ignorable="w14 w15 w16se">
-  <w:docDefaults>
-    <w:rPrDefault>
-      <w:rPr>
-        <w:rFonts w:asciiTheme="minorHAnsi" w:eastAsiaTheme="minorEastAsia" w:hAnsiTheme="minorHAnsi" w:cstheme="minorBidi"/>
-        <w:sz w:val="22"/>
-        <w:szCs w:val="22"/>
-        <w:lang w:val="ru-RU" w:eastAsia="ru-RU" w:bidi="ar-SA"/>
-      </w:rPr>
-    </w:rPrDefault>
-    <w:pPrDefault>
-      <w:pPr>
-        <w:spacing w:after="160" w:line="259" w:lineRule="auto"/>
-      </w:pPr>
-    </w:pPrDefault>
-  </w:docDefaults>
-  <w:latentStyles w:defLockedState="0" w:defUIPriority="99" w:defSemiHidden="0" w:defUnhideWhenUsed="0" w:defQFormat="0" w:count="371">
-    <w:lsdException w:name="Normal" w:uiPriority="0" w:qFormat="1"/>
-    <w:lsdException w:name="heading 1" w:uiPriority="9" w:qFormat="1"/>
-    <w:lsdException w:name="heading 2" w:semiHidden="1" w:uiPriority="9" w:unhideWhenUsed="1" w:qFormat="1"/>
-    <w:lsdException w:name="heading 3" w:semiHidden="1" w:uiPriority="9" w:unhideWhenUsed="1" w:qFormat="1"/>
-    <w:lsdException w:name="heading 4" w:semiHidden="1" w:uiPriority="9" w:unhideWhenUsed="1" w:qFormat="1"/>
-    <w:lsdException w:name="heading 5" w:semiHidden="1" w:uiPriority="9" w:unhideWhenUsed="1" w:qFormat="1"/>
-    <w:lsdException w:name="heading 6" w:semiHidden="1" w:uiPriority="9" w:unhideWhenUsed="1" w:qFormat="1"/>
-    <w:lsdException w:name="heading 7" w:semiHidden="1" w:uiPriority="9" w:unhideWhenUsed="1" w:qFormat="1"/>
-    <w:lsdException w:name="heading 8" w:semiHidden="1" w:uiPriority="9" w:unhideWhenUsed="1" w:qFormat="1"/>
-    <w:lsdException w:name="heading 9" w:semiHidden="1" w:uiPriority="9" w:unhideWhenUsed="1" w:qFormat="1"/>
-    <w:lsdException w:name="index 1" w:semiHidden="1" w:unhideWhenUsed="1"/>
-    <w:lsdException w:name="index 2" w:semiHidden="1" w:unhideWhenUsed="1"/>
-    <w:lsdException w:name="index 3" w:semiHidden="1" w:unhideWhenUsed="1"/>
-    <w:lsdException w:name="index 4" w:semiHidden="1" w:unhideWhenUsed="1"/>
-    <w:lsdException w:name="index 5" w:semiHidden="1" w:unhideWhenUsed="1"/>
-    <w:lsdException w:name="index 6" w:semiHidden="1" w:unhideWhenUsed="1"/>
-    <w:lsdException w:name="index 7" w:semiHidden="1" w:unhideWhenUsed="1"/>
-    <w:lsdException w:name="index 8" w:semiHidden="1" w:unhideWhenUsed="1"/>
-    <w:lsdException w:name="index 9" w:semiHidden="1" w:unhideWhenUsed="1"/>
-    <w:lsdException w:name="toc 1" w:semiHidden="1" w:uiPriority="39" w:unhideWhenUsed="1"/>
-    <w:lsdException w:name="toc 2" w:semiHidden="1" w:uiPriority="39" w:unhideWhenUsed="1"/>
-    <w:lsdException w:name="toc 3" w:semiHidden="1" w:uiPriority="39" w:unhideWhenUsed="1"/>
-    <w:lsdException w:name="toc 4" w:semiHidden="1" w:uiPriority="39" w:unhideWhenUsed="1"/>
-    <w:lsdException w:name="toc 5" w:semiHidden="1" w:uiPriority="39" w:unhideWhenUsed="1"/>
-    <w:lsdException w:name="toc 6" w:semiHidden="1" w:uiPriority="39" w:unhideWhenUsed="1"/>
-    <w:lsdException w:name="toc 7" w:semiHidden="1" w:uiPriority="39" w:unhideWhenUsed="1"/>
-    <w:lsdException w:name="toc 8" w:semiHidden="1" w:uiPriority="39" w:unhideWhenUsed="1"/>
-    <w:lsdException w:name="toc 9" w:semiHidden="1" w:uiPriority="39" w:unhideWhenUsed="1"/>
-    <w:lsdException w:name="Normal Indent" w:semiHidden="1" w:unhideWhenUsed="1"/>
-    <w:lsdException w:name="footnote text" w:semiHidden="1" w:unhideWhenUsed="1"/>
-    <w:lsdException w:name="annotation text" w:semiHidden="1" w:unhideWhenUsed="1"/>
-    <w:lsdException w:name="header" w:semiHidden="1" w:unhideWhenUsed="1"/>
-    <w:lsdException w:name="footer" w:semiHidden="1" w:unhideWhenUsed="1"/>
-    <w:lsdException w:name="index heading" w:semiHidden="1" w:unhideWhenUsed="1"/>
-    <w:lsdException w:name="caption" w:semiHidden="1" w:uiPriority="35" w:unhideWhenUsed="1" w:qFormat="1"/>
-    <w:lsdException w:name="table of figures" w:semiHidden="1" w:unhideWhenUsed="1"/>
-    <w:lsdException w:name="envelope address" w:semiHidden="1" w:unhideWhenUsed="1"/>
-    <w:lsdException w:name="envelope return" w:semiHidden="1" w:unhideWhenUsed="1"/>
-    <w:lsdException w:name="footnote reference" w:semiHidden="1" w:unhideWhenUsed="1"/>
-    <w:lsdException w:name="annotation reference" w:semiHidden="1" w:unhideWhenUsed="1"/>
-    <w:lsdException w:name="line number" w:semiHidden="1" w:unhideWhenUsed="1"/>
-    <w:lsdException w:name="page number" w:semiHidden="1" w:unhideWhenUsed="1"/>
-    <w:lsdException w:name="endnote reference" w:semiHidden="1" w:unhideWhenUsed="1"/>
-    <w:lsdException w:name="endnote text" w:semiHidden="1" w:unhideWhenUsed="1"/>
-    <w:lsdException w:name="table of authorities" w:semiHidden="1" w:unhideWhenUsed="1"/>
-    <w:lsdException w:name="macro" w:semiHidden="1" w:unhideWhenUsed="1"/>
-    <w:lsdException w:name="toa heading" w:semiHidden="1" w:unhideWhenUsed="1"/>
-    <w:lsdException w:name="List" w:semiHidden="1" w:unhideWhenUsed="1"/>
-    <w:lsdException w:name="List Bullet" w:semiHidden="1" w:unhideWhenUsed="1"/>
-    <w:lsdException w:name="List Number" w:semiHidden="1" w:unhideWhenUsed="1"/>
-    <w:lsdException w:name="List 2" w:semiHidden="1" w:unhideWhenUsed="1"/>
-    <w:lsdException w:name="List 3" w:semiHidden="1" w:unhideWhenUsed="1"/>
-    <w:lsdException w:name="List 4" w:semiHidden="1" w:unhideWhenUsed="1"/>
-    <w:lsdException w:name="List 5" w:semiHidden="1" w:unhideWhenUsed="1"/>
-    <w:lsdException w:name="List Bullet 2" w:semiHidden="1" w:unhideWhenUsed="1"/>
-    <w:lsdException w:name="List Bullet 3" w:semiHidden="1" w:unhideWhenUsed="1"/>
-    <w:lsdException w:name="List Bullet 4" w:semiHidden="1" w:unhideWhenUsed="1"/>
-    <w:lsdException w:name="List Bullet 5" w:semiHidden="1" w:unhideWhenUsed="1"/>
-    <w:lsdException w:name="List Number 2" w:semiHidden="1" w:unhideWhenUsed="1"/>
-    <w:lsdException w:name="List Number 3" w:semiHidden="1" w:unhideWhenUsed="1"/>
-    <w:lsdException w:name="List Number 4" w:semiHidden="1" w:unhideWhenUsed="1"/>
-    <w:lsdException w:name="List Number 5" w:semiHidden="1" w:unhideWhenUsed="1"/>
-    <w:lsdException w:name="Title" w:uiPriority="10" w:qFormat="1"/>
-    <w:lsdException w:name="Closing" w:semiHidden="1" w:unhideWhenUsed="1"/>
-    <w:lsdException w:name="Signature" w:semiHidden="1" w:unhideWhenUsed="1"/>
-    <w:lsdException w:name="Default Paragraph Font" w:semiHidden="1" w:uiPriority="1" w:unhideWhenUsed="1"/>
-    <w:lsdException w:name="Body Text" w:semiHidden="1" w:unhideWhenUsed="1"/>
-    <w:lsdException w:name="Body Text Indent" w:semiHidden="1" w:unhideWhenUsed="1"/>
-    <w:lsdException w:name="List Continue" w:semiHidden="1" w:unhideWhenUsed="1"/>
-    <w:lsdException w:name="List Continue 2" w:semiHidden="1" w:unhideWhenUsed="1"/>
-    <w:lsdException w:name="List Continue 3" w:semiHidden="1" w:unhideWhenUsed="1"/>
-    <w:lsdException w:name="List Continue 4" w:semiHidden="1" w:unhideWhenUsed="1"/>
-    <w:lsdException w:name="List Continue 5" w:semiHidden="1" w:unhideWhenUsed="1"/>
-    <w:lsdException w:name="Message Header" w:semiHidden="1" w:unhideWhenUsed="1"/>
-    <w:lsdException w:name="Subtitle" w:uiPriority="11" w:qFormat="1"/>
-    <w:lsdException w:name="Salutation" w:semiHidden="1" w:unhideWhenUsed="1"/>
-    <w:lsdException w:name="Date" w:semiHidden="1" w:unhideWhenUsed="1"/>
-    <w:lsdException w:name="Body Text First Indent" w:semiHidden="1" w:unhideWhenUsed="1"/>
-    <w:lsdException w:name="Body Text First Indent 2" w:semiHidden="1" w:unhideWhenUsed="1"/>
-    <w:lsdException w:name="Note Heading" w:semiHidden="1" w:unhideWhenUsed="1"/>
-    <w:lsdException w:name="Body Text 2" w:semiHidden="1" w:unhideWhenUsed="1"/>
-    <w:lsdException w:name="Body Text 3" w:semiHidden="1" w:unhideWhenUsed="1"/>
-    <w:lsdException w:name="Body Text Indent 2" w:semiHidden="1" w:unhideWhenUsed="1"/>
-    <w:lsdException w:name="Body Text Indent 3" w:semiHidden="1" w:unhideWhenUsed="1"/>
-    <w:lsdException w:name="Block Text" w:semiHidden="1" w:unhideWhenUsed="1"/>
-    <w:lsdException w:name="Hyperlink" w:semiHidden="1" w:unhideWhenUsed="1"/>
-    <w:lsdException w:name="FollowedHyperlink" w:semiHidden="1" w:unhideWhenUsed="1"/>
-    <w:lsdException w:name="Strong" w:uiPriority="22" w:qFormat="1"/>
-    <w:lsdException w:name="Emphasis" w:uiPriority="20" w:qFormat="1"/>
-    <w:lsdException w:name="Document Map" w:semiHidden="1" w:unhideWhenUsed="1"/>
-    <w:lsdException w:name="Plain Text" w:semiHidden="1" w:unhideWhenUsed="1"/>
-    <w:lsdException w:name="E-mail Signature" w:semiHidden="1" w:unhideWhenUsed="1"/>
-    <w:lsdException w:name="HTML Top of Form" w:semiHidden="1" w:unhideWhenUsed="1"/>
-    <w:lsdException w:name="HTML Bottom of Form" w:semiHidden="1" w:unhideWhenUsed="1"/>
-    <w:lsdException w:name="Normal (Web)" w:semiHidden="1" w:unhideWhenUsed="1"/>
-    <w:lsdException w:name="HTML Acronym" w:semiHidden="1" w:unhideWhenUsed="1"/>
-    <w:lsdException w:name="HTML Address" w:semiHidden="1" w:unhideWhenUsed="1"/>
-    <w:lsdException w:name="HTML Cite" w:semiHidden="1" w:unhideWhenUsed="1"/>
-    <w:lsdException w:name="HTML Code" w:semiHidden="1" w:unhideWhenUsed="1"/>
-    <w:lsdException w:name="HTML Definition" w:semiHidden="1" w:unhideWhenUsed="1"/>
-    <w:lsdException w:name="HTML Keyboard" w:semiHidden="1" w:unhideWhenUsed="1"/>
-    <w:lsdException w:name="HTML Preformatted" w:semiHidden="1" w:unhideWhenUsed="1"/>
-    <w:lsdException w:name="HTML Sample" w:semiHidden="1" w:unhideWhenUsed="1"/>
-    <w:lsdException w:name="HTML Typewriter" w:semiHidden="1" w:unhideWhenUsed="1"/>
-    <w:lsdException w:name="HTML Variable" w:semiHidden="1" w:unhideWhenUsed="1"/>
-    <w:lsdException w:name="Normal Table" w:semiHidden="1" w:unhideWhenUsed="1"/>
-    <w:lsdException w:name="annotation subject" w:semiHidden="1" w:unhideWhenUsed="1"/>
-    <w:lsdException w:name="No List" w:semiHidden="1" w:unhideWhenUsed="1"/>
-    <w:lsdException w:name="Outline List 1" w:semiHidden="1" w:unhideWhenUsed="1"/>
-    <w:lsdException w:name="Outline List 2" w:semiHidden="1" w:unhideWhenUsed="1"/>
-    <w:lsdException w:name="Outline List 3" w:semiHidden="1" w:unhideWhenUsed="1"/>
-    <w:lsdException w:name="Table Simple 1" w:semiHidden="1" w:unhideWhenUsed="1"/>
-    <w:lsdException w:name="Table Simple 2" w:semiHidden="1" w:unhideWhenUsed="1"/>
-    <w:lsdException w:name="Table Simple 3" w:semiHidden="1" w:unhideWhenUsed="1"/>
-    <w:lsdException w:name="Table Classic 1" w:semiHidden="1" w:unhideWhenUsed="1"/>
-    <w:lsdException w:name="Table Classic 2" w:semiHidden="1" w:unhideWhenUsed="1"/>
-    <w:lsdException w:name="Table Classic 3" w:semiHidden="1" w:unhideWhenUsed="1"/>
-    <w:lsdException w:name="Table Classic 4" w:semiHidden="1" w:unhideWhenUsed="1"/>
-    <w:lsdException w:name="Table Colorful 1" w:semiHidden="1" w:unhideWhenUsed="1"/>
-    <w:lsdException w:name="Table Colorful 2" w:semiHidden="1" w:unhideWhenUsed="1"/>
-    <w:lsdException w:name="Table Colorful 3" w:semiHidden="1" w:unhideWhenUsed="1"/>
-    <w:lsdException w:name="Table Columns 1" w:semiHidden="1" w:unhideWhenUsed="1"/>
-    <w:lsdException w:name="Table Columns 2" w:semiHidden="1" w:unhideWhenUsed="1"/>
-    <w:lsdException w:name="Table Columns 3" w:semiHidden="1" w:unhideWhenUsed="1"/>
-    <w:lsdException w:name="Table Columns 4" w:semiHidden="1" w:unhideWhenUsed="1"/>
-    <w:lsdException w:name="Table Columns 5" w:semiHidden="1" w:unhideWhenUsed="1"/>
-    <w:lsdException w:name="Table Grid 1" w:semiHidden="1" w:unhideWhenUsed="1"/>
-    <w:lsdException w:name="Table Grid 2" w:semiHidden="1" w:unhideWhenUsed="1"/>
-    <w:lsdException w:name="Table Grid 3" w:semiHidden="1" w:unhideWhenUsed="1"/>
-    <w:lsdException w:name="Table Grid 4" w:semiHidden="1" w:unhideWhenUsed="1"/>
-    <w:lsdException w:name="Table Grid 5" w:semiHidden="1" w:unhideWhenUsed="1"/>
-    <w:lsdException w:name="Table Grid 6" w:semiHidden="1" w:unhideWhenUsed="1"/>
-    <w:lsdException w:name="Table Grid 7" w:semiHidden="1" w:unhideWhenUsed="1"/>
-    <w:lsdException w:name="Table Grid 8" w:semiHidden="1" w:unhideWhenUsed="1"/>
-    <w:lsdException w:name="Table List 1" w:semiHidden="1" w:unhideWhenUsed="1"/>
-    <w:lsdException w:name="Table List 2" w:semiHidden="1" w:unhideWhenUsed="1"/>
-    <w:lsdException w:name="Table List 3" w:semiHidden="1" w:unhideWhenUsed="1"/>
-    <w:lsdException w:name="Table List 4" w:semiHidden="1" w:unhideWhenUsed="1"/>
-    <w:lsdException w:name="Table List 5" w:semiHidden="1" w:unhideWhenUsed="1"/>
-    <w:lsdException w:name="Table List 6" w:semiHidden="1" w:unhideWhenUsed="1"/>
-    <w:lsdException w:name="Table List 7" w:semiHidden="1" w:unhideWhenUsed="1"/>
-    <w:lsdException w:name="Table List 8" w:semiHidden="1" w:unhideWhenUsed="1"/>
-    <w:lsdException w:name="Table 3D effects 1" w:semiHidden="1" w:unhideWhenUsed="1"/>
-    <w:lsdException w:name="Table 3D effects 2" w:semiHidden="1" w:unhideWhenUsed="1"/>
-    <w:lsdException w:name="Table 3D effects 3" w:semiHidden="1" w:unhideWhenUsed="1"/>
-    <w:lsdException w:name="Table Contemporary" w:semiHidden="1" w:unhideWhenUsed="1"/>
-    <w:lsdException w:name="Table Elegant" w:semiHidden="1" w:unhideWhenUsed="1"/>
-    <w:lsdException w:name="Table Professional" w:semiHidden="1" w:unhideWhenUsed="1"/>
-    <w:lsdException w:name="Table Subtle 1" w:semiHidden="1" w:unhideWhenUsed="1"/>
-    <w:lsdException w:name="Table Subtle 2" w:semiHidden="1" w:unhideWhenUsed="1"/>
-    <w:lsdException w:name="Table Web 1" w:semiHidden="1" w:unhideWhenUsed="1"/>
-    <w:lsdException w:name="Table Web 2" w:semiHidden="1" w:unhideWhenUsed="1"/>
-    <w:lsdException w:name="Table Web 3" w:semiHidden="1" w:unhideWhenUsed="1"/>
-    <w:lsdException w:name="Balloon Text" w:semiHidden="1" w:unhideWhenUsed="1"/>
-    <w:lsdException w:name="Table Grid" w:uiPriority="39"/>
-    <w:lsdException w:name="Table Theme" w:semiHidden="1" w:unhideWhenUsed="1"/>
-    <w:lsdException w:name="Placeholder Text" w:semiHidden="1"/>
-    <w:lsdException w:name="No Spacing" w:uiPriority="1" w:qFormat="1"/>
-    <w:lsdException w:name="Light Shading" w:uiPriority="60"/>
-    <w:lsdException w:name="Light List" w:uiPriority="61"/>
-    <w:lsdException w:name="Light Grid" w:uiPriority="62"/>
-    <w:lsdException w:name="Medium Shading 1" w:uiPriority="63"/>
-    <w:lsdException w:name="Medium Shading 2" w:uiPriority="64"/>
-    <w:lsdException w:name="Medium List 1" w:uiPriority="65"/>
-    <w:lsdException w:name="Medium List 2" w:uiPriority="66"/>
-    <w:lsdException w:name="Medium Grid 1" w:uiPriority="67"/>
-    <w:lsdException w:name="Medium Grid 2" w:uiPriority="68"/>
-    <w:lsdException w:name="Medium Grid 3" w:uiPriority="69"/>
-    <w:lsdException w:name="Dark List" w:uiPriority="70"/>
-    <w:lsdException w:name="Colorful Shading" w:uiPriority="71"/>
-    <w:lsdException w:name="Colorful List" w:uiPriority="72"/>
-    <w:lsdException w:name="Colorful Grid" w:uiPriority="73"/>
-    <w:lsdException w:name="Light Shading Accent 1" w:uiPriority="60"/>
-    <w:lsdException w:name="Light List Accent 1" w:uiPriority="61"/>
-    <w:lsdException w:name="Light Grid Accent 1" w:uiPriority="62"/>
-    <w:lsdException w:name="Medium Shading 1 Accent 1" w:uiPriority="63"/>
-    <w:lsdException w:name="Medium Shading 2 Accent 1" w:uiPriority="64"/>
-    <w:lsdException w:name="Medium List 1 Accent 1" w:uiPriority="65"/>
-    <w:lsdException w:name="Revision" w:semiHidden="1"/>
-    <w:lsdException w:name="List Paragraph" w:uiPriority="34" w:qFormat="1"/>
-    <w:lsdException w:name="Quote" w:uiPriority="29" w:qFormat="1"/>
-    <w:lsdException w:name="Intense Quote" w:uiPriority="30" w:qFormat="1"/>
-    <w:lsdException w:name="Medium List 2 Accent 1" w:uiPriority="66"/>
-    <w:lsdException w:name="Medium Grid 1 Accent 1" w:uiPriority="67"/>
-    <w:lsdException w:name="Medium Grid 2 Accent 1" w:uiPriority="68"/>
-    <w:lsdException w:name="Medium Grid 3 Accent 1" w:uiPriority="69"/>
-    <w:lsdException w:name="Dark List Accent 1" w:uiPriority="70"/>
-    <w:lsdException w:name="Colorful Shading Accent 1" w:uiPriority="71"/>
-    <w:lsdException w:name="Colorful List Accent 1" w:uiPriority="72"/>
-    <w:lsdException w:name="Colorful Grid Accent 1" w:uiPriority="73"/>
-    <w:lsdException w:name="Light Shading Accent 2" w:uiPriority="60"/>
-    <w:lsdException w:name="Light List Accent 2" w:uiPriority="61"/>
-    <w:lsdException w:name="Light Grid Accent 2" w:uiPriority="62"/>
-    <w:lsdException w:name="Medium Shading 1 Accent 2" w:uiPriority="63"/>
-    <w:lsdException w:name="Medium Shading 2 Accent 2" w:uiPriority="64"/>
-    <w:lsdException w:name="Medium List 1 Accent 2" w:uiPriority="65"/>
-    <w:lsdException w:name="Medium List 2 Accent 2" w:uiPriority="66"/>
-    <w:lsdException w:name="Medium Grid 1 Accent 2" w:uiPriority="67"/>
-    <w:lsdException w:name="Medium Grid 2 Accent 2" w:uiPriority="68"/>
-    <w:lsdException w:name="Medium Grid 3 Accent 2" w:uiPriority="69"/>
-    <w:lsdException w:name="Dark List Accent 2" w:uiPriority="70"/>
-    <w:lsdException w:name="Colorful Shading Accent 2" w:uiPriority="71"/>
-    <w:lsdException w:name="Colorful List Accent 2" w:uiPriority="72"/>
-    <w:lsdException w:name="Colorful Grid Accent 2" w:uiPriority="73"/>
-    <w:lsdException w:name="Light Shading Accent 3" w:uiPriority="60"/>
-    <w:lsdException w:name="Light List Accent 3" w:uiPriority="61"/>
-    <w:lsdException w:name="Light Grid Accent 3" w:uiPriority="62"/>
-    <w:lsdException w:name="Medium Shading 1 Accent 3" w:uiPriority="63"/>
-    <w:lsdException w:name="Medium Shading 2 Accent 3" w:uiPriority="64"/>
-    <w:lsdException w:name="Medium List 1 Accent 3" w:uiPriority="65"/>
-    <w:lsdException w:name="Medium List 2 Accent 3" w:uiPriority="66"/>
-    <w:lsdException w:name="Medium Grid 1 Accent 3" w:uiPriority="67"/>
-    <w:lsdException w:name="Medium Grid 2 Accent 3" w:uiPriority="68"/>
-    <w:lsdException w:name="Medium Grid 3 Accent 3" w:uiPriority="69"/>
-    <w:lsdException w:name="Dark List Accent 3" w:uiPriority="70"/>
-    <w:lsdException w:name="Colorful Shading Accent 3" w:uiPriority="71"/>
-    <w:lsdException w:name="Colorful List Accent 3" w:uiPriority="72"/>
-    <w:lsdException w:name="Colorful Grid Accent 3" w:uiPriority="73"/>
-    <w:lsdException w:name="Light Shading Accent 4" w:uiPriority="60"/>
-    <w:lsdException w:name="Light List Accent 4" w:uiPriority="61"/>
-    <w:lsdException w:name="Light Grid Accent 4" w:uiPriority="62"/>
-    <w:lsdException w:name="Medium Shading 1 Accent 4" w:uiPriority="63"/>
-    <w:lsdException w:name="Medium Shading 2 Accent 4" w:uiPriority="64"/>
-    <w:lsdException w:name="Medium List 1 Accent 4" w:uiPriority="65"/>
-    <w:lsdException w:name="Medium List 2 Accent 4" w:uiPriority="66"/>
-    <w:lsdException w:name="Medium Grid 1 Accent 4" w:uiPriority="67"/>
-    <w:lsdException w:name="Medium Grid 2 Accent 4" w:uiPriority="68"/>
-    <w:lsdException w:name="Medium Grid 3 Accent 4" w:uiPriority="69"/>
-    <w:lsdException w:name="Dark List Accent 4" w:uiPriority="70"/>
-    <w:lsdException w:name="Colorful Shading Accent 4" w:uiPriority="71"/>
-    <w:lsdException w:name="Colorful List Accent 4" w:uiPriority="72"/>
-    <w:lsdException w:name="Colorful Grid Accent 4" w:uiPriority="73"/>
-    <w:lsdException w:name="Light Shading Accent 5" w:uiPriority="60"/>
-    <w:lsdException w:name="Light List Accent 5" w:uiPriority="61"/>
-    <w:lsdException w:name="Light Grid Accent 5" w:uiPriority="62"/>
-    <w:lsdException w:name="Medium Shading 1 Accent 5" w:uiPriority="63"/>
-    <w:lsdException w:name="Medium Shading 2 Accent 5" w:uiPriority="64"/>
-    <w:lsdException w:name="Medium List 1 Accent 5" w:uiPriority="65"/>
-    <w:lsdException w:name="Medium List 2 Accent 5" w:uiPriority="66"/>
-    <w:lsdException w:name="Medium Grid 1 Accent 5" w:uiPriority="67"/>
-    <w:lsdException w:name="Medium Grid 2 Accent 5" w:uiPriority="68"/>
-    <w:lsdException w:name="Medium Grid 3 Accent 5" w:uiPriority="69"/>
-    <w:lsdException w:name="Dark List Accent 5" w:uiPriority="70"/>
-    <w:lsdException w:name="Colorful Shading Accent 5" w:uiPriority="71"/>
-    <w:lsdException w:name="Colorful List Accent 5" w:uiPriority="72"/>
-    <w:lsdException w:name="Colorful Grid Accent 5" w:uiPriority="73"/>
-    <w:lsdException w:name="Light Shading Accent 6" w:uiPriority="60"/>
-    <w:lsdException w:name="Light List Accent 6" w:uiPriority="61"/>
-    <w:lsdException w:name="Light Grid Accent 6" w:uiPriority="62"/>
-    <w:lsdException w:name="Medium Shading 1 Accent 6" w:uiPriority="63"/>
-    <w:lsdException w:name="Medium Shading 2 Accent 6" w:uiPriority="64"/>
-    <w:lsdException w:name="Medium List 1 Accent 6" w:uiPriority="65"/>
-    <w:lsdException w:name="Medium List 2 Accent 6" w:uiPriority="66"/>
-    <w:lsdException w:name="Medium Grid 1 Accent 6" w:uiPriority="67"/>
-    <w:lsdException w:name="Medium Grid 2 Accent 6" w:uiPriority="68"/>
-    <w:lsdException w:name="Medium Grid 3 Accent 6" w:uiPriority="69"/>
-    <w:lsdException w:name="Dark List Accent 6" w:uiPriority="70"/>
-    <w:lsdException w:name="Colorful Shading Accent 6" w:uiPriority="71"/>
-    <w:lsdException w:name="Colorful List Accent 6" w:uiPriority="72"/>
-    <w:lsdException w:name="Colorful Grid Accent 6" w:uiPriority="73"/>
-    <w:lsdException w:name="Subtle Emphasis" w:uiPriority="19" w:qFormat="1"/>
-    <w:lsdException w:name="Intense Emphasis" w:uiPriority="21" w:qFormat="1"/>
-    <w:lsdException w:name="Subtle Reference" w:uiPriority="31" w:qFormat="1"/>
-    <w:lsdException w:name="Intense Reference" w:uiPriority="32" w:qFormat="1"/>
-    <w:lsdException w:name="Book Title" w:uiPriority="33" w:qFormat="1"/>
-    <w:lsdException w:name="Bibliography" w:semiHidden="1" w:uiPriority="37" w:unhideWhenUsed="1"/>
-    <w:lsdException w:name="TOC Heading" w:semiHidden="1" w:uiPriority="39" w:unhideWhenUsed="1" w:qFormat="1"/>
-    <w:lsdException w:name="Plain Table 1" w:uiPriority="41"/>
-    <w:lsdException w:name="Plain Table 2" w:uiPriority="42"/>
-    <w:lsdException w:name="Plain Table 3" w:uiPriority="43"/>
-    <w:lsdException w:name="Plain Table 4" w:uiPriority="44"/>
-    <w:lsdException w:name="Plain Table 5" w:uiPriority="45"/>
-    <w:lsdException w:name="Grid Table Light" w:uiPriority="40"/>
-    <w:lsdException w:name="Grid Table 1 Light" w:uiPriority="46"/>
-    <w:lsdException w:name="Grid Table 2" w:uiPriority="47"/>
-    <w:lsdException w:name="Grid Table 3" w:uiPriority="48"/>
-    <w:lsdException w:name="Grid Table 4" w:uiPriority="49"/>
-    <w:lsdException w:name="Grid Table 5 Dark" w:uiPriority="50"/>
-    <w:lsdException w:name="Grid Table 6 Colorful" w:uiPriority="51"/>
-    <w:lsdException w:name="Grid Table 7 Colorful" w:uiPriority="52"/>
-    <w:lsdException w:name="Grid Table 1 Light Accent 1" w:uiPriority="46"/>
-    <w:lsdException w:name="Grid Table 2 Accent 1" w:uiPriority="47"/>
-    <w:lsdException w:name="Grid Table 3 Accent 1" w:uiPriority="48"/>
-    <w:lsdException w:name="Grid Table 4 Accent 1" w:uiPriority="49"/>
-    <w:lsdException w:name="Grid Table 5 Dark Accent 1" w:uiPriority="50"/>
-    <w:lsdException w:name="Grid Table 6 Colorful Accent 1" w:uiPriority="51"/>
-    <w:lsdException w:name="Grid Table 7 Colorful Accent 1" w:uiPriority="52"/>
-    <w:lsdException w:name="Grid Table 1 Light Accent 2" w:uiPriority="46"/>
-    <w:lsdException w:name="Grid Table 2 Accent 2" w:uiPriority="47"/>
-    <w:lsdException w:name="Grid Table 3 Accent 2" w:uiPriority="48"/>
-    <w:lsdException w:name="Grid Table 4 Accent 2" w:uiPriority="49"/>
-    <w:lsdException w:name="Grid Table 5 Dark Accent 2" w:uiPriority="50"/>
-    <w:lsdException w:name="Grid Table 6 Colorful Accent 2" w:uiPriority="51"/>
-    <w:lsdException w:name="Grid Table 7 Colorful Accent 2" w:uiPriority="52"/>
-    <w:lsdException w:name="Grid Table 1 Light Accent 3" w:uiPriority="46"/>
-    <w:lsdException w:name="Grid Table 2 Accent 3" w:uiPriority="47"/>
-    <w:lsdException w:name="Grid Table 3 Accent 3" w:uiPriority="48"/>
-    <w:lsdException w:name="Grid Table 4 Accent 3" w:uiPriority="49"/>
-    <w:lsdException w:name="Grid Table 5 Dark Accent 3" w:uiPriority="50"/>
-    <w:lsdException w:name="Grid Table 6 Colorful Accent 3" w:uiPriority="51"/>
-    <w:lsdException w:name="Grid Table 7 Colorful Accent 3" w:uiPriority="52"/>
-    <w:lsdException w:name="Grid Table 1 Light Accent 4" w:uiPriority="46"/>
-    <w:lsdException w:name="Grid Table 2 Accent 4" w:uiPriority="47"/>
-    <w:lsdException w:name="Grid Table 3 Accent 4" w:uiPriority="48"/>
-    <w:lsdException w:name="Grid Table 4 Accent 4" w:uiPriority="49"/>
-    <w:lsdException w:name="Grid Table 5 Dark Accent 4" w:uiPriority="50"/>
-    <w:lsdException w:name="Grid Table 6 Colorful Accent 4" w:uiPriority="51"/>
-    <w:lsdException w:name="Grid Table 7 Colorful Accent 4" w:uiPriority="52"/>
-    <w:lsdException w:name="Grid Table 1 Light Accent 5" w:uiPriority="46"/>
-    <w:lsdException w:name="Grid Table 2 Accent 5" w:uiPriority="47"/>
-    <w:lsdException w:name="Grid Table 3 Accent 5" w:uiPriority="48"/>
-    <w:lsdException w:name="Grid Table 4 Accent 5" w:uiPriority="49"/>
-    <w:lsdException w:name="Grid Table 5 Dark Accent 5" w:uiPriority="50"/>
-    <w:lsdException w:name="Grid Table 6 Colorful Accent 5" w:uiPriority="51"/>
-    <w:lsdException w:name="Grid Table 7 Colorful Accent 5" w:uiPriority="52"/>
-    <w:lsdException w:name="Grid Table 1 Light Accent 6" w:uiPriority="46"/>
-    <w:lsdException w:name="Grid Table 2 Accent 6" w:uiPriority="47"/>
-    <w:lsdException w:name="Grid Table 3 Accent 6" w:uiPriority="48"/>
-    <w:lsdException w:name="Grid Table 4 Accent 6" w:uiPriority="49"/>
-    <w:lsdException w:name="Grid Table 5 Dark Accent 6" w:uiPriority="50"/>
-    <w:lsdException w:name="Grid Table 6 Colorful Accent 6" w:uiPriority="51"/>
-    <w:lsdException w:name="Grid Table 7 Colorful Accent 6" w:uiPriority="52"/>
-    <w:lsdException w:name="List Table 1 Light" w:uiPriority="46"/>
-    <w:lsdException w:name="List Table 2" w:uiPriority="47"/>
-    <w:lsdException w:name="List Table 3" w:uiPriority="48"/>
-    <w:lsdException w:name="List Table 4" w:uiPriority="49"/>
-    <w:lsdException w:name="List Table 5 Dark" w:uiPriority="50"/>
-    <w:lsdException w:name="List Table 6 Colorful" w:uiPriority="51"/>
-    <w:lsdException w:name="List Table 7 Colorful" w:uiPriority="52"/>
-    <w:lsdException w:name="List Table 1 Light Accent 1" w:uiPriority="46"/>
-    <w:lsdException w:name="List Table 2 Accent 1" w:uiPriority="47"/>
-    <w:lsdException w:name="List Table 3 Accent 1" w:uiPriority="48"/>
-    <w:lsdException w:name="List Table 4 Accent 1" w:uiPriority="49"/>
-    <w:lsdException w:name="List Table 5 Dark Accent 1" w:uiPriority="50"/>
-    <w:lsdException w:name="List Table 6 Colorful Accent 1" w:uiPriority="51"/>
-    <w:lsdException w:name="List Table 7 Colorful Accent 1" w:uiPriority="52"/>
-    <w:lsdException w:name="List Table 1 Light Accent 2" w:uiPriority="46"/>
-    <w:lsdException w:name="List Table 2 Accent 2" w:uiPriority="47"/>
-    <w:lsdException w:name="List Table 3 Accent 2" w:uiPriority="48"/>
-    <w:lsdException w:name="List Table 4 Accent 2" w:uiPriority="49"/>
-    <w:lsdException w:name="List Table 5 Dark Accent 2" w:uiPriority="50"/>
-    <w:lsdException w:name="List Table 6 Colorful Accent 2" w:uiPriority="51"/>
-    <w:lsdException w:name="List Table 7 Colorful Accent 2" w:uiPriority="52"/>
-    <w:lsdException w:name="List Table 1 Light Accent 3" w:uiPriority="46"/>
-    <w:lsdException w:name="List Table 2 Accent 3" w:uiPriority="47"/>
-    <w:lsdException w:name="List Table 3 Accent 3" w:uiPriority="48"/>
-    <w:lsdException w:name="List Table 4 Accent 3" w:uiPriority="49"/>
-    <w:lsdException w:name="List Table 5 Dark Accent 3" w:uiPriority="50"/>
-    <w:lsdException w:name="List Table 6 Colorful Accent 3" w:uiPriority="51"/>
-    <w:lsdException w:name="List Table 7 Colorful Accent 3" w:uiPriority="52"/>
-    <w:lsdException w:name="List Table 1 Light Accent 4" w:uiPriority="46"/>
-    <w:lsdException w:name="List Table 2 Accent 4" w:uiPriority="47"/>
-    <w:lsdException w:name="List Table 3 Accent 4" w:uiPriority="48"/>
-    <w:lsdException w:name="List Table 4 Accent 4" w:uiPriority="49"/>
-    <w:lsdException w:name="List Table 5 Dark Accent 4" w:uiPriority="50"/>
-    <w:lsdException w:name="List Table 6 Colorful Accent 4" w:uiPriority="51"/>
-    <w:lsdException w:name="List Table 7 Colorful Accent 4" w:uiPriority="52"/>
-    <w:lsdException w:name="List Table 1 Light Accent 5" w:uiPriority="46"/>
-    <w:lsdException w:name="List Table 2 Accent 5" w:uiPriority="47"/>
-    <w:lsdException w:name="List Table 3 Accent 5" w:uiPriority="48"/>
-    <w:lsdException w:name="List Table 4 Accent 5" w:uiPriority="49"/>
-    <w:lsdException w:name="List Table 5 Dark Accent 5" w:uiPriority="50"/>
-    <w:lsdException w:name="List Table 6 Colorful Accent 5" w:uiPriority="51"/>
-    <w:lsdException w:name="List Table 7 Colorful Accent 5" w:uiPriority="52"/>
-    <w:lsdException w:name="List Table 1 Light Accent 6" w:uiPriority="46"/>
-    <w:lsdException w:name="List Table 2 Accent 6" w:uiPriority="47"/>
-    <w:lsdException w:name="List Table 3 Accent 6" w:uiPriority="48"/>
-    <w:lsdException w:name="List Table 4 Accent 6" w:uiPriority="49"/>
-    <w:lsdException w:name="List Table 5 Dark Accent 6" w:uiPriority="50"/>
-    <w:lsdException w:name="List Table 6 Colorful Accent 6" w:uiPriority="51"/>
-    <w:lsdException w:name="List Table 7 Colorful Accent 6" w:uiPriority="52"/>
-  </w:latentStyles>
-  <w:style w:type="paragraph" w:default="1" w:styleId="a">
-    <w:name w:val="Normal"/>
-    <w:qFormat/>
-  </w:style>
-  <w:style w:type="character" w:default="1" w:styleId="a0">
-    <w:name w:val="Default Paragraph Font"/>
-    <w:uiPriority w:val="1"/>
-    <w:semiHidden/>
-    <w:unhideWhenUsed/>
-  </w:style>
-  <w:style w:type="table" w:default="1" w:styleId="a1">
-    <w:name w:val="Normal Table"/>
-    <w:uiPriority w:val="99"/>
-    <w:semiHidden/>
-    <w:unhideWhenUsed/>
-    <w:tblPr>
-      <w:tblInd w:w="0" w:type="dxa"/>
-      <w:tblCellMar>
-        <w:top w:w="0" w:type="dxa"/>
-        <w:left w:w="108" w:type="dxa"/>
-        <w:bottom w:w="0" w:type="dxa"/>
-        <w:right w:w="108" w:type="dxa"/>
-      </w:tblCellMar>
-    </w:tblPr>
-  </w:style>
-  <w:style w:type="numbering" w:default="1" w:styleId="a2">
-    <w:name w:val="No List"/>
-    <w:uiPriority w:val="99"/>
-    <w:semiHidden/>
-    <w:unhideWhenUsed/>
-  </w:style>
-  <w:style w:type="paragraph" w:customStyle="1" w:styleId="22F4EB30060E4F9DB11E649E6B48B96A">
-    <w:name w:val="22F4EB30060E4F9DB11E649E6B48B96A"/>
-    <w:rsid w:val="008F195C"/>
-  </w:style>
-  <w:style w:type="paragraph" w:customStyle="1" w:styleId="7E341878BF6A4DF1ACE4ADCA452DF10A">
-    <w:name w:val="7E341878BF6A4DF1ACE4ADCA452DF10A"/>
-    <w:rsid w:val="008F195C"/>
-  </w:style>
-  <w:style w:type="paragraph" w:customStyle="1" w:styleId="FEAD827256CA4DB0A317FE52AE3836C8">
-    <w:name w:val="FEAD827256CA4DB0A317FE52AE3836C8"/>
-    <w:rsid w:val="008F195C"/>
-  </w:style>
-</w:styles>
-</file>
-
-<file path=word/glossary/webSettings.xml><?xml version="1.0" encoding="utf-8"?>
-<w:webSettings xmlns:mc="http://schemas.openxmlformats.org/markup-compatibility/2006" xmlns:r="http://schemas.openxmlformats.org/officeDocument/2006/relationships" xmlns:w="http://schemas.openxmlformats.org/wordprocessingml/2006/main" xmlns:w14="http://schemas.microsoft.com/office/word/2010/wordml" xmlns:w15="http://schemas.microsoft.com/office/word/2012/wordml" xmlns:w16se="http://schemas.microsoft.com/office/word/2015/wordml/symex" mc:Ignorable="w14 w15 w16se">
-  <w:optimizeForBrowser/>
-  <w:allowPNG/>
-</w:webSettings>
-</file>
-
 <file path=word/theme/theme1.xml><?xml version="1.0" encoding="utf-8"?>
 <a:theme xmlns:a="http://schemas.openxmlformats.org/drawingml/2006/main" name="Тема Office">
   <a:themeElements>
@@ -55147,7 +55077,7 @@
 </file>
 
 <file path=customXml/itemProps1.xml><?xml version="1.0" encoding="utf-8"?>
-<ds:datastoreItem xmlns:ds="http://schemas.openxmlformats.org/officeDocument/2006/customXml" ds:itemID="{499D361C-3FEC-4627-A442-6F8F672061C4}">
+<ds:datastoreItem xmlns:ds="http://schemas.openxmlformats.org/officeDocument/2006/customXml" ds:itemID="{9A79BE1E-0D17-4BA3-B7D2-0289D18A67CA}">
   <ds:schemaRefs>
     <ds:schemaRef ds:uri="http://schemas.openxmlformats.org/officeDocument/2006/bibliography"/>
   </ds:schemaRefs>

--- a/Poyasnitelnaya_zapiska_Avtoprokat готовая.docx
+++ b/Poyasnitelnaya_zapiska_Avtoprokat готовая.docx
@@ -3352,6 +3352,7 @@
     <w:p>
       <w:pPr>
         <w:pStyle w:val="1"/>
+        <w:jc w:val="center"/>
         <w:rPr>
           <w:sz w:val="24"/>
           <w:szCs w:val="24"/>
@@ -4946,6 +4947,7 @@
       <w:pPr>
         <w:pStyle w:val="1"/>
         <w:spacing w:after="0" w:line="240" w:lineRule="auto"/>
+        <w:jc w:val="center"/>
         <w:rPr>
           <w:sz w:val="24"/>
           <w:szCs w:val="24"/>
@@ -5468,12 +5470,15 @@
       <w:pPr>
         <w:pStyle w:val="1"/>
         <w:spacing w:after="0" w:line="240" w:lineRule="auto"/>
+        <w:jc w:val="center"/>
         <w:rPr>
           <w:sz w:val="24"/>
           <w:szCs w:val="24"/>
         </w:rPr>
       </w:pPr>
       <w:bookmarkStart w:id="2" w:name="_Toc232617575"/>
+      <w:bookmarkStart w:id="3" w:name="_GoBack"/>
+      <w:bookmarkEnd w:id="3"/>
       <w:r>
         <w:rPr>
           <w:sz w:val="24"/>
@@ -7538,6 +7543,7 @@
       <w:pPr>
         <w:pStyle w:val="1"/>
         <w:spacing w:after="0" w:line="240" w:lineRule="auto"/>
+        <w:jc w:val="center"/>
         <w:rPr>
           <w:b w:val="0"/>
           <w:sz w:val="24"/>
@@ -7551,9 +7557,7 @@
         </w:rPr>
         <w:br w:type="page"/>
       </w:r>
-      <w:bookmarkStart w:id="3" w:name="_Toc232617576"/>
-      <w:bookmarkStart w:id="4" w:name="_GoBack"/>
-      <w:bookmarkEnd w:id="4"/>
+      <w:bookmarkStart w:id="4" w:name="_Toc232617576"/>
       <w:r>
         <w:rPr>
           <w:sz w:val="24"/>
@@ -7562,7 +7566,7 @@
         <w:lastRenderedPageBreak/>
         <w:t>2. АНАЛИТИЧЕСКАЯ ЧАСТЬ</w:t>
       </w:r>
-      <w:bookmarkEnd w:id="3"/>
+      <w:bookmarkEnd w:id="4"/>
     </w:p>
     <w:p>
       <w:pPr>
@@ -15619,6 +15623,7 @@
       <w:pPr>
         <w:pStyle w:val="1"/>
         <w:spacing w:after="0" w:line="240" w:lineRule="auto"/>
+        <w:jc w:val="center"/>
         <w:rPr>
           <w:sz w:val="24"/>
           <w:szCs w:val="24"/>
@@ -28629,15 +28634,50 @@
         <w:rPr>
           <w:rFonts w:ascii="Consolas" w:eastAsia="Consolas" w:hAnsi="Consolas" w:cs="Consolas"/>
           <w:szCs w:val="24"/>
+        </w:rPr>
+      </w:pPr>
+      <w:r>
+        <w:rPr>
+          <w:rFonts w:ascii="Consolas" w:eastAsia="Consolas" w:hAnsi="Consolas" w:cs="Consolas"/>
+          <w:szCs w:val="24"/>
+        </w:rPr>
+        <w:t>│</w:t>
+      </w:r>
+      <w:r>
+        <w:rPr>
+          <w:rFonts w:ascii="Consolas" w:eastAsia="Consolas" w:hAnsi="Consolas" w:cs="Consolas"/>
+          <w:szCs w:val="24"/>
+        </w:rPr>
+        <w:t xml:space="preserve">     </w:t>
+      </w:r>
+      <w:r>
+        <w:rPr>
+          <w:rFonts w:ascii="Consolas" w:eastAsia="Consolas" w:hAnsi="Consolas" w:cs="Consolas"/>
+          <w:szCs w:val="24"/>
+        </w:rPr>
+        <w:t>└──</w:t>
+      </w:r>
+      <w:r>
+        <w:rPr>
+          <w:rFonts w:ascii="Consolas" w:eastAsia="Consolas" w:hAnsi="Consolas" w:cs="Consolas"/>
+          <w:szCs w:val="24"/>
+        </w:rPr>
+        <w:t>*_</w:t>
+      </w:r>
+      <w:r>
+        <w:rPr>
+          <w:rFonts w:ascii="Consolas" w:eastAsia="Consolas" w:hAnsi="Consolas" w:cs="Consolas"/>
+          <w:szCs w:val="24"/>
           <w:lang w:val="en-US"/>
         </w:rPr>
-      </w:pPr>
+        <w:t>page</w:t>
+      </w:r>
       <w:r>
         <w:rPr>
           <w:rFonts w:ascii="Consolas" w:eastAsia="Consolas" w:hAnsi="Consolas" w:cs="Consolas"/>
           <w:szCs w:val="24"/>
         </w:rPr>
-        <w:t>│</w:t>
+        <w:t>.</w:t>
       </w:r>
       <w:r>
         <w:rPr>
@@ -28645,14 +28685,14 @@
           <w:szCs w:val="24"/>
           <w:lang w:val="en-US"/>
         </w:rPr>
-        <w:t xml:space="preserve">     </w:t>
+        <w:t>py</w:t>
       </w:r>
       <w:r>
         <w:rPr>
           <w:rFonts w:ascii="Consolas" w:eastAsia="Consolas" w:hAnsi="Consolas" w:cs="Consolas"/>
           <w:szCs w:val="24"/>
         </w:rPr>
-        <w:t>└──</w:t>
+        <w:t xml:space="preserve">                 # </w:t>
       </w:r>
       <w:r>
         <w:rPr>
@@ -28660,7 +28700,7 @@
           <w:szCs w:val="24"/>
           <w:lang w:val="en-US"/>
         </w:rPr>
-        <w:t>*_page.py                 # POM</w:t>
+        <w:t>POM</w:t>
       </w:r>
     </w:p>
     <w:p>
@@ -28729,6 +28769,7 @@
         <w:ind w:left="200"/>
         <w:rPr>
           <w:szCs w:val="24"/>
+          <w:lang w:val="en-US"/>
         </w:rPr>
       </w:pPr>
       <w:r>
@@ -28742,6 +28783,7 @@
         <w:rPr>
           <w:rFonts w:ascii="Consolas" w:eastAsia="Consolas" w:hAnsi="Consolas" w:cs="Consolas"/>
           <w:szCs w:val="24"/>
+          <w:lang w:val="en-US"/>
         </w:rPr>
         <w:t xml:space="preserve">├── </w:t>
       </w:r>
@@ -28757,10 +28799,10 @@
         <w:rPr>
           <w:rFonts w:ascii="Consolas" w:eastAsia="Consolas" w:hAnsi="Consolas" w:cs="Consolas"/>
           <w:szCs w:val="24"/>
+          <w:lang w:val="en-US"/>
         </w:rPr>
         <w:t>_</w:t>
       </w:r>
-      <w:proofErr w:type="spellStart"/>
       <w:r>
         <w:rPr>
           <w:rFonts w:ascii="Consolas" w:eastAsia="Consolas" w:hAnsi="Consolas" w:cs="Consolas"/>
@@ -28769,11 +28811,11 @@
         </w:rPr>
         <w:t>fastapi</w:t>
       </w:r>
-      <w:proofErr w:type="spellEnd"/>
       <w:r>
         <w:rPr>
           <w:rFonts w:ascii="Consolas" w:eastAsia="Consolas" w:hAnsi="Consolas" w:cs="Consolas"/>
           <w:szCs w:val="24"/>
+          <w:lang w:val="en-US"/>
         </w:rPr>
         <w:t>_</w:t>
       </w:r>
@@ -28789,6 +28831,7 @@
         <w:rPr>
           <w:rFonts w:ascii="Consolas" w:eastAsia="Consolas" w:hAnsi="Consolas" w:cs="Consolas"/>
           <w:szCs w:val="24"/>
+          <w:lang w:val="en-US"/>
         </w:rPr>
         <w:t>.</w:t>
       </w:r>
@@ -28804,6 +28847,7 @@
         <w:rPr>
           <w:rFonts w:ascii="Consolas" w:eastAsia="Consolas" w:hAnsi="Consolas" w:cs="Consolas"/>
           <w:szCs w:val="24"/>
+          <w:lang w:val="en-US"/>
         </w:rPr>
         <w:t xml:space="preserve">        # </w:t>
       </w:r>
@@ -28818,6 +28862,7 @@
         <w:rPr>
           <w:rFonts w:ascii="Consolas" w:eastAsia="Consolas" w:hAnsi="Consolas" w:cs="Consolas"/>
           <w:szCs w:val="24"/>
+          <w:lang w:val="en-US"/>
         </w:rPr>
         <w:t xml:space="preserve"> </w:t>
       </w:r>
@@ -28832,6 +28877,7 @@
         <w:rPr>
           <w:rFonts w:ascii="Consolas" w:eastAsia="Consolas" w:hAnsi="Consolas" w:cs="Consolas"/>
           <w:szCs w:val="24"/>
+          <w:lang w:val="en-US"/>
         </w:rPr>
         <w:t xml:space="preserve"> </w:t>
       </w:r>
@@ -28856,6 +28902,7 @@
         <w:rPr>
           <w:rFonts w:ascii="Consolas" w:eastAsia="Consolas" w:hAnsi="Consolas" w:cs="Consolas"/>
           <w:szCs w:val="24"/>
+          <w:lang w:val="en-US"/>
         </w:rPr>
         <w:t xml:space="preserve">    </w:t>
       </w:r>
@@ -28919,53 +28966,12 @@
           <w:szCs w:val="24"/>
         </w:rPr>
       </w:pPr>
-      <w:proofErr w:type="spellStart"/>
-      <w:r>
-        <w:rPr>
-          <w:bCs/>
-          <w:szCs w:val="24"/>
-        </w:rPr>
-        <w:t>fastapi_service</w:t>
-      </w:r>
-      <w:proofErr w:type="spellEnd"/>
-      <w:r>
-        <w:rPr>
-          <w:bCs/>
-          <w:szCs w:val="24"/>
-        </w:rPr>
-        <w:t>/</w:t>
-      </w:r>
-      <w:proofErr w:type="spellStart"/>
-      <w:r>
-        <w:rPr>
-          <w:bCs/>
-          <w:szCs w:val="24"/>
-        </w:rPr>
-        <w:t>app</w:t>
-      </w:r>
-      <w:proofErr w:type="spellEnd"/>
-      <w:r>
-        <w:rPr>
-          <w:bCs/>
-          <w:szCs w:val="24"/>
-        </w:rPr>
-        <w:t>/</w:t>
-      </w:r>
-      <w:proofErr w:type="spellStart"/>
-      <w:r>
-        <w:rPr>
-          <w:bCs/>
-          <w:szCs w:val="24"/>
-        </w:rPr>
-        <w:t>api</w:t>
-      </w:r>
-      <w:proofErr w:type="spellEnd"/>
-      <w:r>
-        <w:rPr>
-          <w:bCs/>
-          <w:szCs w:val="24"/>
-        </w:rPr>
-        <w:t xml:space="preserve">/ — слой маршрутизации. Отвечает за приём HTTP-запросов, маршрутизацию </w:t>
+      <w:r>
+        <w:rPr>
+          <w:bCs/>
+          <w:szCs w:val="24"/>
+        </w:rPr>
+        <w:t xml:space="preserve">fastapi_service/app/api/ — слой маршрутизации. Отвечает за приём HTTP-запросов, маршрутизацию </w:t>
       </w:r>
       <w:proofErr w:type="spellStart"/>
       <w:r>
@@ -29532,14 +29538,12 @@
         <w:rPr>
           <w:bCs/>
           <w:szCs w:val="24"/>
-          <w:lang w:val="en-US"/>
         </w:rPr>
       </w:pPr>
       <w:r>
         <w:rPr>
           <w:bCs/>
           <w:szCs w:val="24"/>
-          <w:lang w:val="en-US"/>
         </w:rPr>
         <w:br w:type="page"/>
       </w:r>
@@ -33650,9 +33654,9 @@
             </w:tcBorders>
             <w:shd w:val="clear" w:color="auto" w:fill="FFFFFF" w:themeFill="background1"/>
             <w:tcMar>
-              <w:top w:w="30" w:type="dxa"/>
-              <w:left w:w="80" w:type="dxa"/>
-              <w:bottom w:w="30" w:type="dxa"/>
+              <w:top w:w="23" w:type="dxa"/>
+              <w:left w:w="80" w:type="dxa"/>
+              <w:bottom w:w="23" w:type="dxa"/>
               <w:right w:w="80" w:type="dxa"/>
             </w:tcMar>
             <w:vAlign w:val="center"/>
@@ -33674,9 +33678,9 @@
             </w:tcBorders>
             <w:shd w:val="clear" w:color="auto" w:fill="FFFFFF" w:themeFill="background1"/>
             <w:tcMar>
-              <w:top w:w="30" w:type="dxa"/>
-              <w:left w:w="80" w:type="dxa"/>
-              <w:bottom w:w="30" w:type="dxa"/>
+              <w:top w:w="23" w:type="dxa"/>
+              <w:left w:w="80" w:type="dxa"/>
+              <w:bottom w:w="23" w:type="dxa"/>
               <w:right w:w="80" w:type="dxa"/>
             </w:tcMar>
             <w:vAlign w:val="center"/>
@@ -33698,9 +33702,9 @@
             </w:tcBorders>
             <w:shd w:val="clear" w:color="auto" w:fill="FFFFFF" w:themeFill="background1"/>
             <w:tcMar>
-              <w:top w:w="30" w:type="dxa"/>
-              <w:left w:w="80" w:type="dxa"/>
-              <w:bottom w:w="30" w:type="dxa"/>
+              <w:top w:w="23" w:type="dxa"/>
+              <w:left w:w="80" w:type="dxa"/>
+              <w:bottom w:w="23" w:type="dxa"/>
               <w:right w:w="80" w:type="dxa"/>
             </w:tcMar>
             <w:vAlign w:val="center"/>
@@ -33722,9 +33726,9 @@
             </w:tcBorders>
             <w:shd w:val="clear" w:color="auto" w:fill="FFFFFF" w:themeFill="background1"/>
             <w:tcMar>
-              <w:top w:w="30" w:type="dxa"/>
-              <w:left w:w="80" w:type="dxa"/>
-              <w:bottom w:w="30" w:type="dxa"/>
+              <w:top w:w="23" w:type="dxa"/>
+              <w:left w:w="80" w:type="dxa"/>
+              <w:bottom w:w="23" w:type="dxa"/>
               <w:right w:w="80" w:type="dxa"/>
             </w:tcMar>
             <w:vAlign w:val="center"/>
@@ -33746,9 +33750,9 @@
             </w:tcBorders>
             <w:shd w:val="clear" w:color="auto" w:fill="FFFFFF" w:themeFill="background1"/>
             <w:tcMar>
-              <w:top w:w="30" w:type="dxa"/>
-              <w:left w:w="80" w:type="dxa"/>
-              <w:bottom w:w="30" w:type="dxa"/>
+              <w:top w:w="23" w:type="dxa"/>
+              <w:left w:w="80" w:type="dxa"/>
+              <w:bottom w:w="23" w:type="dxa"/>
               <w:right w:w="80" w:type="dxa"/>
             </w:tcMar>
             <w:vAlign w:val="center"/>
@@ -33770,9 +33774,9 @@
             </w:tcBorders>
             <w:shd w:val="clear" w:color="auto" w:fill="FFFFFF" w:themeFill="background1"/>
             <w:tcMar>
-              <w:top w:w="30" w:type="dxa"/>
-              <w:left w:w="80" w:type="dxa"/>
-              <w:bottom w:w="30" w:type="dxa"/>
+              <w:top w:w="23" w:type="dxa"/>
+              <w:left w:w="80" w:type="dxa"/>
+              <w:bottom w:w="23" w:type="dxa"/>
               <w:right w:w="80" w:type="dxa"/>
             </w:tcMar>
             <w:vAlign w:val="center"/>
@@ -33795,9 +33799,9 @@
               <w:right w:val="single" w:sz="4" w:space="0" w:color="000000"/>
             </w:tcBorders>
             <w:tcMar>
-              <w:top w:w="30" w:type="dxa"/>
-              <w:left w:w="80" w:type="dxa"/>
-              <w:bottom w:w="30" w:type="dxa"/>
+              <w:top w:w="23" w:type="dxa"/>
+              <w:left w:w="80" w:type="dxa"/>
+              <w:bottom w:w="23" w:type="dxa"/>
               <w:right w:w="80" w:type="dxa"/>
             </w:tcMar>
             <w:vAlign w:val="center"/>
@@ -33820,9 +33824,9 @@
               <w:right w:val="single" w:sz="4" w:space="0" w:color="000000"/>
             </w:tcBorders>
             <w:tcMar>
-              <w:top w:w="30" w:type="dxa"/>
-              <w:left w:w="80" w:type="dxa"/>
-              <w:bottom w:w="30" w:type="dxa"/>
+              <w:top w:w="23" w:type="dxa"/>
+              <w:left w:w="80" w:type="dxa"/>
+              <w:bottom w:w="23" w:type="dxa"/>
               <w:right w:w="80" w:type="dxa"/>
             </w:tcMar>
             <w:vAlign w:val="center"/>
@@ -33856,9 +33860,9 @@
               <w:right w:val="single" w:sz="4" w:space="0" w:color="000000"/>
             </w:tcBorders>
             <w:tcMar>
-              <w:top w:w="30" w:type="dxa"/>
-              <w:left w:w="80" w:type="dxa"/>
-              <w:bottom w:w="30" w:type="dxa"/>
+              <w:top w:w="23" w:type="dxa"/>
+              <w:left w:w="80" w:type="dxa"/>
+              <w:bottom w:w="23" w:type="dxa"/>
               <w:right w:w="80" w:type="dxa"/>
             </w:tcMar>
             <w:vAlign w:val="center"/>
@@ -33879,9 +33883,9 @@
               <w:right w:val="single" w:sz="4" w:space="0" w:color="000000"/>
             </w:tcBorders>
             <w:tcMar>
-              <w:top w:w="30" w:type="dxa"/>
-              <w:left w:w="80" w:type="dxa"/>
-              <w:bottom w:w="30" w:type="dxa"/>
+              <w:top w:w="23" w:type="dxa"/>
+              <w:left w:w="80" w:type="dxa"/>
+              <w:bottom w:w="23" w:type="dxa"/>
               <w:right w:w="80" w:type="dxa"/>
             </w:tcMar>
             <w:vAlign w:val="center"/>
@@ -33907,9 +33911,9 @@
               <w:right w:val="single" w:sz="4" w:space="0" w:color="000000"/>
             </w:tcBorders>
             <w:tcMar>
-              <w:top w:w="30" w:type="dxa"/>
-              <w:left w:w="80" w:type="dxa"/>
-              <w:bottom w:w="30" w:type="dxa"/>
+              <w:top w:w="23" w:type="dxa"/>
+              <w:left w:w="80" w:type="dxa"/>
+              <w:bottom w:w="23" w:type="dxa"/>
               <w:right w:w="80" w:type="dxa"/>
             </w:tcMar>
             <w:vAlign w:val="center"/>
@@ -33930,9 +33934,9 @@
               <w:right w:val="single" w:sz="4" w:space="0" w:color="000000"/>
             </w:tcBorders>
             <w:tcMar>
-              <w:top w:w="30" w:type="dxa"/>
-              <w:left w:w="80" w:type="dxa"/>
-              <w:bottom w:w="30" w:type="dxa"/>
+              <w:top w:w="23" w:type="dxa"/>
+              <w:left w:w="80" w:type="dxa"/>
+              <w:bottom w:w="23" w:type="dxa"/>
               <w:right w:w="80" w:type="dxa"/>
             </w:tcMar>
             <w:vAlign w:val="center"/>
@@ -33955,9 +33959,9 @@
               <w:right w:val="single" w:sz="4" w:space="0" w:color="000000"/>
             </w:tcBorders>
             <w:tcMar>
-              <w:top w:w="30" w:type="dxa"/>
-              <w:left w:w="80" w:type="dxa"/>
-              <w:bottom w:w="30" w:type="dxa"/>
+              <w:top w:w="23" w:type="dxa"/>
+              <w:left w:w="80" w:type="dxa"/>
+              <w:bottom w:w="23" w:type="dxa"/>
               <w:right w:w="80" w:type="dxa"/>
             </w:tcMar>
             <w:vAlign w:val="center"/>
@@ -33980,9 +33984,9 @@
               <w:right w:val="single" w:sz="4" w:space="0" w:color="000000"/>
             </w:tcBorders>
             <w:tcMar>
-              <w:top w:w="30" w:type="dxa"/>
-              <w:left w:w="80" w:type="dxa"/>
-              <w:bottom w:w="30" w:type="dxa"/>
+              <w:top w:w="23" w:type="dxa"/>
+              <w:left w:w="80" w:type="dxa"/>
+              <w:bottom w:w="23" w:type="dxa"/>
               <w:right w:w="80" w:type="dxa"/>
             </w:tcMar>
             <w:vAlign w:val="center"/>
@@ -34016,9 +34020,9 @@
               <w:right w:val="single" w:sz="4" w:space="0" w:color="000000"/>
             </w:tcBorders>
             <w:tcMar>
-              <w:top w:w="30" w:type="dxa"/>
-              <w:left w:w="80" w:type="dxa"/>
-              <w:bottom w:w="30" w:type="dxa"/>
+              <w:top w:w="23" w:type="dxa"/>
+              <w:left w:w="80" w:type="dxa"/>
+              <w:bottom w:w="23" w:type="dxa"/>
               <w:right w:w="80" w:type="dxa"/>
             </w:tcMar>
             <w:vAlign w:val="center"/>
@@ -34039,9 +34043,9 @@
               <w:right w:val="single" w:sz="4" w:space="0" w:color="000000"/>
             </w:tcBorders>
             <w:tcMar>
-              <w:top w:w="30" w:type="dxa"/>
-              <w:left w:w="80" w:type="dxa"/>
-              <w:bottom w:w="30" w:type="dxa"/>
+              <w:top w:w="23" w:type="dxa"/>
+              <w:left w:w="80" w:type="dxa"/>
+              <w:bottom w:w="23" w:type="dxa"/>
               <w:right w:w="80" w:type="dxa"/>
             </w:tcMar>
             <w:vAlign w:val="center"/>
@@ -34067,9 +34071,9 @@
               <w:right w:val="single" w:sz="4" w:space="0" w:color="000000"/>
             </w:tcBorders>
             <w:tcMar>
-              <w:top w:w="30" w:type="dxa"/>
-              <w:left w:w="80" w:type="dxa"/>
-              <w:bottom w:w="30" w:type="dxa"/>
+              <w:top w:w="23" w:type="dxa"/>
+              <w:left w:w="80" w:type="dxa"/>
+              <w:bottom w:w="23" w:type="dxa"/>
               <w:right w:w="80" w:type="dxa"/>
             </w:tcMar>
             <w:vAlign w:val="center"/>
@@ -34090,9 +34094,9 @@
               <w:right w:val="single" w:sz="4" w:space="0" w:color="000000"/>
             </w:tcBorders>
             <w:tcMar>
-              <w:top w:w="30" w:type="dxa"/>
-              <w:left w:w="80" w:type="dxa"/>
-              <w:bottom w:w="30" w:type="dxa"/>
+              <w:top w:w="23" w:type="dxa"/>
+              <w:left w:w="80" w:type="dxa"/>
+              <w:bottom w:w="23" w:type="dxa"/>
               <w:right w:w="80" w:type="dxa"/>
             </w:tcMar>
             <w:vAlign w:val="center"/>
@@ -34115,9 +34119,9 @@
               <w:right w:val="single" w:sz="4" w:space="0" w:color="000000"/>
             </w:tcBorders>
             <w:tcMar>
-              <w:top w:w="30" w:type="dxa"/>
-              <w:left w:w="80" w:type="dxa"/>
-              <w:bottom w:w="30" w:type="dxa"/>
+              <w:top w:w="23" w:type="dxa"/>
+              <w:left w:w="80" w:type="dxa"/>
+              <w:bottom w:w="23" w:type="dxa"/>
               <w:right w:w="80" w:type="dxa"/>
             </w:tcMar>
             <w:vAlign w:val="center"/>
@@ -34140,9 +34144,9 @@
               <w:right w:val="single" w:sz="4" w:space="0" w:color="000000"/>
             </w:tcBorders>
             <w:tcMar>
-              <w:top w:w="30" w:type="dxa"/>
-              <w:left w:w="80" w:type="dxa"/>
-              <w:bottom w:w="30" w:type="dxa"/>
+              <w:top w:w="23" w:type="dxa"/>
+              <w:left w:w="80" w:type="dxa"/>
+              <w:bottom w:w="23" w:type="dxa"/>
               <w:right w:w="80" w:type="dxa"/>
             </w:tcMar>
             <w:vAlign w:val="center"/>
@@ -34176,9 +34180,9 @@
               <w:right w:val="single" w:sz="4" w:space="0" w:color="000000"/>
             </w:tcBorders>
             <w:tcMar>
-              <w:top w:w="30" w:type="dxa"/>
-              <w:left w:w="80" w:type="dxa"/>
-              <w:bottom w:w="30" w:type="dxa"/>
+              <w:top w:w="23" w:type="dxa"/>
+              <w:left w:w="80" w:type="dxa"/>
+              <w:bottom w:w="23" w:type="dxa"/>
               <w:right w:w="80" w:type="dxa"/>
             </w:tcMar>
             <w:vAlign w:val="center"/>
@@ -34199,9 +34203,9 @@
               <w:right w:val="single" w:sz="4" w:space="0" w:color="000000"/>
             </w:tcBorders>
             <w:tcMar>
-              <w:top w:w="30" w:type="dxa"/>
-              <w:left w:w="80" w:type="dxa"/>
-              <w:bottom w:w="30" w:type="dxa"/>
+              <w:top w:w="23" w:type="dxa"/>
+              <w:left w:w="80" w:type="dxa"/>
+              <w:bottom w:w="23" w:type="dxa"/>
               <w:right w:w="80" w:type="dxa"/>
             </w:tcMar>
             <w:vAlign w:val="center"/>
@@ -34227,9 +34231,9 @@
               <w:right w:val="single" w:sz="4" w:space="0" w:color="000000"/>
             </w:tcBorders>
             <w:tcMar>
-              <w:top w:w="30" w:type="dxa"/>
-              <w:left w:w="80" w:type="dxa"/>
-              <w:bottom w:w="30" w:type="dxa"/>
+              <w:top w:w="23" w:type="dxa"/>
+              <w:left w:w="80" w:type="dxa"/>
+              <w:bottom w:w="23" w:type="dxa"/>
               <w:right w:w="80" w:type="dxa"/>
             </w:tcMar>
             <w:vAlign w:val="center"/>
@@ -34252,9 +34256,9 @@
               <w:right w:val="single" w:sz="4" w:space="0" w:color="000000"/>
             </w:tcBorders>
             <w:tcMar>
-              <w:top w:w="30" w:type="dxa"/>
-              <w:left w:w="80" w:type="dxa"/>
-              <w:bottom w:w="30" w:type="dxa"/>
+              <w:top w:w="23" w:type="dxa"/>
+              <w:left w:w="80" w:type="dxa"/>
+              <w:bottom w:w="23" w:type="dxa"/>
               <w:right w:w="80" w:type="dxa"/>
             </w:tcMar>
             <w:vAlign w:val="center"/>
@@ -34277,9 +34281,9 @@
               <w:right w:val="single" w:sz="4" w:space="0" w:color="000000"/>
             </w:tcBorders>
             <w:tcMar>
-              <w:top w:w="30" w:type="dxa"/>
-              <w:left w:w="80" w:type="dxa"/>
-              <w:bottom w:w="30" w:type="dxa"/>
+              <w:top w:w="23" w:type="dxa"/>
+              <w:left w:w="80" w:type="dxa"/>
+              <w:bottom w:w="23" w:type="dxa"/>
               <w:right w:w="80" w:type="dxa"/>
             </w:tcMar>
             <w:vAlign w:val="center"/>
@@ -34302,9 +34306,9 @@
               <w:right w:val="single" w:sz="4" w:space="0" w:color="000000"/>
             </w:tcBorders>
             <w:tcMar>
-              <w:top w:w="30" w:type="dxa"/>
-              <w:left w:w="80" w:type="dxa"/>
-              <w:bottom w:w="30" w:type="dxa"/>
+              <w:top w:w="23" w:type="dxa"/>
+              <w:left w:w="80" w:type="dxa"/>
+              <w:bottom w:w="23" w:type="dxa"/>
               <w:right w:w="80" w:type="dxa"/>
             </w:tcMar>
             <w:vAlign w:val="center"/>
@@ -34338,9 +34342,9 @@
               <w:right w:val="single" w:sz="4" w:space="0" w:color="000000"/>
             </w:tcBorders>
             <w:tcMar>
-              <w:top w:w="30" w:type="dxa"/>
-              <w:left w:w="80" w:type="dxa"/>
-              <w:bottom w:w="30" w:type="dxa"/>
+              <w:top w:w="23" w:type="dxa"/>
+              <w:left w:w="80" w:type="dxa"/>
+              <w:bottom w:w="23" w:type="dxa"/>
               <w:right w:w="80" w:type="dxa"/>
             </w:tcMar>
             <w:vAlign w:val="center"/>
@@ -34361,9 +34365,9 @@
               <w:right w:val="single" w:sz="4" w:space="0" w:color="000000"/>
             </w:tcBorders>
             <w:tcMar>
-              <w:top w:w="30" w:type="dxa"/>
-              <w:left w:w="80" w:type="dxa"/>
-              <w:bottom w:w="30" w:type="dxa"/>
+              <w:top w:w="23" w:type="dxa"/>
+              <w:left w:w="80" w:type="dxa"/>
+              <w:bottom w:w="23" w:type="dxa"/>
               <w:right w:w="80" w:type="dxa"/>
             </w:tcMar>
             <w:vAlign w:val="center"/>
@@ -34384,9 +34388,9 @@
               <w:right w:val="single" w:sz="4" w:space="0" w:color="000000"/>
             </w:tcBorders>
             <w:tcMar>
-              <w:top w:w="30" w:type="dxa"/>
-              <w:left w:w="80" w:type="dxa"/>
-              <w:bottom w:w="30" w:type="dxa"/>
+              <w:top w:w="23" w:type="dxa"/>
+              <w:left w:w="80" w:type="dxa"/>
+              <w:bottom w:w="23" w:type="dxa"/>
               <w:right w:w="80" w:type="dxa"/>
             </w:tcMar>
             <w:vAlign w:val="center"/>
@@ -34409,9 +34413,9 @@
               <w:right w:val="single" w:sz="4" w:space="0" w:color="000000"/>
             </w:tcBorders>
             <w:tcMar>
-              <w:top w:w="30" w:type="dxa"/>
-              <w:left w:w="80" w:type="dxa"/>
-              <w:bottom w:w="30" w:type="dxa"/>
+              <w:top w:w="23" w:type="dxa"/>
+              <w:left w:w="80" w:type="dxa"/>
+              <w:bottom w:w="23" w:type="dxa"/>
               <w:right w:w="80" w:type="dxa"/>
             </w:tcMar>
             <w:vAlign w:val="center"/>
@@ -34434,9 +34438,9 @@
               <w:right w:val="single" w:sz="4" w:space="0" w:color="000000"/>
             </w:tcBorders>
             <w:tcMar>
-              <w:top w:w="30" w:type="dxa"/>
-              <w:left w:w="80" w:type="dxa"/>
-              <w:bottom w:w="30" w:type="dxa"/>
+              <w:top w:w="23" w:type="dxa"/>
+              <w:left w:w="80" w:type="dxa"/>
+              <w:bottom w:w="23" w:type="dxa"/>
               <w:right w:w="80" w:type="dxa"/>
             </w:tcMar>
             <w:vAlign w:val="center"/>
@@ -34459,9 +34463,9 @@
               <w:right w:val="single" w:sz="4" w:space="0" w:color="000000"/>
             </w:tcBorders>
             <w:tcMar>
-              <w:top w:w="30" w:type="dxa"/>
-              <w:left w:w="80" w:type="dxa"/>
-              <w:bottom w:w="30" w:type="dxa"/>
+              <w:top w:w="23" w:type="dxa"/>
+              <w:left w:w="80" w:type="dxa"/>
+              <w:bottom w:w="23" w:type="dxa"/>
               <w:right w:w="80" w:type="dxa"/>
             </w:tcMar>
             <w:vAlign w:val="center"/>
@@ -34490,9 +34494,9 @@
               <w:right w:val="single" w:sz="4" w:space="0" w:color="000000"/>
             </w:tcBorders>
             <w:tcMar>
-              <w:top w:w="30" w:type="dxa"/>
-              <w:left w:w="80" w:type="dxa"/>
-              <w:bottom w:w="30" w:type="dxa"/>
+              <w:top w:w="23" w:type="dxa"/>
+              <w:left w:w="80" w:type="dxa"/>
+              <w:bottom w:w="23" w:type="dxa"/>
               <w:right w:w="80" w:type="dxa"/>
             </w:tcMar>
             <w:vAlign w:val="center"/>
@@ -34513,9 +34517,9 @@
               <w:right w:val="single" w:sz="4" w:space="0" w:color="000000"/>
             </w:tcBorders>
             <w:tcMar>
-              <w:top w:w="30" w:type="dxa"/>
-              <w:left w:w="80" w:type="dxa"/>
-              <w:bottom w:w="30" w:type="dxa"/>
+              <w:top w:w="23" w:type="dxa"/>
+              <w:left w:w="80" w:type="dxa"/>
+              <w:bottom w:w="23" w:type="dxa"/>
               <w:right w:w="80" w:type="dxa"/>
             </w:tcMar>
             <w:vAlign w:val="center"/>
@@ -34536,9 +34540,9 @@
               <w:right w:val="single" w:sz="4" w:space="0" w:color="000000"/>
             </w:tcBorders>
             <w:tcMar>
-              <w:top w:w="30" w:type="dxa"/>
-              <w:left w:w="80" w:type="dxa"/>
-              <w:bottom w:w="30" w:type="dxa"/>
+              <w:top w:w="23" w:type="dxa"/>
+              <w:left w:w="80" w:type="dxa"/>
+              <w:bottom w:w="23" w:type="dxa"/>
               <w:right w:w="80" w:type="dxa"/>
             </w:tcMar>
             <w:vAlign w:val="center"/>
@@ -34564,9 +34568,9 @@
               <w:right w:val="single" w:sz="4" w:space="0" w:color="000000"/>
             </w:tcBorders>
             <w:tcMar>
-              <w:top w:w="30" w:type="dxa"/>
-              <w:left w:w="80" w:type="dxa"/>
-              <w:bottom w:w="30" w:type="dxa"/>
+              <w:top w:w="23" w:type="dxa"/>
+              <w:left w:w="80" w:type="dxa"/>
+              <w:bottom w:w="23" w:type="dxa"/>
               <w:right w:w="80" w:type="dxa"/>
             </w:tcMar>
             <w:vAlign w:val="center"/>
@@ -34589,9 +34593,9 @@
               <w:right w:val="single" w:sz="4" w:space="0" w:color="000000"/>
             </w:tcBorders>
             <w:tcMar>
-              <w:top w:w="30" w:type="dxa"/>
-              <w:left w:w="80" w:type="dxa"/>
-              <w:bottom w:w="30" w:type="dxa"/>
+              <w:top w:w="23" w:type="dxa"/>
+              <w:left w:w="80" w:type="dxa"/>
+              <w:bottom w:w="23" w:type="dxa"/>
               <w:right w:w="80" w:type="dxa"/>
             </w:tcMar>
             <w:vAlign w:val="center"/>
@@ -34614,9 +34618,9 @@
               <w:right w:val="single" w:sz="4" w:space="0" w:color="000000"/>
             </w:tcBorders>
             <w:tcMar>
-              <w:top w:w="30" w:type="dxa"/>
-              <w:left w:w="80" w:type="dxa"/>
-              <w:bottom w:w="30" w:type="dxa"/>
+              <w:top w:w="23" w:type="dxa"/>
+              <w:left w:w="80" w:type="dxa"/>
+              <w:bottom w:w="23" w:type="dxa"/>
               <w:right w:w="80" w:type="dxa"/>
             </w:tcMar>
             <w:vAlign w:val="center"/>
@@ -34650,9 +34654,9 @@
               <w:right w:val="single" w:sz="4" w:space="0" w:color="000000"/>
             </w:tcBorders>
             <w:tcMar>
-              <w:top w:w="30" w:type="dxa"/>
-              <w:left w:w="80" w:type="dxa"/>
-              <w:bottom w:w="30" w:type="dxa"/>
+              <w:top w:w="23" w:type="dxa"/>
+              <w:left w:w="80" w:type="dxa"/>
+              <w:bottom w:w="23" w:type="dxa"/>
               <w:right w:w="80" w:type="dxa"/>
             </w:tcMar>
             <w:vAlign w:val="center"/>
@@ -34673,9 +34677,9 @@
               <w:right w:val="single" w:sz="4" w:space="0" w:color="000000"/>
             </w:tcBorders>
             <w:tcMar>
-              <w:top w:w="30" w:type="dxa"/>
-              <w:left w:w="80" w:type="dxa"/>
-              <w:bottom w:w="30" w:type="dxa"/>
+              <w:top w:w="23" w:type="dxa"/>
+              <w:left w:w="80" w:type="dxa"/>
+              <w:bottom w:w="23" w:type="dxa"/>
               <w:right w:w="80" w:type="dxa"/>
             </w:tcMar>
             <w:vAlign w:val="center"/>
@@ -34696,9 +34700,9 @@
               <w:right w:val="single" w:sz="4" w:space="0" w:color="000000"/>
             </w:tcBorders>
             <w:tcMar>
-              <w:top w:w="30" w:type="dxa"/>
-              <w:left w:w="80" w:type="dxa"/>
-              <w:bottom w:w="30" w:type="dxa"/>
+              <w:top w:w="23" w:type="dxa"/>
+              <w:left w:w="80" w:type="dxa"/>
+              <w:bottom w:w="23" w:type="dxa"/>
               <w:right w:w="80" w:type="dxa"/>
             </w:tcMar>
             <w:vAlign w:val="center"/>
@@ -34721,9 +34725,9 @@
               <w:right w:val="single" w:sz="4" w:space="0" w:color="000000"/>
             </w:tcBorders>
             <w:tcMar>
-              <w:top w:w="30" w:type="dxa"/>
-              <w:left w:w="80" w:type="dxa"/>
-              <w:bottom w:w="30" w:type="dxa"/>
+              <w:top w:w="23" w:type="dxa"/>
+              <w:left w:w="80" w:type="dxa"/>
+              <w:bottom w:w="23" w:type="dxa"/>
               <w:right w:w="80" w:type="dxa"/>
             </w:tcMar>
             <w:vAlign w:val="center"/>
@@ -34746,9 +34750,9 @@
               <w:right w:val="single" w:sz="4" w:space="0" w:color="000000"/>
             </w:tcBorders>
             <w:tcMar>
-              <w:top w:w="30" w:type="dxa"/>
-              <w:left w:w="80" w:type="dxa"/>
-              <w:bottom w:w="30" w:type="dxa"/>
+              <w:top w:w="23" w:type="dxa"/>
+              <w:left w:w="80" w:type="dxa"/>
+              <w:bottom w:w="23" w:type="dxa"/>
               <w:right w:w="80" w:type="dxa"/>
             </w:tcMar>
             <w:vAlign w:val="center"/>
@@ -34771,9 +34775,9 @@
               <w:right w:val="single" w:sz="4" w:space="0" w:color="000000"/>
             </w:tcBorders>
             <w:tcMar>
-              <w:top w:w="30" w:type="dxa"/>
-              <w:left w:w="80" w:type="dxa"/>
-              <w:bottom w:w="30" w:type="dxa"/>
+              <w:top w:w="23" w:type="dxa"/>
+              <w:left w:w="80" w:type="dxa"/>
+              <w:bottom w:w="23" w:type="dxa"/>
               <w:right w:w="80" w:type="dxa"/>
             </w:tcMar>
             <w:vAlign w:val="center"/>
@@ -34807,9 +34811,9 @@
               <w:right w:val="single" w:sz="4" w:space="0" w:color="000000"/>
             </w:tcBorders>
             <w:tcMar>
-              <w:top w:w="30" w:type="dxa"/>
-              <w:left w:w="80" w:type="dxa"/>
-              <w:bottom w:w="30" w:type="dxa"/>
+              <w:top w:w="23" w:type="dxa"/>
+              <w:left w:w="80" w:type="dxa"/>
+              <w:bottom w:w="23" w:type="dxa"/>
               <w:right w:w="80" w:type="dxa"/>
             </w:tcMar>
             <w:vAlign w:val="center"/>
@@ -34830,9 +34834,9 @@
               <w:right w:val="single" w:sz="4" w:space="0" w:color="000000"/>
             </w:tcBorders>
             <w:tcMar>
-              <w:top w:w="30" w:type="dxa"/>
-              <w:left w:w="80" w:type="dxa"/>
-              <w:bottom w:w="30" w:type="dxa"/>
+              <w:top w:w="23" w:type="dxa"/>
+              <w:left w:w="80" w:type="dxa"/>
+              <w:bottom w:w="23" w:type="dxa"/>
               <w:right w:w="80" w:type="dxa"/>
             </w:tcMar>
             <w:vAlign w:val="center"/>
@@ -34853,9 +34857,9 @@
               <w:right w:val="single" w:sz="4" w:space="0" w:color="000000"/>
             </w:tcBorders>
             <w:tcMar>
-              <w:top w:w="30" w:type="dxa"/>
-              <w:left w:w="80" w:type="dxa"/>
-              <w:bottom w:w="30" w:type="dxa"/>
+              <w:top w:w="23" w:type="dxa"/>
+              <w:left w:w="80" w:type="dxa"/>
+              <w:bottom w:w="23" w:type="dxa"/>
               <w:right w:w="80" w:type="dxa"/>
             </w:tcMar>
             <w:vAlign w:val="center"/>
@@ -34886,9 +34890,9 @@
               <w:right w:val="single" w:sz="4" w:space="0" w:color="000000"/>
             </w:tcBorders>
             <w:tcMar>
-              <w:top w:w="30" w:type="dxa"/>
-              <w:left w:w="80" w:type="dxa"/>
-              <w:bottom w:w="30" w:type="dxa"/>
+              <w:top w:w="23" w:type="dxa"/>
+              <w:left w:w="80" w:type="dxa"/>
+              <w:bottom w:w="23" w:type="dxa"/>
               <w:right w:w="80" w:type="dxa"/>
             </w:tcMar>
             <w:vAlign w:val="center"/>
@@ -34911,9 +34915,9 @@
               <w:right w:val="single" w:sz="4" w:space="0" w:color="000000"/>
             </w:tcBorders>
             <w:tcMar>
-              <w:top w:w="30" w:type="dxa"/>
-              <w:left w:w="80" w:type="dxa"/>
-              <w:bottom w:w="30" w:type="dxa"/>
+              <w:top w:w="23" w:type="dxa"/>
+              <w:left w:w="80" w:type="dxa"/>
+              <w:bottom w:w="23" w:type="dxa"/>
               <w:right w:w="80" w:type="dxa"/>
             </w:tcMar>
             <w:vAlign w:val="center"/>
@@ -34936,9 +34940,9 @@
               <w:right w:val="single" w:sz="4" w:space="0" w:color="000000"/>
             </w:tcBorders>
             <w:tcMar>
-              <w:top w:w="30" w:type="dxa"/>
-              <w:left w:w="80" w:type="dxa"/>
-              <w:bottom w:w="30" w:type="dxa"/>
+              <w:top w:w="23" w:type="dxa"/>
+              <w:left w:w="80" w:type="dxa"/>
+              <w:bottom w:w="23" w:type="dxa"/>
               <w:right w:w="80" w:type="dxa"/>
             </w:tcMar>
             <w:vAlign w:val="center"/>
@@ -34972,9 +34976,9 @@
               <w:right w:val="single" w:sz="4" w:space="0" w:color="000000"/>
             </w:tcBorders>
             <w:tcMar>
-              <w:top w:w="30" w:type="dxa"/>
-              <w:left w:w="80" w:type="dxa"/>
-              <w:bottom w:w="30" w:type="dxa"/>
+              <w:top w:w="23" w:type="dxa"/>
+              <w:left w:w="80" w:type="dxa"/>
+              <w:bottom w:w="23" w:type="dxa"/>
               <w:right w:w="80" w:type="dxa"/>
             </w:tcMar>
             <w:vAlign w:val="center"/>
@@ -34995,9 +34999,9 @@
               <w:right w:val="single" w:sz="4" w:space="0" w:color="000000"/>
             </w:tcBorders>
             <w:tcMar>
-              <w:top w:w="30" w:type="dxa"/>
-              <w:left w:w="80" w:type="dxa"/>
-              <w:bottom w:w="30" w:type="dxa"/>
+              <w:top w:w="23" w:type="dxa"/>
+              <w:left w:w="80" w:type="dxa"/>
+              <w:bottom w:w="23" w:type="dxa"/>
               <w:right w:w="80" w:type="dxa"/>
             </w:tcMar>
             <w:vAlign w:val="center"/>
@@ -35018,9 +35022,9 @@
               <w:right w:val="single" w:sz="4" w:space="0" w:color="000000"/>
             </w:tcBorders>
             <w:tcMar>
-              <w:top w:w="30" w:type="dxa"/>
-              <w:left w:w="80" w:type="dxa"/>
-              <w:bottom w:w="30" w:type="dxa"/>
+              <w:top w:w="23" w:type="dxa"/>
+              <w:left w:w="80" w:type="dxa"/>
+              <w:bottom w:w="23" w:type="dxa"/>
               <w:right w:w="80" w:type="dxa"/>
             </w:tcMar>
             <w:vAlign w:val="center"/>
@@ -35051,9 +35055,9 @@
               <w:right w:val="single" w:sz="4" w:space="0" w:color="000000"/>
             </w:tcBorders>
             <w:tcMar>
-              <w:top w:w="30" w:type="dxa"/>
-              <w:left w:w="80" w:type="dxa"/>
-              <w:bottom w:w="30" w:type="dxa"/>
+              <w:top w:w="23" w:type="dxa"/>
+              <w:left w:w="80" w:type="dxa"/>
+              <w:bottom w:w="23" w:type="dxa"/>
               <w:right w:w="80" w:type="dxa"/>
             </w:tcMar>
             <w:vAlign w:val="center"/>
@@ -35076,9 +35080,9 @@
               <w:right w:val="single" w:sz="4" w:space="0" w:color="000000"/>
             </w:tcBorders>
             <w:tcMar>
-              <w:top w:w="30" w:type="dxa"/>
-              <w:left w:w="80" w:type="dxa"/>
-              <w:bottom w:w="30" w:type="dxa"/>
+              <w:top w:w="23" w:type="dxa"/>
+              <w:left w:w="80" w:type="dxa"/>
+              <w:bottom w:w="23" w:type="dxa"/>
               <w:right w:w="80" w:type="dxa"/>
             </w:tcMar>
             <w:vAlign w:val="center"/>
@@ -35101,9 +35105,9 @@
               <w:right w:val="single" w:sz="4" w:space="0" w:color="000000"/>
             </w:tcBorders>
             <w:tcMar>
-              <w:top w:w="30" w:type="dxa"/>
-              <w:left w:w="80" w:type="dxa"/>
-              <w:bottom w:w="30" w:type="dxa"/>
+              <w:top w:w="23" w:type="dxa"/>
+              <w:left w:w="80" w:type="dxa"/>
+              <w:bottom w:w="23" w:type="dxa"/>
               <w:right w:w="80" w:type="dxa"/>
             </w:tcMar>
             <w:vAlign w:val="center"/>
@@ -35148,9 +35152,9 @@
               <w:right w:val="single" w:sz="4" w:space="0" w:color="000000"/>
             </w:tcBorders>
             <w:tcMar>
-              <w:top w:w="30" w:type="dxa"/>
-              <w:left w:w="80" w:type="dxa"/>
-              <w:bottom w:w="30" w:type="dxa"/>
+              <w:top w:w="23" w:type="dxa"/>
+              <w:left w:w="80" w:type="dxa"/>
+              <w:bottom w:w="23" w:type="dxa"/>
               <w:right w:w="80" w:type="dxa"/>
             </w:tcMar>
             <w:vAlign w:val="center"/>
@@ -35171,9 +35175,9 @@
               <w:right w:val="single" w:sz="4" w:space="0" w:color="000000"/>
             </w:tcBorders>
             <w:tcMar>
-              <w:top w:w="30" w:type="dxa"/>
-              <w:left w:w="80" w:type="dxa"/>
-              <w:bottom w:w="30" w:type="dxa"/>
+              <w:top w:w="23" w:type="dxa"/>
+              <w:left w:w="80" w:type="dxa"/>
+              <w:bottom w:w="23" w:type="dxa"/>
               <w:right w:w="80" w:type="dxa"/>
             </w:tcMar>
             <w:vAlign w:val="center"/>
@@ -35194,9 +35198,9 @@
               <w:right w:val="single" w:sz="4" w:space="0" w:color="000000"/>
             </w:tcBorders>
             <w:tcMar>
-              <w:top w:w="30" w:type="dxa"/>
-              <w:left w:w="80" w:type="dxa"/>
-              <w:bottom w:w="30" w:type="dxa"/>
+              <w:top w:w="23" w:type="dxa"/>
+              <w:left w:w="80" w:type="dxa"/>
+              <w:bottom w:w="23" w:type="dxa"/>
               <w:right w:w="80" w:type="dxa"/>
             </w:tcMar>
             <w:vAlign w:val="center"/>
@@ -35227,9 +35231,9 @@
               <w:right w:val="single" w:sz="4" w:space="0" w:color="000000"/>
             </w:tcBorders>
             <w:tcMar>
-              <w:top w:w="30" w:type="dxa"/>
-              <w:left w:w="80" w:type="dxa"/>
-              <w:bottom w:w="30" w:type="dxa"/>
+              <w:top w:w="23" w:type="dxa"/>
+              <w:left w:w="80" w:type="dxa"/>
+              <w:bottom w:w="23" w:type="dxa"/>
               <w:right w:w="80" w:type="dxa"/>
             </w:tcMar>
             <w:vAlign w:val="center"/>
@@ -35252,9 +35256,9 @@
               <w:right w:val="single" w:sz="4" w:space="0" w:color="000000"/>
             </w:tcBorders>
             <w:tcMar>
-              <w:top w:w="30" w:type="dxa"/>
-              <w:left w:w="80" w:type="dxa"/>
-              <w:bottom w:w="30" w:type="dxa"/>
+              <w:top w:w="23" w:type="dxa"/>
+              <w:left w:w="80" w:type="dxa"/>
+              <w:bottom w:w="23" w:type="dxa"/>
               <w:right w:w="80" w:type="dxa"/>
             </w:tcMar>
             <w:vAlign w:val="center"/>
@@ -35277,9 +35281,9 @@
               <w:right w:val="single" w:sz="4" w:space="0" w:color="000000"/>
             </w:tcBorders>
             <w:tcMar>
-              <w:top w:w="30" w:type="dxa"/>
-              <w:left w:w="80" w:type="dxa"/>
-              <w:bottom w:w="30" w:type="dxa"/>
+              <w:top w:w="23" w:type="dxa"/>
+              <w:left w:w="80" w:type="dxa"/>
+              <w:bottom w:w="23" w:type="dxa"/>
               <w:right w:w="80" w:type="dxa"/>
             </w:tcMar>
             <w:vAlign w:val="center"/>
@@ -35313,9 +35317,9 @@
               <w:right w:val="single" w:sz="4" w:space="0" w:color="000000"/>
             </w:tcBorders>
             <w:tcMar>
-              <w:top w:w="30" w:type="dxa"/>
-              <w:left w:w="80" w:type="dxa"/>
-              <w:bottom w:w="30" w:type="dxa"/>
+              <w:top w:w="23" w:type="dxa"/>
+              <w:left w:w="80" w:type="dxa"/>
+              <w:bottom w:w="23" w:type="dxa"/>
               <w:right w:w="80" w:type="dxa"/>
             </w:tcMar>
             <w:vAlign w:val="center"/>
@@ -35336,9 +35340,9 @@
               <w:right w:val="single" w:sz="4" w:space="0" w:color="000000"/>
             </w:tcBorders>
             <w:tcMar>
-              <w:top w:w="30" w:type="dxa"/>
-              <w:left w:w="80" w:type="dxa"/>
-              <w:bottom w:w="30" w:type="dxa"/>
+              <w:top w:w="23" w:type="dxa"/>
+              <w:left w:w="80" w:type="dxa"/>
+              <w:bottom w:w="23" w:type="dxa"/>
               <w:right w:w="80" w:type="dxa"/>
             </w:tcMar>
             <w:vAlign w:val="center"/>
@@ -35359,9 +35363,9 @@
               <w:right w:val="single" w:sz="4" w:space="0" w:color="000000"/>
             </w:tcBorders>
             <w:tcMar>
-              <w:top w:w="30" w:type="dxa"/>
-              <w:left w:w="80" w:type="dxa"/>
-              <w:bottom w:w="30" w:type="dxa"/>
+              <w:top w:w="23" w:type="dxa"/>
+              <w:left w:w="80" w:type="dxa"/>
+              <w:bottom w:w="23" w:type="dxa"/>
               <w:right w:w="80" w:type="dxa"/>
             </w:tcMar>
             <w:vAlign w:val="center"/>
@@ -35392,9 +35396,9 @@
               <w:right w:val="single" w:sz="4" w:space="0" w:color="000000"/>
             </w:tcBorders>
             <w:tcMar>
-              <w:top w:w="30" w:type="dxa"/>
-              <w:left w:w="80" w:type="dxa"/>
-              <w:bottom w:w="30" w:type="dxa"/>
+              <w:top w:w="23" w:type="dxa"/>
+              <w:left w:w="80" w:type="dxa"/>
+              <w:bottom w:w="23" w:type="dxa"/>
               <w:right w:w="80" w:type="dxa"/>
             </w:tcMar>
             <w:vAlign w:val="center"/>
@@ -35417,9 +35421,9 @@
               <w:right w:val="single" w:sz="4" w:space="0" w:color="000000"/>
             </w:tcBorders>
             <w:tcMar>
-              <w:top w:w="30" w:type="dxa"/>
-              <w:left w:w="80" w:type="dxa"/>
-              <w:bottom w:w="30" w:type="dxa"/>
+              <w:top w:w="23" w:type="dxa"/>
+              <w:left w:w="80" w:type="dxa"/>
+              <w:bottom w:w="23" w:type="dxa"/>
               <w:right w:w="80" w:type="dxa"/>
             </w:tcMar>
             <w:vAlign w:val="center"/>
@@ -35442,9 +35446,9 @@
               <w:right w:val="single" w:sz="4" w:space="0" w:color="000000"/>
             </w:tcBorders>
             <w:tcMar>
-              <w:top w:w="30" w:type="dxa"/>
-              <w:left w:w="80" w:type="dxa"/>
-              <w:bottom w:w="30" w:type="dxa"/>
+              <w:top w:w="23" w:type="dxa"/>
+              <w:left w:w="80" w:type="dxa"/>
+              <w:bottom w:w="23" w:type="dxa"/>
               <w:right w:w="80" w:type="dxa"/>
             </w:tcMar>
             <w:vAlign w:val="center"/>
@@ -35489,9 +35493,9 @@
               <w:right w:val="single" w:sz="4" w:space="0" w:color="000000"/>
             </w:tcBorders>
             <w:tcMar>
-              <w:top w:w="30" w:type="dxa"/>
-              <w:left w:w="80" w:type="dxa"/>
-              <w:bottom w:w="30" w:type="dxa"/>
+              <w:top w:w="23" w:type="dxa"/>
+              <w:left w:w="80" w:type="dxa"/>
+              <w:bottom w:w="23" w:type="dxa"/>
               <w:right w:w="80" w:type="dxa"/>
             </w:tcMar>
             <w:vAlign w:val="center"/>
@@ -35512,9 +35516,9 @@
               <w:right w:val="single" w:sz="4" w:space="0" w:color="000000"/>
             </w:tcBorders>
             <w:tcMar>
-              <w:top w:w="30" w:type="dxa"/>
-              <w:left w:w="80" w:type="dxa"/>
-              <w:bottom w:w="30" w:type="dxa"/>
+              <w:top w:w="23" w:type="dxa"/>
+              <w:left w:w="80" w:type="dxa"/>
+              <w:bottom w:w="23" w:type="dxa"/>
               <w:right w:w="80" w:type="dxa"/>
             </w:tcMar>
             <w:vAlign w:val="center"/>
@@ -35535,9 +35539,9 @@
               <w:right w:val="single" w:sz="4" w:space="0" w:color="000000"/>
             </w:tcBorders>
             <w:tcMar>
-              <w:top w:w="30" w:type="dxa"/>
-              <w:left w:w="80" w:type="dxa"/>
-              <w:bottom w:w="30" w:type="dxa"/>
+              <w:top w:w="23" w:type="dxa"/>
+              <w:left w:w="80" w:type="dxa"/>
+              <w:bottom w:w="23" w:type="dxa"/>
               <w:right w:w="80" w:type="dxa"/>
             </w:tcMar>
             <w:vAlign w:val="center"/>
@@ -35568,9 +35572,9 @@
               <w:right w:val="single" w:sz="4" w:space="0" w:color="000000"/>
             </w:tcBorders>
             <w:tcMar>
-              <w:top w:w="30" w:type="dxa"/>
-              <w:left w:w="80" w:type="dxa"/>
-              <w:bottom w:w="30" w:type="dxa"/>
+              <w:top w:w="23" w:type="dxa"/>
+              <w:left w:w="80" w:type="dxa"/>
+              <w:bottom w:w="23" w:type="dxa"/>
               <w:right w:w="80" w:type="dxa"/>
             </w:tcMar>
             <w:vAlign w:val="center"/>
@@ -35593,9 +35597,9 @@
               <w:right w:val="single" w:sz="4" w:space="0" w:color="000000"/>
             </w:tcBorders>
             <w:tcMar>
-              <w:top w:w="30" w:type="dxa"/>
-              <w:left w:w="80" w:type="dxa"/>
-              <w:bottom w:w="30" w:type="dxa"/>
+              <w:top w:w="23" w:type="dxa"/>
+              <w:left w:w="80" w:type="dxa"/>
+              <w:bottom w:w="23" w:type="dxa"/>
               <w:right w:w="80" w:type="dxa"/>
             </w:tcMar>
             <w:vAlign w:val="center"/>
@@ -35618,9 +35622,9 @@
               <w:right w:val="single" w:sz="4" w:space="0" w:color="000000"/>
             </w:tcBorders>
             <w:tcMar>
-              <w:top w:w="30" w:type="dxa"/>
-              <w:left w:w="80" w:type="dxa"/>
-              <w:bottom w:w="30" w:type="dxa"/>
+              <w:top w:w="23" w:type="dxa"/>
+              <w:left w:w="80" w:type="dxa"/>
+              <w:bottom w:w="23" w:type="dxa"/>
               <w:right w:w="80" w:type="dxa"/>
             </w:tcMar>
             <w:vAlign w:val="center"/>
@@ -35654,9 +35658,9 @@
               <w:right w:val="single" w:sz="4" w:space="0" w:color="000000"/>
             </w:tcBorders>
             <w:tcMar>
-              <w:top w:w="30" w:type="dxa"/>
-              <w:left w:w="80" w:type="dxa"/>
-              <w:bottom w:w="30" w:type="dxa"/>
+              <w:top w:w="23" w:type="dxa"/>
+              <w:left w:w="80" w:type="dxa"/>
+              <w:bottom w:w="23" w:type="dxa"/>
               <w:right w:w="80" w:type="dxa"/>
             </w:tcMar>
             <w:vAlign w:val="center"/>
@@ -35677,9 +35681,9 @@
               <w:right w:val="single" w:sz="4" w:space="0" w:color="000000"/>
             </w:tcBorders>
             <w:tcMar>
-              <w:top w:w="30" w:type="dxa"/>
-              <w:left w:w="80" w:type="dxa"/>
-              <w:bottom w:w="30" w:type="dxa"/>
+              <w:top w:w="23" w:type="dxa"/>
+              <w:left w:w="80" w:type="dxa"/>
+              <w:bottom w:w="23" w:type="dxa"/>
               <w:right w:w="80" w:type="dxa"/>
             </w:tcMar>
             <w:vAlign w:val="center"/>
@@ -35700,9 +35704,9 @@
               <w:right w:val="single" w:sz="4" w:space="0" w:color="000000"/>
             </w:tcBorders>
             <w:tcMar>
-              <w:top w:w="30" w:type="dxa"/>
-              <w:left w:w="80" w:type="dxa"/>
-              <w:bottom w:w="30" w:type="dxa"/>
+              <w:top w:w="23" w:type="dxa"/>
+              <w:left w:w="80" w:type="dxa"/>
+              <w:bottom w:w="23" w:type="dxa"/>
               <w:right w:w="80" w:type="dxa"/>
             </w:tcMar>
             <w:vAlign w:val="center"/>
@@ -35733,9 +35737,9 @@
               <w:right w:val="single" w:sz="4" w:space="0" w:color="000000"/>
             </w:tcBorders>
             <w:tcMar>
-              <w:top w:w="30" w:type="dxa"/>
-              <w:left w:w="80" w:type="dxa"/>
-              <w:bottom w:w="30" w:type="dxa"/>
+              <w:top w:w="23" w:type="dxa"/>
+              <w:left w:w="80" w:type="dxa"/>
+              <w:bottom w:w="23" w:type="dxa"/>
               <w:right w:w="80" w:type="dxa"/>
             </w:tcMar>
             <w:vAlign w:val="center"/>
@@ -35758,9 +35762,9 @@
               <w:right w:val="single" w:sz="4" w:space="0" w:color="000000"/>
             </w:tcBorders>
             <w:tcMar>
-              <w:top w:w="30" w:type="dxa"/>
-              <w:left w:w="80" w:type="dxa"/>
-              <w:bottom w:w="30" w:type="dxa"/>
+              <w:top w:w="23" w:type="dxa"/>
+              <w:left w:w="80" w:type="dxa"/>
+              <w:bottom w:w="23" w:type="dxa"/>
               <w:right w:w="80" w:type="dxa"/>
             </w:tcMar>
             <w:vAlign w:val="center"/>
@@ -35783,9 +35787,9 @@
               <w:right w:val="single" w:sz="4" w:space="0" w:color="000000"/>
             </w:tcBorders>
             <w:tcMar>
-              <w:top w:w="30" w:type="dxa"/>
-              <w:left w:w="80" w:type="dxa"/>
-              <w:bottom w:w="30" w:type="dxa"/>
+              <w:top w:w="23" w:type="dxa"/>
+              <w:left w:w="80" w:type="dxa"/>
+              <w:bottom w:w="23" w:type="dxa"/>
               <w:right w:w="80" w:type="dxa"/>
             </w:tcMar>
             <w:vAlign w:val="center"/>
@@ -35830,9 +35834,9 @@
               <w:right w:val="single" w:sz="4" w:space="0" w:color="000000"/>
             </w:tcBorders>
             <w:tcMar>
-              <w:top w:w="30" w:type="dxa"/>
-              <w:left w:w="80" w:type="dxa"/>
-              <w:bottom w:w="30" w:type="dxa"/>
+              <w:top w:w="23" w:type="dxa"/>
+              <w:left w:w="80" w:type="dxa"/>
+              <w:bottom w:w="23" w:type="dxa"/>
               <w:right w:w="80" w:type="dxa"/>
             </w:tcMar>
             <w:vAlign w:val="center"/>
@@ -35853,9 +35857,9 @@
               <w:right w:val="single" w:sz="4" w:space="0" w:color="000000"/>
             </w:tcBorders>
             <w:tcMar>
-              <w:top w:w="30" w:type="dxa"/>
-              <w:left w:w="80" w:type="dxa"/>
-              <w:bottom w:w="30" w:type="dxa"/>
+              <w:top w:w="23" w:type="dxa"/>
+              <w:left w:w="80" w:type="dxa"/>
+              <w:bottom w:w="23" w:type="dxa"/>
               <w:right w:w="80" w:type="dxa"/>
             </w:tcMar>
             <w:vAlign w:val="center"/>
@@ -35876,9 +35880,9 @@
               <w:right w:val="single" w:sz="4" w:space="0" w:color="000000"/>
             </w:tcBorders>
             <w:tcMar>
-              <w:top w:w="30" w:type="dxa"/>
-              <w:left w:w="80" w:type="dxa"/>
-              <w:bottom w:w="30" w:type="dxa"/>
+              <w:top w:w="23" w:type="dxa"/>
+              <w:left w:w="80" w:type="dxa"/>
+              <w:bottom w:w="23" w:type="dxa"/>
               <w:right w:w="80" w:type="dxa"/>
             </w:tcMar>
             <w:vAlign w:val="center"/>
@@ -35909,9 +35913,9 @@
               <w:right w:val="single" w:sz="4" w:space="0" w:color="000000"/>
             </w:tcBorders>
             <w:tcMar>
-              <w:top w:w="30" w:type="dxa"/>
-              <w:left w:w="80" w:type="dxa"/>
-              <w:bottom w:w="30" w:type="dxa"/>
+              <w:top w:w="23" w:type="dxa"/>
+              <w:left w:w="80" w:type="dxa"/>
+              <w:bottom w:w="23" w:type="dxa"/>
               <w:right w:w="80" w:type="dxa"/>
             </w:tcMar>
             <w:vAlign w:val="center"/>
@@ -35934,9 +35938,9 @@
               <w:right w:val="single" w:sz="4" w:space="0" w:color="000000"/>
             </w:tcBorders>
             <w:tcMar>
-              <w:top w:w="30" w:type="dxa"/>
-              <w:left w:w="80" w:type="dxa"/>
-              <w:bottom w:w="30" w:type="dxa"/>
+              <w:top w:w="23" w:type="dxa"/>
+              <w:left w:w="80" w:type="dxa"/>
+              <w:bottom w:w="23" w:type="dxa"/>
               <w:right w:w="80" w:type="dxa"/>
             </w:tcMar>
             <w:vAlign w:val="center"/>
@@ -35959,9 +35963,9 @@
               <w:right w:val="single" w:sz="4" w:space="0" w:color="000000"/>
             </w:tcBorders>
             <w:tcMar>
-              <w:top w:w="30" w:type="dxa"/>
-              <w:left w:w="80" w:type="dxa"/>
-              <w:bottom w:w="30" w:type="dxa"/>
+              <w:top w:w="23" w:type="dxa"/>
+              <w:left w:w="80" w:type="dxa"/>
+              <w:bottom w:w="23" w:type="dxa"/>
               <w:right w:w="80" w:type="dxa"/>
             </w:tcMar>
             <w:vAlign w:val="center"/>
@@ -35995,9 +35999,9 @@
               <w:right w:val="single" w:sz="4" w:space="0" w:color="000000"/>
             </w:tcBorders>
             <w:tcMar>
-              <w:top w:w="30" w:type="dxa"/>
-              <w:left w:w="80" w:type="dxa"/>
-              <w:bottom w:w="30" w:type="dxa"/>
+              <w:top w:w="23" w:type="dxa"/>
+              <w:left w:w="80" w:type="dxa"/>
+              <w:bottom w:w="23" w:type="dxa"/>
               <w:right w:w="80" w:type="dxa"/>
             </w:tcMar>
             <w:vAlign w:val="center"/>
@@ -36018,9 +36022,9 @@
               <w:right w:val="single" w:sz="4" w:space="0" w:color="000000"/>
             </w:tcBorders>
             <w:tcMar>
-              <w:top w:w="30" w:type="dxa"/>
-              <w:left w:w="80" w:type="dxa"/>
-              <w:bottom w:w="30" w:type="dxa"/>
+              <w:top w:w="23" w:type="dxa"/>
+              <w:left w:w="80" w:type="dxa"/>
+              <w:bottom w:w="23" w:type="dxa"/>
               <w:right w:w="80" w:type="dxa"/>
             </w:tcMar>
             <w:vAlign w:val="center"/>
@@ -36041,9 +36045,9 @@
               <w:right w:val="single" w:sz="4" w:space="0" w:color="000000"/>
             </w:tcBorders>
             <w:tcMar>
-              <w:top w:w="30" w:type="dxa"/>
-              <w:left w:w="80" w:type="dxa"/>
-              <w:bottom w:w="30" w:type="dxa"/>
+              <w:top w:w="23" w:type="dxa"/>
+              <w:left w:w="80" w:type="dxa"/>
+              <w:bottom w:w="23" w:type="dxa"/>
               <w:right w:w="80" w:type="dxa"/>
             </w:tcMar>
             <w:vAlign w:val="center"/>
@@ -36074,9 +36078,9 @@
               <w:right w:val="single" w:sz="4" w:space="0" w:color="000000"/>
             </w:tcBorders>
             <w:tcMar>
-              <w:top w:w="30" w:type="dxa"/>
-              <w:left w:w="80" w:type="dxa"/>
-              <w:bottom w:w="30" w:type="dxa"/>
+              <w:top w:w="23" w:type="dxa"/>
+              <w:left w:w="80" w:type="dxa"/>
+              <w:bottom w:w="23" w:type="dxa"/>
               <w:right w:w="80" w:type="dxa"/>
             </w:tcMar>
             <w:vAlign w:val="center"/>
@@ -36099,9 +36103,9 @@
               <w:right w:val="single" w:sz="4" w:space="0" w:color="000000"/>
             </w:tcBorders>
             <w:tcMar>
-              <w:top w:w="30" w:type="dxa"/>
-              <w:left w:w="80" w:type="dxa"/>
-              <w:bottom w:w="30" w:type="dxa"/>
+              <w:top w:w="23" w:type="dxa"/>
+              <w:left w:w="80" w:type="dxa"/>
+              <w:bottom w:w="23" w:type="dxa"/>
               <w:right w:w="80" w:type="dxa"/>
             </w:tcMar>
             <w:vAlign w:val="center"/>
@@ -36124,9 +36128,9 @@
               <w:right w:val="single" w:sz="4" w:space="0" w:color="000000"/>
             </w:tcBorders>
             <w:tcMar>
-              <w:top w:w="30" w:type="dxa"/>
-              <w:left w:w="80" w:type="dxa"/>
-              <w:bottom w:w="30" w:type="dxa"/>
+              <w:top w:w="23" w:type="dxa"/>
+              <w:left w:w="80" w:type="dxa"/>
+              <w:bottom w:w="23" w:type="dxa"/>
               <w:right w:w="80" w:type="dxa"/>
             </w:tcMar>
             <w:vAlign w:val="center"/>
@@ -36171,9 +36175,9 @@
               <w:right w:val="single" w:sz="4" w:space="0" w:color="000000"/>
             </w:tcBorders>
             <w:tcMar>
-              <w:top w:w="30" w:type="dxa"/>
-              <w:left w:w="80" w:type="dxa"/>
-              <w:bottom w:w="30" w:type="dxa"/>
+              <w:top w:w="23" w:type="dxa"/>
+              <w:left w:w="80" w:type="dxa"/>
+              <w:bottom w:w="23" w:type="dxa"/>
               <w:right w:w="80" w:type="dxa"/>
             </w:tcMar>
             <w:vAlign w:val="center"/>
@@ -36194,9 +36198,9 @@
               <w:right w:val="single" w:sz="4" w:space="0" w:color="000000"/>
             </w:tcBorders>
             <w:tcMar>
-              <w:top w:w="30" w:type="dxa"/>
-              <w:left w:w="80" w:type="dxa"/>
-              <w:bottom w:w="30" w:type="dxa"/>
+              <w:top w:w="23" w:type="dxa"/>
+              <w:left w:w="80" w:type="dxa"/>
+              <w:bottom w:w="23" w:type="dxa"/>
               <w:right w:w="80" w:type="dxa"/>
             </w:tcMar>
             <w:vAlign w:val="center"/>
@@ -36217,9 +36221,9 @@
               <w:right w:val="single" w:sz="4" w:space="0" w:color="000000"/>
             </w:tcBorders>
             <w:tcMar>
-              <w:top w:w="30" w:type="dxa"/>
-              <w:left w:w="80" w:type="dxa"/>
-              <w:bottom w:w="30" w:type="dxa"/>
+              <w:top w:w="23" w:type="dxa"/>
+              <w:left w:w="80" w:type="dxa"/>
+              <w:bottom w:w="23" w:type="dxa"/>
               <w:right w:w="80" w:type="dxa"/>
             </w:tcMar>
             <w:vAlign w:val="center"/>
@@ -36250,9 +36254,9 @@
               <w:right w:val="single" w:sz="4" w:space="0" w:color="000000"/>
             </w:tcBorders>
             <w:tcMar>
-              <w:top w:w="30" w:type="dxa"/>
-              <w:left w:w="80" w:type="dxa"/>
-              <w:bottom w:w="30" w:type="dxa"/>
+              <w:top w:w="23" w:type="dxa"/>
+              <w:left w:w="80" w:type="dxa"/>
+              <w:bottom w:w="23" w:type="dxa"/>
               <w:right w:w="80" w:type="dxa"/>
             </w:tcMar>
             <w:vAlign w:val="center"/>
@@ -36275,9 +36279,9 @@
               <w:right w:val="single" w:sz="4" w:space="0" w:color="000000"/>
             </w:tcBorders>
             <w:tcMar>
-              <w:top w:w="30" w:type="dxa"/>
-              <w:left w:w="80" w:type="dxa"/>
-              <w:bottom w:w="30" w:type="dxa"/>
+              <w:top w:w="23" w:type="dxa"/>
+              <w:left w:w="80" w:type="dxa"/>
+              <w:bottom w:w="23" w:type="dxa"/>
               <w:right w:w="80" w:type="dxa"/>
             </w:tcMar>
             <w:vAlign w:val="center"/>
@@ -36300,9 +36304,9 @@
               <w:right w:val="single" w:sz="4" w:space="0" w:color="000000"/>
             </w:tcBorders>
             <w:tcMar>
-              <w:top w:w="30" w:type="dxa"/>
-              <w:left w:w="80" w:type="dxa"/>
-              <w:bottom w:w="30" w:type="dxa"/>
+              <w:top w:w="23" w:type="dxa"/>
+              <w:left w:w="80" w:type="dxa"/>
+              <w:bottom w:w="23" w:type="dxa"/>
               <w:right w:w="80" w:type="dxa"/>
             </w:tcMar>
             <w:vAlign w:val="center"/>
@@ -36336,9 +36340,9 @@
               <w:right w:val="single" w:sz="4" w:space="0" w:color="000000"/>
             </w:tcBorders>
             <w:tcMar>
-              <w:top w:w="30" w:type="dxa"/>
-              <w:left w:w="80" w:type="dxa"/>
-              <w:bottom w:w="30" w:type="dxa"/>
+              <w:top w:w="23" w:type="dxa"/>
+              <w:left w:w="80" w:type="dxa"/>
+              <w:bottom w:w="23" w:type="dxa"/>
               <w:right w:w="80" w:type="dxa"/>
             </w:tcMar>
             <w:vAlign w:val="center"/>
@@ -36359,9 +36363,9 @@
               <w:right w:val="single" w:sz="4" w:space="0" w:color="000000"/>
             </w:tcBorders>
             <w:tcMar>
-              <w:top w:w="30" w:type="dxa"/>
-              <w:left w:w="80" w:type="dxa"/>
-              <w:bottom w:w="30" w:type="dxa"/>
+              <w:top w:w="23" w:type="dxa"/>
+              <w:left w:w="80" w:type="dxa"/>
+              <w:bottom w:w="23" w:type="dxa"/>
               <w:right w:w="80" w:type="dxa"/>
             </w:tcMar>
             <w:vAlign w:val="center"/>
@@ -36382,9 +36386,9 @@
               <w:right w:val="single" w:sz="4" w:space="0" w:color="000000"/>
             </w:tcBorders>
             <w:tcMar>
-              <w:top w:w="30" w:type="dxa"/>
-              <w:left w:w="80" w:type="dxa"/>
-              <w:bottom w:w="30" w:type="dxa"/>
+              <w:top w:w="23" w:type="dxa"/>
+              <w:left w:w="80" w:type="dxa"/>
+              <w:bottom w:w="23" w:type="dxa"/>
               <w:right w:w="80" w:type="dxa"/>
             </w:tcMar>
             <w:vAlign w:val="center"/>
@@ -36415,9 +36419,9 @@
               <w:right w:val="single" w:sz="4" w:space="0" w:color="000000"/>
             </w:tcBorders>
             <w:tcMar>
-              <w:top w:w="30" w:type="dxa"/>
-              <w:left w:w="80" w:type="dxa"/>
-              <w:bottom w:w="30" w:type="dxa"/>
+              <w:top w:w="23" w:type="dxa"/>
+              <w:left w:w="80" w:type="dxa"/>
+              <w:bottom w:w="23" w:type="dxa"/>
               <w:right w:w="80" w:type="dxa"/>
             </w:tcMar>
             <w:vAlign w:val="center"/>
@@ -36440,9 +36444,9 @@
               <w:right w:val="single" w:sz="4" w:space="0" w:color="000000"/>
             </w:tcBorders>
             <w:tcMar>
-              <w:top w:w="30" w:type="dxa"/>
-              <w:left w:w="80" w:type="dxa"/>
-              <w:bottom w:w="30" w:type="dxa"/>
+              <w:top w:w="23" w:type="dxa"/>
+              <w:left w:w="80" w:type="dxa"/>
+              <w:bottom w:w="23" w:type="dxa"/>
               <w:right w:w="80" w:type="dxa"/>
             </w:tcMar>
             <w:vAlign w:val="center"/>
@@ -36465,9 +36469,9 @@
               <w:right w:val="single" w:sz="4" w:space="0" w:color="000000"/>
             </w:tcBorders>
             <w:tcMar>
-              <w:top w:w="30" w:type="dxa"/>
-              <w:left w:w="80" w:type="dxa"/>
-              <w:bottom w:w="30" w:type="dxa"/>
+              <w:top w:w="23" w:type="dxa"/>
+              <w:left w:w="80" w:type="dxa"/>
+              <w:bottom w:w="23" w:type="dxa"/>
               <w:right w:w="80" w:type="dxa"/>
             </w:tcMar>
             <w:vAlign w:val="center"/>
@@ -36501,9 +36505,9 @@
               <w:right w:val="single" w:sz="4" w:space="0" w:color="000000"/>
             </w:tcBorders>
             <w:tcMar>
-              <w:top w:w="30" w:type="dxa"/>
-              <w:left w:w="80" w:type="dxa"/>
-              <w:bottom w:w="30" w:type="dxa"/>
+              <w:top w:w="23" w:type="dxa"/>
+              <w:left w:w="80" w:type="dxa"/>
+              <w:bottom w:w="23" w:type="dxa"/>
               <w:right w:w="80" w:type="dxa"/>
             </w:tcMar>
             <w:vAlign w:val="center"/>
@@ -36524,9 +36528,9 @@
               <w:right w:val="single" w:sz="4" w:space="0" w:color="000000"/>
             </w:tcBorders>
             <w:tcMar>
-              <w:top w:w="30" w:type="dxa"/>
-              <w:left w:w="80" w:type="dxa"/>
-              <w:bottom w:w="30" w:type="dxa"/>
+              <w:top w:w="23" w:type="dxa"/>
+              <w:left w:w="80" w:type="dxa"/>
+              <w:bottom w:w="23" w:type="dxa"/>
               <w:right w:w="80" w:type="dxa"/>
             </w:tcMar>
             <w:vAlign w:val="center"/>
@@ -36547,9 +36551,9 @@
               <w:right w:val="single" w:sz="4" w:space="0" w:color="000000"/>
             </w:tcBorders>
             <w:tcMar>
-              <w:top w:w="30" w:type="dxa"/>
-              <w:left w:w="80" w:type="dxa"/>
-              <w:bottom w:w="30" w:type="dxa"/>
+              <w:top w:w="23" w:type="dxa"/>
+              <w:left w:w="80" w:type="dxa"/>
+              <w:bottom w:w="23" w:type="dxa"/>
               <w:right w:w="80" w:type="dxa"/>
             </w:tcMar>
             <w:vAlign w:val="center"/>
@@ -36580,9 +36584,9 @@
               <w:right w:val="single" w:sz="4" w:space="0" w:color="000000"/>
             </w:tcBorders>
             <w:tcMar>
-              <w:top w:w="30" w:type="dxa"/>
-              <w:left w:w="80" w:type="dxa"/>
-              <w:bottom w:w="30" w:type="dxa"/>
+              <w:top w:w="23" w:type="dxa"/>
+              <w:left w:w="80" w:type="dxa"/>
+              <w:bottom w:w="23" w:type="dxa"/>
               <w:right w:w="80" w:type="dxa"/>
             </w:tcMar>
             <w:vAlign w:val="center"/>
@@ -36605,9 +36609,9 @@
               <w:right w:val="single" w:sz="4" w:space="0" w:color="000000"/>
             </w:tcBorders>
             <w:tcMar>
-              <w:top w:w="30" w:type="dxa"/>
-              <w:left w:w="80" w:type="dxa"/>
-              <w:bottom w:w="30" w:type="dxa"/>
+              <w:top w:w="23" w:type="dxa"/>
+              <w:left w:w="80" w:type="dxa"/>
+              <w:bottom w:w="23" w:type="dxa"/>
               <w:right w:w="80" w:type="dxa"/>
             </w:tcMar>
             <w:vAlign w:val="center"/>
@@ -36630,9 +36634,9 @@
               <w:right w:val="single" w:sz="4" w:space="0" w:color="000000"/>
             </w:tcBorders>
             <w:tcMar>
-              <w:top w:w="30" w:type="dxa"/>
-              <w:left w:w="80" w:type="dxa"/>
-              <w:bottom w:w="30" w:type="dxa"/>
+              <w:top w:w="23" w:type="dxa"/>
+              <w:left w:w="80" w:type="dxa"/>
+              <w:bottom w:w="23" w:type="dxa"/>
               <w:right w:w="80" w:type="dxa"/>
             </w:tcMar>
             <w:vAlign w:val="center"/>
@@ -36666,9 +36670,9 @@
               <w:right w:val="single" w:sz="4" w:space="0" w:color="000000"/>
             </w:tcBorders>
             <w:tcMar>
-              <w:top w:w="30" w:type="dxa"/>
-              <w:left w:w="80" w:type="dxa"/>
-              <w:bottom w:w="30" w:type="dxa"/>
+              <w:top w:w="23" w:type="dxa"/>
+              <w:left w:w="80" w:type="dxa"/>
+              <w:bottom w:w="23" w:type="dxa"/>
               <w:right w:w="80" w:type="dxa"/>
             </w:tcMar>
             <w:vAlign w:val="center"/>
@@ -36689,9 +36693,9 @@
               <w:right w:val="single" w:sz="4" w:space="0" w:color="000000"/>
             </w:tcBorders>
             <w:tcMar>
-              <w:top w:w="30" w:type="dxa"/>
-              <w:left w:w="80" w:type="dxa"/>
-              <w:bottom w:w="30" w:type="dxa"/>
+              <w:top w:w="23" w:type="dxa"/>
+              <w:left w:w="80" w:type="dxa"/>
+              <w:bottom w:w="23" w:type="dxa"/>
               <w:right w:w="80" w:type="dxa"/>
             </w:tcMar>
             <w:vAlign w:val="center"/>
@@ -36712,9 +36716,9 @@
               <w:right w:val="single" w:sz="4" w:space="0" w:color="000000"/>
             </w:tcBorders>
             <w:tcMar>
-              <w:top w:w="30" w:type="dxa"/>
-              <w:left w:w="80" w:type="dxa"/>
-              <w:bottom w:w="30" w:type="dxa"/>
+              <w:top w:w="23" w:type="dxa"/>
+              <w:left w:w="80" w:type="dxa"/>
+              <w:bottom w:w="23" w:type="dxa"/>
               <w:right w:w="80" w:type="dxa"/>
             </w:tcMar>
             <w:vAlign w:val="center"/>
@@ -36745,9 +36749,9 @@
               <w:right w:val="single" w:sz="4" w:space="0" w:color="000000"/>
             </w:tcBorders>
             <w:tcMar>
-              <w:top w:w="30" w:type="dxa"/>
-              <w:left w:w="80" w:type="dxa"/>
-              <w:bottom w:w="30" w:type="dxa"/>
+              <w:top w:w="23" w:type="dxa"/>
+              <w:left w:w="80" w:type="dxa"/>
+              <w:bottom w:w="23" w:type="dxa"/>
               <w:right w:w="80" w:type="dxa"/>
             </w:tcMar>
             <w:vAlign w:val="center"/>
@@ -36770,9 +36774,9 @@
               <w:right w:val="single" w:sz="4" w:space="0" w:color="000000"/>
             </w:tcBorders>
             <w:tcMar>
-              <w:top w:w="30" w:type="dxa"/>
-              <w:left w:w="80" w:type="dxa"/>
-              <w:bottom w:w="30" w:type="dxa"/>
+              <w:top w:w="23" w:type="dxa"/>
+              <w:left w:w="80" w:type="dxa"/>
+              <w:bottom w:w="23" w:type="dxa"/>
               <w:right w:w="80" w:type="dxa"/>
             </w:tcMar>
             <w:vAlign w:val="center"/>
@@ -36795,9 +36799,9 @@
               <w:right w:val="single" w:sz="4" w:space="0" w:color="000000"/>
             </w:tcBorders>
             <w:tcMar>
-              <w:top w:w="30" w:type="dxa"/>
-              <w:left w:w="80" w:type="dxa"/>
-              <w:bottom w:w="30" w:type="dxa"/>
+              <w:top w:w="23" w:type="dxa"/>
+              <w:left w:w="80" w:type="dxa"/>
+              <w:bottom w:w="23" w:type="dxa"/>
               <w:right w:w="80" w:type="dxa"/>
             </w:tcMar>
             <w:vAlign w:val="center"/>
@@ -36831,9 +36835,9 @@
               <w:right w:val="single" w:sz="4" w:space="0" w:color="000000"/>
             </w:tcBorders>
             <w:tcMar>
-              <w:top w:w="30" w:type="dxa"/>
-              <w:left w:w="80" w:type="dxa"/>
-              <w:bottom w:w="30" w:type="dxa"/>
+              <w:top w:w="23" w:type="dxa"/>
+              <w:left w:w="80" w:type="dxa"/>
+              <w:bottom w:w="23" w:type="dxa"/>
               <w:right w:w="80" w:type="dxa"/>
             </w:tcMar>
             <w:vAlign w:val="center"/>
@@ -36854,9 +36858,9 @@
               <w:right w:val="single" w:sz="4" w:space="0" w:color="000000"/>
             </w:tcBorders>
             <w:tcMar>
-              <w:top w:w="30" w:type="dxa"/>
-              <w:left w:w="80" w:type="dxa"/>
-              <w:bottom w:w="30" w:type="dxa"/>
+              <w:top w:w="23" w:type="dxa"/>
+              <w:left w:w="80" w:type="dxa"/>
+              <w:bottom w:w="23" w:type="dxa"/>
               <w:right w:w="80" w:type="dxa"/>
             </w:tcMar>
             <w:vAlign w:val="center"/>
@@ -36877,9 +36881,9 @@
               <w:right w:val="single" w:sz="4" w:space="0" w:color="000000"/>
             </w:tcBorders>
             <w:tcMar>
-              <w:top w:w="30" w:type="dxa"/>
-              <w:left w:w="80" w:type="dxa"/>
-              <w:bottom w:w="30" w:type="dxa"/>
+              <w:top w:w="23" w:type="dxa"/>
+              <w:left w:w="80" w:type="dxa"/>
+              <w:bottom w:w="23" w:type="dxa"/>
               <w:right w:w="80" w:type="dxa"/>
             </w:tcMar>
             <w:vAlign w:val="center"/>
@@ -36910,9 +36914,9 @@
               <w:right w:val="single" w:sz="4" w:space="0" w:color="000000"/>
             </w:tcBorders>
             <w:tcMar>
-              <w:top w:w="30" w:type="dxa"/>
-              <w:left w:w="80" w:type="dxa"/>
-              <w:bottom w:w="30" w:type="dxa"/>
+              <w:top w:w="23" w:type="dxa"/>
+              <w:left w:w="80" w:type="dxa"/>
+              <w:bottom w:w="23" w:type="dxa"/>
               <w:right w:w="80" w:type="dxa"/>
             </w:tcMar>
             <w:vAlign w:val="center"/>
@@ -36935,9 +36939,9 @@
               <w:right w:val="single" w:sz="4" w:space="0" w:color="000000"/>
             </w:tcBorders>
             <w:tcMar>
-              <w:top w:w="30" w:type="dxa"/>
-              <w:left w:w="80" w:type="dxa"/>
-              <w:bottom w:w="30" w:type="dxa"/>
+              <w:top w:w="23" w:type="dxa"/>
+              <w:left w:w="80" w:type="dxa"/>
+              <w:bottom w:w="23" w:type="dxa"/>
               <w:right w:w="80" w:type="dxa"/>
             </w:tcMar>
             <w:vAlign w:val="center"/>
@@ -36961,9 +36965,9 @@
               <w:right w:val="single" w:sz="4" w:space="0" w:color="000000"/>
             </w:tcBorders>
             <w:tcMar>
-              <w:top w:w="30" w:type="dxa"/>
-              <w:left w:w="80" w:type="dxa"/>
-              <w:bottom w:w="30" w:type="dxa"/>
+              <w:top w:w="23" w:type="dxa"/>
+              <w:left w:w="80" w:type="dxa"/>
+              <w:bottom w:w="23" w:type="dxa"/>
               <w:right w:w="80" w:type="dxa"/>
             </w:tcMar>
             <w:vAlign w:val="center"/>
@@ -36992,9 +36996,9 @@
               <w:right w:val="single" w:sz="4" w:space="0" w:color="000000"/>
             </w:tcBorders>
             <w:tcMar>
-              <w:top w:w="30" w:type="dxa"/>
-              <w:left w:w="80" w:type="dxa"/>
-              <w:bottom w:w="30" w:type="dxa"/>
+              <w:top w:w="23" w:type="dxa"/>
+              <w:left w:w="80" w:type="dxa"/>
+              <w:bottom w:w="23" w:type="dxa"/>
               <w:right w:w="80" w:type="dxa"/>
             </w:tcMar>
             <w:vAlign w:val="center"/>
@@ -37015,9 +37019,9 @@
               <w:right w:val="single" w:sz="4" w:space="0" w:color="000000"/>
             </w:tcBorders>
             <w:tcMar>
-              <w:top w:w="30" w:type="dxa"/>
-              <w:left w:w="80" w:type="dxa"/>
-              <w:bottom w:w="30" w:type="dxa"/>
+              <w:top w:w="23" w:type="dxa"/>
+              <w:left w:w="80" w:type="dxa"/>
+              <w:bottom w:w="23" w:type="dxa"/>
               <w:right w:w="80" w:type="dxa"/>
             </w:tcMar>
             <w:vAlign w:val="center"/>
@@ -37038,9 +37042,9 @@
               <w:right w:val="single" w:sz="4" w:space="0" w:color="000000"/>
             </w:tcBorders>
             <w:tcMar>
-              <w:top w:w="30" w:type="dxa"/>
-              <w:left w:w="80" w:type="dxa"/>
-              <w:bottom w:w="30" w:type="dxa"/>
+              <w:top w:w="23" w:type="dxa"/>
+              <w:left w:w="80" w:type="dxa"/>
+              <w:bottom w:w="23" w:type="dxa"/>
               <w:right w:w="80" w:type="dxa"/>
             </w:tcMar>
             <w:vAlign w:val="center"/>
@@ -37071,9 +37075,9 @@
               <w:right w:val="single" w:sz="4" w:space="0" w:color="000000"/>
             </w:tcBorders>
             <w:tcMar>
-              <w:top w:w="30" w:type="dxa"/>
-              <w:left w:w="80" w:type="dxa"/>
-              <w:bottom w:w="30" w:type="dxa"/>
+              <w:top w:w="23" w:type="dxa"/>
+              <w:left w:w="80" w:type="dxa"/>
+              <w:bottom w:w="23" w:type="dxa"/>
               <w:right w:w="80" w:type="dxa"/>
             </w:tcMar>
             <w:vAlign w:val="center"/>
@@ -37096,9 +37100,9 @@
               <w:right w:val="single" w:sz="4" w:space="0" w:color="000000"/>
             </w:tcBorders>
             <w:tcMar>
-              <w:top w:w="30" w:type="dxa"/>
-              <w:left w:w="80" w:type="dxa"/>
-              <w:bottom w:w="30" w:type="dxa"/>
+              <w:top w:w="23" w:type="dxa"/>
+              <w:left w:w="80" w:type="dxa"/>
+              <w:bottom w:w="23" w:type="dxa"/>
               <w:right w:w="80" w:type="dxa"/>
             </w:tcMar>
             <w:vAlign w:val="center"/>
@@ -37121,9 +37125,9 @@
               <w:right w:val="single" w:sz="4" w:space="0" w:color="000000"/>
             </w:tcBorders>
             <w:tcMar>
-              <w:top w:w="30" w:type="dxa"/>
-              <w:left w:w="80" w:type="dxa"/>
-              <w:bottom w:w="30" w:type="dxa"/>
+              <w:top w:w="23" w:type="dxa"/>
+              <w:left w:w="80" w:type="dxa"/>
+              <w:bottom w:w="23" w:type="dxa"/>
               <w:right w:w="80" w:type="dxa"/>
             </w:tcMar>
             <w:vAlign w:val="center"/>
@@ -37157,9 +37161,9 @@
               <w:right w:val="single" w:sz="4" w:space="0" w:color="000000"/>
             </w:tcBorders>
             <w:tcMar>
-              <w:top w:w="30" w:type="dxa"/>
-              <w:left w:w="80" w:type="dxa"/>
-              <w:bottom w:w="30" w:type="dxa"/>
+              <w:top w:w="23" w:type="dxa"/>
+              <w:left w:w="80" w:type="dxa"/>
+              <w:bottom w:w="23" w:type="dxa"/>
               <w:right w:w="80" w:type="dxa"/>
             </w:tcMar>
             <w:vAlign w:val="center"/>
@@ -37180,9 +37184,9 @@
               <w:right w:val="single" w:sz="4" w:space="0" w:color="000000"/>
             </w:tcBorders>
             <w:tcMar>
-              <w:top w:w="30" w:type="dxa"/>
-              <w:left w:w="80" w:type="dxa"/>
-              <w:bottom w:w="30" w:type="dxa"/>
+              <w:top w:w="23" w:type="dxa"/>
+              <w:left w:w="80" w:type="dxa"/>
+              <w:bottom w:w="23" w:type="dxa"/>
               <w:right w:w="80" w:type="dxa"/>
             </w:tcMar>
             <w:vAlign w:val="center"/>
@@ -37203,9 +37207,9 @@
               <w:right w:val="single" w:sz="4" w:space="0" w:color="000000"/>
             </w:tcBorders>
             <w:tcMar>
-              <w:top w:w="30" w:type="dxa"/>
-              <w:left w:w="80" w:type="dxa"/>
-              <w:bottom w:w="30" w:type="dxa"/>
+              <w:top w:w="23" w:type="dxa"/>
+              <w:left w:w="80" w:type="dxa"/>
+              <w:bottom w:w="23" w:type="dxa"/>
               <w:right w:w="80" w:type="dxa"/>
             </w:tcMar>
             <w:vAlign w:val="center"/>
@@ -37228,9 +37232,9 @@
               <w:right w:val="single" w:sz="4" w:space="0" w:color="000000"/>
             </w:tcBorders>
             <w:tcMar>
-              <w:top w:w="30" w:type="dxa"/>
-              <w:left w:w="80" w:type="dxa"/>
-              <w:bottom w:w="30" w:type="dxa"/>
+              <w:top w:w="23" w:type="dxa"/>
+              <w:left w:w="80" w:type="dxa"/>
+              <w:bottom w:w="23" w:type="dxa"/>
               <w:right w:w="80" w:type="dxa"/>
             </w:tcMar>
             <w:vAlign w:val="center"/>
@@ -37253,9 +37257,9 @@
               <w:right w:val="single" w:sz="4" w:space="0" w:color="000000"/>
             </w:tcBorders>
             <w:tcMar>
-              <w:top w:w="30" w:type="dxa"/>
-              <w:left w:w="80" w:type="dxa"/>
-              <w:bottom w:w="30" w:type="dxa"/>
+              <w:top w:w="23" w:type="dxa"/>
+              <w:left w:w="80" w:type="dxa"/>
+              <w:bottom w:w="23" w:type="dxa"/>
               <w:right w:w="80" w:type="dxa"/>
             </w:tcMar>
             <w:vAlign w:val="center"/>
@@ -37278,9 +37282,9 @@
               <w:right w:val="single" w:sz="4" w:space="0" w:color="000000"/>
             </w:tcBorders>
             <w:tcMar>
-              <w:top w:w="30" w:type="dxa"/>
-              <w:left w:w="80" w:type="dxa"/>
-              <w:bottom w:w="30" w:type="dxa"/>
+              <w:top w:w="23" w:type="dxa"/>
+              <w:left w:w="80" w:type="dxa"/>
+              <w:bottom w:w="23" w:type="dxa"/>
               <w:right w:w="80" w:type="dxa"/>
             </w:tcMar>
             <w:vAlign w:val="center"/>
@@ -37314,9 +37318,9 @@
               <w:right w:val="single" w:sz="4" w:space="0" w:color="000000"/>
             </w:tcBorders>
             <w:tcMar>
-              <w:top w:w="30" w:type="dxa"/>
-              <w:left w:w="80" w:type="dxa"/>
-              <w:bottom w:w="30" w:type="dxa"/>
+              <w:top w:w="23" w:type="dxa"/>
+              <w:left w:w="80" w:type="dxa"/>
+              <w:bottom w:w="23" w:type="dxa"/>
               <w:right w:w="80" w:type="dxa"/>
             </w:tcMar>
             <w:vAlign w:val="center"/>
@@ -37337,9 +37341,9 @@
               <w:right w:val="single" w:sz="4" w:space="0" w:color="000000"/>
             </w:tcBorders>
             <w:tcMar>
-              <w:top w:w="30" w:type="dxa"/>
-              <w:left w:w="80" w:type="dxa"/>
-              <w:bottom w:w="30" w:type="dxa"/>
+              <w:top w:w="23" w:type="dxa"/>
+              <w:left w:w="80" w:type="dxa"/>
+              <w:bottom w:w="23" w:type="dxa"/>
               <w:right w:w="80" w:type="dxa"/>
             </w:tcMar>
             <w:vAlign w:val="center"/>
@@ -37360,9 +37364,9 @@
               <w:right w:val="single" w:sz="4" w:space="0" w:color="000000"/>
             </w:tcBorders>
             <w:tcMar>
-              <w:top w:w="30" w:type="dxa"/>
-              <w:left w:w="80" w:type="dxa"/>
-              <w:bottom w:w="30" w:type="dxa"/>
+              <w:top w:w="23" w:type="dxa"/>
+              <w:left w:w="80" w:type="dxa"/>
+              <w:bottom w:w="23" w:type="dxa"/>
               <w:right w:w="80" w:type="dxa"/>
             </w:tcMar>
             <w:vAlign w:val="center"/>
@@ -37393,9 +37397,9 @@
               <w:right w:val="single" w:sz="4" w:space="0" w:color="000000"/>
             </w:tcBorders>
             <w:tcMar>
-              <w:top w:w="30" w:type="dxa"/>
-              <w:left w:w="80" w:type="dxa"/>
-              <w:bottom w:w="30" w:type="dxa"/>
+              <w:top w:w="23" w:type="dxa"/>
+              <w:left w:w="80" w:type="dxa"/>
+              <w:bottom w:w="23" w:type="dxa"/>
               <w:right w:w="80" w:type="dxa"/>
             </w:tcMar>
             <w:vAlign w:val="center"/>
@@ -37418,9 +37422,9 @@
               <w:right w:val="single" w:sz="4" w:space="0" w:color="000000"/>
             </w:tcBorders>
             <w:tcMar>
-              <w:top w:w="30" w:type="dxa"/>
-              <w:left w:w="80" w:type="dxa"/>
-              <w:bottom w:w="30" w:type="dxa"/>
+              <w:top w:w="23" w:type="dxa"/>
+              <w:left w:w="80" w:type="dxa"/>
+              <w:bottom w:w="23" w:type="dxa"/>
               <w:right w:w="80" w:type="dxa"/>
             </w:tcMar>
             <w:vAlign w:val="center"/>
@@ -37443,9 +37447,9 @@
               <w:right w:val="single" w:sz="4" w:space="0" w:color="000000"/>
             </w:tcBorders>
             <w:tcMar>
-              <w:top w:w="30" w:type="dxa"/>
-              <w:left w:w="80" w:type="dxa"/>
-              <w:bottom w:w="30" w:type="dxa"/>
+              <w:top w:w="23" w:type="dxa"/>
+              <w:left w:w="80" w:type="dxa"/>
+              <w:bottom w:w="23" w:type="dxa"/>
               <w:right w:w="80" w:type="dxa"/>
             </w:tcMar>
             <w:vAlign w:val="center"/>
@@ -37479,9 +37483,9 @@
               <w:right w:val="single" w:sz="4" w:space="0" w:color="000000"/>
             </w:tcBorders>
             <w:tcMar>
-              <w:top w:w="30" w:type="dxa"/>
-              <w:left w:w="80" w:type="dxa"/>
-              <w:bottom w:w="30" w:type="dxa"/>
+              <w:top w:w="23" w:type="dxa"/>
+              <w:left w:w="80" w:type="dxa"/>
+              <w:bottom w:w="23" w:type="dxa"/>
               <w:right w:w="80" w:type="dxa"/>
             </w:tcMar>
             <w:vAlign w:val="center"/>
@@ -37502,9 +37506,9 @@
               <w:right w:val="single" w:sz="4" w:space="0" w:color="000000"/>
             </w:tcBorders>
             <w:tcMar>
-              <w:top w:w="30" w:type="dxa"/>
-              <w:left w:w="80" w:type="dxa"/>
-              <w:bottom w:w="30" w:type="dxa"/>
+              <w:top w:w="23" w:type="dxa"/>
+              <w:left w:w="80" w:type="dxa"/>
+              <w:bottom w:w="23" w:type="dxa"/>
               <w:right w:w="80" w:type="dxa"/>
             </w:tcMar>
             <w:vAlign w:val="center"/>
@@ -37525,9 +37529,9 @@
               <w:right w:val="single" w:sz="4" w:space="0" w:color="000000"/>
             </w:tcBorders>
             <w:tcMar>
-              <w:top w:w="30" w:type="dxa"/>
-              <w:left w:w="80" w:type="dxa"/>
-              <w:bottom w:w="30" w:type="dxa"/>
+              <w:top w:w="23" w:type="dxa"/>
+              <w:left w:w="80" w:type="dxa"/>
+              <w:bottom w:w="23" w:type="dxa"/>
               <w:right w:w="80" w:type="dxa"/>
             </w:tcMar>
             <w:vAlign w:val="center"/>
@@ -37558,9 +37562,9 @@
               <w:right w:val="single" w:sz="4" w:space="0" w:color="000000"/>
             </w:tcBorders>
             <w:tcMar>
-              <w:top w:w="30" w:type="dxa"/>
-              <w:left w:w="80" w:type="dxa"/>
-              <w:bottom w:w="30" w:type="dxa"/>
+              <w:top w:w="23" w:type="dxa"/>
+              <w:left w:w="80" w:type="dxa"/>
+              <w:bottom w:w="23" w:type="dxa"/>
               <w:right w:w="80" w:type="dxa"/>
             </w:tcMar>
             <w:vAlign w:val="center"/>
@@ -37583,9 +37587,9 @@
               <w:right w:val="single" w:sz="4" w:space="0" w:color="000000"/>
             </w:tcBorders>
             <w:tcMar>
-              <w:top w:w="30" w:type="dxa"/>
-              <w:left w:w="80" w:type="dxa"/>
-              <w:bottom w:w="30" w:type="dxa"/>
+              <w:top w:w="23" w:type="dxa"/>
+              <w:left w:w="80" w:type="dxa"/>
+              <w:bottom w:w="23" w:type="dxa"/>
               <w:right w:w="80" w:type="dxa"/>
             </w:tcMar>
             <w:vAlign w:val="center"/>
@@ -37608,9 +37612,9 @@
               <w:right w:val="single" w:sz="4" w:space="0" w:color="000000"/>
             </w:tcBorders>
             <w:tcMar>
-              <w:top w:w="30" w:type="dxa"/>
-              <w:left w:w="80" w:type="dxa"/>
-              <w:bottom w:w="30" w:type="dxa"/>
+              <w:top w:w="23" w:type="dxa"/>
+              <w:left w:w="80" w:type="dxa"/>
+              <w:bottom w:w="23" w:type="dxa"/>
               <w:right w:w="80" w:type="dxa"/>
             </w:tcMar>
             <w:vAlign w:val="center"/>
@@ -37644,9 +37648,9 @@
               <w:right w:val="single" w:sz="4" w:space="0" w:color="000000"/>
             </w:tcBorders>
             <w:tcMar>
-              <w:top w:w="30" w:type="dxa"/>
-              <w:left w:w="80" w:type="dxa"/>
-              <w:bottom w:w="30" w:type="dxa"/>
+              <w:top w:w="23" w:type="dxa"/>
+              <w:left w:w="80" w:type="dxa"/>
+              <w:bottom w:w="23" w:type="dxa"/>
               <w:right w:w="80" w:type="dxa"/>
             </w:tcMar>
             <w:vAlign w:val="center"/>
@@ -37667,9 +37671,9 @@
               <w:right w:val="single" w:sz="4" w:space="0" w:color="000000"/>
             </w:tcBorders>
             <w:tcMar>
-              <w:top w:w="30" w:type="dxa"/>
-              <w:left w:w="80" w:type="dxa"/>
-              <w:bottom w:w="30" w:type="dxa"/>
+              <w:top w:w="23" w:type="dxa"/>
+              <w:left w:w="80" w:type="dxa"/>
+              <w:bottom w:w="23" w:type="dxa"/>
               <w:right w:w="80" w:type="dxa"/>
             </w:tcMar>
             <w:vAlign w:val="center"/>
@@ -37690,9 +37694,9 @@
               <w:right w:val="single" w:sz="4" w:space="0" w:color="000000"/>
             </w:tcBorders>
             <w:tcMar>
-              <w:top w:w="30" w:type="dxa"/>
-              <w:left w:w="80" w:type="dxa"/>
-              <w:bottom w:w="30" w:type="dxa"/>
+              <w:top w:w="23" w:type="dxa"/>
+              <w:left w:w="80" w:type="dxa"/>
+              <w:bottom w:w="23" w:type="dxa"/>
               <w:right w:w="80" w:type="dxa"/>
             </w:tcMar>
             <w:vAlign w:val="center"/>
@@ -37723,9 +37727,9 @@
               <w:right w:val="single" w:sz="4" w:space="0" w:color="000000"/>
             </w:tcBorders>
             <w:tcMar>
-              <w:top w:w="30" w:type="dxa"/>
-              <w:left w:w="80" w:type="dxa"/>
-              <w:bottom w:w="30" w:type="dxa"/>
+              <w:top w:w="23" w:type="dxa"/>
+              <w:left w:w="80" w:type="dxa"/>
+              <w:bottom w:w="23" w:type="dxa"/>
               <w:right w:w="80" w:type="dxa"/>
             </w:tcMar>
             <w:vAlign w:val="center"/>
@@ -37748,9 +37752,9 @@
               <w:right w:val="single" w:sz="4" w:space="0" w:color="000000"/>
             </w:tcBorders>
             <w:tcMar>
-              <w:top w:w="30" w:type="dxa"/>
-              <w:left w:w="80" w:type="dxa"/>
-              <w:bottom w:w="30" w:type="dxa"/>
+              <w:top w:w="23" w:type="dxa"/>
+              <w:left w:w="80" w:type="dxa"/>
+              <w:bottom w:w="23" w:type="dxa"/>
               <w:right w:w="80" w:type="dxa"/>
             </w:tcMar>
             <w:vAlign w:val="center"/>
@@ -37773,9 +37777,9 @@
               <w:right w:val="single" w:sz="4" w:space="0" w:color="000000"/>
             </w:tcBorders>
             <w:tcMar>
-              <w:top w:w="30" w:type="dxa"/>
-              <w:left w:w="80" w:type="dxa"/>
-              <w:bottom w:w="30" w:type="dxa"/>
+              <w:top w:w="23" w:type="dxa"/>
+              <w:left w:w="80" w:type="dxa"/>
+              <w:bottom w:w="23" w:type="dxa"/>
               <w:right w:w="80" w:type="dxa"/>
             </w:tcMar>
             <w:vAlign w:val="center"/>
@@ -37804,9 +37808,9 @@
               <w:right w:val="single" w:sz="4" w:space="0" w:color="000000"/>
             </w:tcBorders>
             <w:tcMar>
-              <w:top w:w="30" w:type="dxa"/>
-              <w:left w:w="80" w:type="dxa"/>
-              <w:bottom w:w="30" w:type="dxa"/>
+              <w:top w:w="23" w:type="dxa"/>
+              <w:left w:w="80" w:type="dxa"/>
+              <w:bottom w:w="23" w:type="dxa"/>
               <w:right w:w="80" w:type="dxa"/>
             </w:tcMar>
             <w:vAlign w:val="center"/>
@@ -37827,9 +37831,9 @@
               <w:right w:val="single" w:sz="4" w:space="0" w:color="000000"/>
             </w:tcBorders>
             <w:tcMar>
-              <w:top w:w="30" w:type="dxa"/>
-              <w:left w:w="80" w:type="dxa"/>
-              <w:bottom w:w="30" w:type="dxa"/>
+              <w:top w:w="23" w:type="dxa"/>
+              <w:left w:w="80" w:type="dxa"/>
+              <w:bottom w:w="23" w:type="dxa"/>
               <w:right w:w="80" w:type="dxa"/>
             </w:tcMar>
             <w:vAlign w:val="center"/>
@@ -37850,9 +37854,9 @@
               <w:right w:val="single" w:sz="4" w:space="0" w:color="000000"/>
             </w:tcBorders>
             <w:tcMar>
-              <w:top w:w="30" w:type="dxa"/>
-              <w:left w:w="80" w:type="dxa"/>
-              <w:bottom w:w="30" w:type="dxa"/>
+              <w:top w:w="23" w:type="dxa"/>
+              <w:left w:w="80" w:type="dxa"/>
+              <w:bottom w:w="23" w:type="dxa"/>
               <w:right w:w="80" w:type="dxa"/>
             </w:tcMar>
             <w:vAlign w:val="center"/>
@@ -37875,9 +37879,9 @@
               <w:right w:val="single" w:sz="4" w:space="0" w:color="000000"/>
             </w:tcBorders>
             <w:tcMar>
-              <w:top w:w="30" w:type="dxa"/>
-              <w:left w:w="80" w:type="dxa"/>
-              <w:bottom w:w="30" w:type="dxa"/>
+              <w:top w:w="23" w:type="dxa"/>
+              <w:left w:w="80" w:type="dxa"/>
+              <w:bottom w:w="23" w:type="dxa"/>
               <w:right w:w="80" w:type="dxa"/>
             </w:tcMar>
             <w:vAlign w:val="center"/>
@@ -37900,9 +37904,9 @@
               <w:right w:val="single" w:sz="4" w:space="0" w:color="000000"/>
             </w:tcBorders>
             <w:tcMar>
-              <w:top w:w="30" w:type="dxa"/>
-              <w:left w:w="80" w:type="dxa"/>
-              <w:bottom w:w="30" w:type="dxa"/>
+              <w:top w:w="23" w:type="dxa"/>
+              <w:left w:w="80" w:type="dxa"/>
+              <w:bottom w:w="23" w:type="dxa"/>
               <w:right w:w="80" w:type="dxa"/>
             </w:tcMar>
             <w:vAlign w:val="center"/>
@@ -37925,9 +37929,9 @@
               <w:right w:val="single" w:sz="4" w:space="0" w:color="000000"/>
             </w:tcBorders>
             <w:tcMar>
-              <w:top w:w="30" w:type="dxa"/>
-              <w:left w:w="80" w:type="dxa"/>
-              <w:bottom w:w="30" w:type="dxa"/>
+              <w:top w:w="23" w:type="dxa"/>
+              <w:left w:w="80" w:type="dxa"/>
+              <w:bottom w:w="23" w:type="dxa"/>
               <w:right w:w="80" w:type="dxa"/>
             </w:tcMar>
             <w:vAlign w:val="center"/>
@@ -37961,9 +37965,9 @@
               <w:right w:val="single" w:sz="4" w:space="0" w:color="000000"/>
             </w:tcBorders>
             <w:tcMar>
-              <w:top w:w="30" w:type="dxa"/>
-              <w:left w:w="80" w:type="dxa"/>
-              <w:bottom w:w="30" w:type="dxa"/>
+              <w:top w:w="23" w:type="dxa"/>
+              <w:left w:w="80" w:type="dxa"/>
+              <w:bottom w:w="23" w:type="dxa"/>
               <w:right w:w="80" w:type="dxa"/>
             </w:tcMar>
             <w:vAlign w:val="center"/>
@@ -37984,9 +37988,9 @@
               <w:right w:val="single" w:sz="4" w:space="0" w:color="000000"/>
             </w:tcBorders>
             <w:tcMar>
-              <w:top w:w="30" w:type="dxa"/>
-              <w:left w:w="80" w:type="dxa"/>
-              <w:bottom w:w="30" w:type="dxa"/>
+              <w:top w:w="23" w:type="dxa"/>
+              <w:left w:w="80" w:type="dxa"/>
+              <w:bottom w:w="23" w:type="dxa"/>
               <w:right w:w="80" w:type="dxa"/>
             </w:tcMar>
             <w:vAlign w:val="center"/>
@@ -38007,9 +38011,9 @@
               <w:right w:val="single" w:sz="4" w:space="0" w:color="000000"/>
             </w:tcBorders>
             <w:tcMar>
-              <w:top w:w="30" w:type="dxa"/>
-              <w:left w:w="80" w:type="dxa"/>
-              <w:bottom w:w="30" w:type="dxa"/>
+              <w:top w:w="23" w:type="dxa"/>
+              <w:left w:w="80" w:type="dxa"/>
+              <w:bottom w:w="23" w:type="dxa"/>
               <w:right w:w="80" w:type="dxa"/>
             </w:tcMar>
             <w:vAlign w:val="center"/>
@@ -38032,9 +38036,9 @@
               <w:right w:val="single" w:sz="4" w:space="0" w:color="000000"/>
             </w:tcBorders>
             <w:tcMar>
-              <w:top w:w="30" w:type="dxa"/>
-              <w:left w:w="80" w:type="dxa"/>
-              <w:bottom w:w="30" w:type="dxa"/>
+              <w:top w:w="23" w:type="dxa"/>
+              <w:left w:w="80" w:type="dxa"/>
+              <w:bottom w:w="23" w:type="dxa"/>
               <w:right w:w="80" w:type="dxa"/>
             </w:tcMar>
             <w:vAlign w:val="center"/>
@@ -41111,8 +41115,13 @@
             <w:vAlign w:val="center"/>
           </w:tcPr>
           <w:p>
-            <w:r>
-              <w:t xml:space="preserve">alembic </w:t>
+            <w:proofErr w:type="spellStart"/>
+            <w:r>
+              <w:t>alembic</w:t>
+            </w:r>
+            <w:proofErr w:type="spellEnd"/>
+            <w:r>
+              <w:t xml:space="preserve"> </w:t>
             </w:r>
             <w:proofErr w:type="spellStart"/>
             <w:r>
@@ -45715,6 +45724,7 @@
       <w:pPr>
         <w:pStyle w:val="1"/>
         <w:spacing w:after="0"/>
+        <w:jc w:val="center"/>
         <w:rPr>
           <w:sz w:val="24"/>
           <w:szCs w:val="24"/>
@@ -47259,6 +47269,7 @@
       <w:pPr>
         <w:pStyle w:val="1"/>
         <w:spacing w:after="0"/>
+        <w:jc w:val="center"/>
         <w:rPr>
           <w:sz w:val="24"/>
           <w:szCs w:val="24"/>
@@ -48099,6 +48110,7 @@
       <w:pPr>
         <w:pStyle w:val="1"/>
         <w:spacing w:after="0" w:line="240" w:lineRule="auto"/>
+        <w:jc w:val="center"/>
         <w:rPr>
           <w:sz w:val="24"/>
           <w:szCs w:val="24"/>
@@ -53356,7 +53368,7 @@
                     <w:rPr>
                       <w:noProof/>
                     </w:rPr>
-                    <w:t>48</w:t>
+                    <w:t>4</w:t>
                   </w:r>
                   <w:r>
                     <w:fldChar w:fldCharType="end"/>
@@ -55077,7 +55089,7 @@
 </file>
 
 <file path=customXml/itemProps1.xml><?xml version="1.0" encoding="utf-8"?>
-<ds:datastoreItem xmlns:ds="http://schemas.openxmlformats.org/officeDocument/2006/customXml" ds:itemID="{9A79BE1E-0D17-4BA3-B7D2-0289D18A67CA}">
+<ds:datastoreItem xmlns:ds="http://schemas.openxmlformats.org/officeDocument/2006/customXml" ds:itemID="{5A3C7E40-93AE-4402-819C-6C17C6DD7C0A}">
   <ds:schemaRefs>
     <ds:schemaRef ds:uri="http://schemas.openxmlformats.org/officeDocument/2006/bibliography"/>
   </ds:schemaRefs>
